--- a/Units/HASS/Unit 1/Assessment/HASS_Government_Acycle_U1_Y05_AT.docx
+++ b/Units/HASS/Unit 1/Assessment/HASS_Government_Acycle_U1_Y05_AT.docx
@@ -1,16 +1,14 @@
 
 <file path=word/document.xml><?xml version="1.0" encoding="utf-8"?>
-<w:document xmlns:wpc="http://schemas.microsoft.com/office/word/2010/wordprocessingCanvas" xmlns:cx="http://schemas.microsoft.com/office/drawing/2014/chartex" xmlns:cx1="http://schemas.microsoft.com/office/drawing/2015/9/8/chartex" xmlns:mc="http://schemas.openxmlformats.org/markup-compatibility/2006" xmlns:o="urn:schemas-microsoft-com:office:office" xmlns:r="http://schemas.openxmlformats.org/officeDocument/2006/relationships" xmlns:m="http://schemas.openxmlformats.org/officeDocument/2006/math" xmlns:v="urn:schemas-microsoft-com:vml" xmlns:wp14="http://schemas.microsoft.com/office/word/2010/wordprocessingDrawing" xmlns:wp="http://schemas.openxmlformats.org/drawingml/2006/wordprocessingDrawing" xmlns:w10="urn:schemas-microsoft-com:office:word" xmlns:w="http://schemas.openxmlformats.org/wordprocessingml/2006/main" xmlns:w14="http://schemas.microsoft.com/office/word/2010/wordml" xmlns:w15="http://schemas.microsoft.com/office/word/2012/wordml" xmlns:w16se="http://schemas.microsoft.com/office/word/2015/wordml/symex" xmlns:wpg="http://schemas.microsoft.com/office/word/2010/wordprocessingGroup" xmlns:wpi="http://schemas.microsoft.com/office/word/2010/wordprocessingInk" xmlns:wne="http://schemas.microsoft.com/office/word/2006/wordml" xmlns:wps="http://schemas.microsoft.com/office/word/2010/wordprocessingShape" xmlns:a="http://schemas.openxmlformats.org/drawingml/2006/main" xmlns:pic="http://schemas.openxmlformats.org/drawingml/2006/picture" xmlns:a14="http://schemas.microsoft.com/office/drawing/2010/main" mc:Ignorable="w14 w15 w16se wp14">
+<w:document xmlns:wpc="http://schemas.microsoft.com/office/word/2010/wordprocessingCanvas" xmlns:cx="http://schemas.microsoft.com/office/drawing/2014/chartex" xmlns:cx1="http://schemas.microsoft.com/office/drawing/2015/9/8/chartex" xmlns:cx2="http://schemas.microsoft.com/office/drawing/2015/10/21/chartex" xmlns:cx3="http://schemas.microsoft.com/office/drawing/2016/5/9/chartex" xmlns:cx4="http://schemas.microsoft.com/office/drawing/2016/5/10/chartex" xmlns:cx5="http://schemas.microsoft.com/office/drawing/2016/5/11/chartex" xmlns:cx6="http://schemas.microsoft.com/office/drawing/2016/5/12/chartex" xmlns:cx7="http://schemas.microsoft.com/office/drawing/2016/5/13/chartex" xmlns:cx8="http://schemas.microsoft.com/office/drawing/2016/5/14/chartex" xmlns:mc="http://schemas.openxmlformats.org/markup-compatibility/2006" xmlns:aink="http://schemas.microsoft.com/office/drawing/2016/ink" xmlns:am3d="http://schemas.microsoft.com/office/drawing/2017/model3d" xmlns:o="urn:schemas-microsoft-com:office:office" xmlns:oel="http://schemas.microsoft.com/office/2019/extlst" xmlns:r="http://schemas.openxmlformats.org/officeDocument/2006/relationships" xmlns:m="http://schemas.openxmlformats.org/officeDocument/2006/math" xmlns:v="urn:schemas-microsoft-com:vml" xmlns:wp14="http://schemas.microsoft.com/office/word/2010/wordprocessingDrawing" xmlns:wp="http://schemas.openxmlformats.org/drawingml/2006/wordprocessingDrawing" xmlns:w10="urn:schemas-microsoft-com:office:word" xmlns:w="http://schemas.openxmlformats.org/wordprocessingml/2006/main" xmlns:w14="http://schemas.microsoft.com/office/word/2010/wordml" xmlns:w15="http://schemas.microsoft.com/office/word/2012/wordml" xmlns:w16cex="http://schemas.microsoft.com/office/word/2018/wordml/cex" xmlns:w16cid="http://schemas.microsoft.com/office/word/2016/wordml/cid" xmlns:w16="http://schemas.microsoft.com/office/word/2018/wordml" xmlns:w16du="http://schemas.microsoft.com/office/word/2023/wordml/word16du" xmlns:w16sdtdh="http://schemas.microsoft.com/office/word/2020/wordml/sdtdatahash" xmlns:w16sdtfl="http://schemas.microsoft.com/office/word/2024/wordml/sdtformatlock" xmlns:w16se="http://schemas.microsoft.com/office/word/2015/wordml/symex" xmlns:wpg="http://schemas.microsoft.com/office/word/2010/wordprocessingGroup" xmlns:wpi="http://schemas.microsoft.com/office/word/2010/wordprocessingInk" xmlns:wne="http://schemas.microsoft.com/office/word/2006/wordml" xmlns:wps="http://schemas.microsoft.com/office/word/2010/wordprocessingShape" mc:Ignorable="w14 w15 w16se w16cid w16 w16cex w16sdtdh w16sdtfl w16du wp14">
   <w:body>
-    <w:p xmlns:wp14="http://schemas.microsoft.com/office/word/2010/wordml" wp14:textId="77777777">
-      <w:bookmarkStart w:name="_GoBack" w:id="0"/>
-      <w:bookmarkEnd w:id="0"/>
+    <w:p>
       <w:r>
         <w:rPr>
           <w:noProof/>
         </w:rPr>
         <w:drawing>
-          <wp:inline xmlns:wp14="http://schemas.microsoft.com/office/word/2010/wordprocessingDrawing" distT="0" distB="0" distL="0" distR="0" wp14:anchorId="1FF3E7F2" wp14:editId="6B15F45F">
+          <wp:inline distT="0" distB="0" distL="0" distR="0" wp14:anchorId="1FF3E7F2" wp14:editId="6B15F45F">
             <wp:extent cx="6430243" cy="519981"/>
             <wp:effectExtent l="0" t="0" r="0" b="0"/>
             <wp:docPr id="2" name="Picture 2"/>
@@ -27,7 +25,7 @@
                     </pic:cNvPicPr>
                   </pic:nvPicPr>
                   <pic:blipFill>
-                    <a:blip r:embed="rId8">
+                    <a:blip r:embed="rId11">
                       <a:extLst>
                         <a:ext uri="{28A0092B-C50C-407E-A947-70E740481C1C}">
                           <a14:useLocalDpi xmlns:a14="http://schemas.microsoft.com/office/drawing/2010/main" val="0"/>
@@ -62,7 +60,7 @@
       <w:tblPr>
         <w:tblW w:w="10263" w:type="dxa"/>
         <w:tblBorders>
-          <w:left w:val="single" w:color="FFFFFF" w:sz="8" w:space="0"/>
+          <w:left w:val="single" w:sz="8" w:space="0" w:color="FFFFFF"/>
         </w:tblBorders>
         <w:tblLayout w:type="fixed"/>
         <w:tblCellMar>
@@ -79,20 +77,20 @@
         <w:gridCol w:w="850"/>
         <w:gridCol w:w="1701"/>
       </w:tblGrid>
-      <w:tr xmlns:wp14="http://schemas.microsoft.com/office/word/2010/wordml" wp14:textId="77777777">
+      <w:tr>
         <w:tc>
           <w:tcPr>
             <w:tcW w:w="10263" w:type="dxa"/>
             <w:gridSpan w:val="4"/>
             <w:tcBorders>
-              <w:top w:val="single" w:color="FFFFFF" w:sz="18" w:space="0"/>
-              <w:left w:val="single" w:color="FFFFFF" w:sz="18" w:space="0"/>
-              <w:bottom w:val="single" w:color="FFFFFF" w:sz="18" w:space="0"/>
-              <w:right w:val="single" w:color="FFFFFF" w:sz="18" w:space="0"/>
+              <w:top w:val="single" w:sz="18" w:space="0" w:color="FFFFFF"/>
+              <w:left w:val="single" w:sz="18" w:space="0" w:color="FFFFFF"/>
+              <w:bottom w:val="single" w:sz="18" w:space="0" w:color="FFFFFF"/>
+              <w:right w:val="single" w:sz="18" w:space="0" w:color="FFFFFF"/>
             </w:tcBorders>
             <w:shd w:val="clear" w:color="auto" w:fill="000000" w:themeFill="text1"/>
           </w:tcPr>
-          <w:p wp14:textId="77777777">
+          <w:p>
             <w:pPr>
               <w:pStyle w:val="Headerbanner"/>
             </w:pPr>
@@ -103,7 +101,7 @@
               <w:t xml:space="preserve"> Curriculum Planning Model</w:t>
             </w:r>
           </w:p>
-          <w:p wp14:textId="77777777">
+          <w:p>
             <w:pPr>
               <w:pStyle w:val="WhiteheaderbannerAlignright"/>
               <w:jc w:val="left"/>
@@ -114,20 +112,20 @@
           </w:p>
         </w:tc>
       </w:tr>
-      <w:tr xmlns:wp14="http://schemas.microsoft.com/office/word/2010/wordml" wp14:textId="77777777">
+      <w:tr>
         <w:tc>
           <w:tcPr>
             <w:tcW w:w="10263" w:type="dxa"/>
             <w:gridSpan w:val="4"/>
             <w:tcBorders>
-              <w:top w:val="single" w:color="FFFFFF" w:sz="18" w:space="0"/>
-              <w:left w:val="single" w:color="FFFFFF" w:sz="18" w:space="0"/>
-              <w:bottom w:val="single" w:color="FFFFFF" w:sz="18" w:space="0"/>
-              <w:right w:val="single" w:color="FFFFFF" w:sz="18" w:space="0"/>
+              <w:top w:val="single" w:sz="18" w:space="0" w:color="FFFFFF"/>
+              <w:left w:val="single" w:sz="18" w:space="0" w:color="FFFFFF"/>
+              <w:bottom w:val="single" w:sz="18" w:space="0" w:color="FFFFFF"/>
+              <w:right w:val="single" w:sz="18" w:space="0" w:color="FFFFFF"/>
             </w:tcBorders>
             <w:shd w:val="clear" w:color="auto" w:fill="DB3F30"/>
           </w:tcPr>
-          <w:p wp14:textId="77777777">
+          <w:p>
             <w:pPr>
               <w:pStyle w:val="WhiteheaderbannerAlignright"/>
               <w:jc w:val="left"/>
@@ -138,20 +136,20 @@
           </w:p>
         </w:tc>
       </w:tr>
-      <w:tr xmlns:wp14="http://schemas.microsoft.com/office/word/2010/wordml" wp14:textId="77777777">
+      <w:tr>
         <w:tc>
           <w:tcPr>
             <w:tcW w:w="10263" w:type="dxa"/>
             <w:gridSpan w:val="4"/>
             <w:tcBorders>
-              <w:top w:val="single" w:color="FFFFFF" w:sz="18" w:space="0"/>
-              <w:left w:val="single" w:color="FFFFFF" w:sz="18" w:space="0"/>
-              <w:bottom w:val="single" w:color="FFFFFF" w:sz="18" w:space="0"/>
-              <w:right w:val="single" w:color="FFFFFF" w:sz="18" w:space="0"/>
+              <w:top w:val="single" w:sz="18" w:space="0" w:color="FFFFFF"/>
+              <w:left w:val="single" w:sz="18" w:space="0" w:color="FFFFFF"/>
+              <w:bottom w:val="single" w:sz="18" w:space="0" w:color="FFFFFF"/>
+              <w:right w:val="single" w:sz="18" w:space="0" w:color="FFFFFF"/>
             </w:tcBorders>
             <w:shd w:val="clear" w:color="auto" w:fill="FDC8B9"/>
           </w:tcPr>
-          <w:p wp14:textId="77777777">
+          <w:p>
             <w:pPr>
               <w:pStyle w:val="Blackheaderbanner"/>
             </w:pPr>
@@ -167,19 +165,18 @@
           </w:p>
         </w:tc>
       </w:tr>
-      <w:tr xmlns:wp14="http://schemas.microsoft.com/office/word/2010/wordml" wp14:textId="77777777">
+      <w:tr>
         <w:tc>
           <w:tcPr>
             <w:tcW w:w="1050" w:type="dxa"/>
             <w:tcBorders>
-              <w:top w:val="single" w:color="FFFFFF" w:sz="18" w:space="0"/>
-              <w:left w:val="single" w:color="FFFFFF" w:sz="18" w:space="0"/>
-              <w:bottom w:val="single" w:color="FFFFFF" w:sz="18" w:space="0"/>
-              <w:right w:val="single" w:color="FFFFFF" w:sz="18" w:space="0"/>
+              <w:top w:val="single" w:sz="18" w:space="0" w:color="FFFFFF"/>
+              <w:left w:val="single" w:sz="18" w:space="0" w:color="FFFFFF"/>
+              <w:bottom w:val="single" w:sz="18" w:space="0" w:color="FFFFFF"/>
+              <w:right w:val="single" w:sz="18" w:space="0" w:color="FFFFFF"/>
             </w:tcBorders>
-            <w:shd w:val="clear" w:color="auto" w:fill="auto"/>
-          </w:tcPr>
-          <w:p wp14:textId="77777777">
+          </w:tcPr>
+          <w:p>
             <w:pPr>
               <w:pStyle w:val="ATBlueheader"/>
             </w:pPr>
@@ -192,15 +189,15 @@
           <w:tcPr>
             <w:tcW w:w="6662" w:type="dxa"/>
             <w:tcBorders>
-              <w:top w:val="single" w:color="FFFFFF" w:sz="18" w:space="0"/>
-              <w:left w:val="single" w:color="FFFFFF" w:sz="18" w:space="0"/>
-              <w:bottom w:val="single" w:color="FFFFFF" w:sz="18" w:space="0"/>
-              <w:right w:val="single" w:color="FFFFFF" w:sz="18" w:space="0"/>
+              <w:top w:val="single" w:sz="18" w:space="0" w:color="FFFFFF"/>
+              <w:left w:val="single" w:sz="18" w:space="0" w:color="FFFFFF"/>
+              <w:bottom w:val="single" w:sz="18" w:space="0" w:color="FFFFFF"/>
+              <w:right w:val="single" w:sz="18" w:space="0" w:color="FFFFFF"/>
             </w:tcBorders>
             <w:shd w:val="clear" w:color="auto" w:fill="F2F2F2" w:themeFill="background1" w:themeFillShade="F2"/>
             <w:vAlign w:val="center"/>
           </w:tcPr>
-          <w:p wp14:textId="77777777">
+          <w:p>
             <w:pPr>
               <w:pStyle w:val="BodyText0ptspace"/>
             </w:pPr>
@@ -210,14 +207,13 @@
           <w:tcPr>
             <w:tcW w:w="850" w:type="dxa"/>
             <w:tcBorders>
-              <w:top w:val="single" w:color="FFFFFF" w:sz="18" w:space="0"/>
-              <w:left w:val="single" w:color="FFFFFF" w:sz="18" w:space="0"/>
-              <w:bottom w:val="single" w:color="FFFFFF" w:sz="18" w:space="0"/>
-              <w:right w:val="single" w:color="FFFFFF" w:sz="18" w:space="0"/>
+              <w:top w:val="single" w:sz="18" w:space="0" w:color="FFFFFF"/>
+              <w:left w:val="single" w:sz="18" w:space="0" w:color="FFFFFF"/>
+              <w:bottom w:val="single" w:sz="18" w:space="0" w:color="FFFFFF"/>
+              <w:right w:val="single" w:sz="18" w:space="0" w:color="FFFFFF"/>
             </w:tcBorders>
-            <w:shd w:val="clear" w:color="auto" w:fill="auto"/>
-          </w:tcPr>
-          <w:p wp14:textId="77777777">
+          </w:tcPr>
+          <w:p>
             <w:pPr>
               <w:pStyle w:val="ATBlueheader"/>
             </w:pPr>
@@ -230,34 +226,33 @@
           <w:tcPr>
             <w:tcW w:w="1701" w:type="dxa"/>
             <w:tcBorders>
-              <w:top w:val="single" w:color="FFFFFF" w:sz="18" w:space="0"/>
-              <w:left w:val="single" w:color="FFFFFF" w:sz="18" w:space="0"/>
-              <w:bottom w:val="single" w:color="FFFFFF" w:sz="18" w:space="0"/>
-              <w:right w:val="single" w:color="FFFFFF" w:sz="18" w:space="0"/>
+              <w:top w:val="single" w:sz="18" w:space="0" w:color="FFFFFF"/>
+              <w:left w:val="single" w:sz="18" w:space="0" w:color="FFFFFF"/>
+              <w:bottom w:val="single" w:sz="18" w:space="0" w:color="FFFFFF"/>
+              <w:right w:val="single" w:sz="18" w:space="0" w:color="FFFFFF"/>
             </w:tcBorders>
             <w:shd w:val="clear" w:color="auto" w:fill="F2F2F2" w:themeFill="background1" w:themeFillShade="F2"/>
             <w:vAlign w:val="center"/>
           </w:tcPr>
-          <w:p wp14:textId="77777777">
+          <w:p>
             <w:pPr>
               <w:pStyle w:val="BodyText0ptspace"/>
             </w:pPr>
           </w:p>
         </w:tc>
       </w:tr>
-      <w:tr xmlns:wp14="http://schemas.microsoft.com/office/word/2010/wordml" wp14:textId="77777777">
+      <w:tr>
         <w:tc>
           <w:tcPr>
             <w:tcW w:w="1050" w:type="dxa"/>
             <w:tcBorders>
-              <w:top w:val="single" w:color="FFFFFF" w:sz="18" w:space="0"/>
-              <w:left w:val="single" w:color="FFFFFF" w:sz="18" w:space="0"/>
-              <w:bottom w:val="single" w:color="FFFFFF" w:sz="18" w:space="0"/>
-              <w:right w:val="single" w:color="FFFFFF" w:sz="18" w:space="0"/>
+              <w:top w:val="single" w:sz="18" w:space="0" w:color="FFFFFF"/>
+              <w:left w:val="single" w:sz="18" w:space="0" w:color="FFFFFF"/>
+              <w:bottom w:val="single" w:sz="18" w:space="0" w:color="FFFFFF"/>
+              <w:right w:val="single" w:sz="18" w:space="0" w:color="FFFFFF"/>
             </w:tcBorders>
-            <w:shd w:val="clear" w:color="auto" w:fill="auto"/>
-          </w:tcPr>
-          <w:p wp14:textId="77777777">
+          </w:tcPr>
+          <w:p>
             <w:pPr>
               <w:pStyle w:val="ATBlueheader"/>
             </w:pPr>
@@ -270,15 +265,15 @@
           <w:tcPr>
             <w:tcW w:w="6662" w:type="dxa"/>
             <w:tcBorders>
-              <w:top w:val="single" w:color="FFFFFF" w:sz="18" w:space="0"/>
-              <w:left w:val="single" w:color="FFFFFF" w:sz="18" w:space="0"/>
-              <w:bottom w:val="single" w:color="FFFFFF" w:sz="18" w:space="0"/>
-              <w:right w:val="single" w:color="FFFFFF" w:sz="18" w:space="0"/>
+              <w:top w:val="single" w:sz="18" w:space="0" w:color="FFFFFF"/>
+              <w:left w:val="single" w:sz="18" w:space="0" w:color="FFFFFF"/>
+              <w:bottom w:val="single" w:sz="18" w:space="0" w:color="FFFFFF"/>
+              <w:right w:val="single" w:sz="18" w:space="0" w:color="FFFFFF"/>
             </w:tcBorders>
             <w:shd w:val="clear" w:color="auto" w:fill="F2F2F2" w:themeFill="background1" w:themeFillShade="F2"/>
             <w:vAlign w:val="center"/>
           </w:tcPr>
-          <w:p wp14:textId="77777777">
+          <w:p>
             <w:pPr>
               <w:pStyle w:val="BodyText0ptspace"/>
             </w:pPr>
@@ -288,14 +283,13 @@
           <w:tcPr>
             <w:tcW w:w="850" w:type="dxa"/>
             <w:tcBorders>
-              <w:top w:val="single" w:color="FFFFFF" w:sz="18" w:space="0"/>
-              <w:left w:val="single" w:color="FFFFFF" w:sz="18" w:space="0"/>
-              <w:bottom w:val="single" w:color="FFFFFF" w:sz="18" w:space="0"/>
-              <w:right w:val="single" w:color="FFFFFF" w:sz="18" w:space="0"/>
+              <w:top w:val="single" w:sz="18" w:space="0" w:color="FFFFFF"/>
+              <w:left w:val="single" w:sz="18" w:space="0" w:color="FFFFFF"/>
+              <w:bottom w:val="single" w:sz="18" w:space="0" w:color="FFFFFF"/>
+              <w:right w:val="single" w:sz="18" w:space="0" w:color="FFFFFF"/>
             </w:tcBorders>
-            <w:shd w:val="clear" w:color="auto" w:fill="auto"/>
-          </w:tcPr>
-          <w:p wp14:textId="77777777">
+          </w:tcPr>
+          <w:p>
             <w:pPr>
               <w:pStyle w:val="ATBlueheader"/>
             </w:pPr>
@@ -308,15 +302,15 @@
           <w:tcPr>
             <w:tcW w:w="1701" w:type="dxa"/>
             <w:tcBorders>
-              <w:top w:val="single" w:color="FFFFFF" w:sz="18" w:space="0"/>
-              <w:left w:val="single" w:color="FFFFFF" w:sz="18" w:space="0"/>
-              <w:bottom w:val="single" w:color="FFFFFF" w:sz="18" w:space="0"/>
-              <w:right w:val="single" w:color="FFFFFF" w:sz="18" w:space="0"/>
+              <w:top w:val="single" w:sz="18" w:space="0" w:color="FFFFFF"/>
+              <w:left w:val="single" w:sz="18" w:space="0" w:color="FFFFFF"/>
+              <w:bottom w:val="single" w:sz="18" w:space="0" w:color="FFFFFF"/>
+              <w:right w:val="single" w:sz="18" w:space="0" w:color="FFFFFF"/>
             </w:tcBorders>
             <w:shd w:val="clear" w:color="auto" w:fill="F2F2F2" w:themeFill="background1" w:themeFillShade="F2"/>
             <w:vAlign w:val="center"/>
           </w:tcPr>
-          <w:p wp14:textId="77777777">
+          <w:p>
             <w:pPr>
               <w:pStyle w:val="BodyText0ptspace"/>
             </w:pPr>
@@ -324,7 +318,7 @@
         </w:tc>
       </w:tr>
     </w:tbl>
-    <w:p xmlns:wp14="http://schemas.microsoft.com/office/word/2010/wordml" wp14:textId="77777777">
+    <w:p>
       <w:pPr>
         <w:pStyle w:val="ColourBanner1st"/>
       </w:pPr>
@@ -332,7 +326,7 @@
         <w:t>Task</w:t>
       </w:r>
     </w:p>
-    <w:p xmlns:wp14="http://schemas.microsoft.com/office/word/2010/wordml" wp14:textId="77777777">
+    <w:p>
       <w:pPr>
         <w:pStyle w:val="BodyText6ptspace"/>
       </w:pPr>
@@ -352,7 +346,7 @@
         <w:t xml:space="preserve"> and how citizenship rights have changed for different groups.</w:t>
       </w:r>
     </w:p>
-    <w:p xmlns:wp14="http://schemas.microsoft.com/office/word/2010/wordml" wp14:textId="77777777">
+    <w:p>
       <w:pPr>
         <w:pStyle w:val="Colourbanner2"/>
       </w:pPr>
@@ -360,7 +354,7 @@
         <w:t>Instructions</w:t>
       </w:r>
     </w:p>
-    <w:p xmlns:wp14="http://schemas.microsoft.com/office/word/2010/wordml" wp14:textId="77777777">
+    <w:p>
       <w:pPr>
         <w:pStyle w:val="BodyText6ptspace"/>
       </w:pPr>
@@ -377,7 +371,7 @@
         <w:t>ederation in Australia</w:t>
       </w:r>
     </w:p>
-    <w:p xmlns:wp14="http://schemas.microsoft.com/office/word/2010/wordml" wp14:textId="77777777">
+    <w:p>
       <w:pPr>
         <w:pStyle w:val="Bullet6spaceafter"/>
         <w:rPr>
@@ -394,7 +388,7 @@
         <w:t>.</w:t>
       </w:r>
     </w:p>
-    <w:p xmlns:wp14="http://schemas.microsoft.com/office/word/2010/wordml" wp14:textId="77777777">
+    <w:p>
       <w:pPr>
         <w:pStyle w:val="BodyText6ptspace"/>
       </w:pPr>
@@ -408,7 +402,7 @@
         <w:t>Government and citizenship scavenger hunt</w:t>
       </w:r>
     </w:p>
-    <w:p xmlns:wp14="http://schemas.microsoft.com/office/word/2010/wordml" wp14:textId="77777777">
+    <w:p>
       <w:pPr>
         <w:pStyle w:val="Bullet6spaceafter"/>
         <w:rPr>
@@ -431,7 +425,7 @@
         <w:t>.</w:t>
       </w:r>
     </w:p>
-    <w:p xmlns:wp14="http://schemas.microsoft.com/office/word/2010/wordml" wp14:textId="77777777">
+    <w:p>
       <w:pPr>
         <w:pStyle w:val="BodyText6ptspace"/>
       </w:pPr>
@@ -457,7 +451,7 @@
         <w:t>Citizenship case study</w:t>
       </w:r>
     </w:p>
-    <w:p xmlns:wp14="http://schemas.microsoft.com/office/word/2010/wordml" wp14:textId="77777777">
+    <w:p>
       <w:pPr>
         <w:pStyle w:val="Bullet6spaceafter"/>
         <w:rPr>
@@ -474,7 +468,7 @@
         <w:t xml:space="preserve"> and how their experiences have changed over time.</w:t>
       </w:r>
     </w:p>
-    <w:p xmlns:wp14="http://schemas.microsoft.com/office/word/2010/wordml" wp14:textId="77777777">
+    <w:p>
       <w:pPr>
         <w:pStyle w:val="Colourbanner2"/>
       </w:pPr>
@@ -482,7 +476,7 @@
         <w:t>Conditions</w:t>
       </w:r>
     </w:p>
-    <w:p xmlns:wp14="http://schemas.microsoft.com/office/word/2010/wordml" wp14:textId="77777777">
+    <w:p>
       <w:pPr>
         <w:pStyle w:val="BodyText6ptspace"/>
       </w:pPr>
@@ -490,7 +484,7 @@
         <w:t>Parts to be completed separately throughout the unit after the relevant learning.</w:t>
       </w:r>
     </w:p>
-    <w:p xmlns:wp14="http://schemas.microsoft.com/office/word/2010/wordml" wp14:textId="77777777">
+    <w:p>
       <w:pPr>
         <w:pStyle w:val="BodyText6ptspace"/>
       </w:pPr>
@@ -498,7 +492,7 @@
         <w:t>Teachers can:</w:t>
       </w:r>
     </w:p>
-    <w:p xmlns:wp14="http://schemas.microsoft.com/office/word/2010/wordml" wp14:textId="77777777">
+    <w:p>
       <w:pPr>
         <w:pStyle w:val="Bullet6spaceafter"/>
       </w:pPr>
@@ -512,7 +506,7 @@
         <w:t xml:space="preserve"> websites, books)</w:t>
       </w:r>
     </w:p>
-    <w:p xmlns:wp14="http://schemas.microsoft.com/office/word/2010/wordml" wp14:textId="77777777">
+    <w:p>
       <w:pPr>
         <w:pStyle w:val="Bullet6spaceafter"/>
       </w:pPr>
@@ -520,7 +514,7 @@
         <w:t>explain tasks to students.</w:t>
       </w:r>
     </w:p>
-    <w:p xmlns:wp14="http://schemas.microsoft.com/office/word/2010/wordml" wp14:textId="77777777">
+    <w:p>
       <w:pPr>
         <w:spacing w:after="0" w:line="240" w:lineRule="auto"/>
       </w:pPr>
@@ -528,11 +522,12 @@
         <w:br w:type="page"/>
       </w:r>
     </w:p>
-    <w:p xmlns:wp14="http://schemas.microsoft.com/office/word/2010/wordml" wp14:textId="77777777">
+    <w:p>
       <w:pPr>
         <w:pStyle w:val="Colourbanner2"/>
       </w:pPr>
       <w:r>
+        <w:lastRenderedPageBreak/>
         <w:t>Part A:</w:t>
       </w:r>
       <w:r>
@@ -553,7 +548,7 @@
         <w:gridCol w:w="5706"/>
         <w:gridCol w:w="4500"/>
       </w:tblGrid>
-      <w:tr xmlns:wp14="http://schemas.microsoft.com/office/word/2010/wordml" wp14:textId="77777777">
+      <w:tr>
         <w:trPr>
           <w:cnfStyle w:val="100000000000" w:firstRow="1" w:lastRow="0" w:firstColumn="0" w:lastColumn="0" w:oddVBand="0" w:evenVBand="0" w:oddHBand="0" w:evenHBand="0" w:firstRowFirstColumn="0" w:firstRowLastColumn="0" w:lastRowFirstColumn="0" w:lastRowLastColumn="0"/>
           <w:jc w:val="center"/>
@@ -564,7 +559,7 @@
             <w:gridSpan w:val="2"/>
             <w:shd w:val="clear" w:color="auto" w:fill="FDC8B9"/>
           </w:tcPr>
-          <w:p wp14:textId="77777777">
+          <w:p>
             <w:pPr>
               <w:pStyle w:val="BodyText0ptspace"/>
               <w:rPr>
@@ -577,7 +572,7 @@
           </w:p>
         </w:tc>
       </w:tr>
-      <w:tr xmlns:wp14="http://schemas.microsoft.com/office/word/2010/wordml" wp14:textId="77777777">
+      <w:tr>
         <w:trPr>
           <w:jc w:val="center"/>
         </w:trPr>
@@ -585,7 +580,7 @@
           <w:tcPr>
             <w:tcW w:w="5103" w:type="dxa"/>
           </w:tcPr>
-          <w:p wp14:textId="77777777">
+          <w:p>
             <w:pPr>
               <w:pStyle w:val="BodyText0ptspace"/>
               <w:rPr>
@@ -615,7 +610,7 @@
               <w:t>ederation.</w:t>
             </w:r>
           </w:p>
-          <w:p wp14:textId="77777777">
+          <w:p>
             <w:pPr>
               <w:pStyle w:val="SourceReference"/>
               <w:rPr>
@@ -629,7 +624,7 @@
               <w:t>For more detail, see source 1:</w:t>
             </w:r>
           </w:p>
-          <w:p wp14:textId="77777777">
+          <w:p>
             <w:pPr>
               <w:rPr>
                 <w:lang w:eastAsia="en-US"/>
@@ -640,7 +635,7 @@
                 <w:noProof/>
               </w:rPr>
               <w:drawing>
-                <wp:inline xmlns:wp14="http://schemas.microsoft.com/office/word/2010/wordprocessingDrawing" distT="0" distB="0" distL="0" distR="0" wp14:anchorId="75D6636C" wp14:editId="3CB11B1F">
+                <wp:inline distT="0" distB="0" distL="0" distR="0" wp14:anchorId="75D6636C" wp14:editId="3CB11B1F">
                   <wp:extent cx="3485126" cy="6134582"/>
                   <wp:effectExtent l="0" t="0" r="1270" b="0"/>
                   <wp:docPr id="238" name="Picture 238"/>
@@ -655,7 +650,7 @@
                           <pic:cNvPicPr/>
                         </pic:nvPicPr>
                         <pic:blipFill>
-                          <a:blip r:embed="rId9">
+                          <a:blip r:embed="rId12">
                             <a:extLst>
                               <a:ext uri="{28A0092B-C50C-407E-A947-70E740481C1C}">
                                 <a14:useLocalDpi xmlns:a14="http://schemas.microsoft.com/office/drawing/2010/main" val="0"/>
@@ -682,7 +677,7 @@
               </w:drawing>
             </w:r>
           </w:p>
-          <w:p wp14:textId="77777777">
+          <w:p>
             <w:pPr>
               <w:pStyle w:val="SourceAttribution"/>
               <w:rPr>
@@ -707,7 +702,7 @@
           <w:tcPr>
             <w:tcW w:w="5103" w:type="dxa"/>
           </w:tcPr>
-          <w:p wp14:textId="77777777">
+          <w:p>
             <w:pPr>
               <w:pStyle w:val="Bulletnumber6spaceafter"/>
               <w:spacing w:after="5160"/>
@@ -716,7 +711,7 @@
               <w:t>What was the message of the cartoon? (What did it want people to think about?)</w:t>
             </w:r>
           </w:p>
-          <w:p wp14:textId="77777777">
+          <w:p>
             <w:pPr>
               <w:pStyle w:val="Bulletnumber6spaceafter"/>
             </w:pPr>
@@ -727,12 +722,12 @@
         </w:tc>
       </w:tr>
     </w:tbl>
-    <w:p xmlns:wp14="http://schemas.microsoft.com/office/word/2010/wordml" wp14:textId="77777777">
+    <w:p>
       <w:pPr>
         <w:pStyle w:val="BodyText6ptspace"/>
       </w:pPr>
     </w:p>
-    <w:p xmlns:wp14="http://schemas.microsoft.com/office/word/2010/wordml" wp14:textId="77777777">
+    <w:p>
       <w:pPr>
         <w:spacing w:after="0" w:line="240" w:lineRule="auto"/>
         <w:rPr>
@@ -744,11 +739,12 @@
         <w:br w:type="page"/>
       </w:r>
     </w:p>
-    <w:p xmlns:wp14="http://schemas.microsoft.com/office/word/2010/wordml" wp14:textId="77777777">
+    <w:p>
       <w:pPr>
         <w:pStyle w:val="BodyText6ptspace"/>
       </w:pPr>
       <w:r>
+        <w:lastRenderedPageBreak/>
         <w:t>Australia became a f</w:t>
       </w:r>
       <w:r>
@@ -761,7 +757,7 @@
         <w:t>ederation when all the colonies united to form the Commonwealth of Australia.</w:t>
       </w:r>
     </w:p>
-    <w:p xmlns:wp14="http://schemas.microsoft.com/office/word/2010/wordml" wp14:textId="77777777">
+    <w:p>
       <w:pPr>
         <w:pStyle w:val="Bullet6spaceafter"/>
       </w:pPr>
@@ -775,7 +771,7 @@
         <w:t>ederation.</w:t>
       </w:r>
     </w:p>
-    <w:p xmlns:wp14="http://schemas.microsoft.com/office/word/2010/wordml" wp14:textId="77777777">
+    <w:p>
       <w:pPr>
         <w:pStyle w:val="Bullet12spaceafter"/>
       </w:pPr>
@@ -798,14 +794,14 @@
         <w:gridCol w:w="3398"/>
         <w:gridCol w:w="3398"/>
       </w:tblGrid>
-      <w:tr xmlns:wp14="http://schemas.microsoft.com/office/word/2010/wordml" wp14:textId="77777777">
+      <w:tr>
         <w:tc>
           <w:tcPr>
             <w:tcW w:w="10194" w:type="dxa"/>
             <w:gridSpan w:val="3"/>
             <w:shd w:val="clear" w:color="auto" w:fill="000000" w:themeFill="text1"/>
           </w:tcPr>
-          <w:p wp14:textId="77777777">
+          <w:p>
             <w:pPr>
               <w:pStyle w:val="BodyText0ptspace"/>
               <w:rPr>
@@ -821,7 +817,7 @@
           </w:p>
         </w:tc>
       </w:tr>
-      <w:tr xmlns:wp14="http://schemas.microsoft.com/office/word/2010/wordml" wp14:textId="77777777">
+      <w:tr>
         <w:tc>
           <w:tcPr>
             <w:tcW w:w="3398" w:type="dxa"/>
@@ -829,7 +825,7 @@
               <w:right w:val="nil"/>
             </w:tcBorders>
           </w:tcPr>
-          <w:p wp14:textId="77777777">
+          <w:p>
             <w:pPr>
               <w:pStyle w:val="Bullet3spaceafter"/>
             </w:pPr>
@@ -837,7 +833,7 @@
               <w:t>Henry Parkes</w:t>
             </w:r>
           </w:p>
-          <w:p wp14:textId="77777777">
+          <w:p>
             <w:pPr>
               <w:pStyle w:val="Bullet3spaceafter"/>
             </w:pPr>
@@ -845,7 +841,7 @@
               <w:t>Sir Edmund Barton</w:t>
             </w:r>
           </w:p>
-          <w:p wp14:textId="77777777">
+          <w:p>
             <w:pPr>
               <w:pStyle w:val="Bullet3spaceafter"/>
             </w:pPr>
@@ -862,7 +858,7 @@
               <w:right w:val="nil"/>
             </w:tcBorders>
           </w:tcPr>
-          <w:p wp14:textId="77777777">
+          <w:p>
             <w:pPr>
               <w:pStyle w:val="Bullet3spaceafter"/>
             </w:pPr>
@@ -870,7 +866,7 @@
               <w:t>Vida Goldstein</w:t>
             </w:r>
           </w:p>
-          <w:p wp14:textId="77777777">
+          <w:p>
             <w:pPr>
               <w:pStyle w:val="Bullet3spaceafter"/>
             </w:pPr>
@@ -878,7 +874,7 @@
               <w:t>Mary Lee</w:t>
             </w:r>
           </w:p>
-          <w:p wp14:textId="77777777">
+          <w:p>
             <w:pPr>
               <w:pStyle w:val="Bullet3spaceafter"/>
             </w:pPr>
@@ -894,7 +890,7 @@
               <w:left w:val="nil"/>
             </w:tcBorders>
           </w:tcPr>
-          <w:p wp14:textId="77777777">
+          <w:p>
             <w:pPr>
               <w:pStyle w:val="Bullet3spaceafter"/>
             </w:pPr>
@@ -902,7 +898,7 @@
               <w:t>John Quick</w:t>
             </w:r>
           </w:p>
-          <w:p wp14:textId="77777777">
+          <w:p>
             <w:pPr>
               <w:pStyle w:val="Bullet3spaceafter"/>
             </w:pPr>
@@ -913,12 +909,12 @@
         </w:tc>
       </w:tr>
     </w:tbl>
-    <w:p xmlns:wp14="http://schemas.microsoft.com/office/word/2010/wordml" wp14:textId="77777777">
+    <w:p>
       <w:pPr>
         <w:pStyle w:val="BodyText6ptspace"/>
       </w:pPr>
     </w:p>
-    <w:p xmlns:wp14="http://schemas.microsoft.com/office/word/2010/wordml" wp14:textId="77777777">
+    <w:p>
       <w:pPr>
         <w:pStyle w:val="BodyText6ptspace"/>
       </w:pPr>
@@ -941,7 +937,7 @@
         <w:gridCol w:w="698"/>
         <w:gridCol w:w="9530"/>
       </w:tblGrid>
-      <w:tr xmlns:wp14="http://schemas.microsoft.com/office/word/2010/wordml" wp14:textId="77777777">
+      <w:tr>
         <w:trPr>
           <w:trHeight w:val="514"/>
         </w:trPr>
@@ -950,7 +946,7 @@
             <w:tcW w:w="709" w:type="dxa"/>
             <w:vAlign w:val="center"/>
           </w:tcPr>
-          <w:p wp14:textId="77777777">
+          <w:p>
             <w:pPr>
               <w:pStyle w:val="BodyText6ptspace"/>
             </w:pPr>
@@ -961,7 +957,7 @@
             <w:tcW w:w="9639" w:type="dxa"/>
             <w:vAlign w:val="center"/>
           </w:tcPr>
-          <w:p wp14:textId="77777777">
+          <w:p>
             <w:pPr>
               <w:pStyle w:val="BodyText6ptspace"/>
             </w:pPr>
@@ -971,7 +967,7 @@
           </w:p>
         </w:tc>
       </w:tr>
-      <w:tr xmlns:wp14="http://schemas.microsoft.com/office/word/2010/wordml" wp14:textId="77777777">
+      <w:tr>
         <w:trPr>
           <w:trHeight w:val="498"/>
         </w:trPr>
@@ -979,7 +975,7 @@
           <w:tcPr>
             <w:tcW w:w="709" w:type="dxa"/>
           </w:tcPr>
-          <w:p wp14:textId="77777777">
+          <w:p>
             <w:pPr>
               <w:pStyle w:val="BodyText6ptspace"/>
             </w:pPr>
@@ -990,7 +986,7 @@
             <w:tcW w:w="9639" w:type="dxa"/>
             <w:vAlign w:val="center"/>
           </w:tcPr>
-          <w:p wp14:textId="77777777">
+          <w:p>
             <w:pPr>
               <w:pStyle w:val="BodyText6ptspace"/>
             </w:pPr>
@@ -1006,7 +1002,7 @@
           </w:p>
         </w:tc>
       </w:tr>
-      <w:tr xmlns:wp14="http://schemas.microsoft.com/office/word/2010/wordml" wp14:textId="77777777">
+      <w:tr>
         <w:trPr>
           <w:trHeight w:val="563"/>
         </w:trPr>
@@ -1014,7 +1010,7 @@
           <w:tcPr>
             <w:tcW w:w="709" w:type="dxa"/>
           </w:tcPr>
-          <w:p wp14:textId="77777777">
+          <w:p>
             <w:pPr>
               <w:pStyle w:val="BodyText6ptspace"/>
             </w:pPr>
@@ -1025,7 +1021,7 @@
             <w:tcW w:w="9639" w:type="dxa"/>
             <w:vAlign w:val="center"/>
           </w:tcPr>
-          <w:p wp14:textId="77777777">
+          <w:p>
             <w:pPr>
               <w:pStyle w:val="BodyText6ptspace"/>
             </w:pPr>
@@ -1052,7 +1048,7 @@
           </w:p>
         </w:tc>
       </w:tr>
-      <w:tr xmlns:wp14="http://schemas.microsoft.com/office/word/2010/wordml" wp14:textId="77777777">
+      <w:tr>
         <w:trPr>
           <w:trHeight w:val="565"/>
         </w:trPr>
@@ -1060,7 +1056,7 @@
           <w:tcPr>
             <w:tcW w:w="709" w:type="dxa"/>
           </w:tcPr>
-          <w:p wp14:textId="77777777">
+          <w:p>
             <w:pPr>
               <w:pStyle w:val="BodyText6ptspace"/>
             </w:pPr>
@@ -1071,7 +1067,7 @@
             <w:tcW w:w="9639" w:type="dxa"/>
             <w:vAlign w:val="center"/>
           </w:tcPr>
-          <w:p wp14:textId="77777777">
+          <w:p>
             <w:pPr>
               <w:pStyle w:val="BodyText6ptspace"/>
             </w:pPr>
@@ -1084,7 +1080,7 @@
           </w:p>
         </w:tc>
       </w:tr>
-      <w:tr xmlns:wp14="http://schemas.microsoft.com/office/word/2010/wordml" wp14:textId="77777777">
+      <w:tr>
         <w:trPr>
           <w:trHeight w:val="804"/>
         </w:trPr>
@@ -1092,7 +1088,7 @@
           <w:tcPr>
             <w:tcW w:w="709" w:type="dxa"/>
           </w:tcPr>
-          <w:p wp14:textId="77777777">
+          <w:p>
             <w:pPr>
               <w:pStyle w:val="BodyText6ptspace"/>
             </w:pPr>
@@ -1103,7 +1099,7 @@
             <w:tcW w:w="9639" w:type="dxa"/>
             <w:vAlign w:val="center"/>
           </w:tcPr>
-          <w:p wp14:textId="77777777">
+          <w:p>
             <w:pPr>
               <w:pStyle w:val="BodyText6ptspace"/>
             </w:pPr>
@@ -1143,12 +1139,12 @@
         </w:tc>
       </w:tr>
     </w:tbl>
-    <w:p xmlns:wp14="http://schemas.microsoft.com/office/word/2010/wordml" wp14:textId="77777777">
+    <w:p>
       <w:pPr>
         <w:pStyle w:val="BodyText6ptspace"/>
       </w:pPr>
     </w:p>
-    <w:p xmlns:wp14="http://schemas.microsoft.com/office/word/2010/wordml" wp14:textId="77777777">
+    <w:p>
       <w:pPr>
         <w:pStyle w:val="BodyText6ptspace"/>
       </w:pPr>
@@ -1182,7 +1178,7 @@
         <w:t>. Remember to reference your sources.</w:t>
       </w:r>
     </w:p>
-    <w:p xmlns:wp14="http://schemas.microsoft.com/office/word/2010/wordml" wp14:textId="77777777">
+    <w:p>
       <w:pPr>
         <w:pStyle w:val="BodyText6ptspace"/>
       </w:pPr>
@@ -1190,7 +1186,7 @@
         <w:t>Your teacher will give you a list of websites that have useful information. Research the questions and make notes.</w:t>
       </w:r>
     </w:p>
-    <w:p xmlns:wp14="http://schemas.microsoft.com/office/word/2010/wordml" wp14:textId="77777777">
+    <w:p>
       <w:pPr>
         <w:spacing w:after="0" w:line="240" w:lineRule="auto"/>
         <w:rPr>
@@ -1211,7 +1207,7 @@
       <w:tblGrid>
         <w:gridCol w:w="10206"/>
       </w:tblGrid>
-      <w:tr xmlns:wp14="http://schemas.microsoft.com/office/word/2010/wordml" wp14:textId="77777777">
+      <w:tr>
         <w:trPr>
           <w:cnfStyle w:val="100000000000" w:firstRow="1" w:lastRow="0" w:firstColumn="0" w:lastColumn="0" w:oddVBand="0" w:evenVBand="0" w:oddHBand="0" w:evenHBand="0" w:firstRowFirstColumn="0" w:firstRowLastColumn="0" w:lastRowFirstColumn="0" w:lastRowLastColumn="0"/>
         </w:trPr>
@@ -1220,23 +1216,24 @@
             <w:tcW w:w="10206" w:type="dxa"/>
             <w:shd w:val="clear" w:color="auto" w:fill="FDC8B9"/>
           </w:tcPr>
-          <w:p wp14:textId="77777777">
+          <w:p>
             <w:pPr>
               <w:pStyle w:val="BodyText0ptspace"/>
             </w:pPr>
             <w:r>
+              <w:lastRenderedPageBreak/>
               <w:t>Museum Display planner</w:t>
             </w:r>
           </w:p>
         </w:tc>
       </w:tr>
-      <w:tr xmlns:wp14="http://schemas.microsoft.com/office/word/2010/wordml" wp14:textId="77777777">
+      <w:tr>
         <w:tc>
           <w:tcPr>
             <w:tcW w:w="10206" w:type="dxa"/>
             <w:shd w:val="clear" w:color="auto" w:fill="FEE9E2"/>
           </w:tcPr>
-          <w:p wp14:textId="77777777">
+          <w:p>
             <w:pPr>
               <w:pStyle w:val="BodyText0ptspace"/>
               <w:rPr>
@@ -1267,12 +1264,12 @@
           </w:p>
         </w:tc>
       </w:tr>
-      <w:tr xmlns:wp14="http://schemas.microsoft.com/office/word/2010/wordml" wp14:textId="77777777">
+      <w:tr>
         <w:tc>
           <w:tcPr>
             <w:tcW w:w="10206" w:type="dxa"/>
           </w:tcPr>
-          <w:p wp14:textId="77777777">
+          <w:p>
             <w:pPr>
               <w:pStyle w:val="BodyText6ptspace"/>
             </w:pPr>
@@ -1282,7 +1279,7 @@
           </w:p>
         </w:tc>
       </w:tr>
-      <w:tr xmlns:wp14="http://schemas.microsoft.com/office/word/2010/wordml" wp14:textId="77777777">
+      <w:tr>
         <w:trPr>
           <w:trHeight w:val="872"/>
         </w:trPr>
@@ -1290,7 +1287,7 @@
           <w:tcPr>
             <w:tcW w:w="10206" w:type="dxa"/>
           </w:tcPr>
-          <w:p wp14:textId="77777777">
+          <w:p>
             <w:pPr>
               <w:pStyle w:val="BodyText6ptspace"/>
             </w:pPr>
@@ -1300,7 +1297,7 @@
           </w:p>
         </w:tc>
       </w:tr>
-      <w:tr xmlns:wp14="http://schemas.microsoft.com/office/word/2010/wordml" wp14:textId="77777777">
+      <w:tr>
         <w:trPr>
           <w:trHeight w:val="4885"/>
         </w:trPr>
@@ -1308,7 +1305,7 @@
           <w:tcPr>
             <w:tcW w:w="10206" w:type="dxa"/>
           </w:tcPr>
-          <w:p wp14:textId="77777777">
+          <w:p>
             <w:pPr>
               <w:pStyle w:val="BodyText6ptspace"/>
             </w:pPr>
@@ -1324,7 +1321,7 @@
           </w:p>
         </w:tc>
       </w:tr>
-      <w:tr xmlns:wp14="http://schemas.microsoft.com/office/word/2010/wordml" wp14:textId="77777777">
+      <w:tr>
         <w:trPr>
           <w:trHeight w:val="762"/>
         </w:trPr>
@@ -1332,7 +1329,7 @@
           <w:tcPr>
             <w:tcW w:w="10206" w:type="dxa"/>
           </w:tcPr>
-          <w:p wp14:textId="77777777">
+          <w:p>
             <w:pPr>
               <w:pStyle w:val="BodyText6ptspace"/>
             </w:pPr>
@@ -1342,7 +1339,7 @@
           </w:p>
         </w:tc>
       </w:tr>
-      <w:tr xmlns:wp14="http://schemas.microsoft.com/office/word/2010/wordml" wp14:textId="77777777">
+      <w:tr>
         <w:trPr>
           <w:trHeight w:val="776"/>
         </w:trPr>
@@ -1350,7 +1347,7 @@
           <w:tcPr>
             <w:tcW w:w="10206" w:type="dxa"/>
           </w:tcPr>
-          <w:p wp14:textId="77777777">
+          <w:p>
             <w:pPr>
               <w:pStyle w:val="BodyText6ptspace"/>
             </w:pPr>
@@ -1360,7 +1357,7 @@
           </w:p>
         </w:tc>
       </w:tr>
-      <w:tr xmlns:wp14="http://schemas.microsoft.com/office/word/2010/wordml" wp14:textId="77777777">
+      <w:tr>
         <w:trPr>
           <w:trHeight w:val="4731"/>
         </w:trPr>
@@ -1368,7 +1365,7 @@
           <w:tcPr>
             <w:tcW w:w="10206" w:type="dxa"/>
           </w:tcPr>
-          <w:p wp14:textId="77777777">
+          <w:p>
             <w:pPr>
               <w:pStyle w:val="BodyText6ptspace"/>
             </w:pPr>
@@ -1378,7 +1375,7 @@
           </w:p>
         </w:tc>
       </w:tr>
-      <w:tr xmlns:wp14="http://schemas.microsoft.com/office/word/2010/wordml" wp14:textId="77777777">
+      <w:tr>
         <w:trPr>
           <w:trHeight w:val="14485"/>
         </w:trPr>
@@ -1386,11 +1383,12 @@
           <w:tcPr>
             <w:tcW w:w="10206" w:type="dxa"/>
           </w:tcPr>
-          <w:p wp14:textId="77777777">
+          <w:p>
             <w:pPr>
               <w:pStyle w:val="BodyText6ptspace"/>
             </w:pPr>
             <w:r>
+              <w:lastRenderedPageBreak/>
               <w:t xml:space="preserve">How </w:t>
             </w:r>
             <w:r>
@@ -1402,7 +1400,7 @@
           </w:p>
         </w:tc>
       </w:tr>
-      <w:tr xmlns:wp14="http://schemas.microsoft.com/office/word/2010/wordml" wp14:textId="77777777">
+      <w:tr>
         <w:trPr>
           <w:trHeight w:val="8673"/>
         </w:trPr>
@@ -1410,15 +1408,16 @@
           <w:tcPr>
             <w:tcW w:w="10206" w:type="dxa"/>
           </w:tcPr>
-          <w:p wp14:textId="77777777">
+          <w:p>
             <w:pPr>
               <w:pStyle w:val="BodyText6ptspace"/>
             </w:pPr>
             <w:r>
+              <w:lastRenderedPageBreak/>
               <w:t>Create a timeline to show some events leading to Federation.</w:t>
             </w:r>
           </w:p>
-          <w:p wp14:textId="77777777">
+          <w:p>
             <w:pPr>
               <w:pStyle w:val="ListParagraph"/>
               <w:keepNext/>
@@ -1452,7 +1451,7 @@
               <w:t xml:space="preserve"> timeline</w:t>
             </w:r>
           </w:p>
-          <w:p wp14:textId="77777777">
+          <w:p>
             <w:pPr>
               <w:rPr>
                 <w:rFonts w:cs="Arial"/>
@@ -1467,7 +1466,7 @@
               <mc:AlternateContent>
                 <mc:Choice Requires="wps">
                   <w:drawing>
-                    <wp:anchor xmlns:wp14="http://schemas.microsoft.com/office/word/2010/wordprocessingDrawing" distT="0" distB="0" distL="114300" distR="114300" simplePos="0" relativeHeight="251660288" behindDoc="0" locked="0" layoutInCell="1" allowOverlap="1" wp14:anchorId="21C98913" wp14:editId="4B9C5C64">
+                    <wp:anchor distT="0" distB="0" distL="114300" distR="114300" simplePos="0" relativeHeight="251660288" behindDoc="0" locked="0" layoutInCell="1" allowOverlap="1" wp14:anchorId="21C98913" wp14:editId="4B9C5C64">
                       <wp:simplePos x="0" y="0"/>
                       <wp:positionH relativeFrom="column">
                         <wp:posOffset>1481092</wp:posOffset>
@@ -1503,7 +1502,7 @@
                             </wps:spPr>
                             <wps:txbx>
                               <w:txbxContent>
-                                <w:p xmlns:wp14="http://schemas.microsoft.com/office/word/2010/wordml" wp14:textId="77777777">
+                                <w:p>
                                   <w:r>
                                     <w:rPr>
                                       <w:rFonts w:cs="Arial"/>
@@ -1553,7 +1552,7 @@
                     </wp:anchor>
                   </w:drawing>
                 </mc:Choice>
-                <mc:Fallback>
+                <mc:Fallback xmlns:wp14="http://schemas.microsoft.com/office/word/2010/wordml" xmlns:a14="http://schemas.microsoft.com/office/drawing/2010/main" xmlns:pic="http://schemas.openxmlformats.org/drawingml/2006/picture" xmlns:a="http://schemas.openxmlformats.org/drawingml/2006/main">
                   <w:pict w14:anchorId="3917FE82">
                     <v:shapetype id="_x0000_t202" coordsize="21600,21600" o:spt="202" path="m,l,21600r21600,l21600,xe" w14:anchorId="21C98913">
                       <v:stroke joinstyle="miter"/>
@@ -1609,7 +1608,7 @@
               <mc:AlternateContent>
                 <mc:Choice Requires="wps">
                   <w:drawing>
-                    <wp:anchor xmlns:wp14="http://schemas.microsoft.com/office/word/2010/wordprocessingDrawing" distT="0" distB="0" distL="114300" distR="114300" simplePos="0" relativeHeight="251659264" behindDoc="0" locked="0" layoutInCell="1" allowOverlap="1" wp14:anchorId="489154E6" wp14:editId="0A72DCF7">
+                    <wp:anchor distT="0" distB="0" distL="114300" distR="114300" simplePos="0" relativeHeight="251659264" behindDoc="0" locked="0" layoutInCell="1" allowOverlap="1" wp14:anchorId="489154E6" wp14:editId="0A72DCF7">
                       <wp:simplePos x="0" y="0"/>
                       <wp:positionH relativeFrom="column">
                         <wp:posOffset>2267478</wp:posOffset>
@@ -1645,7 +1644,7 @@
                             </wps:spPr>
                             <wps:txbx>
                               <w:txbxContent>
-                                <w:p xmlns:wp14="http://schemas.microsoft.com/office/word/2010/wordml" wp14:textId="77777777">
+                                <w:p>
                                   <w:r>
                                     <w:rPr>
                                       <w:rFonts w:cs="Arial"/>
@@ -1685,7 +1684,7 @@
                     </wp:anchor>
                   </w:drawing>
                 </mc:Choice>
-                <mc:Fallback>
+                <mc:Fallback xmlns:wp14="http://schemas.microsoft.com/office/word/2010/wordml" xmlns:a14="http://schemas.microsoft.com/office/drawing/2010/main" xmlns:pic="http://schemas.openxmlformats.org/drawingml/2006/picture" xmlns:a="http://schemas.openxmlformats.org/drawingml/2006/main">
                   <w:pict w14:anchorId="00509D50">
                     <v:shapetype id="_x0000_t202" coordsize="21600,21600" o:spt="202" path="m,l,21600r21600,l21600,xe" w14:anchorId="489154E6">
                       <v:stroke joinstyle="miter"/>
@@ -1731,7 +1730,7 @@
               <mc:AlternateContent>
                 <mc:Choice Requires="wpg">
                   <w:drawing>
-                    <wp:inline xmlns:wp14="http://schemas.microsoft.com/office/word/2010/wordprocessingDrawing" distT="0" distB="0" distL="0" distR="0" wp14:anchorId="7393A84C" wp14:editId="02AC7123">
+                    <wp:inline distT="0" distB="0" distL="0" distR="0" wp14:anchorId="7393A84C" wp14:editId="02AC7123">
                       <wp:extent cx="2265436" cy="5400675"/>
                       <wp:effectExtent l="0" t="38100" r="0" b="47625"/>
                       <wp:docPr id="317" name="Group 317"/>
@@ -1870,7 +1869,7 @@
                                             </wps:spPr>
                                             <wps:txbx>
                                               <w:txbxContent>
-                                                <w:p xmlns:wp14="http://schemas.microsoft.com/office/word/2010/wordml" wp14:textId="77777777">
+                                                <w:p>
                                                   <w:pPr>
                                                     <w:rPr>
                                                       <w:b/>
@@ -1917,7 +1916,7 @@
                                               </wps:spPr>
                                               <wps:txbx>
                                                 <w:txbxContent>
-                                                  <w:p xmlns:wp14="http://schemas.microsoft.com/office/word/2010/wordml" wp14:textId="77777777">
+                                                  <w:p>
                                                     <w:pPr>
                                                       <w:rPr>
                                                         <w:b/>
@@ -1990,7 +1989,7 @@
                                           </wps:spPr>
                                           <wps:txbx>
                                             <w:txbxContent>
-                                              <w:p xmlns:wp14="http://schemas.microsoft.com/office/word/2010/wordml" wp14:textId="77777777">
+                                              <w:p>
                                                 <w:pPr>
                                                   <w:rPr>
                                                     <w:b/>
@@ -2027,7 +2026,7 @@
                                         </wps:spPr>
                                         <wps:txbx>
                                           <w:txbxContent>
-                                            <w:p xmlns:wp14="http://schemas.microsoft.com/office/word/2010/wordml" wp14:textId="77777777">
+                                            <w:p>
                                               <w:pPr>
                                                 <w:rPr>
                                                   <w:b/>
@@ -2064,7 +2063,7 @@
                                       </wps:spPr>
                                       <wps:txbx>
                                         <w:txbxContent>
-                                          <w:p xmlns:wp14="http://schemas.microsoft.com/office/word/2010/wordml" wp14:textId="77777777">
+                                          <w:p>
                                             <w:pPr>
                                               <w:rPr>
                                                 <w:b/>
@@ -2101,7 +2100,7 @@
                                     </wps:spPr>
                                     <wps:txbx>
                                       <w:txbxContent>
-                                        <w:p xmlns:wp14="http://schemas.microsoft.com/office/word/2010/wordml" wp14:textId="77777777">
+                                        <w:p>
                                           <w:pPr>
                                             <w:rPr>
                                               <w:b/>
@@ -2144,7 +2143,7 @@
                                   </wps:spPr>
                                   <wps:txbx>
                                     <w:txbxContent>
-                                      <w:p xmlns:wp14="http://schemas.microsoft.com/office/word/2010/wordml" wp14:textId="77777777">
+                                      <w:p>
                                         <w:pPr>
                                           <w:rPr>
                                             <w:b/>
@@ -2198,7 +2197,7 @@
                     </wp:inline>
                   </w:drawing>
                 </mc:Choice>
-                <mc:Fallback>
+                <mc:Fallback xmlns:wp14="http://schemas.microsoft.com/office/word/2010/wordml" xmlns:a14="http://schemas.microsoft.com/office/drawing/2010/main" xmlns:pic="http://schemas.openxmlformats.org/drawingml/2006/picture" xmlns:a="http://schemas.openxmlformats.org/drawingml/2006/main">
                   <w:pict w14:anchorId="0E184C19">
                     <v:group id="Group 317" style="width:178.4pt;height:425.25pt;mso-position-horizontal-relative:char;mso-position-vertical-relative:line" coordsize="25659,73747" coordorigin="-5986,-4578" o:spid="_x0000_s1028" w14:anchorId="7393A84C" o:gfxdata="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">
                       <v:line id="Straight Connector 234" style="position:absolute;visibility:visible;mso-wrap-style:square" o:spid="_x0000_s1029" strokecolor="#0070c0" strokeweight="2.25pt" o:connectortype="straight" from="4877,63290" to="19673,63290" o:gfxdata="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"/>
@@ -2330,7 +2329,7 @@
               </mc:AlternateContent>
             </w:r>
           </w:p>
-          <w:p wp14:textId="77777777">
+          <w:p>
             <w:pPr>
               <w:rPr>
                 <w:lang w:eastAsia="en-US"/>
@@ -2340,12 +2339,12 @@
         </w:tc>
       </w:tr>
     </w:tbl>
-    <w:p xmlns:wp14="http://schemas.microsoft.com/office/word/2010/wordml" wp14:textId="77777777">
+    <w:p>
       <w:pPr>
         <w:pStyle w:val="BodyText6ptspace"/>
       </w:pPr>
     </w:p>
-    <w:p xmlns:wp14="http://schemas.microsoft.com/office/word/2010/wordml" wp14:textId="77777777">
+    <w:p>
       <w:pPr>
         <w:pStyle w:val="BodyText6ptspace"/>
       </w:pPr>
@@ -2359,7 +2358,7 @@
         <w:t>ederation.</w:t>
       </w:r>
     </w:p>
-    <w:p xmlns:wp14="http://schemas.microsoft.com/office/word/2010/wordml" wp14:textId="77777777">
+    <w:p>
       <w:pPr>
         <w:pStyle w:val="BodyText6ptspace"/>
       </w:pPr>
@@ -2435,7 +2434,7 @@
         <w:t xml:space="preserve"> of your notes and your museum display and not how it looks. </w:t>
       </w:r>
     </w:p>
-    <w:p xmlns:wp14="http://schemas.microsoft.com/office/word/2010/wordml" wp14:textId="77777777">
+    <w:p>
       <w:pPr>
         <w:pStyle w:val="Bullet3spaceafter"/>
         <w:spacing w:after="120"/>
@@ -2460,7 +2459,7 @@
         <w:t xml:space="preserve"> poster, booklet, brochure, slideshow).</w:t>
       </w:r>
     </w:p>
-    <w:p xmlns:wp14="http://schemas.microsoft.com/office/word/2010/wordml" wp14:textId="77777777">
+    <w:p>
       <w:pPr>
         <w:pStyle w:val="Bullet3spaceafter"/>
         <w:spacing w:after="120"/>
@@ -2469,7 +2468,7 @@
         <w:t>Collect media to support your information.</w:t>
       </w:r>
     </w:p>
-    <w:p xmlns:wp14="http://schemas.microsoft.com/office/word/2010/wordml" wp14:textId="77777777">
+    <w:p>
       <w:pPr>
         <w:pStyle w:val="Bullet3spaceafter"/>
         <w:spacing w:after="120"/>
@@ -2484,7 +2483,7 @@
         <w:t xml:space="preserve"> your museum display.</w:t>
       </w:r>
     </w:p>
-    <w:p xmlns:wp14="http://schemas.microsoft.com/office/word/2010/wordml" wp14:textId="77777777">
+    <w:p>
       <w:pPr>
         <w:pStyle w:val="BodyText6ptspace"/>
       </w:pPr>
@@ -2492,16 +2491,17 @@
         <w:br w:type="page"/>
       </w:r>
     </w:p>
-    <w:p xmlns:wp14="http://schemas.microsoft.com/office/word/2010/wordml" wp14:textId="77777777">
+    <w:p>
       <w:pPr>
         <w:pStyle w:val="Colourbanner2"/>
         <w:spacing w:after="120"/>
       </w:pPr>
       <w:r>
+        <w:lastRenderedPageBreak/>
         <w:t>Part B: Government and citizenship scavenger hunt</w:t>
       </w:r>
     </w:p>
-    <w:p xmlns:wp14="http://schemas.microsoft.com/office/word/2010/wordml" wp14:textId="77777777">
+    <w:p>
       <w:pPr>
         <w:rPr>
           <w:lang w:eastAsia="en-US"/>
@@ -2527,13 +2527,13 @@
       <w:tblGrid>
         <w:gridCol w:w="10194"/>
       </w:tblGrid>
-      <w:tr xmlns:wp14="http://schemas.microsoft.com/office/word/2010/wordml" wp14:textId="77777777">
+      <w:tr>
         <w:tc>
           <w:tcPr>
             <w:tcW w:w="10194" w:type="dxa"/>
             <w:shd w:val="clear" w:color="auto" w:fill="000000" w:themeFill="text1"/>
           </w:tcPr>
-          <w:p wp14:textId="77777777">
+          <w:p>
             <w:pPr>
               <w:pStyle w:val="BodyText0ptspace"/>
               <w:rPr>
@@ -2550,13 +2550,13 @@
           </w:p>
         </w:tc>
       </w:tr>
-      <w:tr xmlns:wp14="http://schemas.microsoft.com/office/word/2010/wordml" wp14:textId="77777777">
+      <w:tr>
         <w:tc>
           <w:tcPr>
             <w:tcW w:w="10194" w:type="dxa"/>
             <w:shd w:val="clear" w:color="auto" w:fill="FEE9E2"/>
           </w:tcPr>
-          <w:p wp14:textId="77777777">
+          <w:p>
             <w:pPr>
               <w:pStyle w:val="BodyText0ptspace"/>
               <w:rPr>
@@ -2572,7 +2572,7 @@
           </w:p>
         </w:tc>
       </w:tr>
-      <w:tr xmlns:wp14="http://schemas.microsoft.com/office/word/2010/wordml" wp14:textId="77777777">
+      <w:tr>
         <w:trPr>
           <w:trHeight w:val="3515"/>
         </w:trPr>
@@ -2580,7 +2580,7 @@
           <w:tcPr>
             <w:tcW w:w="10194" w:type="dxa"/>
           </w:tcPr>
-          <w:p wp14:textId="77777777">
+          <w:p>
             <w:pPr>
               <w:rPr>
                 <w:lang w:eastAsia="en-US"/>
@@ -2617,7 +2617,7 @@
               <w:t>s Westminster system.</w:t>
             </w:r>
           </w:p>
-          <w:p wp14:textId="77777777">
+          <w:p>
             <w:pPr>
               <w:rPr>
                 <w:lang w:eastAsia="en-US"/>
@@ -2630,7 +2630,7 @@
               <w:t>List key features of this system.</w:t>
             </w:r>
           </w:p>
-          <w:p wp14:textId="77777777">
+          <w:p>
             <w:pPr>
               <w:pStyle w:val="Bullet3spaceafter"/>
               <w:spacing w:after="2551"/>
@@ -2641,7 +2641,7 @@
           </w:p>
         </w:tc>
       </w:tr>
-      <w:tr xmlns:wp14="http://schemas.microsoft.com/office/word/2010/wordml" wp14:textId="77777777">
+      <w:tr>
         <w:trPr>
           <w:trHeight w:val="3685"/>
         </w:trPr>
@@ -2649,7 +2649,7 @@
           <w:tcPr>
             <w:tcW w:w="10194" w:type="dxa"/>
           </w:tcPr>
-          <w:p wp14:textId="77777777">
+          <w:p>
             <w:pPr>
               <w:rPr>
                 <w:lang w:eastAsia="en-US"/>
@@ -2662,7 +2662,7 @@
               <w:t>Explain the roles of these people in government.</w:t>
             </w:r>
           </w:p>
-          <w:p wp14:textId="77777777">
+          <w:p>
             <w:pPr>
               <w:spacing w:after="1417"/>
               <w:rPr>
@@ -2676,7 +2676,7 @@
               <w:t>Monarch:</w:t>
             </w:r>
           </w:p>
-          <w:p wp14:textId="77777777">
+          <w:p>
             <w:pPr>
               <w:spacing w:after="1417"/>
               <w:rPr>
@@ -2693,7 +2693,7 @@
         </w:tc>
       </w:tr>
     </w:tbl>
-    <w:p xmlns:wp14="http://schemas.microsoft.com/office/word/2010/wordml" wp14:textId="77777777">
+    <w:p>
       <w:pPr>
         <w:pStyle w:val="BodyText0ptspace"/>
       </w:pPr>
@@ -2714,15 +2714,14 @@
         <w:gridCol w:w="1699"/>
         <w:gridCol w:w="3398"/>
       </w:tblGrid>
-      <w:tr xmlns:wp14="http://schemas.microsoft.com/office/word/2010/wordml" wp14:textId="77777777">
+      <w:tr>
         <w:tc>
           <w:tcPr>
             <w:tcW w:w="10194" w:type="dxa"/>
             <w:gridSpan w:val="4"/>
             <w:shd w:val="clear" w:color="auto" w:fill="FEE9E2"/>
-            <w:tcMar/>
-          </w:tcPr>
-          <w:p wp14:textId="77777777">
+          </w:tcPr>
+          <w:p>
             <w:pPr>
               <w:pStyle w:val="BodyText0ptspace"/>
               <w:rPr>
@@ -2738,16 +2737,15 @@
           </w:p>
         </w:tc>
       </w:tr>
-      <w:tr xmlns:wp14="http://schemas.microsoft.com/office/word/2010/wordml" wp14:textId="77777777">
+      <w:tr>
         <w:trPr>
           <w:trHeight w:val="3740"/>
         </w:trPr>
         <w:tc>
           <w:tcPr>
             <w:tcW w:w="3398" w:type="dxa"/>
-            <w:tcMar/>
-          </w:tcPr>
-          <w:p wp14:textId="77777777">
+          </w:tcPr>
+          <w:p>
             <w:pPr>
               <w:pStyle w:val="BodyText0spaceCentered"/>
               <w:rPr>
@@ -2769,9 +2767,8 @@
           <w:tcPr>
             <w:tcW w:w="3398" w:type="dxa"/>
             <w:gridSpan w:val="2"/>
-            <w:tcMar/>
-          </w:tcPr>
-          <w:p wp14:textId="77777777">
+          </w:tcPr>
+          <w:p>
             <w:pPr>
               <w:pStyle w:val="BodyText0spaceCentered"/>
               <w:rPr>
@@ -2791,9 +2788,8 @@
         <w:tc>
           <w:tcPr>
             <w:tcW w:w="3398" w:type="dxa"/>
-            <w:tcMar/>
-          </w:tcPr>
-          <w:p wp14:textId="77777777">
+          </w:tcPr>
+          <w:p>
             <w:pPr>
               <w:pStyle w:val="BodyText0spaceCentered"/>
               <w:spacing w:after="2400"/>
@@ -2812,19 +2808,19 @@
           </w:p>
         </w:tc>
       </w:tr>
-      <w:tr xmlns:wp14="http://schemas.microsoft.com/office/word/2010/wordml" wp14:textId="77777777">
+      <w:tr>
         <w:tc>
           <w:tcPr>
             <w:tcW w:w="10194" w:type="dxa"/>
             <w:gridSpan w:val="4"/>
             <w:shd w:val="clear" w:color="auto" w:fill="FEE9E2"/>
-            <w:tcMar/>
-          </w:tcPr>
-          <w:p wp14:textId="77777777">
+          </w:tcPr>
+          <w:p>
             <w:pPr>
               <w:pStyle w:val="BodyText0ptspace"/>
             </w:pPr>
             <w:r>
+              <w:lastRenderedPageBreak/>
               <w:t xml:space="preserve">Describe the different roles of the Senate and the House of Representatives in the Federal </w:t>
             </w:r>
             <w:r>
@@ -2836,7 +2832,7 @@
           </w:p>
         </w:tc>
       </w:tr>
-      <w:tr xmlns:wp14="http://schemas.microsoft.com/office/word/2010/wordml" wp14:textId="77777777">
+      <w:tr>
         <w:trPr>
           <w:trHeight w:val="5102"/>
         </w:trPr>
@@ -2844,9 +2840,8 @@
           <w:tcPr>
             <w:tcW w:w="5097" w:type="dxa"/>
             <w:gridSpan w:val="2"/>
-            <w:tcMar/>
-          </w:tcPr>
-          <w:p wp14:textId="77777777">
+          </w:tcPr>
+          <w:p>
             <w:pPr>
               <w:pStyle w:val="BodyText0spaceCentered"/>
               <w:rPr>
@@ -2868,9 +2863,8 @@
           <w:tcPr>
             <w:tcW w:w="5097" w:type="dxa"/>
             <w:gridSpan w:val="2"/>
-            <w:tcMar/>
-          </w:tcPr>
-          <w:p wp14:textId="77777777">
+          </w:tcPr>
+          <w:p>
             <w:pPr>
               <w:pStyle w:val="BodyText0spaceCentered"/>
               <w:rPr>
@@ -2889,7 +2883,7 @@
           </w:p>
         </w:tc>
       </w:tr>
-      <w:tr xmlns:wp14="http://schemas.microsoft.com/office/word/2010/wordml" wp14:textId="77777777">
+      <w:tr>
         <w:trPr>
           <w:trHeight w:val="8618"/>
         </w:trPr>
@@ -2897,9 +2891,8 @@
           <w:tcPr>
             <w:tcW w:w="10194" w:type="dxa"/>
             <w:gridSpan w:val="4"/>
-            <w:tcMar/>
-          </w:tcPr>
-          <w:p wp14:textId="77777777">
+          </w:tcPr>
+          <w:p>
             <w:pPr>
               <w:pStyle w:val="BodyText12ptspace"/>
               <w:rPr>
@@ -2928,17 +2921,17 @@
               <w:gridCol w:w="6526"/>
               <w:gridCol w:w="1701"/>
             </w:tblGrid>
-            <w:tr wp14:textId="77777777">
+            <w:tr>
               <w:trPr>
                 <w:trHeight w:val="227"/>
+                <w:jc w:val="center"/>
               </w:trPr>
               <w:tc>
                 <w:tcPr>
                   <w:tcW w:w="6526" w:type="dxa"/>
                   <w:shd w:val="clear" w:color="auto" w:fill="F2F2F2" w:themeFill="background1" w:themeFillShade="F2"/>
-                  <w:tcMar/>
                 </w:tcPr>
-                <w:p wp14:textId="77777777">
+                <w:p>
                   <w:pPr>
                     <w:pStyle w:val="BodyText0spaceCentered"/>
                     <w:rPr>
@@ -2957,9 +2950,8 @@
                 <w:tcPr>
                   <w:tcW w:w="1701" w:type="dxa"/>
                   <w:shd w:val="clear" w:color="auto" w:fill="F2F2F2" w:themeFill="background1" w:themeFillShade="F2"/>
-                  <w:tcMar/>
                 </w:tcPr>
-                <w:p wp14:textId="77777777">
+                <w:p>
                   <w:pPr>
                     <w:pStyle w:val="BodyText0spaceCentered"/>
                     <w:rPr>
@@ -2975,17 +2967,17 @@
                 </w:p>
               </w:tc>
             </w:tr>
-            <w:tr wp14:textId="77777777">
+            <w:tr>
               <w:trPr>
                 <w:trHeight w:val="454"/>
+                <w:jc w:val="center"/>
               </w:trPr>
               <w:tc>
                 <w:tcPr>
                   <w:tcW w:w="6526" w:type="dxa"/>
-                  <w:tcMar/>
                   <w:vAlign w:val="center"/>
                 </w:tcPr>
-                <w:p wp14:textId="77777777">
+                <w:p>
                   <w:pPr>
                     <w:pStyle w:val="BodyText0ptspace"/>
                   </w:pPr>
@@ -3001,10 +2993,9 @@
               <w:tc>
                 <w:tcPr>
                   <w:tcW w:w="1701" w:type="dxa"/>
-                  <w:tcMar/>
                   <w:vAlign w:val="center"/>
                 </w:tcPr>
-                <w:p wp14:textId="77777777">
+                <w:p>
                   <w:pPr>
                     <w:pStyle w:val="BodyText0spaceCentered"/>
                   </w:pPr>
@@ -3014,17 +3005,17 @@
                 </w:p>
               </w:tc>
             </w:tr>
-            <w:tr wp14:textId="77777777">
+            <w:tr>
               <w:trPr>
                 <w:trHeight w:val="454"/>
+                <w:jc w:val="center"/>
               </w:trPr>
               <w:tc>
                 <w:tcPr>
                   <w:tcW w:w="6526" w:type="dxa"/>
-                  <w:tcMar/>
                   <w:vAlign w:val="center"/>
                 </w:tcPr>
-                <w:p wp14:textId="77777777">
+                <w:p>
                   <w:pPr>
                     <w:pStyle w:val="BodyText0ptspace"/>
                   </w:pPr>
@@ -3033,17 +3024,32 @@
                       <w:rStyle w:val="Bodytextgrey"/>
                       <w:color w:val="auto"/>
                     </w:rPr>
-                    <w:t>The idea is written as a bill and a Member of Parliament introduces it to the House of Representatives.</w:t>
+                    <w:t xml:space="preserve">The idea is written as a </w:t>
+                  </w:r>
+                  <w:proofErr w:type="gramStart"/>
+                  <w:r>
+                    <w:rPr>
+                      <w:rStyle w:val="Bodytextgrey"/>
+                      <w:color w:val="auto"/>
+                    </w:rPr>
+                    <w:t>bill</w:t>
+                  </w:r>
+                  <w:proofErr w:type="gramEnd"/>
+                  <w:r>
+                    <w:rPr>
+                      <w:rStyle w:val="Bodytextgrey"/>
+                      <w:color w:val="auto"/>
+                    </w:rPr>
+                    <w:t xml:space="preserve"> and a Member of Parliament introduces it to the House of Representatives.</w:t>
                   </w:r>
                 </w:p>
               </w:tc>
               <w:tc>
                 <w:tcPr>
                   <w:tcW w:w="1701" w:type="dxa"/>
-                  <w:tcMar/>
                   <w:vAlign w:val="center"/>
                 </w:tcPr>
-                <w:p wp14:textId="77777777">
+                <w:p>
                   <w:pPr>
                     <w:pStyle w:val="BodyText0spaceCentered"/>
                   </w:pPr>
@@ -3053,17 +3059,17 @@
                 </w:p>
               </w:tc>
             </w:tr>
-            <w:tr wp14:textId="77777777">
+            <w:tr>
               <w:trPr>
                 <w:trHeight w:val="340"/>
+                <w:jc w:val="center"/>
               </w:trPr>
               <w:tc>
                 <w:tcPr>
                   <w:tcW w:w="6526" w:type="dxa"/>
-                  <w:tcMar/>
                   <w:vAlign w:val="center"/>
                 </w:tcPr>
-                <w:p wp14:textId="77777777">
+                <w:p>
                   <w:pPr>
                     <w:pStyle w:val="BodyText0ptspace"/>
                   </w:pPr>
@@ -3079,10 +3085,9 @@
               <w:tc>
                 <w:tcPr>
                   <w:tcW w:w="1701" w:type="dxa"/>
-                  <w:tcMar/>
                   <w:vAlign w:val="center"/>
                 </w:tcPr>
-                <w:p wp14:textId="77777777">
+                <w:p>
                   <w:pPr>
                     <w:pStyle w:val="BodyText0spaceCentered"/>
                   </w:pPr>
@@ -3092,17 +3097,17 @@
                 </w:p>
               </w:tc>
             </w:tr>
-            <w:tr wp14:textId="77777777">
+            <w:tr>
               <w:trPr>
                 <w:trHeight w:val="340"/>
+                <w:jc w:val="center"/>
               </w:trPr>
               <w:tc>
                 <w:tcPr>
                   <w:tcW w:w="6526" w:type="dxa"/>
-                  <w:tcMar/>
                   <w:vAlign w:val="center"/>
                 </w:tcPr>
-                <w:p wp14:textId="77777777">
+                <w:p>
                   <w:pPr>
                     <w:pStyle w:val="BodyText0ptspace"/>
                   </w:pPr>
@@ -3118,27 +3123,26 @@
               <w:tc>
                 <w:tcPr>
                   <w:tcW w:w="1701" w:type="dxa"/>
-                  <w:tcMar/>
                   <w:vAlign w:val="center"/>
                 </w:tcPr>
-                <w:p wp14:textId="77777777">
+                <w:p>
                   <w:pPr>
                     <w:pStyle w:val="BodyText0spaceCentered"/>
                   </w:pPr>
                 </w:p>
               </w:tc>
             </w:tr>
-            <w:tr wp14:textId="77777777">
+            <w:tr>
               <w:trPr>
                 <w:trHeight w:val="340"/>
+                <w:jc w:val="center"/>
               </w:trPr>
               <w:tc>
                 <w:tcPr>
                   <w:tcW w:w="6526" w:type="dxa"/>
-                  <w:tcMar/>
                   <w:vAlign w:val="center"/>
                 </w:tcPr>
-                <w:p wp14:textId="77777777">
+                <w:p>
                   <w:pPr>
                     <w:pStyle w:val="BodyText0ptspace"/>
                   </w:pPr>
@@ -3154,27 +3158,26 @@
               <w:tc>
                 <w:tcPr>
                   <w:tcW w:w="1701" w:type="dxa"/>
-                  <w:tcMar/>
                   <w:vAlign w:val="center"/>
                 </w:tcPr>
-                <w:p wp14:textId="77777777">
+                <w:p>
                   <w:pPr>
                     <w:pStyle w:val="BodyText0spaceCentered"/>
                   </w:pPr>
                 </w:p>
               </w:tc>
             </w:tr>
-            <w:tr wp14:textId="77777777">
+            <w:tr>
               <w:trPr>
                 <w:trHeight w:val="340"/>
+                <w:jc w:val="center"/>
               </w:trPr>
               <w:tc>
                 <w:tcPr>
                   <w:tcW w:w="6526" w:type="dxa"/>
-                  <w:tcMar/>
                   <w:vAlign w:val="center"/>
                 </w:tcPr>
-                <w:p wp14:textId="77777777">
+                <w:p>
                   <w:pPr>
                     <w:pStyle w:val="BodyText0ptspace"/>
                   </w:pPr>
@@ -3190,27 +3193,26 @@
               <w:tc>
                 <w:tcPr>
                   <w:tcW w:w="1701" w:type="dxa"/>
-                  <w:tcMar/>
                   <w:vAlign w:val="center"/>
                 </w:tcPr>
-                <w:p wp14:textId="77777777">
+                <w:p>
                   <w:pPr>
                     <w:pStyle w:val="BodyText0spaceCentered"/>
                   </w:pPr>
                 </w:p>
               </w:tc>
             </w:tr>
-            <w:tr wp14:textId="77777777">
+            <w:tr>
               <w:trPr>
                 <w:trHeight w:val="340"/>
+                <w:jc w:val="center"/>
               </w:trPr>
               <w:tc>
                 <w:tcPr>
                   <w:tcW w:w="6526" w:type="dxa"/>
-                  <w:tcMar/>
                   <w:vAlign w:val="center"/>
                 </w:tcPr>
-                <w:p wp14:textId="77777777">
+                <w:p>
                   <w:pPr>
                     <w:pStyle w:val="BodyText0ptspace"/>
                   </w:pPr>
@@ -3254,10 +3256,9 @@
               <w:tc>
                 <w:tcPr>
                   <w:tcW w:w="1701" w:type="dxa"/>
-                  <w:tcMar/>
                   <w:vAlign w:val="center"/>
                 </w:tcPr>
-                <w:p wp14:textId="77777777">
+                <w:p>
                   <w:pPr>
                     <w:pStyle w:val="BodyText0spaceCentered"/>
                   </w:pPr>
@@ -3268,7 +3269,7 @@
               </w:tc>
             </w:tr>
           </w:tbl>
-          <w:p wp14:textId="77777777">
+          <w:p>
             <w:pPr>
               <w:pStyle w:val="BodyText0ptspace"/>
               <w:rPr>
@@ -3276,7 +3277,7 @@
               </w:rPr>
             </w:pPr>
           </w:p>
-          <w:p wp14:textId="77777777">
+          <w:p>
             <w:pPr>
               <w:spacing w:after="1560"/>
               <w:rPr>
@@ -3293,7 +3294,7 @@
         </w:tc>
       </w:tr>
     </w:tbl>
-    <w:p xmlns:wp14="http://schemas.microsoft.com/office/word/2010/wordml" wp14:textId="77777777">
+    <w:p>
       <w:pPr>
         <w:pStyle w:val="1ptSmallspace"/>
       </w:pPr>
@@ -3315,14 +3316,14 @@
         <w:gridCol w:w="5097"/>
         <w:gridCol w:w="5097"/>
       </w:tblGrid>
-      <w:tr xmlns:wp14="http://schemas.microsoft.com/office/word/2010/wordml" wp14:textId="77777777">
+      <w:tr>
         <w:tc>
           <w:tcPr>
             <w:tcW w:w="10194" w:type="dxa"/>
             <w:gridSpan w:val="2"/>
             <w:shd w:val="clear" w:color="auto" w:fill="F2F2F2" w:themeFill="background1" w:themeFillShade="F2"/>
           </w:tcPr>
-          <w:p wp14:textId="77777777">
+          <w:p>
             <w:pPr>
               <w:pStyle w:val="BodyText0ptspace"/>
               <w:rPr>
@@ -3333,18 +3334,19 @@
               <w:rPr>
                 <w:rStyle w:val="Bodytextbold"/>
               </w:rPr>
+              <w:lastRenderedPageBreak/>
               <w:t>Citizenship</w:t>
             </w:r>
           </w:p>
         </w:tc>
       </w:tr>
-      <w:tr xmlns:wp14="http://schemas.microsoft.com/office/word/2010/wordml" wp14:textId="77777777">
+      <w:tr>
         <w:tc>
           <w:tcPr>
             <w:tcW w:w="10194" w:type="dxa"/>
             <w:gridSpan w:val="2"/>
           </w:tcPr>
-          <w:p wp14:textId="77777777">
+          <w:p>
             <w:pPr>
               <w:pStyle w:val="BodyText0ptspace"/>
               <w:rPr>
@@ -3384,7 +3386,7 @@
           </w:p>
         </w:tc>
       </w:tr>
-      <w:tr xmlns:wp14="http://schemas.microsoft.com/office/word/2010/wordml" wp14:textId="77777777">
+      <w:tr>
         <w:trPr>
           <w:trHeight w:val="510"/>
         </w:trPr>
@@ -3392,7 +3394,7 @@
           <w:tcPr>
             <w:tcW w:w="5097" w:type="dxa"/>
           </w:tcPr>
-          <w:p wp14:textId="77777777">
+          <w:p>
             <w:pPr>
               <w:pStyle w:val="BodyText0spaceCentered"/>
               <w:rPr>
@@ -3410,7 +3412,7 @@
               <w:t>Rights</w:t>
             </w:r>
           </w:p>
-          <w:p wp14:textId="77777777">
+          <w:p>
             <w:pPr>
               <w:pStyle w:val="Bullet3spaceafter"/>
               <w:spacing w:after="4920"/>
@@ -3424,7 +3426,7 @@
           <w:tcPr>
             <w:tcW w:w="5097" w:type="dxa"/>
           </w:tcPr>
-          <w:p wp14:textId="77777777">
+          <w:p>
             <w:pPr>
               <w:pStyle w:val="BodyText0spaceCentered"/>
               <w:rPr>
@@ -3440,7 +3442,7 @@
               <w:t>Responsibilities</w:t>
             </w:r>
           </w:p>
-          <w:p wp14:textId="77777777">
+          <w:p>
             <w:pPr>
               <w:pStyle w:val="Bullet3spaceafter"/>
               <w:rPr>
@@ -3450,7 +3452,7 @@
           </w:p>
         </w:tc>
       </w:tr>
-      <w:tr xmlns:wp14="http://schemas.microsoft.com/office/word/2010/wordml" wp14:textId="77777777">
+      <w:tr>
         <w:trPr>
           <w:trHeight w:val="510"/>
         </w:trPr>
@@ -3459,7 +3461,7 @@
             <w:tcW w:w="10194" w:type="dxa"/>
             <w:gridSpan w:val="2"/>
           </w:tcPr>
-          <w:p wp14:textId="77777777">
+          <w:p>
             <w:pPr>
               <w:pStyle w:val="BodyText0ptspace"/>
               <w:spacing w:after="3480"/>
@@ -3481,7 +3483,7 @@
         </w:tc>
       </w:tr>
     </w:tbl>
-    <w:p xmlns:wp14="http://schemas.microsoft.com/office/word/2010/wordml" wp14:textId="77777777">
+    <w:p>
       <w:pPr>
         <w:rPr>
           <w:lang w:eastAsia="en-US"/>
@@ -3494,7 +3496,7 @@
         <w:br w:type="page"/>
       </w:r>
     </w:p>
-    <w:p xmlns:wp14="http://schemas.microsoft.com/office/word/2010/wordml" wp14:textId="77777777">
+    <w:p>
       <w:pPr>
         <w:pStyle w:val="Colourbanner2"/>
         <w:rPr>
@@ -3505,6 +3507,7 @@
         <w:rPr>
           <w:lang w:eastAsia="en-US"/>
         </w:rPr>
+        <w:lastRenderedPageBreak/>
         <w:t>Part C: Citizenship rights —</w:t>
       </w:r>
       <w:r>
@@ -3527,12 +3530,12 @@
       <w:tblGrid>
         <w:gridCol w:w="10194"/>
       </w:tblGrid>
-      <w:tr xmlns:wp14="http://schemas.microsoft.com/office/word/2010/wordml" wp14:textId="77777777">
+      <w:tr>
         <w:tc>
           <w:tcPr>
             <w:tcW w:w="10194" w:type="dxa"/>
           </w:tcPr>
-          <w:p wp14:textId="77777777">
+          <w:p>
             <w:pPr>
               <w:rPr>
                 <w:lang w:eastAsia="en-US"/>
@@ -3545,7 +3548,7 @@
               <w:t>Over time, many groups have had to stand up for their rights as citizens.</w:t>
             </w:r>
           </w:p>
-          <w:p wp14:textId="77777777">
+          <w:p>
             <w:pPr>
               <w:rPr>
                 <w:lang w:eastAsia="en-US"/>
@@ -3558,7 +3561,7 @@
               <mc:AlternateContent>
                 <mc:Choice Requires="wpg">
                   <w:drawing>
-                    <wp:inline xmlns:wp14="http://schemas.microsoft.com/office/word/2010/wordprocessingDrawing" distT="0" distB="0" distL="0" distR="0" wp14:anchorId="17DB4848" wp14:editId="5270B331">
+                    <wp:inline distT="0" distB="0" distL="0" distR="0" wp14:anchorId="17DB4848" wp14:editId="5270B331">
                       <wp:extent cx="5732825" cy="2700178"/>
                       <wp:effectExtent l="266700" t="133350" r="134620" b="271780"/>
                       <wp:docPr id="3" name="Group 3"/>
@@ -3594,7 +3597,7 @@
                                   </pic:cNvPicPr>
                                 </pic:nvPicPr>
                                 <pic:blipFill>
-                                  <a:blip r:embed="rId10">
+                                  <a:blip r:embed="rId13">
                                     <a:extLst>
                                       <a:ext uri="{28A0092B-C50C-407E-A947-70E740481C1C}">
                                         <a14:useLocalDpi xmlns:a14="http://schemas.microsoft.com/office/drawing/2010/main" val="0"/>
@@ -3638,7 +3641,7 @@
                                 </wps:spPr>
                                 <wps:txbx>
                                   <w:txbxContent>
-                                    <w:p xmlns:wp14="http://schemas.microsoft.com/office/word/2010/wordml" wp14:textId="77777777">
+                                    <w:p>
                                       <w:pPr>
                                         <w:spacing w:after="0"/>
                                         <w:jc w:val="center"/>
@@ -3723,7 +3726,7 @@
                                   </pic:cNvPicPr>
                                 </pic:nvPicPr>
                                 <pic:blipFill>
-                                  <a:blip r:embed="rId10">
+                                  <a:blip r:embed="rId13">
                                     <a:extLst>
                                       <a:ext uri="{28A0092B-C50C-407E-A947-70E740481C1C}">
                                         <a14:useLocalDpi xmlns:a14="http://schemas.microsoft.com/office/drawing/2010/main" val="0"/>
@@ -3767,7 +3770,7 @@
                                 </wps:spPr>
                                 <wps:txbx>
                                   <w:txbxContent>
-                                    <w:p xmlns:wp14="http://schemas.microsoft.com/office/word/2010/wordml" wp14:textId="77777777">
+                                    <w:p>
                                       <w:pPr>
                                         <w:jc w:val="center"/>
                                         <w:rPr>
@@ -3809,7 +3812,7 @@
                                   </pic:cNvPicPr>
                                 </pic:nvPicPr>
                                 <pic:blipFill>
-                                  <a:blip r:embed="rId10">
+                                  <a:blip r:embed="rId13">
                                     <a:extLst>
                                       <a:ext uri="{28A0092B-C50C-407E-A947-70E740481C1C}">
                                         <a14:useLocalDpi xmlns:a14="http://schemas.microsoft.com/office/drawing/2010/main" val="0"/>
@@ -3853,7 +3856,7 @@
                                 </wps:spPr>
                                 <wps:txbx>
                                   <w:txbxContent>
-                                    <w:p xmlns:wp14="http://schemas.microsoft.com/office/word/2010/wordml" wp14:textId="77777777">
+                                    <w:p>
                                       <w:pPr>
                                         <w:jc w:val="center"/>
                                         <w:rPr>
@@ -3909,7 +3912,7 @@
                                   </pic:cNvPicPr>
                                 </pic:nvPicPr>
                                 <pic:blipFill rotWithShape="1">
-                                  <a:blip r:embed="rId10">
+                                  <a:blip r:embed="rId13">
                                     <a:extLst>
                                       <a:ext uri="{28A0092B-C50C-407E-A947-70E740481C1C}">
                                         <a14:useLocalDpi xmlns:a14="http://schemas.microsoft.com/office/drawing/2010/main" val="0"/>
@@ -3960,7 +3963,7 @@
                                 </wps:spPr>
                                 <wps:txbx>
                                   <w:txbxContent>
-                                    <w:p xmlns:wp14="http://schemas.microsoft.com/office/word/2010/wordml" wp14:textId="77777777">
+                                    <w:p>
                                       <w:pPr>
                                         <w:rPr>
                                           <w:b/>
@@ -4001,7 +4004,7 @@
                                   </pic:cNvPicPr>
                                 </pic:nvPicPr>
                                 <pic:blipFill rotWithShape="1">
-                                  <a:blip r:embed="rId10">
+                                  <a:blip r:embed="rId13">
                                     <a:extLst>
                                       <a:ext uri="{28A0092B-C50C-407E-A947-70E740481C1C}">
                                         <a14:useLocalDpi xmlns:a14="http://schemas.microsoft.com/office/drawing/2010/main" val="0"/>
@@ -4052,7 +4055,7 @@
                                 </wps:spPr>
                                 <wps:txbx>
                                   <w:txbxContent>
-                                    <w:p xmlns:wp14="http://schemas.microsoft.com/office/word/2010/wordml" wp14:textId="77777777">
+                                    <w:p>
                                       <w:pPr>
                                         <w:jc w:val="center"/>
                                         <w:rPr>
@@ -4106,7 +4109,7 @@
                                   </pic:cNvPicPr>
                                 </pic:nvPicPr>
                                 <pic:blipFill rotWithShape="1">
-                                  <a:blip r:embed="rId10">
+                                  <a:blip r:embed="rId13">
                                     <a:extLst>
                                       <a:ext uri="{28A0092B-C50C-407E-A947-70E740481C1C}">
                                         <a14:useLocalDpi xmlns:a14="http://schemas.microsoft.com/office/drawing/2010/main" val="0"/>
@@ -4149,7 +4152,7 @@
                                 </wps:spPr>
                                 <wps:txbx>
                                   <w:txbxContent>
-                                    <w:p xmlns:wp14="http://schemas.microsoft.com/office/word/2010/wordml" wp14:textId="77777777">
+                                    <w:p>
                                       <w:pPr>
                                         <w:jc w:val="center"/>
                                         <w:rPr>
@@ -4178,7 +4181,7 @@
                     </wp:inline>
                   </w:drawing>
                 </mc:Choice>
-                <mc:Fallback>
+                <mc:Fallback xmlns:wp14="http://schemas.microsoft.com/office/word/2010/wordml" xmlns:a14="http://schemas.microsoft.com/office/drawing/2010/main" xmlns:pic="http://schemas.openxmlformats.org/drawingml/2006/picture" xmlns:a="http://schemas.openxmlformats.org/drawingml/2006/main">
                   <w:pict w14:anchorId="49E66271">
                     <v:group id="Group 3" style="width:451.4pt;height:212.6pt;mso-position-horizontal-relative:char;mso-position-vertical-relative:line" coordsize="57328,27001" o:spid="_x0000_s1047" w14:anchorId="17DB4848" o:gfxdata="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">
                       <v:group id="Group 4" style="position:absolute;left:9672;width:16485;height:15030" coordsize="16484,15030" o:spid="_x0000_s1048" o:gfxdata="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">
@@ -4202,7 +4205,7 @@
                           <o:lock v:ext="edit" aspectratio="t"/>
                         </v:shapetype>
                         <v:shape id="Picture 9" style="position:absolute;width:16484;height:15030;rotation:641797fd;visibility:visible;mso-wrap-style:square" o:spid="_x0000_s1049" type="#_x0000_t75" o:gfxdata="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">
-                          <v:imagedata o:title="" r:id="rId11"/>
+                          <v:imagedata o:title="" r:id="rId14"/>
                           <v:path arrowok="t"/>
                         </v:shape>
                         <v:shape id="_x0000_s1050" style="position:absolute;left:1057;top:2801;width:14414;height:7087;rotation:641797fd;visibility:visible;mso-wrap-style:square;v-text-anchor:top" filled="f" stroked="f" type="#_x0000_t202" o:gfxdata="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">
@@ -4273,7 +4276,7 @@
                       </v:group>
                       <v:group id="Group 14" style="position:absolute;top:7558;width:13728;height:14344" coordsize="13728,14344" o:spid="_x0000_s1051" o:gfxdata="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">
                         <v:shape id="Picture 15" style="position:absolute;width:13728;height:14344;rotation:-1814220fd;visibility:visible;mso-wrap-style:square" o:spid="_x0000_s1052" type="#_x0000_t75" o:gfxdata="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">
-                          <v:imagedata o:title="" r:id="rId11"/>
+                          <v:imagedata o:title="" r:id="rId14"/>
                           <v:path arrowok="t"/>
                         </v:shape>
                         <v:shape id="_x0000_s1053" style="position:absolute;left:52;top:3171;width:12168;height:6764;rotation:-1889065fd;visibility:visible;mso-wrap-style:square;v-text-anchor:top" filled="f" stroked="f" type="#_x0000_t202" o:gfxdata="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">
@@ -4301,7 +4304,7 @@
                       </v:group>
                       <v:group id="Group 17" style="position:absolute;left:39853;top:3541;width:17475;height:13043" coordsize="17475,13042" o:spid="_x0000_s1054" o:gfxdata="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">
                         <v:shape id="Picture 18" style="position:absolute;width:17475;height:13042;rotation:991248fd;visibility:visible;mso-wrap-style:square" o:spid="_x0000_s1055" type="#_x0000_t75" o:gfxdata="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">
-                          <v:imagedata o:title="" r:id="rId11"/>
+                          <v:imagedata o:title="" r:id="rId14"/>
                           <v:path arrowok="t"/>
                         </v:shape>
                         <v:shape id="_x0000_s1056" style="position:absolute;left:1321;top:2484;width:15377;height:6150;rotation:991248fd;visibility:visible;mso-wrap-style:square;v-text-anchor:top" filled="f" stroked="f" type="#_x0000_t202" o:gfxdata="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">
@@ -4343,7 +4346,7 @@
                       </v:group>
                       <v:group id="Group 22" style="position:absolute;left:24947;top:2748;width:13608;height:13608" coordsize="13608,13608" o:spid="_x0000_s1057" o:gfxdata="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">
                         <v:shape id="Picture 23" style="position:absolute;width:13608;height:13608;rotation:-1240847fd;visibility:visible;mso-wrap-style:square" o:spid="_x0000_s1058" type="#_x0000_t75" o:gfxdata="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">
-                          <v:imagedata cropleft="816f" croptop="2826f" cropright="2224f" cropbottom="20f" o:title="" r:id="rId11"/>
+                          <v:imagedata cropleft="816f" croptop="2826f" cropright="2224f" cropbottom="20f" o:title="" r:id="rId14"/>
                           <v:path arrowok="t"/>
                         </v:shape>
                         <v:shape id="_x0000_s1059" style="position:absolute;left:158;top:3541;width:12776;height:3842;rotation:-1269572fd;visibility:visible;mso-wrap-style:square;v-text-anchor:top" filled="f" stroked="f" type="#_x0000_t202" o:gfxdata="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">
@@ -4370,7 +4373,7 @@
                       </v:group>
                       <v:group id="Group 25" style="position:absolute;left:31607;top:13266;width:14465;height:13735" coordsize="14465,13735" o:spid="_x0000_s1060" o:gfxdata="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">
                         <v:shape id="Picture 246" style="position:absolute;width:14465;height:13735;rotation:-1814220fd;visibility:visible;mso-wrap-style:square" o:spid="_x0000_s1061" type="#_x0000_t75" o:gfxdata="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">
-                          <v:imagedata cropleft="1897f" croptop="2735f" cropright="2570f" o:title="" r:id="rId11"/>
+                          <v:imagedata cropleft="1897f" croptop="2735f" cropright="2570f" o:title="" r:id="rId14"/>
                           <v:path arrowok="t"/>
                         </v:shape>
                         <v:shape id="_x0000_s1062" style="position:absolute;left:1162;top:2167;width:11518;height:6764;rotation:-1889065fd;visibility:visible;mso-wrap-style:square;v-text-anchor:top" filled="f" stroked="f" type="#_x0000_t202" o:gfxdata="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">
@@ -4410,7 +4413,7 @@
                       </v:group>
                       <v:group id="Group 265" style="position:absolute;left:11892;top:13372;width:14834;height:12954" coordsize="14833,12958" coordorigin="-74,537" o:spid="_x0000_s1063" o:gfxdata="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">
                         <v:shape id="Picture 267" style="position:absolute;left:-74;top:537;width:14832;height:12959;rotation:1038890fd;visibility:visible;mso-wrap-style:square" o:spid="_x0000_s1064" type="#_x0000_t75" o:gfxdata="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">
-                          <v:imagedata croptop="2661f" o:title="" r:id="rId11"/>
+                          <v:imagedata croptop="2661f" o:title="" r:id="rId14"/>
                           <v:path arrowok="t"/>
                         </v:shape>
                         <v:shape id="_x0000_s1065" style="position:absolute;left:1162;top:1797;width:13050;height:7217;rotation:971356fd;visibility:visible;mso-wrap-style:square;v-text-anchor:top" filled="f" stroked="f" type="#_x0000_t202" o:gfxdata="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">
@@ -4443,7 +4446,7 @@
               </mc:AlternateContent>
             </w:r>
           </w:p>
-          <w:p wp14:textId="77777777">
+          <w:p>
             <w:pPr>
               <w:pStyle w:val="Bulletnumber6spaceafter"/>
               <w:numPr>
@@ -4461,7 +4464,7 @@
               <w:t>Choose a group and research their citizenship rights in Australia.</w:t>
             </w:r>
           </w:p>
-          <w:p wp14:textId="77777777">
+          <w:p>
             <w:pPr>
               <w:pStyle w:val="BodytextIndent05cm"/>
               <w:rPr>
@@ -4476,7 +4479,7 @@
               <w:t>Group:</w:t>
             </w:r>
           </w:p>
-          <w:p wp14:textId="77777777">
+          <w:p>
             <w:pPr>
               <w:pStyle w:val="BulletTickbox"/>
             </w:pPr>
@@ -4490,7 +4493,7 @@
               <w:t>and Torres Strait Islander peoples</w:t>
             </w:r>
           </w:p>
-          <w:p wp14:textId="77777777">
+          <w:p>
             <w:pPr>
               <w:pStyle w:val="BulletTickbox"/>
             </w:pPr>
@@ -4498,7 +4501,7 @@
               <w:t>Women</w:t>
             </w:r>
           </w:p>
-          <w:p wp14:textId="77777777">
+          <w:p>
             <w:pPr>
               <w:pStyle w:val="BulletTickbox"/>
             </w:pPr>
@@ -4506,7 +4509,7 @@
               <w:t>Migrants</w:t>
             </w:r>
           </w:p>
-          <w:p wp14:textId="77777777">
+          <w:p>
             <w:pPr>
               <w:pStyle w:val="BulletTickbox"/>
             </w:pPr>
@@ -4514,7 +4517,7 @@
               <w:t>Children</w:t>
             </w:r>
           </w:p>
-          <w:p wp14:textId="77777777">
+          <w:p>
             <w:pPr>
               <w:pStyle w:val="BulletTickbox"/>
             </w:pPr>
@@ -4522,14 +4525,14 @@
               <w:t>Other _______________________</w:t>
             </w:r>
           </w:p>
-          <w:p wp14:textId="77777777">
+          <w:p>
             <w:pPr>
               <w:rPr>
                 <w:lang w:eastAsia="en-US"/>
               </w:rPr>
             </w:pPr>
           </w:p>
-          <w:p wp14:textId="77777777">
+          <w:p>
             <w:pPr>
               <w:pStyle w:val="Bulletnumber6spaceafter"/>
               <w:rPr>
@@ -4555,7 +4558,7 @@
               <w:t xml:space="preserve"> including:</w:t>
             </w:r>
           </w:p>
-          <w:p wp14:textId="77777777">
+          <w:p>
             <w:pPr>
               <w:pStyle w:val="Bullet6spaceafter"/>
               <w:ind w:left="589"/>
@@ -4570,7 +4573,7 @@
               <w:t xml:space="preserve">their experiences in the past </w:t>
             </w:r>
           </w:p>
-          <w:p wp14:textId="77777777">
+          <w:p>
             <w:pPr>
               <w:pStyle w:val="Bullet6spaceafter"/>
               <w:ind w:left="589"/>
@@ -4585,7 +4588,7 @@
               <w:t xml:space="preserve">how their experiences have changed over time </w:t>
             </w:r>
           </w:p>
-          <w:p wp14:textId="77777777">
+          <w:p>
             <w:pPr>
               <w:pStyle w:val="Bullet6spaceafter"/>
               <w:ind w:left="589"/>
@@ -4600,14 +4603,14 @@
               <w:t>issues that still need to be addressed.</w:t>
             </w:r>
           </w:p>
-          <w:p wp14:textId="77777777">
+          <w:p>
             <w:pPr>
               <w:rPr>
                 <w:lang w:eastAsia="en-US"/>
               </w:rPr>
             </w:pPr>
           </w:p>
-          <w:p wp14:textId="77777777">
+          <w:p>
             <w:pPr>
               <w:pStyle w:val="Bulletnumber6spaceafter"/>
               <w:rPr>
@@ -4621,12 +4624,12 @@
               <w:t>Use sources to investigate your questions. Include quotes that show the viewpoints of people involved in the change.</w:t>
             </w:r>
           </w:p>
-          <w:p wp14:textId="77777777">
+          <w:p>
             <w:pPr>
               <w:pStyle w:val="BodyText6ptspace"/>
             </w:pPr>
           </w:p>
-          <w:p wp14:textId="77777777">
+          <w:p>
             <w:pPr>
               <w:pStyle w:val="BodyText6ptspace"/>
             </w:pPr>
@@ -4637,7 +4640,7 @@
         </w:tc>
       </w:tr>
     </w:tbl>
-    <w:p xmlns:wp14="http://schemas.microsoft.com/office/word/2010/wordml" wp14:textId="77777777">
+    <w:p>
       <w:r>
         <w:br w:type="page"/>
       </w:r>
@@ -4655,7 +4658,7 @@
       <w:tblGrid>
         <w:gridCol w:w="10190"/>
       </w:tblGrid>
-      <w:tr xmlns:wp14="http://schemas.microsoft.com/office/word/2010/wordml" wp14:textId="77777777">
+      <w:tr>
         <w:trPr>
           <w:trHeight w:val="5669"/>
         </w:trPr>
@@ -4663,7 +4666,7 @@
           <w:tcPr>
             <w:tcW w:w="10190" w:type="dxa"/>
           </w:tcPr>
-          <w:p wp14:textId="77777777">
+          <w:p>
             <w:pPr>
               <w:rPr>
                 <w:lang w:eastAsia="en-US"/>
@@ -4673,6 +4676,7 @@
               <w:rPr>
                 <w:lang w:eastAsia="en-US"/>
               </w:rPr>
+              <w:lastRenderedPageBreak/>
               <w:t xml:space="preserve">Question: </w:t>
             </w:r>
             <w:r>
@@ -4683,7 +4687,7 @@
               <w:t>What experiences did this group have in the past?</w:t>
             </w:r>
           </w:p>
-          <w:p wp14:textId="77777777">
+          <w:p>
             <w:pPr>
               <w:spacing w:after="5280"/>
               <w:rPr>
@@ -4699,7 +4703,7 @@
           </w:p>
         </w:tc>
       </w:tr>
-      <w:tr xmlns:wp14="http://schemas.microsoft.com/office/word/2010/wordml" wp14:textId="77777777">
+      <w:tr>
         <w:trPr>
           <w:trHeight w:val="5669"/>
         </w:trPr>
@@ -4707,7 +4711,7 @@
           <w:tcPr>
             <w:tcW w:w="10190" w:type="dxa"/>
           </w:tcPr>
-          <w:p wp14:textId="77777777">
+          <w:p>
             <w:pPr>
               <w:rPr>
                 <w:lang w:eastAsia="en-US"/>
@@ -4720,7 +4724,7 @@
               <w:t>Question:</w:t>
             </w:r>
           </w:p>
-          <w:p wp14:textId="77777777">
+          <w:p>
             <w:pPr>
               <w:rPr>
                 <w:lang w:eastAsia="en-US"/>
@@ -4735,7 +4739,7 @@
           </w:p>
         </w:tc>
       </w:tr>
-      <w:tr xmlns:wp14="http://schemas.microsoft.com/office/word/2010/wordml" wp14:textId="77777777">
+      <w:tr>
         <w:trPr>
           <w:trHeight w:val="5669"/>
         </w:trPr>
@@ -4743,7 +4747,7 @@
           <w:tcPr>
             <w:tcW w:w="10190" w:type="dxa"/>
           </w:tcPr>
-          <w:p wp14:textId="77777777">
+          <w:p>
             <w:pPr>
               <w:rPr>
                 <w:lang w:eastAsia="en-US"/>
@@ -4753,10 +4757,11 @@
               <w:rPr>
                 <w:lang w:eastAsia="en-US"/>
               </w:rPr>
+              <w:lastRenderedPageBreak/>
               <w:t>Question:</w:t>
             </w:r>
           </w:p>
-          <w:p wp14:textId="77777777">
+          <w:p>
             <w:pPr>
               <w:rPr>
                 <w:lang w:eastAsia="en-US"/>
@@ -4771,7 +4776,7 @@
           </w:p>
         </w:tc>
       </w:tr>
-      <w:tr xmlns:wp14="http://schemas.microsoft.com/office/word/2010/wordml" wp14:textId="77777777">
+      <w:tr>
         <w:trPr>
           <w:trHeight w:val="4195"/>
         </w:trPr>
@@ -4779,7 +4784,7 @@
           <w:tcPr>
             <w:tcW w:w="10190" w:type="dxa"/>
           </w:tcPr>
-          <w:p wp14:textId="77777777">
+          <w:p>
             <w:pPr>
               <w:pStyle w:val="Bulletnumber6spaceafter"/>
               <w:rPr>
@@ -4793,7 +4798,7 @@
               <w:t>Complete this sentence to show how the rights of your chosen group have changed over time.</w:t>
             </w:r>
           </w:p>
-          <w:p wp14:textId="77777777">
+          <w:p>
             <w:pPr>
               <w:pStyle w:val="Answerline05cm01firstrow"/>
             </w:pPr>
@@ -4818,7 +4823,7 @@
               <mc:AlternateContent>
                 <mc:Choice Requires="wps">
                   <w:drawing>
-                    <wp:inline xmlns:wp14="http://schemas.microsoft.com/office/word/2010/wordprocessingDrawing" distT="0" distB="0" distL="0" distR="0" wp14:anchorId="1C47CD60" wp14:editId="099E8B02">
+                    <wp:inline distT="0" distB="0" distL="0" distR="0" wp14:anchorId="1C47CD60" wp14:editId="099E8B02">
                       <wp:extent cx="5328000" cy="0"/>
                       <wp:effectExtent l="0" t="0" r="25400" b="19050"/>
                       <wp:docPr id="233" name="Straight Connector 10"/>
@@ -4857,7 +4862,7 @@
                     </wp:inline>
                   </w:drawing>
                 </mc:Choice>
-                <mc:Fallback>
+                <mc:Fallback xmlns:wp14="http://schemas.microsoft.com/office/word/2010/wordml" xmlns:a14="http://schemas.microsoft.com/office/drawing/2010/main" xmlns:pic="http://schemas.openxmlformats.org/drawingml/2006/picture" xmlns:a="http://schemas.openxmlformats.org/drawingml/2006/main">
                   <w:pict w14:anchorId="1D4334AE">
                     <v:line id="Straight Connector 10" style="visibility:visible;mso-wrap-style:square;mso-left-percent:-10001;mso-top-percent:-10001;mso-position-horizontal:absolute;mso-position-horizontal-relative:char;mso-position-vertical:absolute;mso-position-vertical-relative:line;mso-left-percent:-10001;mso-top-percent:-10001" o:spid="_x0000_s1026" strokecolor="#a6a6a6" from="0,0" to="419.55pt,0" w14:anchorId="1B215497" o:gfxdata="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">
                       <o:lock v:ext="edit" shapetype="f"/>
@@ -4868,7 +4873,7 @@
               </mc:AlternateContent>
             </w:r>
           </w:p>
-          <w:p wp14:textId="77777777">
+          <w:p>
             <w:pPr>
               <w:pStyle w:val="Answerline05cm02lastrow"/>
             </w:pPr>
@@ -4879,7 +4884,7 @@
               <mc:AlternateContent>
                 <mc:Choice Requires="wps">
                   <w:drawing>
-                    <wp:inline xmlns:wp14="http://schemas.microsoft.com/office/word/2010/wordprocessingDrawing" distT="0" distB="0" distL="0" distR="0" wp14:anchorId="224788DF" wp14:editId="2D5A8EE2">
+                    <wp:inline distT="0" distB="0" distL="0" distR="0" wp14:anchorId="224788DF" wp14:editId="2D5A8EE2">
                       <wp:extent cx="6120000" cy="0"/>
                       <wp:effectExtent l="0" t="0" r="33655" b="19050"/>
                       <wp:docPr id="235" name="Straight Connector 19"/>
@@ -4918,7 +4923,7 @@
                     </wp:inline>
                   </w:drawing>
                 </mc:Choice>
-                <mc:Fallback>
+                <mc:Fallback xmlns:wp14="http://schemas.microsoft.com/office/word/2010/wordml" xmlns:a14="http://schemas.microsoft.com/office/drawing/2010/main" xmlns:pic="http://schemas.openxmlformats.org/drawingml/2006/picture" xmlns:a="http://schemas.openxmlformats.org/drawingml/2006/main">
                   <w:pict w14:anchorId="528CBA37">
                     <v:line id="Straight Connector 19" style="visibility:visible;mso-wrap-style:square;mso-left-percent:-10001;mso-top-percent:-10001;mso-position-horizontal:absolute;mso-position-horizontal-relative:char;mso-position-vertical:absolute;mso-position-vertical-relative:line;mso-left-percent:-10001;mso-top-percent:-10001" o:spid="_x0000_s1026" strokecolor="#a6a6a6" from="0,0" to="481.9pt,0" w14:anchorId="3A082A48" o:gfxdata="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">
                       <o:lock v:ext="edit" shapetype="f"/>
@@ -4929,7 +4934,7 @@
               </mc:AlternateContent>
             </w:r>
           </w:p>
-          <w:p wp14:textId="77777777">
+          <w:p>
             <w:pPr>
               <w:pStyle w:val="BodytextIndent05cm"/>
               <w:rPr>
@@ -4943,7 +4948,7 @@
               <mc:AlternateContent>
                 <mc:Choice Requires="wps">
                   <w:drawing>
-                    <wp:inline xmlns:wp14="http://schemas.microsoft.com/office/word/2010/wordprocessingDrawing" distT="0" distB="0" distL="0" distR="0" wp14:anchorId="7AF4CBC0" wp14:editId="1C39700D">
+                    <wp:inline distT="0" distB="0" distL="0" distR="0" wp14:anchorId="7AF4CBC0" wp14:editId="1C39700D">
                       <wp:extent cx="6120000" cy="0"/>
                       <wp:effectExtent l="0" t="0" r="33655" b="19050"/>
                       <wp:docPr id="236" name="Straight Connector 10"/>
@@ -4982,7 +4987,7 @@
                     </wp:inline>
                   </w:drawing>
                 </mc:Choice>
-                <mc:Fallback>
+                <mc:Fallback xmlns:wp14="http://schemas.microsoft.com/office/word/2010/wordml" xmlns:a14="http://schemas.microsoft.com/office/drawing/2010/main" xmlns:pic="http://schemas.openxmlformats.org/drawingml/2006/picture" xmlns:a="http://schemas.openxmlformats.org/drawingml/2006/main">
                   <w:pict w14:anchorId="4FC77FDC">
                     <v:line id="Straight Connector 10" style="visibility:visible;mso-wrap-style:square;mso-left-percent:-10001;mso-top-percent:-10001;mso-position-horizontal:absolute;mso-position-horizontal-relative:char;mso-position-vertical:absolute;mso-position-vertical-relative:line;mso-left-percent:-10001;mso-top-percent:-10001" o:spid="_x0000_s1026" strokecolor="#a6a6a6" from="0,0" to="481.9pt,0" w14:anchorId="4A18B05B" o:gfxdata="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">
                       <o:lock v:ext="edit" shapetype="f"/>
@@ -4993,7 +4998,7 @@
               </mc:AlternateContent>
             </w:r>
           </w:p>
-          <w:p wp14:textId="77777777">
+          <w:p>
             <w:pPr>
               <w:pStyle w:val="BodytextIndent05cm"/>
               <w:spacing w:before="260"/>
@@ -5022,7 +5027,7 @@
               <mc:AlternateContent>
                 <mc:Choice Requires="wps">
                   <w:drawing>
-                    <wp:inline xmlns:wp14="http://schemas.microsoft.com/office/word/2010/wordprocessingDrawing" distT="0" distB="0" distL="0" distR="0" wp14:anchorId="5F6966E2" wp14:editId="699CD97F">
+                    <wp:inline distT="0" distB="0" distL="0" distR="0" wp14:anchorId="5F6966E2" wp14:editId="699CD97F">
                       <wp:extent cx="5544000" cy="0"/>
                       <wp:effectExtent l="0" t="0" r="19050" b="19050"/>
                       <wp:docPr id="237" name="Straight Connector 10"/>
@@ -5061,7 +5066,7 @@
                     </wp:inline>
                   </w:drawing>
                 </mc:Choice>
-                <mc:Fallback>
+                <mc:Fallback xmlns:wp14="http://schemas.microsoft.com/office/word/2010/wordml" xmlns:a14="http://schemas.microsoft.com/office/drawing/2010/main" xmlns:pic="http://schemas.openxmlformats.org/drawingml/2006/picture" xmlns:a="http://schemas.openxmlformats.org/drawingml/2006/main">
                   <w:pict w14:anchorId="31BA6B01">
                     <v:line id="Straight Connector 10" style="visibility:visible;mso-wrap-style:square;mso-left-percent:-10001;mso-top-percent:-10001;mso-position-horizontal:absolute;mso-position-horizontal-relative:char;mso-position-vertical:absolute;mso-position-vertical-relative:line;mso-left-percent:-10001;mso-top-percent:-10001" o:spid="_x0000_s1026" strokecolor="#a6a6a6" from="0,0" to="436.55pt,0" w14:anchorId="17EF6041" o:gfxdata="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">
                       <o:lock v:ext="edit" shapetype="f"/>
@@ -5072,7 +5077,7 @@
               </mc:AlternateContent>
             </w:r>
           </w:p>
-          <w:p wp14:textId="77777777">
+          <w:p>
             <w:pPr>
               <w:pStyle w:val="Answerline05cm02lastrow"/>
             </w:pPr>
@@ -5083,7 +5088,7 @@
               <mc:AlternateContent>
                 <mc:Choice Requires="wps">
                   <w:drawing>
-                    <wp:inline xmlns:wp14="http://schemas.microsoft.com/office/word/2010/wordprocessingDrawing" distT="0" distB="0" distL="0" distR="0" wp14:anchorId="4FEC67B3" wp14:editId="3B53152B">
+                    <wp:inline distT="0" distB="0" distL="0" distR="0" wp14:anchorId="4FEC67B3" wp14:editId="3B53152B">
                       <wp:extent cx="6120000" cy="0"/>
                       <wp:effectExtent l="0" t="0" r="33655" b="19050"/>
                       <wp:docPr id="239" name="Straight Connector 19"/>
@@ -5122,7 +5127,7 @@
                     </wp:inline>
                   </w:drawing>
                 </mc:Choice>
-                <mc:Fallback>
+                <mc:Fallback xmlns:wp14="http://schemas.microsoft.com/office/word/2010/wordml" xmlns:a14="http://schemas.microsoft.com/office/drawing/2010/main" xmlns:pic="http://schemas.openxmlformats.org/drawingml/2006/picture" xmlns:a="http://schemas.openxmlformats.org/drawingml/2006/main">
                   <w:pict w14:anchorId="00636FD5">
                     <v:line id="Straight Connector 19" style="visibility:visible;mso-wrap-style:square;mso-left-percent:-10001;mso-top-percent:-10001;mso-position-horizontal:absolute;mso-position-horizontal-relative:char;mso-position-vertical:absolute;mso-position-vertical-relative:line;mso-left-percent:-10001;mso-top-percent:-10001" o:spid="_x0000_s1026" strokecolor="#a6a6a6" from="0,0" to="481.9pt,0" w14:anchorId="437A73B7" o:gfxdata="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">
                       <o:lock v:ext="edit" shapetype="f"/>
@@ -5133,7 +5138,7 @@
               </mc:AlternateContent>
             </w:r>
           </w:p>
-          <w:p wp14:textId="77777777">
+          <w:p>
             <w:pPr>
               <w:pStyle w:val="BodytextIndent05cm"/>
               <w:rPr>
@@ -5147,7 +5152,7 @@
               <mc:AlternateContent>
                 <mc:Choice Requires="wps">
                   <w:drawing>
-                    <wp:inline xmlns:wp14="http://schemas.microsoft.com/office/word/2010/wordprocessingDrawing" distT="0" distB="0" distL="0" distR="0" wp14:anchorId="7D5FF5F9" wp14:editId="656C4C1D">
+                    <wp:inline distT="0" distB="0" distL="0" distR="0" wp14:anchorId="7D5FF5F9" wp14:editId="656C4C1D">
                       <wp:extent cx="6120000" cy="0"/>
                       <wp:effectExtent l="0" t="0" r="33655" b="19050"/>
                       <wp:docPr id="240" name="Straight Connector 10"/>
@@ -5186,7 +5191,7 @@
                     </wp:inline>
                   </w:drawing>
                 </mc:Choice>
-                <mc:Fallback>
+                <mc:Fallback xmlns:wp14="http://schemas.microsoft.com/office/word/2010/wordml" xmlns:a14="http://schemas.microsoft.com/office/drawing/2010/main" xmlns:pic="http://schemas.openxmlformats.org/drawingml/2006/picture" xmlns:a="http://schemas.openxmlformats.org/drawingml/2006/main">
                   <w:pict w14:anchorId="58BF7450">
                     <v:line id="Straight Connector 10" style="visibility:visible;mso-wrap-style:square;mso-left-percent:-10001;mso-top-percent:-10001;mso-position-horizontal:absolute;mso-position-horizontal-relative:char;mso-position-vertical:absolute;mso-position-vertical-relative:line;mso-left-percent:-10001;mso-top-percent:-10001" o:spid="_x0000_s1026" strokecolor="#a6a6a6" from="0,0" to="481.9pt,0" w14:anchorId="27B29272" o:gfxdata="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">
                       <o:lock v:ext="edit" shapetype="f"/>
@@ -5199,7 +5204,7 @@
           </w:p>
         </w:tc>
       </w:tr>
-      <w:tr xmlns:wp14="http://schemas.microsoft.com/office/word/2010/wordml" wp14:textId="77777777">
+      <w:tr>
         <w:trPr>
           <w:trHeight w:val="2381"/>
         </w:trPr>
@@ -5207,7 +5212,7 @@
           <w:tcPr>
             <w:tcW w:w="10190" w:type="dxa"/>
           </w:tcPr>
-          <w:p wp14:textId="77777777">
+          <w:p>
             <w:pPr>
               <w:pStyle w:val="Bulletnumber6spaceafter"/>
               <w:rPr>
@@ -5245,7 +5250,7 @@
               <w:t>.</w:t>
             </w:r>
           </w:p>
-          <w:p wp14:textId="77777777">
+          <w:p>
             <w:pPr>
               <w:pStyle w:val="Answerline05cm02lastrow"/>
             </w:pPr>
@@ -5282,7 +5287,7 @@
               <mc:AlternateContent>
                 <mc:Choice Requires="wps">
                   <w:drawing>
-                    <wp:inline xmlns:wp14="http://schemas.microsoft.com/office/word/2010/wordprocessingDrawing" distT="0" distB="0" distL="0" distR="0" wp14:anchorId="422A500A" wp14:editId="6C4D5577">
+                    <wp:inline distT="0" distB="0" distL="0" distR="0" wp14:anchorId="422A500A" wp14:editId="6C4D5577">
                       <wp:extent cx="2520000" cy="0"/>
                       <wp:effectExtent l="0" t="0" r="33020" b="19050"/>
                       <wp:docPr id="241" name="Straight Connector 19"/>
@@ -5321,7 +5326,7 @@
                     </wp:inline>
                   </w:drawing>
                 </mc:Choice>
-                <mc:Fallback>
+                <mc:Fallback xmlns:wp14="http://schemas.microsoft.com/office/word/2010/wordml" xmlns:a14="http://schemas.microsoft.com/office/drawing/2010/main" xmlns:pic="http://schemas.openxmlformats.org/drawingml/2006/picture" xmlns:a="http://schemas.openxmlformats.org/drawingml/2006/main">
                   <w:pict w14:anchorId="4D1695AA">
                     <v:line id="Straight Connector 19" style="visibility:visible;mso-wrap-style:square;mso-left-percent:-10001;mso-top-percent:-10001;mso-position-horizontal:absolute;mso-position-horizontal-relative:char;mso-position-vertical:absolute;mso-position-vertical-relative:line;mso-left-percent:-10001;mso-top-percent:-10001" o:spid="_x0000_s1026" strokecolor="#a6a6a6" from="0,0" to="198.45pt,0" w14:anchorId="11E54D45" o:gfxdata="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">
                       <o:lock v:ext="edit" shapetype="f"/>
@@ -5332,7 +5337,7 @@
               </mc:AlternateContent>
             </w:r>
           </w:p>
-          <w:p wp14:textId="77777777">
+          <w:p>
             <w:pPr>
               <w:pStyle w:val="Answerline05cm02lastrow"/>
             </w:pPr>
@@ -5343,7 +5348,7 @@
               <mc:AlternateContent>
                 <mc:Choice Requires="wps">
                   <w:drawing>
-                    <wp:inline xmlns:wp14="http://schemas.microsoft.com/office/word/2010/wordprocessingDrawing" distT="0" distB="0" distL="0" distR="0" wp14:anchorId="73DE452E" wp14:editId="6C4D5577">
+                    <wp:inline distT="0" distB="0" distL="0" distR="0" wp14:anchorId="73DE452E" wp14:editId="6C4D5577">
                       <wp:extent cx="6120000" cy="0"/>
                       <wp:effectExtent l="0" t="0" r="33655" b="19050"/>
                       <wp:docPr id="242" name="Straight Connector 19"/>
@@ -5382,7 +5387,7 @@
                     </wp:inline>
                   </w:drawing>
                 </mc:Choice>
-                <mc:Fallback>
+                <mc:Fallback xmlns:wp14="http://schemas.microsoft.com/office/word/2010/wordml" xmlns:a14="http://schemas.microsoft.com/office/drawing/2010/main" xmlns:pic="http://schemas.openxmlformats.org/drawingml/2006/picture" xmlns:a="http://schemas.openxmlformats.org/drawingml/2006/main">
                   <w:pict w14:anchorId="6AF7A8B5">
                     <v:line id="Straight Connector 19" style="visibility:visible;mso-wrap-style:square;mso-left-percent:-10001;mso-top-percent:-10001;mso-position-horizontal:absolute;mso-position-horizontal-relative:char;mso-position-vertical:absolute;mso-position-vertical-relative:line;mso-left-percent:-10001;mso-top-percent:-10001" o:spid="_x0000_s1026" strokecolor="#a6a6a6" from="0,0" to="481.9pt,0" w14:anchorId="1FE11E79" o:gfxdata="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">
                       <o:lock v:ext="edit" shapetype="f"/>
@@ -5393,7 +5398,7 @@
               </mc:AlternateContent>
             </w:r>
           </w:p>
-          <w:p wp14:textId="77777777">
+          <w:p>
             <w:pPr>
               <w:pStyle w:val="Answerline05cm02lastrow"/>
             </w:pPr>
@@ -5404,7 +5409,7 @@
               <mc:AlternateContent>
                 <mc:Choice Requires="wps">
                   <w:drawing>
-                    <wp:inline xmlns:wp14="http://schemas.microsoft.com/office/word/2010/wordprocessingDrawing" distT="0" distB="0" distL="0" distR="0" wp14:anchorId="31ABDC97" wp14:editId="6C4D5577">
+                    <wp:inline distT="0" distB="0" distL="0" distR="0" wp14:anchorId="31ABDC97" wp14:editId="6C4D5577">
                       <wp:extent cx="6120000" cy="0"/>
                       <wp:effectExtent l="0" t="0" r="33655" b="19050"/>
                       <wp:docPr id="244" name="Straight Connector 19"/>
@@ -5443,7 +5448,7 @@
                     </wp:inline>
                   </w:drawing>
                 </mc:Choice>
-                <mc:Fallback>
+                <mc:Fallback xmlns:wp14="http://schemas.microsoft.com/office/word/2010/wordml" xmlns:a14="http://schemas.microsoft.com/office/drawing/2010/main" xmlns:pic="http://schemas.openxmlformats.org/drawingml/2006/picture" xmlns:a="http://schemas.openxmlformats.org/drawingml/2006/main">
                   <w:pict w14:anchorId="7422BD33">
                     <v:line id="Straight Connector 19" style="visibility:visible;mso-wrap-style:square;mso-left-percent:-10001;mso-top-percent:-10001;mso-position-horizontal:absolute;mso-position-horizontal-relative:char;mso-position-vertical:absolute;mso-position-vertical-relative:line;mso-left-percent:-10001;mso-top-percent:-10001" o:spid="_x0000_s1026" strokecolor="#a6a6a6" from="0,0" to="481.9pt,0" w14:anchorId="73752FB5" o:gfxdata="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">
                       <o:lock v:ext="edit" shapetype="f"/>
@@ -5457,7 +5462,7 @@
         </w:tc>
       </w:tr>
     </w:tbl>
-    <w:p xmlns:wp14="http://schemas.microsoft.com/office/word/2010/wordml" wp14:textId="77777777">
+    <w:p>
       <w:pPr>
         <w:rPr>
           <w:rStyle w:val="Bodytextitalic"/>
@@ -5471,7 +5476,7 @@
         <w:t>Add more paper if needed.</w:t>
       </w:r>
     </w:p>
-    <w:p xmlns:wp14="http://schemas.microsoft.com/office/word/2010/wordml" wp14:textId="77777777">
+    <w:p>
       <w:pPr>
         <w:spacing w:after="0" w:line="240" w:lineRule="auto"/>
         <w:rPr>
@@ -5498,12 +5503,12 @@
       <w:tblGrid>
         <w:gridCol w:w="10194"/>
       </w:tblGrid>
-      <w:tr xmlns:wp14="http://schemas.microsoft.com/office/word/2010/wordml" wp14:textId="77777777">
+      <w:tr>
         <w:tc>
           <w:tcPr>
             <w:tcW w:w="10194" w:type="dxa"/>
           </w:tcPr>
-          <w:p wp14:textId="77777777">
+          <w:p>
             <w:pPr>
               <w:rPr>
                 <w:rStyle w:val="Bodytextbold"/>
@@ -5515,10 +5520,11 @@
                 <w:rStyle w:val="Bodytextbold"/>
                 <w:lang w:eastAsia="en-US"/>
               </w:rPr>
+              <w:lastRenderedPageBreak/>
               <w:t>Discussion</w:t>
             </w:r>
           </w:p>
-          <w:p wp14:textId="77777777">
+          <w:p>
             <w:pPr>
               <w:pStyle w:val="Bullet3spaceafter"/>
               <w:spacing w:after="120"/>
@@ -5533,7 +5539,7 @@
               <w:t xml:space="preserve">In a discussion with others, suggest possible new laws that could improve the rights of your chosen issue. </w:t>
             </w:r>
           </w:p>
-          <w:p wp14:textId="77777777">
+          <w:p>
             <w:pPr>
               <w:pStyle w:val="Bullet0spaceafter"/>
               <w:rPr>
@@ -5561,7 +5567,7 @@
           </w:p>
         </w:tc>
       </w:tr>
-      <w:tr xmlns:wp14="http://schemas.microsoft.com/office/word/2010/wordml" wp14:textId="77777777">
+      <w:tr>
         <w:trPr>
           <w:trHeight w:val="4649"/>
         </w:trPr>
@@ -5569,7 +5575,7 @@
           <w:tcPr>
             <w:tcW w:w="10194" w:type="dxa"/>
           </w:tcPr>
-          <w:p wp14:textId="77777777">
+          <w:p>
             <w:pPr>
               <w:rPr>
                 <w:lang w:eastAsia="en-US"/>
@@ -5585,7 +5591,7 @@
         </w:tc>
       </w:tr>
     </w:tbl>
-    <w:p xmlns:wp14="http://schemas.microsoft.com/office/word/2010/wordml" wp14:textId="77777777">
+    <w:p>
       <w:pPr>
         <w:rPr>
           <w:lang w:eastAsia="en-US"/>
@@ -5604,13 +5610,13 @@
         <w:gridCol w:w="637"/>
         <w:gridCol w:w="6917"/>
       </w:tblGrid>
-      <w:tr xmlns:wp14="http://schemas.microsoft.com/office/word/2010/wordml" wp14:textId="77777777">
+      <w:tr>
         <w:tc>
           <w:tcPr>
             <w:tcW w:w="10319" w:type="dxa"/>
             <w:gridSpan w:val="3"/>
           </w:tcPr>
-          <w:p wp14:textId="77777777">
+          <w:p>
             <w:pPr>
               <w:pStyle w:val="BodyText0ptspace"/>
               <w:rPr>
@@ -5626,7 +5632,7 @@
           </w:p>
         </w:tc>
       </w:tr>
-      <w:tr xmlns:wp14="http://schemas.microsoft.com/office/word/2010/wordml" wp14:textId="77777777">
+      <w:tr>
         <w:trPr>
           <w:trHeight w:val="567"/>
         </w:trPr>
@@ -5636,7 +5642,7 @@
             <w:gridSpan w:val="3"/>
             <w:vAlign w:val="center"/>
           </w:tcPr>
-          <w:p wp14:textId="77777777">
+          <w:p>
             <w:pPr>
               <w:pStyle w:val="BodyText0ptspace"/>
               <w:rPr>
@@ -5652,7 +5658,7 @@
           </w:p>
         </w:tc>
       </w:tr>
-      <w:tr xmlns:wp14="http://schemas.microsoft.com/office/word/2010/wordml" wp14:textId="77777777">
+      <w:tr>
         <w:trPr>
           <w:trHeight w:val="39"/>
         </w:trPr>
@@ -5662,7 +5668,7 @@
             <w:shd w:val="clear" w:color="auto" w:fill="FFEEE7"/>
             <w:vAlign w:val="center"/>
           </w:tcPr>
-          <w:p wp14:textId="77777777">
+          <w:p>
             <w:pPr>
               <w:pStyle w:val="BodyText0ptspace"/>
               <w:rPr>
@@ -5683,7 +5689,7 @@
             <w:shd w:val="clear" w:color="auto" w:fill="FFEEE7"/>
             <w:vAlign w:val="center"/>
           </w:tcPr>
-          <w:p wp14:textId="77777777">
+          <w:p>
             <w:pPr>
               <w:pStyle w:val="BodyText0ptspace"/>
               <w:jc w:val="center"/>
@@ -5694,7 +5700,7 @@
             <w:r>
               <w:rPr>
                 <w:rStyle w:val="Bodytextbold"/>
-                <w:rFonts w:ascii="Wingdings" w:hAnsi="Wingdings" w:eastAsia="Wingdings" w:cs="Wingdings"/>
+                <w:rFonts w:ascii="Wingdings" w:eastAsia="Wingdings" w:hAnsi="Wingdings" w:cs="Wingdings"/>
               </w:rPr>
               <w:t>ü</w:t>
             </w:r>
@@ -5706,7 +5712,7 @@
             <w:shd w:val="clear" w:color="auto" w:fill="FFEEE7"/>
             <w:vAlign w:val="center"/>
           </w:tcPr>
-          <w:p wp14:textId="77777777">
+          <w:p>
             <w:pPr>
               <w:pStyle w:val="BodyText0ptspace"/>
               <w:rPr>
@@ -5722,7 +5728,7 @@
           </w:p>
         </w:tc>
       </w:tr>
-      <w:tr xmlns:wp14="http://schemas.microsoft.com/office/word/2010/wordml" wp14:textId="77777777">
+      <w:tr>
         <w:trPr>
           <w:trHeight w:val="907"/>
         </w:trPr>
@@ -5731,7 +5737,7 @@
             <w:tcW w:w="2765" w:type="dxa"/>
             <w:vAlign w:val="center"/>
           </w:tcPr>
-          <w:p wp14:textId="77777777">
+          <w:p>
             <w:pPr>
               <w:pStyle w:val="BodyText0ptspace"/>
             </w:pPr>
@@ -5747,7 +5753,7 @@
           <w:tcPr>
             <w:tcW w:w="637" w:type="dxa"/>
           </w:tcPr>
-          <w:p wp14:textId="77777777">
+          <w:p>
             <w:pPr>
               <w:pStyle w:val="BodyText0ptspace"/>
             </w:pPr>
@@ -5757,14 +5763,14 @@
           <w:tcPr>
             <w:tcW w:w="6917" w:type="dxa"/>
           </w:tcPr>
-          <w:p wp14:textId="77777777">
+          <w:p>
             <w:pPr>
               <w:pStyle w:val="BodyText0ptspace"/>
             </w:pPr>
           </w:p>
         </w:tc>
       </w:tr>
-      <w:tr xmlns:wp14="http://schemas.microsoft.com/office/word/2010/wordml" wp14:textId="77777777">
+      <w:tr>
         <w:trPr>
           <w:trHeight w:val="907"/>
         </w:trPr>
@@ -5773,7 +5779,7 @@
             <w:tcW w:w="2765" w:type="dxa"/>
             <w:vAlign w:val="center"/>
           </w:tcPr>
-          <w:p wp14:textId="77777777">
+          <w:p>
             <w:pPr>
               <w:pStyle w:val="BodyText0ptspace"/>
             </w:pPr>
@@ -5789,7 +5795,7 @@
           <w:tcPr>
             <w:tcW w:w="637" w:type="dxa"/>
           </w:tcPr>
-          <w:p wp14:textId="77777777">
+          <w:p>
             <w:pPr>
               <w:pStyle w:val="BodyText0ptspace"/>
             </w:pPr>
@@ -5799,14 +5805,14 @@
           <w:tcPr>
             <w:tcW w:w="6917" w:type="dxa"/>
           </w:tcPr>
-          <w:p wp14:textId="77777777">
+          <w:p>
             <w:pPr>
               <w:pStyle w:val="BodyText0ptspace"/>
             </w:pPr>
           </w:p>
         </w:tc>
       </w:tr>
-      <w:tr xmlns:wp14="http://schemas.microsoft.com/office/word/2010/wordml" wp14:textId="77777777">
+      <w:tr>
         <w:trPr>
           <w:trHeight w:val="907"/>
         </w:trPr>
@@ -5815,7 +5821,7 @@
             <w:tcW w:w="2765" w:type="dxa"/>
             <w:vAlign w:val="center"/>
           </w:tcPr>
-          <w:p wp14:textId="77777777">
+          <w:p>
             <w:pPr>
               <w:pStyle w:val="BodyText0ptspace"/>
             </w:pPr>
@@ -5837,7 +5843,7 @@
           <w:tcPr>
             <w:tcW w:w="637" w:type="dxa"/>
           </w:tcPr>
-          <w:p wp14:textId="77777777">
+          <w:p>
             <w:pPr>
               <w:pStyle w:val="BodyText0ptspace"/>
             </w:pPr>
@@ -5847,7 +5853,7 @@
           <w:tcPr>
             <w:tcW w:w="6917" w:type="dxa"/>
           </w:tcPr>
-          <w:p wp14:textId="77777777">
+          <w:p>
             <w:pPr>
               <w:pStyle w:val="BodyText0ptspace"/>
             </w:pPr>
@@ -5855,12 +5861,12 @@
         </w:tc>
       </w:tr>
     </w:tbl>
-    <w:p xmlns:wp14="http://schemas.microsoft.com/office/word/2010/wordml" wp14:textId="77777777"/>
-    <w:p xmlns:wp14="http://schemas.microsoft.com/office/word/2010/wordml" wp14:textId="77777777">
+    <w:p/>
+    <w:p>
       <w:pPr>
         <w:sectPr>
-          <w:footerReference w:type="default" r:id="rId12"/>
-          <w:pgSz w:w="11906" w:h="16838" w:orient="portrait" w:code="9"/>
+          <w:footerReference w:type="default" r:id="rId15"/>
+          <w:pgSz w:w="11906" w:h="16838" w:code="9"/>
           <w:pgMar w:top="851" w:right="851" w:bottom="851" w:left="851" w:header="454" w:footer="454" w:gutter="0"/>
           <w:cols w:space="708"/>
           <w:docGrid w:linePitch="360"/>
@@ -5878,7 +5884,7 @@
         <w:gridCol w:w="992"/>
         <w:gridCol w:w="3686"/>
       </w:tblGrid>
-      <w:tr xmlns:wp14="http://schemas.microsoft.com/office/word/2010/wordml" wp14:textId="77777777">
+      <w:tr>
         <w:trPr>
           <w:trHeight w:val="324"/>
         </w:trPr>
@@ -5889,7 +5895,7 @@
               <w:left w:w="0" w:type="dxa"/>
             </w:tcMar>
           </w:tcPr>
-          <w:p wp14:textId="77777777">
+          <w:p>
             <w:pPr>
               <w:pStyle w:val="GTMJBlueHeaderLeftalign"/>
             </w:pPr>
@@ -5898,6 +5904,7 @@
                 <w:color w:val="FFFFFF" w:themeColor="background1"/>
                 <w:highlight w:val="black"/>
               </w:rPr>
+              <w:lastRenderedPageBreak/>
               <w:t xml:space="preserve">P–6 Curriculum Planning Model — </w:t>
             </w:r>
             <w:r>
@@ -5963,7 +5970,7 @@
               <w:left w:w="0" w:type="dxa"/>
             </w:tcMar>
           </w:tcPr>
-          <w:p wp14:textId="77777777">
+          <w:p>
             <w:pPr>
               <w:pStyle w:val="GTMJBlueHeaderRightalign"/>
             </w:pPr>
@@ -5980,7 +5987,7 @@
               <w:left w:w="0" w:type="dxa"/>
             </w:tcMar>
           </w:tcPr>
-          <w:p wp14:textId="77777777">
+          <w:p>
             <w:pPr>
               <w:pStyle w:val="BodyText0ptspace"/>
             </w:pPr>
@@ -5988,7 +5995,7 @@
         </w:tc>
       </w:tr>
     </w:tbl>
-    <w:p xmlns:wp14="http://schemas.microsoft.com/office/word/2010/wordml" wp14:textId="77777777">
+    <w:p>
       <w:pPr>
         <w:pStyle w:val="GTMJPurpose"/>
       </w:pPr>
@@ -6031,7 +6038,7 @@
         <w:gridCol w:w="2799"/>
         <w:gridCol w:w="562"/>
       </w:tblGrid>
-      <w:tr xmlns:wp14="http://schemas.microsoft.com/office/word/2010/wordml" wp14:textId="77777777">
+      <w:tr>
         <w:trPr>
           <w:trHeight w:val="340"/>
           <w:tblHeader/>
@@ -6040,14 +6047,14 @@
           <w:tcPr>
             <w:tcW w:w="4536" w:type="dxa"/>
             <w:tcBorders>
-              <w:top w:val="single" w:color="FFFFFF" w:themeColor="background1" w:sz="12" w:space="0"/>
-              <w:left w:val="single" w:color="FFFFFF" w:sz="12" w:space="0"/>
-              <w:right w:val="single" w:color="FFFFFF" w:sz="12" w:space="0"/>
+              <w:top w:val="single" w:sz="12" w:space="0" w:color="FFFFFF" w:themeColor="background1"/>
+              <w:left w:val="single" w:sz="12" w:space="0" w:color="FFFFFF"/>
+              <w:right w:val="single" w:sz="12" w:space="0" w:color="FFFFFF"/>
             </w:tcBorders>
             <w:shd w:val="clear" w:color="auto" w:fill="DB3F30"/>
             <w:vAlign w:val="center"/>
           </w:tcPr>
-          <w:p wp14:textId="77777777">
+          <w:p>
             <w:pPr>
               <w:pStyle w:val="GTMJAssessableelementwhite"/>
             </w:pPr>
@@ -6057,26 +6064,28 @@
             <w:r>
               <w:t xml:space="preserve"> </w:t>
             </w:r>
+            <w:proofErr w:type="gramStart"/>
             <w:r>
               <w:t>U</w:t>
             </w:r>
             <w:r>
               <w:t>nderstanding</w:t>
             </w:r>
+            <w:proofErr w:type="gramEnd"/>
           </w:p>
         </w:tc>
         <w:tc>
           <w:tcPr>
             <w:tcW w:w="3065" w:type="dxa"/>
             <w:tcBorders>
-              <w:top w:val="single" w:color="FFFFFF" w:themeColor="background1" w:sz="12" w:space="0"/>
-              <w:left w:val="single" w:color="FFFFFF" w:sz="12" w:space="0"/>
-              <w:right w:val="single" w:color="FFFFFF" w:sz="12" w:space="0"/>
+              <w:top w:val="single" w:sz="12" w:space="0" w:color="FFFFFF" w:themeColor="background1"/>
+              <w:left w:val="single" w:sz="12" w:space="0" w:color="FFFFFF"/>
+              <w:right w:val="single" w:sz="12" w:space="0" w:color="FFFFFF"/>
             </w:tcBorders>
             <w:shd w:val="clear" w:color="auto" w:fill="DB3F30"/>
             <w:vAlign w:val="center"/>
           </w:tcPr>
-          <w:p wp14:textId="77777777">
+          <w:p>
             <w:pPr>
               <w:pStyle w:val="GTMJAssessableelementwhite"/>
             </w:pPr>
@@ -6086,23 +6095,25 @@
             <w:r>
               <w:t xml:space="preserve"> </w:t>
             </w:r>
+            <w:proofErr w:type="gramStart"/>
             <w:r>
               <w:t>Researching</w:t>
             </w:r>
+            <w:proofErr w:type="gramEnd"/>
           </w:p>
         </w:tc>
         <w:tc>
           <w:tcPr>
             <w:tcW w:w="4101" w:type="dxa"/>
             <w:tcBorders>
-              <w:top w:val="single" w:color="FFFFFF" w:themeColor="background1" w:sz="12" w:space="0"/>
-              <w:left w:val="single" w:color="FFFFFF" w:sz="12" w:space="0"/>
-              <w:right w:val="single" w:color="FFFFFF" w:sz="12" w:space="0"/>
+              <w:top w:val="single" w:sz="12" w:space="0" w:color="FFFFFF" w:themeColor="background1"/>
+              <w:left w:val="single" w:sz="12" w:space="0" w:color="FFFFFF"/>
+              <w:right w:val="single" w:sz="12" w:space="0" w:color="FFFFFF"/>
             </w:tcBorders>
             <w:shd w:val="clear" w:color="auto" w:fill="DB3F30"/>
             <w:vAlign w:val="center"/>
           </w:tcPr>
-          <w:p wp14:textId="77777777">
+          <w:p>
             <w:pPr>
               <w:pStyle w:val="GTMJAssessableelementwhite"/>
             </w:pPr>
@@ -6112,8 +6123,13 @@
             <w:r>
               <w:t xml:space="preserve"> </w:t>
             </w:r>
-            <w:r>
-              <w:t>Evaluating and reflecting</w:t>
+            <w:proofErr w:type="gramStart"/>
+            <w:r>
+              <w:t>Evaluating</w:t>
+            </w:r>
+            <w:proofErr w:type="gramEnd"/>
+            <w:r>
+              <w:t xml:space="preserve"> and reflecting</w:t>
             </w:r>
           </w:p>
         </w:tc>
@@ -6121,14 +6137,14 @@
           <w:tcPr>
             <w:tcW w:w="2799" w:type="dxa"/>
             <w:tcBorders>
-              <w:top w:val="single" w:color="FFFFFF" w:themeColor="background1" w:sz="12" w:space="0"/>
-              <w:left w:val="single" w:color="FFFFFF" w:sz="12" w:space="0"/>
-              <w:right w:val="single" w:color="FFFFFF" w:sz="12" w:space="0"/>
+              <w:top w:val="single" w:sz="12" w:space="0" w:color="FFFFFF" w:themeColor="background1"/>
+              <w:left w:val="single" w:sz="12" w:space="0" w:color="FFFFFF"/>
+              <w:right w:val="single" w:sz="12" w:space="0" w:color="FFFFFF"/>
             </w:tcBorders>
             <w:shd w:val="clear" w:color="auto" w:fill="DB3F30"/>
             <w:vAlign w:val="center"/>
           </w:tcPr>
-          <w:p wp14:textId="77777777">
+          <w:p>
             <w:pPr>
               <w:pStyle w:val="GTMJAssessableelementwhite"/>
             </w:pPr>
@@ -6141,19 +6157,18 @@
           <w:tcPr>
             <w:tcW w:w="562" w:type="dxa"/>
             <w:tcBorders>
-              <w:left w:val="single" w:color="6FBDBE" w:sz="8" w:space="0"/>
+              <w:left w:val="single" w:sz="8" w:space="0" w:color="6FBDBE"/>
             </w:tcBorders>
-            <w:shd w:val="clear" w:color="auto" w:fill="auto"/>
             <w:vAlign w:val="center"/>
           </w:tcPr>
-          <w:p wp14:textId="77777777">
+          <w:p>
             <w:pPr>
               <w:pStyle w:val="GTMJTask-specassessableelements"/>
             </w:pPr>
           </w:p>
         </w:tc>
       </w:tr>
-      <w:tr xmlns:wp14="http://schemas.microsoft.com/office/word/2010/wordml" wp14:textId="77777777">
+      <w:tr>
         <w:trPr>
           <w:trHeight w:val="340"/>
         </w:trPr>
@@ -6161,13 +6176,13 @@
           <w:tcPr>
             <w:tcW w:w="4536" w:type="dxa"/>
             <w:tcBorders>
-              <w:left w:val="single" w:color="FFFFFF" w:sz="12" w:space="0"/>
-              <w:right w:val="single" w:color="FFFFFF" w:sz="12" w:space="0"/>
+              <w:left w:val="single" w:sz="12" w:space="0" w:color="FFFFFF"/>
+              <w:right w:val="single" w:sz="12" w:space="0" w:color="FFFFFF"/>
             </w:tcBorders>
             <w:shd w:val="clear" w:color="auto" w:fill="FDC7B9"/>
             <w:vAlign w:val="center"/>
           </w:tcPr>
-          <w:p wp14:textId="77777777">
+          <w:p>
             <w:pPr>
               <w:pStyle w:val="GTMJTask-specassessableelements"/>
               <w:rPr>
@@ -6198,13 +6213,13 @@
           <w:tcPr>
             <w:tcW w:w="3065" w:type="dxa"/>
             <w:tcBorders>
-              <w:left w:val="single" w:color="FFFFFF" w:sz="12" w:space="0"/>
-              <w:right w:val="single" w:color="FFFFFF" w:sz="12" w:space="0"/>
+              <w:left w:val="single" w:sz="12" w:space="0" w:color="FFFFFF"/>
+              <w:right w:val="single" w:sz="12" w:space="0" w:color="FFFFFF"/>
             </w:tcBorders>
             <w:shd w:val="clear" w:color="auto" w:fill="FDC7B9"/>
             <w:vAlign w:val="center"/>
           </w:tcPr>
-          <w:p wp14:textId="77777777">
+          <w:p>
             <w:pPr>
               <w:pStyle w:val="GTMJTask-specassessableelements"/>
               <w:rPr>
@@ -6218,7 +6233,7 @@
               <w:t>Develop questions for an investigation.</w:t>
             </w:r>
           </w:p>
-          <w:p wp14:textId="77777777">
+          <w:p>
             <w:pPr>
               <w:pStyle w:val="GTMJTask-specassessableelements"/>
               <w:rPr>
@@ -6232,7 +6247,7 @@
               <w:t>Locate and collect useful information from a range of sources to answer inquiry questions.</w:t>
             </w:r>
           </w:p>
-          <w:p wp14:textId="77777777">
+          <w:p>
             <w:pPr>
               <w:pStyle w:val="GTMJTask-specassessableelements"/>
               <w:rPr>
@@ -6251,13 +6266,13 @@
           <w:tcPr>
             <w:tcW w:w="4101" w:type="dxa"/>
             <w:tcBorders>
-              <w:left w:val="single" w:color="FFFFFF" w:sz="12" w:space="0"/>
-              <w:right w:val="single" w:color="FFFFFF" w:sz="12" w:space="0"/>
+              <w:left w:val="single" w:sz="12" w:space="0" w:color="FFFFFF"/>
+              <w:right w:val="single" w:sz="12" w:space="0" w:color="FFFFFF"/>
             </w:tcBorders>
             <w:shd w:val="clear" w:color="auto" w:fill="FDC7B9"/>
             <w:vAlign w:val="center"/>
           </w:tcPr>
-          <w:p wp14:textId="77777777">
+          <w:p>
             <w:pPr>
               <w:pStyle w:val="GTMJTask-specassessableelements"/>
               <w:rPr>
@@ -6271,7 +6286,7 @@
               <w:t>Examine sources to determine their purpose and to identify different viewpoints.</w:t>
             </w:r>
           </w:p>
-          <w:p wp14:textId="77777777">
+          <w:p>
             <w:pPr>
               <w:pStyle w:val="GTMJTask-specassessableelements"/>
               <w:rPr>
@@ -6290,13 +6305,13 @@
           <w:tcPr>
             <w:tcW w:w="2799" w:type="dxa"/>
             <w:tcBorders>
-              <w:left w:val="single" w:color="FFFFFF" w:sz="12" w:space="0"/>
-              <w:right w:val="single" w:color="FFFFFF" w:sz="12" w:space="0"/>
+              <w:left w:val="single" w:sz="12" w:space="0" w:color="FFFFFF"/>
+              <w:right w:val="single" w:sz="12" w:space="0" w:color="FFFFFF"/>
             </w:tcBorders>
             <w:shd w:val="clear" w:color="auto" w:fill="FDC7B9"/>
             <w:vAlign w:val="center"/>
           </w:tcPr>
-          <w:p wp14:textId="77777777">
+          <w:p>
             <w:pPr>
               <w:pStyle w:val="GTMJTask-specassessableelements"/>
               <w:rPr>
@@ -6316,12 +6331,11 @@
           <w:tcPr>
             <w:tcW w:w="562" w:type="dxa"/>
             <w:tcBorders>
-              <w:left w:val="single" w:color="6FBDBE" w:sz="8" w:space="0"/>
+              <w:left w:val="single" w:sz="8" w:space="0" w:color="6FBDBE"/>
             </w:tcBorders>
-            <w:shd w:val="clear" w:color="auto" w:fill="auto"/>
             <w:vAlign w:val="center"/>
           </w:tcPr>
-          <w:p wp14:textId="77777777">
+          <w:p>
             <w:pPr>
               <w:pStyle w:val="GTMJTask-specassessableelements"/>
               <w:rPr>
@@ -6332,7 +6346,7 @@
         </w:tc>
       </w:tr>
     </w:tbl>
-    <w:p xmlns:wp14="http://schemas.microsoft.com/office/word/2010/wordml" wp14:textId="77777777">
+    <w:p>
       <w:pPr>
         <w:pStyle w:val="Footer"/>
       </w:pPr>
@@ -6358,7 +6372,7 @@
         <w:gridCol w:w="2066"/>
         <w:gridCol w:w="565"/>
       </w:tblGrid>
-      <w:tr xmlns:wp14="http://schemas.microsoft.com/office/word/2010/wordml" wp14:textId="77777777">
+      <w:tr>
         <w:trPr>
           <w:trHeight w:val="850"/>
         </w:trPr>
@@ -6366,13 +6380,12 @@
           <w:tcPr>
             <w:tcW w:w="510" w:type="dxa"/>
             <w:vMerge w:val="restart"/>
-            <w:shd w:val="clear" w:color="auto" w:fill="auto"/>
             <w:tcMar>
               <w:left w:w="0" w:type="dxa"/>
               <w:right w:w="0" w:type="dxa"/>
             </w:tcMar>
           </w:tcPr>
-          <w:p wp14:textId="77777777">
+          <w:p>
             <w:pPr>
               <w:spacing w:after="0"/>
             </w:pPr>
@@ -6383,7 +6396,7 @@
               <mc:AlternateContent>
                 <mc:Choice Requires="wps">
                   <w:drawing>
-                    <wp:inline xmlns:wp14="http://schemas.microsoft.com/office/word/2010/wordprocessingDrawing" distT="0" distB="0" distL="0" distR="0" wp14:anchorId="6DE78C41" wp14:editId="66FC9817">
+                    <wp:inline distT="0" distB="0" distL="0" distR="0" wp14:anchorId="6DE78C41" wp14:editId="66FC9817">
                       <wp:extent cx="288000" cy="3240000"/>
                       <wp:effectExtent l="0" t="0" r="0" b="0"/>
                       <wp:docPr id="258" name="Up Arrow 258"/>
@@ -6436,7 +6449,7 @@
                     </wp:inline>
                   </w:drawing>
                 </mc:Choice>
-                <mc:Fallback>
+                <mc:Fallback xmlns:wp14="http://schemas.microsoft.com/office/word/2010/wordml" xmlns:a14="http://schemas.microsoft.com/office/drawing/2010/main" xmlns:pic="http://schemas.openxmlformats.org/drawingml/2006/picture" xmlns:a="http://schemas.openxmlformats.org/drawingml/2006/main">
                   <w:pict w14:anchorId="3BC47A4A">
                     <v:shapetype id="_x0000_t68" coordsize="21600,21600" o:spt="68" adj="5400,5400" path="m0@0l@1@0@1,21600@2,21600@2@0,21600@0,10800,xe" w14:anchorId="29444941">
                       <v:stroke joinstyle="miter"/>
@@ -6473,7 +6486,7 @@
             </w:tcMar>
             <w:vAlign w:val="center"/>
           </w:tcPr>
-          <w:p wp14:textId="77777777">
+          <w:p>
             <w:pPr>
               <w:pStyle w:val="GTMJTypetexthere"/>
             </w:pPr>
@@ -6485,7 +6498,7 @@
               <mc:AlternateContent>
                 <mc:Choice Requires="wps">
                   <w:drawing>
-                    <wp:inline xmlns:wp14="http://schemas.microsoft.com/office/word/2010/wordprocessingDrawing" distT="0" distB="0" distL="0" distR="0" wp14:anchorId="74848C9A" wp14:editId="1C12E283">
+                    <wp:inline distT="0" distB="0" distL="0" distR="0" wp14:anchorId="74848C9A" wp14:editId="1C12E283">
                       <wp:extent cx="108780" cy="106240"/>
                       <wp:effectExtent l="1270" t="0" r="0" b="0"/>
                       <wp:docPr id="171" name="AutoShape 26"/>
@@ -6544,7 +6557,7 @@
                     </wp:inline>
                   </w:drawing>
                 </mc:Choice>
-                <mc:Fallback>
+                <mc:Fallback xmlns:wp14="http://schemas.microsoft.com/office/word/2010/wordml" xmlns:a14="http://schemas.microsoft.com/office/drawing/2010/main" xmlns:pic="http://schemas.openxmlformats.org/drawingml/2006/picture" xmlns:a="http://schemas.openxmlformats.org/drawingml/2006/main">
                   <w:pict w14:anchorId="33AE0B48">
                     <v:shape id="AutoShape 26" style="width:8.55pt;height:8.35pt;rotation:90;flip:x;visibility:visible;mso-wrap-style:square;mso-left-percent:-10001;mso-top-percent:-10001;mso-position-horizontal:absolute;mso-position-horizontal-relative:char;mso-position-vertical:absolute;mso-position-vertical-relative:line;mso-left-percent:-10001;mso-top-percent:-10001;v-text-anchor:top" o:spid="_x0000_s1026" fillcolor="#db3f30" stroked="f" strokeweight="2pt" type="#_x0000_t127" o:gfxdata="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" w14:anchorId="0B847409">
                       <v:stroke startarrowwidth="narrow"/>
@@ -6566,7 +6579,7 @@
             </w:tcMar>
             <w:vAlign w:val="center"/>
           </w:tcPr>
-          <w:p wp14:textId="77777777">
+          <w:p>
             <w:pPr>
               <w:pStyle w:val="GTMJTypetexthere"/>
               <w:rPr>
@@ -6585,14 +6598,13 @@
           <w:tcPr>
             <w:tcW w:w="476" w:type="dxa"/>
             <w:vMerge w:val="restart"/>
-            <w:shd w:val="clear" w:color="auto" w:fill="auto"/>
             <w:tcMar>
               <w:left w:w="28" w:type="dxa"/>
               <w:right w:w="28" w:type="dxa"/>
             </w:tcMar>
             <w:vAlign w:val="center"/>
           </w:tcPr>
-          <w:p wp14:textId="77777777">
+          <w:p>
             <w:pPr>
               <w:spacing w:after="0"/>
               <w:rPr>
@@ -6606,7 +6618,7 @@
               <mc:AlternateContent>
                 <mc:Choice Requires="wps">
                   <w:drawing>
-                    <wp:inline xmlns:wp14="http://schemas.microsoft.com/office/word/2010/wordprocessingDrawing" distT="0" distB="0" distL="0" distR="0" wp14:anchorId="57403B9F" wp14:editId="66FC9817">
+                    <wp:inline distT="0" distB="0" distL="0" distR="0" wp14:anchorId="57403B9F" wp14:editId="66FC9817">
                       <wp:extent cx="288000" cy="3240000"/>
                       <wp:effectExtent l="0" t="0" r="0" b="0"/>
                       <wp:docPr id="260" name="Up Arrow 260"/>
@@ -6659,7 +6671,7 @@
                     </wp:inline>
                   </w:drawing>
                 </mc:Choice>
-                <mc:Fallback>
+                <mc:Fallback xmlns:wp14="http://schemas.microsoft.com/office/word/2010/wordml" xmlns:a14="http://schemas.microsoft.com/office/drawing/2010/main" xmlns:pic="http://schemas.openxmlformats.org/drawingml/2006/picture" xmlns:a="http://schemas.openxmlformats.org/drawingml/2006/main">
                   <w:pict w14:anchorId="5836D9AA">
                     <v:shape id="Up Arrow 260" style="width:22.7pt;height:255.1pt;visibility:visible;mso-wrap-style:square;mso-left-percent:-10001;mso-top-percent:-10001;mso-position-horizontal:absolute;mso-position-horizontal-relative:char;mso-position-vertical:absolute;mso-position-vertical-relative:line;mso-left-percent:-10001;mso-top-percent:-10001;v-text-anchor:middle" o:spid="_x0000_s1026" fillcolor="#bfbfbf [2412]" stroked="f" type="#_x0000_t68" adj="960" o:gfxdata="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" w14:anchorId="193549CE">
                       <w10:anchorlock/>
@@ -6682,7 +6694,7 @@
             </w:tcMar>
             <w:vAlign w:val="center"/>
           </w:tcPr>
-          <w:p wp14:textId="77777777">
+          <w:p>
             <w:pPr>
               <w:pStyle w:val="GTMJTypetexthere"/>
             </w:pPr>
@@ -6694,7 +6706,7 @@
               <mc:AlternateContent>
                 <mc:Choice Requires="wps">
                   <w:drawing>
-                    <wp:inline xmlns:wp14="http://schemas.microsoft.com/office/word/2010/wordprocessingDrawing" distT="0" distB="0" distL="0" distR="0" wp14:anchorId="7B810154" wp14:editId="1F1CDAC5">
+                    <wp:inline distT="0" distB="0" distL="0" distR="0" wp14:anchorId="7B810154" wp14:editId="1F1CDAC5">
                       <wp:extent cx="108780" cy="106240"/>
                       <wp:effectExtent l="1270" t="0" r="0" b="0"/>
                       <wp:docPr id="173" name="AutoShape 26"/>
@@ -6753,7 +6765,7 @@
                     </wp:inline>
                   </w:drawing>
                 </mc:Choice>
-                <mc:Fallback>
+                <mc:Fallback xmlns:wp14="http://schemas.microsoft.com/office/word/2010/wordml" xmlns:a14="http://schemas.microsoft.com/office/drawing/2010/main" xmlns:pic="http://schemas.openxmlformats.org/drawingml/2006/picture" xmlns:a="http://schemas.openxmlformats.org/drawingml/2006/main">
                   <w:pict w14:anchorId="19B10539">
                     <v:shape id="AutoShape 26" style="width:8.55pt;height:8.35pt;rotation:90;flip:x;visibility:visible;mso-wrap-style:square;mso-left-percent:-10001;mso-top-percent:-10001;mso-position-horizontal:absolute;mso-position-horizontal-relative:char;mso-position-vertical:absolute;mso-position-vertical-relative:line;mso-left-percent:-10001;mso-top-percent:-10001;v-text-anchor:top" o:spid="_x0000_s1026" fillcolor="#db3f30" stroked="f" strokeweight="2pt" type="#_x0000_t127" o:gfxdata="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" w14:anchorId="09BC554C">
                       <v:stroke startarrowwidth="narrow"/>
@@ -6775,7 +6787,7 @@
             </w:tcMar>
             <w:vAlign w:val="center"/>
           </w:tcPr>
-          <w:p wp14:textId="77777777">
+          <w:p>
             <w:pPr>
               <w:pStyle w:val="GTMJTypetexthere"/>
               <w:rPr>
@@ -6806,14 +6818,13 @@
           <w:tcPr>
             <w:tcW w:w="493" w:type="dxa"/>
             <w:vMerge w:val="restart"/>
-            <w:shd w:val="clear" w:color="auto" w:fill="auto"/>
             <w:tcMar>
               <w:left w:w="28" w:type="dxa"/>
               <w:right w:w="28" w:type="dxa"/>
             </w:tcMar>
             <w:vAlign w:val="center"/>
           </w:tcPr>
-          <w:p wp14:textId="77777777">
+          <w:p>
             <w:pPr>
               <w:pStyle w:val="GTMJTypetexthere"/>
             </w:pPr>
@@ -6825,7 +6836,7 @@
               <mc:AlternateContent>
                 <mc:Choice Requires="wps">
                   <w:drawing>
-                    <wp:inline xmlns:wp14="http://schemas.microsoft.com/office/word/2010/wordprocessingDrawing" distT="0" distB="0" distL="0" distR="0" wp14:anchorId="6E1276F7" wp14:editId="66FC9817">
+                    <wp:inline distT="0" distB="0" distL="0" distR="0" wp14:anchorId="6E1276F7" wp14:editId="66FC9817">
                       <wp:extent cx="288000" cy="3240000"/>
                       <wp:effectExtent l="0" t="0" r="0" b="0"/>
                       <wp:docPr id="262" name="Up Arrow 262"/>
@@ -6878,7 +6889,7 @@
                     </wp:inline>
                   </w:drawing>
                 </mc:Choice>
-                <mc:Fallback>
+                <mc:Fallback xmlns:wp14="http://schemas.microsoft.com/office/word/2010/wordml" xmlns:a14="http://schemas.microsoft.com/office/drawing/2010/main" xmlns:pic="http://schemas.openxmlformats.org/drawingml/2006/picture" xmlns:a="http://schemas.openxmlformats.org/drawingml/2006/main">
                   <w:pict w14:anchorId="186DEEDD">
                     <v:shape id="Up Arrow 262" style="width:22.7pt;height:255.1pt;visibility:visible;mso-wrap-style:square;mso-left-percent:-10001;mso-top-percent:-10001;mso-position-horizontal:absolute;mso-position-horizontal-relative:char;mso-position-vertical:absolute;mso-position-vertical-relative:line;mso-left-percent:-10001;mso-top-percent:-10001;v-text-anchor:middle" o:spid="_x0000_s1026" fillcolor="#bfbfbf [2412]" stroked="f" type="#_x0000_t68" adj="960" o:gfxdata="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" w14:anchorId="1CFF76DE">
                       <w10:anchorlock/>
@@ -6901,7 +6912,7 @@
             </w:tcMar>
             <w:vAlign w:val="center"/>
           </w:tcPr>
-          <w:p wp14:textId="77777777">
+          <w:p>
             <w:pPr>
               <w:pStyle w:val="GTMJTypetexthere"/>
             </w:pPr>
@@ -6913,7 +6924,7 @@
               <mc:AlternateContent>
                 <mc:Choice Requires="wps">
                   <w:drawing>
-                    <wp:inline xmlns:wp14="http://schemas.microsoft.com/office/word/2010/wordprocessingDrawing" distT="0" distB="0" distL="0" distR="0" wp14:anchorId="46896AAC" wp14:editId="20CE2A0B">
+                    <wp:inline distT="0" distB="0" distL="0" distR="0" wp14:anchorId="46896AAC" wp14:editId="20CE2A0B">
                       <wp:extent cx="108780" cy="106240"/>
                       <wp:effectExtent l="1270" t="0" r="0" b="0"/>
                       <wp:docPr id="175" name="AutoShape 26"/>
@@ -6972,7 +6983,7 @@
                     </wp:inline>
                   </w:drawing>
                 </mc:Choice>
-                <mc:Fallback>
+                <mc:Fallback xmlns:wp14="http://schemas.microsoft.com/office/word/2010/wordml" xmlns:a14="http://schemas.microsoft.com/office/drawing/2010/main" xmlns:pic="http://schemas.openxmlformats.org/drawingml/2006/picture" xmlns:a="http://schemas.openxmlformats.org/drawingml/2006/main">
                   <w:pict w14:anchorId="6FBBAAF3">
                     <v:shape id="AutoShape 26" style="width:8.55pt;height:8.35pt;rotation:90;flip:x;visibility:visible;mso-wrap-style:square;mso-left-percent:-10001;mso-top-percent:-10001;mso-position-horizontal:absolute;mso-position-horizontal-relative:char;mso-position-vertical:absolute;mso-position-vertical-relative:line;mso-left-percent:-10001;mso-top-percent:-10001;v-text-anchor:top" o:spid="_x0000_s1026" fillcolor="#db3f30" stroked="f" strokeweight="2pt" type="#_x0000_t127" o:gfxdata="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" w14:anchorId="584DAD5D">
                       <v:stroke startarrowwidth="narrow"/>
@@ -6994,7 +7005,7 @@
             </w:tcMar>
             <w:vAlign w:val="center"/>
           </w:tcPr>
-          <w:p wp14:textId="77777777">
+          <w:p>
             <w:pPr>
               <w:pStyle w:val="GTMJTypetexthere"/>
               <w:rPr>
@@ -7008,7 +7019,7 @@
               <w:t>Infers a message from a political cartoon.</w:t>
             </w:r>
           </w:p>
-          <w:p wp14:textId="77777777">
+          <w:p>
             <w:pPr>
               <w:pStyle w:val="GTMJTypetexthere"/>
               <w:rPr>
@@ -7022,7 +7033,7 @@
               <w:t>Uses evidence from multiple sources to analyse a person and group.</w:t>
             </w:r>
           </w:p>
-          <w:p wp14:textId="77777777">
+          <w:p>
             <w:pPr>
               <w:pStyle w:val="GTMJTypetexthere"/>
               <w:rPr>
@@ -7041,14 +7052,13 @@
           <w:tcPr>
             <w:tcW w:w="489" w:type="dxa"/>
             <w:vMerge w:val="restart"/>
-            <w:shd w:val="clear" w:color="auto" w:fill="auto"/>
             <w:tcMar>
               <w:left w:w="28" w:type="dxa"/>
               <w:right w:w="28" w:type="dxa"/>
             </w:tcMar>
             <w:vAlign w:val="center"/>
           </w:tcPr>
-          <w:p wp14:textId="77777777">
+          <w:p>
             <w:pPr>
               <w:pStyle w:val="GTMJTypetexthere"/>
             </w:pPr>
@@ -7060,7 +7070,7 @@
               <mc:AlternateContent>
                 <mc:Choice Requires="wps">
                   <w:drawing>
-                    <wp:inline xmlns:wp14="http://schemas.microsoft.com/office/word/2010/wordprocessingDrawing" distT="0" distB="0" distL="0" distR="0" wp14:anchorId="1DCA7821" wp14:editId="66FC9817">
+                    <wp:inline distT="0" distB="0" distL="0" distR="0" wp14:anchorId="1DCA7821" wp14:editId="66FC9817">
                       <wp:extent cx="288000" cy="3240000"/>
                       <wp:effectExtent l="0" t="0" r="0" b="0"/>
                       <wp:docPr id="263" name="Up Arrow 263"/>
@@ -7113,7 +7123,7 @@
                     </wp:inline>
                   </w:drawing>
                 </mc:Choice>
-                <mc:Fallback>
+                <mc:Fallback xmlns:wp14="http://schemas.microsoft.com/office/word/2010/wordml" xmlns:a14="http://schemas.microsoft.com/office/drawing/2010/main" xmlns:pic="http://schemas.openxmlformats.org/drawingml/2006/picture" xmlns:a="http://schemas.openxmlformats.org/drawingml/2006/main">
                   <w:pict w14:anchorId="239DD2AB">
                     <v:shape id="Up Arrow 263" style="width:22.7pt;height:255.1pt;visibility:visible;mso-wrap-style:square;mso-left-percent:-10001;mso-top-percent:-10001;mso-position-horizontal:absolute;mso-position-horizontal-relative:char;mso-position-vertical:absolute;mso-position-vertical-relative:line;mso-left-percent:-10001;mso-top-percent:-10001;v-text-anchor:middle" o:spid="_x0000_s1026" fillcolor="#bfbfbf [2412]" stroked="f" type="#_x0000_t68" adj="960" o:gfxdata="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" w14:anchorId="6464A1C6">
                       <w10:anchorlock/>
@@ -7140,7 +7150,7 @@
             </w:tcMar>
             <w:vAlign w:val="center"/>
           </w:tcPr>
-          <w:p wp14:textId="77777777">
+          <w:p>
             <w:pPr>
               <w:pStyle w:val="GTMJTypetexthere"/>
             </w:pPr>
@@ -7152,7 +7162,7 @@
               <mc:AlternateContent>
                 <mc:Choice Requires="wps">
                   <w:drawing>
-                    <wp:inline xmlns:wp14="http://schemas.microsoft.com/office/word/2010/wordprocessingDrawing" distT="0" distB="0" distL="0" distR="0" wp14:anchorId="0722041C" wp14:editId="3F046077">
+                    <wp:inline distT="0" distB="0" distL="0" distR="0" wp14:anchorId="0722041C" wp14:editId="3F046077">
                       <wp:extent cx="108780" cy="106240"/>
                       <wp:effectExtent l="1270" t="0" r="0" b="0"/>
                       <wp:docPr id="177" name="AutoShape 26"/>
@@ -7211,7 +7221,7 @@
                     </wp:inline>
                   </w:drawing>
                 </mc:Choice>
-                <mc:Fallback>
+                <mc:Fallback xmlns:wp14="http://schemas.microsoft.com/office/word/2010/wordml" xmlns:a14="http://schemas.microsoft.com/office/drawing/2010/main" xmlns:pic="http://schemas.openxmlformats.org/drawingml/2006/picture" xmlns:a="http://schemas.openxmlformats.org/drawingml/2006/main">
                   <w:pict w14:anchorId="6C1EE2EE">
                     <v:shape id="AutoShape 26" style="width:8.55pt;height:8.35pt;rotation:90;flip:x;visibility:visible;mso-wrap-style:square;mso-left-percent:-10001;mso-top-percent:-10001;mso-position-horizontal:absolute;mso-position-horizontal-relative:char;mso-position-vertical:absolute;mso-position-vertical-relative:line;mso-left-percent:-10001;mso-top-percent:-10001;v-text-anchor:top" o:spid="_x0000_s1026" fillcolor="#db3f30" stroked="f" strokeweight="2pt" type="#_x0000_t127" o:gfxdata="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" w14:anchorId="58E64E6D">
                       <v:stroke startarrowwidth="narrow"/>
@@ -7228,7 +7238,7 @@
             <w:tcW w:w="2066" w:type="dxa"/>
             <w:tcBorders>
               <w:left w:val="nil"/>
-              <w:right w:val="single" w:color="003366" w:sz="8" w:space="0"/>
+              <w:right w:val="single" w:sz="8" w:space="0" w:color="003366"/>
             </w:tcBorders>
             <w:shd w:val="clear" w:color="auto" w:fill="FFEEE7"/>
             <w:tcMar>
@@ -7237,7 +7247,7 @@
             </w:tcMar>
             <w:vAlign w:val="center"/>
           </w:tcPr>
-          <w:p wp14:textId="77777777">
+          <w:p>
             <w:pPr>
               <w:pStyle w:val="GTMJTypetexthere"/>
               <w:rPr>
@@ -7256,9 +7266,9 @@
           <w:tcPr>
             <w:tcW w:w="565" w:type="dxa"/>
             <w:tcBorders>
-              <w:top w:val="single" w:color="003366" w:sz="8" w:space="0"/>
-              <w:left w:val="single" w:color="003366" w:sz="8" w:space="0"/>
-              <w:right w:val="single" w:color="003366" w:sz="8" w:space="0"/>
+              <w:top w:val="single" w:sz="8" w:space="0" w:color="003366"/>
+              <w:left w:val="single" w:sz="8" w:space="0" w:color="003366"/>
+              <w:right w:val="single" w:sz="8" w:space="0" w:color="003366"/>
             </w:tcBorders>
             <w:shd w:val="clear" w:color="auto" w:fill="FFEEE7"/>
             <w:tcMar>
@@ -7267,7 +7277,7 @@
             </w:tcMar>
             <w:vAlign w:val="center"/>
           </w:tcPr>
-          <w:p wp14:textId="77777777">
+          <w:p>
             <w:pPr>
               <w:pStyle w:val="GTMJA-E12ptfont"/>
             </w:pPr>
@@ -7277,7 +7287,7 @@
           </w:p>
         </w:tc>
       </w:tr>
-      <w:tr xmlns:wp14="http://schemas.microsoft.com/office/word/2010/wordml" wp14:textId="77777777">
+      <w:tr>
         <w:trPr>
           <w:trHeight w:val="328"/>
         </w:trPr>
@@ -7285,9 +7295,8 @@
           <w:tcPr>
             <w:tcW w:w="510" w:type="dxa"/>
             <w:vMerge/>
-            <w:shd w:val="clear" w:color="auto" w:fill="auto"/>
-          </w:tcPr>
-          <w:p wp14:textId="77777777">
+          </w:tcPr>
+          <w:p>
             <w:pPr>
               <w:spacing w:after="0"/>
             </w:pPr>
@@ -7296,7 +7305,6 @@
         <w:tc>
           <w:tcPr>
             <w:tcW w:w="282" w:type="dxa"/>
-            <w:shd w:val="clear" w:color="auto" w:fill="auto"/>
             <w:tcMar>
               <w:top w:w="85" w:type="dxa"/>
               <w:left w:w="0" w:type="dxa"/>
@@ -7305,7 +7313,7 @@
             </w:tcMar>
             <w:vAlign w:val="center"/>
           </w:tcPr>
-          <w:p wp14:textId="77777777">
+          <w:p>
             <w:pPr>
               <w:pStyle w:val="GTMJTypetexthere"/>
             </w:pPr>
@@ -7317,7 +7325,7 @@
               <mc:AlternateContent>
                 <mc:Choice Requires="wps">
                   <w:drawing>
-                    <wp:inline xmlns:wp14="http://schemas.microsoft.com/office/word/2010/wordprocessingDrawing" distT="0" distB="0" distL="0" distR="0" wp14:anchorId="25F59B36" wp14:editId="5A502242">
+                    <wp:inline distT="0" distB="0" distL="0" distR="0" wp14:anchorId="25F59B36" wp14:editId="5A502242">
                       <wp:extent cx="108780" cy="106240"/>
                       <wp:effectExtent l="1270" t="0" r="0" b="0"/>
                       <wp:docPr id="178" name="AutoShape 26"/>
@@ -7376,7 +7384,7 @@
                     </wp:inline>
                   </w:drawing>
                 </mc:Choice>
-                <mc:Fallback>
+                <mc:Fallback xmlns:wp14="http://schemas.microsoft.com/office/word/2010/wordml" xmlns:a14="http://schemas.microsoft.com/office/drawing/2010/main" xmlns:pic="http://schemas.openxmlformats.org/drawingml/2006/picture" xmlns:a="http://schemas.openxmlformats.org/drawingml/2006/main">
                   <w:pict w14:anchorId="53F2964F">
                     <v:shape id="AutoShape 26" style="width:8.55pt;height:8.35pt;rotation:90;flip:x;visibility:visible;mso-wrap-style:square;mso-left-percent:-10001;mso-top-percent:-10001;mso-position-horizontal:absolute;mso-position-horizontal-relative:char;mso-position-vertical:absolute;mso-position-vertical-relative:line;mso-left-percent:-10001;mso-top-percent:-10001;v-text-anchor:top" o:spid="_x0000_s1026" fillcolor="#db3f30" stroked="f" strokeweight="2pt" type="#_x0000_t127" o:gfxdata="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" w14:anchorId="6EA45828">
                       <v:stroke startarrowwidth="narrow"/>
@@ -7391,14 +7399,13 @@
         <w:tc>
           <w:tcPr>
             <w:tcW w:w="3730" w:type="dxa"/>
-            <w:shd w:val="clear" w:color="auto" w:fill="auto"/>
             <w:tcMar>
               <w:left w:w="0" w:type="dxa"/>
               <w:right w:w="0" w:type="dxa"/>
             </w:tcMar>
             <w:vAlign w:val="center"/>
           </w:tcPr>
-          <w:p wp14:textId="77777777">
+          <w:p>
             <w:pPr>
               <w:pStyle w:val="GTMJTypetexthere"/>
               <w:rPr>
@@ -7412,7 +7419,7 @@
               <w:t>Provides relevant details about a significant person and event.</w:t>
             </w:r>
           </w:p>
-          <w:p wp14:textId="77777777">
+          <w:p>
             <w:pPr>
               <w:pStyle w:val="GTMJTypetexthere"/>
               <w:rPr>
@@ -7431,10 +7438,9 @@
           <w:tcPr>
             <w:tcW w:w="476" w:type="dxa"/>
             <w:vMerge/>
-            <w:shd w:val="clear" w:color="auto" w:fill="auto"/>
             <w:vAlign w:val="center"/>
           </w:tcPr>
-          <w:p wp14:textId="77777777">
+          <w:p>
             <w:pPr>
               <w:pStyle w:val="GTMJTypetexthere"/>
             </w:pPr>
@@ -7443,7 +7449,6 @@
         <w:tc>
           <w:tcPr>
             <w:tcW w:w="247" w:type="dxa"/>
-            <w:shd w:val="clear" w:color="auto" w:fill="auto"/>
             <w:tcMar>
               <w:top w:w="85" w:type="dxa"/>
               <w:left w:w="0" w:type="dxa"/>
@@ -7452,7 +7457,7 @@
             </w:tcMar>
             <w:vAlign w:val="center"/>
           </w:tcPr>
-          <w:p wp14:textId="77777777">
+          <w:p>
             <w:pPr>
               <w:pStyle w:val="GTMJTypetexthere"/>
             </w:pPr>
@@ -7464,7 +7469,7 @@
               <mc:AlternateContent>
                 <mc:Choice Requires="wps">
                   <w:drawing>
-                    <wp:inline xmlns:wp14="http://schemas.microsoft.com/office/word/2010/wordprocessingDrawing" distT="0" distB="0" distL="0" distR="0" wp14:anchorId="4F3F2E4B" wp14:editId="45DFD7CD">
+                    <wp:inline distT="0" distB="0" distL="0" distR="0" wp14:anchorId="4F3F2E4B" wp14:editId="45DFD7CD">
                       <wp:extent cx="108780" cy="106240"/>
                       <wp:effectExtent l="1270" t="0" r="0" b="0"/>
                       <wp:docPr id="179" name="AutoShape 26"/>
@@ -7523,7 +7528,7 @@
                     </wp:inline>
                   </w:drawing>
                 </mc:Choice>
-                <mc:Fallback>
+                <mc:Fallback xmlns:wp14="http://schemas.microsoft.com/office/word/2010/wordml" xmlns:a14="http://schemas.microsoft.com/office/drawing/2010/main" xmlns:pic="http://schemas.openxmlformats.org/drawingml/2006/picture" xmlns:a="http://schemas.openxmlformats.org/drawingml/2006/main">
                   <w:pict w14:anchorId="457F765A">
                     <v:shape id="AutoShape 26" style="width:8.55pt;height:8.35pt;rotation:90;flip:x;visibility:visible;mso-wrap-style:square;mso-left-percent:-10001;mso-top-percent:-10001;mso-position-horizontal:absolute;mso-position-horizontal-relative:char;mso-position-vertical:absolute;mso-position-vertical-relative:line;mso-left-percent:-10001;mso-top-percent:-10001;v-text-anchor:top" o:spid="_x0000_s1026" fillcolor="#db3f30" stroked="f" strokeweight="2pt" type="#_x0000_t127" o:gfxdata="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" w14:anchorId="74AC000C">
                       <v:stroke startarrowwidth="narrow"/>
@@ -7538,14 +7543,13 @@
         <w:tc>
           <w:tcPr>
             <w:tcW w:w="2342" w:type="dxa"/>
-            <w:shd w:val="clear" w:color="auto" w:fill="auto"/>
             <w:tcMar>
               <w:left w:w="0" w:type="dxa"/>
               <w:right w:w="0" w:type="dxa"/>
             </w:tcMar>
             <w:vAlign w:val="center"/>
           </w:tcPr>
-          <w:p wp14:textId="77777777">
+          <w:p>
             <w:pPr>
               <w:pStyle w:val="GTMJTypetexthere"/>
               <w:rPr>
@@ -7565,7 +7569,7 @@
               <w:t xml:space="preserve"> timeline with relevant events.</w:t>
             </w:r>
           </w:p>
-          <w:p wp14:textId="77777777">
+          <w:p>
             <w:pPr>
               <w:pStyle w:val="GTMJTypetexthere"/>
               <w:rPr>
@@ -7584,10 +7588,9 @@
           <w:tcPr>
             <w:tcW w:w="493" w:type="dxa"/>
             <w:vMerge/>
-            <w:shd w:val="clear" w:color="auto" w:fill="auto"/>
             <w:vAlign w:val="center"/>
           </w:tcPr>
-          <w:p wp14:textId="77777777">
+          <w:p>
             <w:pPr>
               <w:pStyle w:val="GTMJTypetexthere"/>
             </w:pPr>
@@ -7596,7 +7599,6 @@
         <w:tc>
           <w:tcPr>
             <w:tcW w:w="284" w:type="dxa"/>
-            <w:shd w:val="clear" w:color="auto" w:fill="auto"/>
             <w:tcMar>
               <w:top w:w="85" w:type="dxa"/>
               <w:left w:w="0" w:type="dxa"/>
@@ -7605,7 +7607,7 @@
             </w:tcMar>
             <w:vAlign w:val="center"/>
           </w:tcPr>
-          <w:p wp14:textId="77777777">
+          <w:p>
             <w:pPr>
               <w:pStyle w:val="GTMJTypetexthere"/>
             </w:pPr>
@@ -7617,7 +7619,7 @@
               <mc:AlternateContent>
                 <mc:Choice Requires="wps">
                   <w:drawing>
-                    <wp:inline xmlns:wp14="http://schemas.microsoft.com/office/word/2010/wordprocessingDrawing" distT="0" distB="0" distL="0" distR="0" wp14:anchorId="3766A42C" wp14:editId="77B4F782">
+                    <wp:inline distT="0" distB="0" distL="0" distR="0" wp14:anchorId="3766A42C" wp14:editId="77B4F782">
                       <wp:extent cx="108780" cy="106240"/>
                       <wp:effectExtent l="1270" t="0" r="0" b="0"/>
                       <wp:docPr id="180" name="AutoShape 26"/>
@@ -7676,7 +7678,7 @@
                     </wp:inline>
                   </w:drawing>
                 </mc:Choice>
-                <mc:Fallback>
+                <mc:Fallback xmlns:wp14="http://schemas.microsoft.com/office/word/2010/wordml" xmlns:a14="http://schemas.microsoft.com/office/drawing/2010/main" xmlns:pic="http://schemas.openxmlformats.org/drawingml/2006/picture" xmlns:a="http://schemas.openxmlformats.org/drawingml/2006/main">
                   <w:pict w14:anchorId="75EE05F5">
                     <v:shape id="AutoShape 26" style="width:8.55pt;height:8.35pt;rotation:90;flip:x;visibility:visible;mso-wrap-style:square;mso-left-percent:-10001;mso-top-percent:-10001;mso-position-horizontal:absolute;mso-position-horizontal-relative:char;mso-position-vertical:absolute;mso-position-vertical-relative:line;mso-left-percent:-10001;mso-top-percent:-10001;v-text-anchor:top" o:spid="_x0000_s1026" fillcolor="#db3f30" stroked="f" strokeweight="2pt" type="#_x0000_t127" o:gfxdata="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" w14:anchorId="35854640">
                       <v:stroke startarrowwidth="narrow"/>
@@ -7691,14 +7693,13 @@
         <w:tc>
           <w:tcPr>
             <w:tcW w:w="3338" w:type="dxa"/>
-            <w:shd w:val="clear" w:color="auto" w:fill="auto"/>
             <w:tcMar>
               <w:left w:w="0" w:type="dxa"/>
               <w:right w:w="0" w:type="dxa"/>
             </w:tcMar>
             <w:vAlign w:val="center"/>
           </w:tcPr>
-          <w:p wp14:textId="77777777">
+          <w:p>
             <w:pPr>
               <w:pStyle w:val="GTMJTypetexthere"/>
               <w:rPr>
@@ -7714,7 +7715,7 @@
               <w:t xml:space="preserve">Uses evidence from sources to show how perspectives have changed for a chosen group. </w:t>
             </w:r>
           </w:p>
-          <w:p wp14:textId="77777777">
+          <w:p>
             <w:pPr>
               <w:pStyle w:val="GTMJTypetexthere"/>
               <w:rPr>
@@ -7733,14 +7734,13 @@
           <w:tcPr>
             <w:tcW w:w="489" w:type="dxa"/>
             <w:vMerge/>
-            <w:shd w:val="clear" w:color="auto" w:fill="auto"/>
             <w:tcMar>
               <w:left w:w="28" w:type="dxa"/>
               <w:right w:w="28" w:type="dxa"/>
             </w:tcMar>
             <w:vAlign w:val="center"/>
           </w:tcPr>
-          <w:p wp14:textId="77777777">
+          <w:p>
             <w:pPr>
               <w:pStyle w:val="GTMJTypetexthere"/>
             </w:pPr>
@@ -7753,7 +7753,6 @@
               <w:left w:val="nil"/>
               <w:right w:val="nil"/>
             </w:tcBorders>
-            <w:shd w:val="clear" w:color="auto" w:fill="auto"/>
             <w:tcMar>
               <w:top w:w="85" w:type="dxa"/>
               <w:left w:w="0" w:type="dxa"/>
@@ -7762,7 +7761,7 @@
             </w:tcMar>
             <w:vAlign w:val="center"/>
           </w:tcPr>
-          <w:p wp14:textId="77777777">
+          <w:p>
             <w:pPr>
               <w:pStyle w:val="GTMJTypetexthere"/>
             </w:pPr>
@@ -7774,7 +7773,7 @@
               <mc:AlternateContent>
                 <mc:Choice Requires="wps">
                   <w:drawing>
-                    <wp:inline xmlns:wp14="http://schemas.microsoft.com/office/word/2010/wordprocessingDrawing" distT="0" distB="0" distL="0" distR="0" wp14:anchorId="74883A06" wp14:editId="2926E580">
+                    <wp:inline distT="0" distB="0" distL="0" distR="0" wp14:anchorId="74883A06" wp14:editId="2926E580">
                       <wp:extent cx="108780" cy="106240"/>
                       <wp:effectExtent l="1270" t="0" r="0" b="0"/>
                       <wp:docPr id="181" name="AutoShape 26"/>
@@ -7833,7 +7832,7 @@
                     </wp:inline>
                   </w:drawing>
                 </mc:Choice>
-                <mc:Fallback>
+                <mc:Fallback xmlns:wp14="http://schemas.microsoft.com/office/word/2010/wordml" xmlns:a14="http://schemas.microsoft.com/office/drawing/2010/main" xmlns:pic="http://schemas.openxmlformats.org/drawingml/2006/picture" xmlns:a="http://schemas.openxmlformats.org/drawingml/2006/main">
                   <w:pict w14:anchorId="033DC3A3">
                     <v:shape id="AutoShape 26" style="width:8.55pt;height:8.35pt;rotation:90;flip:x;visibility:visible;mso-wrap-style:square;mso-left-percent:-10001;mso-top-percent:-10001;mso-position-horizontal:absolute;mso-position-horizontal-relative:char;mso-position-vertical:absolute;mso-position-vertical-relative:line;mso-left-percent:-10001;mso-top-percent:-10001;v-text-anchor:top" o:spid="_x0000_s1026" fillcolor="#db3f30" stroked="f" strokeweight="2pt" type="#_x0000_t127" o:gfxdata="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" w14:anchorId="35C75AD5">
                       <v:stroke startarrowwidth="narrow"/>
@@ -7850,16 +7849,15 @@
             <w:tcW w:w="2066" w:type="dxa"/>
             <w:tcBorders>
               <w:left w:val="nil"/>
-              <w:right w:val="single" w:color="003366" w:sz="8" w:space="0"/>
+              <w:right w:val="single" w:sz="8" w:space="0" w:color="003366"/>
             </w:tcBorders>
-            <w:shd w:val="clear" w:color="auto" w:fill="auto"/>
             <w:tcMar>
               <w:left w:w="0" w:type="dxa"/>
               <w:right w:w="0" w:type="dxa"/>
             </w:tcMar>
             <w:vAlign w:val="center"/>
           </w:tcPr>
-          <w:p wp14:textId="77777777">
+          <w:p>
             <w:pPr>
               <w:pStyle w:val="GTMJTypetexthere"/>
               <w:rPr>
@@ -7878,19 +7876,18 @@
           <w:tcPr>
             <w:tcW w:w="565" w:type="dxa"/>
             <w:tcBorders>
-              <w:top w:val="single" w:color="003366" w:sz="8" w:space="0"/>
-              <w:left w:val="single" w:color="003366" w:sz="8" w:space="0"/>
-              <w:bottom w:val="single" w:color="003366" w:sz="8" w:space="0"/>
-              <w:right w:val="single" w:color="003366" w:sz="8" w:space="0"/>
+              <w:top w:val="single" w:sz="8" w:space="0" w:color="003366"/>
+              <w:left w:val="single" w:sz="8" w:space="0" w:color="003366"/>
+              <w:bottom w:val="single" w:sz="8" w:space="0" w:color="003366"/>
+              <w:right w:val="single" w:sz="8" w:space="0" w:color="003366"/>
             </w:tcBorders>
-            <w:shd w:val="clear" w:color="auto" w:fill="auto"/>
             <w:tcMar>
               <w:left w:w="0" w:type="dxa"/>
               <w:right w:w="0" w:type="dxa"/>
             </w:tcMar>
             <w:vAlign w:val="center"/>
           </w:tcPr>
-          <w:p wp14:textId="77777777">
+          <w:p>
             <w:pPr>
               <w:pStyle w:val="GTMJA-E12ptfont"/>
             </w:pPr>
@@ -7900,7 +7897,7 @@
           </w:p>
         </w:tc>
       </w:tr>
-      <w:tr xmlns:wp14="http://schemas.microsoft.com/office/word/2010/wordml" wp14:textId="77777777">
+      <w:tr>
         <w:trPr>
           <w:trHeight w:val="1763"/>
         </w:trPr>
@@ -7908,9 +7905,8 @@
           <w:tcPr>
             <w:tcW w:w="510" w:type="dxa"/>
             <w:vMerge/>
-            <w:shd w:val="clear" w:color="auto" w:fill="auto"/>
-          </w:tcPr>
-          <w:p wp14:textId="77777777">
+          </w:tcPr>
+          <w:p>
             <w:pPr>
               <w:spacing w:after="0"/>
             </w:pPr>
@@ -7928,7 +7924,7 @@
             </w:tcMar>
             <w:vAlign w:val="center"/>
           </w:tcPr>
-          <w:p wp14:textId="77777777">
+          <w:p>
             <w:pPr>
               <w:pStyle w:val="GTMJTypetexthere"/>
             </w:pPr>
@@ -7940,7 +7936,7 @@
               <mc:AlternateContent>
                 <mc:Choice Requires="wps">
                   <w:drawing>
-                    <wp:inline xmlns:wp14="http://schemas.microsoft.com/office/word/2010/wordprocessingDrawing" distT="0" distB="0" distL="0" distR="0" wp14:anchorId="543F39F0" wp14:editId="189E8F3F">
+                    <wp:inline distT="0" distB="0" distL="0" distR="0" wp14:anchorId="543F39F0" wp14:editId="189E8F3F">
                       <wp:extent cx="108780" cy="106240"/>
                       <wp:effectExtent l="1270" t="0" r="0" b="0"/>
                       <wp:docPr id="182" name="AutoShape 26"/>
@@ -7999,7 +7995,7 @@
                     </wp:inline>
                   </w:drawing>
                 </mc:Choice>
-                <mc:Fallback>
+                <mc:Fallback xmlns:wp14="http://schemas.microsoft.com/office/word/2010/wordml" xmlns:a14="http://schemas.microsoft.com/office/drawing/2010/main" xmlns:pic="http://schemas.openxmlformats.org/drawingml/2006/picture" xmlns:a="http://schemas.openxmlformats.org/drawingml/2006/main">
                   <w:pict w14:anchorId="7D6F23E4">
                     <v:shape id="AutoShape 26" style="width:8.55pt;height:8.35pt;rotation:90;flip:x;visibility:visible;mso-wrap-style:square;mso-left-percent:-10001;mso-top-percent:-10001;mso-position-horizontal:absolute;mso-position-horizontal-relative:char;mso-position-vertical:absolute;mso-position-vertical-relative:line;mso-left-percent:-10001;mso-top-percent:-10001;v-text-anchor:top" o:spid="_x0000_s1026" fillcolor="#db3f30" stroked="f" strokeweight="2pt" type="#_x0000_t127" o:gfxdata="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" w14:anchorId="154B2B07">
                       <v:stroke startarrowwidth="narrow"/>
@@ -8021,7 +8017,7 @@
             </w:tcMar>
             <w:vAlign w:val="center"/>
           </w:tcPr>
-          <w:p wp14:textId="77777777">
+          <w:p>
             <w:pPr>
               <w:pStyle w:val="GTMJTypetexthere"/>
               <w:rPr>
@@ -8052,10 +8048,9 @@
           <w:tcPr>
             <w:tcW w:w="476" w:type="dxa"/>
             <w:vMerge/>
-            <w:shd w:val="clear" w:color="auto" w:fill="auto"/>
             <w:vAlign w:val="center"/>
           </w:tcPr>
-          <w:p wp14:textId="77777777">
+          <w:p>
             <w:pPr>
               <w:pStyle w:val="GTMJTypetexthere"/>
             </w:pPr>
@@ -8073,7 +8068,7 @@
             </w:tcMar>
             <w:vAlign w:val="center"/>
           </w:tcPr>
-          <w:p wp14:textId="77777777">
+          <w:p>
             <w:pPr>
               <w:pStyle w:val="GTMJTypetexthere"/>
             </w:pPr>
@@ -8085,7 +8080,7 @@
               <mc:AlternateContent>
                 <mc:Choice Requires="wps">
                   <w:drawing>
-                    <wp:inline xmlns:wp14="http://schemas.microsoft.com/office/word/2010/wordprocessingDrawing" distT="0" distB="0" distL="0" distR="0" wp14:anchorId="15EA1C50" wp14:editId="514CD3EC">
+                    <wp:inline distT="0" distB="0" distL="0" distR="0" wp14:anchorId="15EA1C50" wp14:editId="514CD3EC">
                       <wp:extent cx="108780" cy="106240"/>
                       <wp:effectExtent l="1270" t="0" r="0" b="0"/>
                       <wp:docPr id="183" name="AutoShape 26"/>
@@ -8144,7 +8139,7 @@
                     </wp:inline>
                   </w:drawing>
                 </mc:Choice>
-                <mc:Fallback>
+                <mc:Fallback xmlns:wp14="http://schemas.microsoft.com/office/word/2010/wordml" xmlns:a14="http://schemas.microsoft.com/office/drawing/2010/main" xmlns:pic="http://schemas.openxmlformats.org/drawingml/2006/picture" xmlns:a="http://schemas.openxmlformats.org/drawingml/2006/main">
                   <w:pict w14:anchorId="51758FBC">
                     <v:shape id="AutoShape 26" style="width:8.55pt;height:8.35pt;rotation:90;flip:x;visibility:visible;mso-wrap-style:square;mso-left-percent:-10001;mso-top-percent:-10001;mso-position-horizontal:absolute;mso-position-horizontal-relative:char;mso-position-vertical:absolute;mso-position-vertical-relative:line;mso-left-percent:-10001;mso-top-percent:-10001;v-text-anchor:top" o:spid="_x0000_s1026" fillcolor="#db3f30" stroked="f" strokeweight="2pt" type="#_x0000_t127" o:gfxdata="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" w14:anchorId="1E2C84CB">
                       <v:stroke startarrowwidth="narrow"/>
@@ -8166,7 +8161,7 @@
             </w:tcMar>
             <w:vAlign w:val="center"/>
           </w:tcPr>
-          <w:p wp14:textId="77777777">
+          <w:p>
             <w:pPr>
               <w:pStyle w:val="GTMJTypetexthere"/>
               <w:rPr>
@@ -8180,7 +8175,7 @@
               <w:t>Develops questions for an investigation. Locates and collects useful information from a range of sources to answer inquiry questions.</w:t>
             </w:r>
           </w:p>
-          <w:p wp14:textId="77777777">
+          <w:p>
             <w:pPr>
               <w:pStyle w:val="GTMJTypetexthere"/>
               <w:rPr>
@@ -8199,10 +8194,9 @@
           <w:tcPr>
             <w:tcW w:w="493" w:type="dxa"/>
             <w:vMerge/>
-            <w:shd w:val="clear" w:color="auto" w:fill="auto"/>
             <w:vAlign w:val="center"/>
           </w:tcPr>
-          <w:p wp14:textId="77777777">
+          <w:p>
             <w:pPr>
               <w:pStyle w:val="GTMJTypetexthere"/>
             </w:pPr>
@@ -8220,7 +8214,7 @@
             </w:tcMar>
             <w:vAlign w:val="center"/>
           </w:tcPr>
-          <w:p wp14:textId="77777777">
+          <w:p>
             <w:pPr>
               <w:pStyle w:val="GTMJTypetexthere"/>
             </w:pPr>
@@ -8232,7 +8226,7 @@
               <mc:AlternateContent>
                 <mc:Choice Requires="wps">
                   <w:drawing>
-                    <wp:inline xmlns:wp14="http://schemas.microsoft.com/office/word/2010/wordprocessingDrawing" distT="0" distB="0" distL="0" distR="0" wp14:anchorId="0B6ADAAE" wp14:editId="1D5405CD">
+                    <wp:inline distT="0" distB="0" distL="0" distR="0" wp14:anchorId="0B6ADAAE" wp14:editId="1D5405CD">
                       <wp:extent cx="108780" cy="106240"/>
                       <wp:effectExtent l="1270" t="0" r="0" b="0"/>
                       <wp:docPr id="184" name="AutoShape 26"/>
@@ -8291,7 +8285,7 @@
                     </wp:inline>
                   </w:drawing>
                 </mc:Choice>
-                <mc:Fallback>
+                <mc:Fallback xmlns:wp14="http://schemas.microsoft.com/office/word/2010/wordml" xmlns:a14="http://schemas.microsoft.com/office/drawing/2010/main" xmlns:pic="http://schemas.openxmlformats.org/drawingml/2006/picture" xmlns:a="http://schemas.openxmlformats.org/drawingml/2006/main">
                   <w:pict w14:anchorId="7E510752">
                     <v:shape id="AutoShape 26" style="width:8.55pt;height:8.35pt;rotation:90;flip:x;visibility:visible;mso-wrap-style:square;mso-left-percent:-10001;mso-top-percent:-10001;mso-position-horizontal:absolute;mso-position-horizontal-relative:char;mso-position-vertical:absolute;mso-position-vertical-relative:line;mso-left-percent:-10001;mso-top-percent:-10001;v-text-anchor:top" o:spid="_x0000_s1026" fillcolor="#db3f30" stroked="f" strokeweight="2pt" type="#_x0000_t127" o:gfxdata="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" w14:anchorId="6BB06DEF">
                       <v:stroke startarrowwidth="narrow"/>
@@ -8313,7 +8307,7 @@
             </w:tcMar>
             <w:vAlign w:val="center"/>
           </w:tcPr>
-          <w:p wp14:textId="77777777">
+          <w:p>
             <w:pPr>
               <w:pStyle w:val="GTMJTypetexthere"/>
               <w:rPr>
@@ -8327,7 +8321,7 @@
               <w:t xml:space="preserve">Examines sources to determine their purpose and to identify different viewpoints. </w:t>
             </w:r>
           </w:p>
-          <w:p wp14:textId="77777777">
+          <w:p>
             <w:pPr>
               <w:pStyle w:val="GTMJTypetexthere"/>
               <w:rPr>
@@ -8346,14 +8340,13 @@
           <w:tcPr>
             <w:tcW w:w="489" w:type="dxa"/>
             <w:vMerge/>
-            <w:shd w:val="clear" w:color="auto" w:fill="auto"/>
             <w:tcMar>
               <w:left w:w="28" w:type="dxa"/>
               <w:right w:w="28" w:type="dxa"/>
             </w:tcMar>
             <w:vAlign w:val="center"/>
           </w:tcPr>
-          <w:p wp14:textId="77777777">
+          <w:p>
             <w:pPr>
               <w:pStyle w:val="GTMJTypetexthere"/>
             </w:pPr>
@@ -8375,7 +8368,7 @@
             </w:tcMar>
             <w:vAlign w:val="center"/>
           </w:tcPr>
-          <w:p wp14:textId="77777777">
+          <w:p>
             <w:pPr>
               <w:pStyle w:val="GTMJTypetexthere"/>
             </w:pPr>
@@ -8387,7 +8380,7 @@
               <mc:AlternateContent>
                 <mc:Choice Requires="wps">
                   <w:drawing>
-                    <wp:inline xmlns:wp14="http://schemas.microsoft.com/office/word/2010/wordprocessingDrawing" distT="0" distB="0" distL="0" distR="0" wp14:anchorId="3B6F52FA" wp14:editId="38CF21EE">
+                    <wp:inline distT="0" distB="0" distL="0" distR="0" wp14:anchorId="3B6F52FA" wp14:editId="38CF21EE">
                       <wp:extent cx="108780" cy="106240"/>
                       <wp:effectExtent l="1270" t="0" r="0" b="0"/>
                       <wp:docPr id="185" name="AutoShape 26"/>
@@ -8446,7 +8439,7 @@
                     </wp:inline>
                   </w:drawing>
                 </mc:Choice>
-                <mc:Fallback>
+                <mc:Fallback xmlns:wp14="http://schemas.microsoft.com/office/word/2010/wordml" xmlns:a14="http://schemas.microsoft.com/office/drawing/2010/main" xmlns:pic="http://schemas.openxmlformats.org/drawingml/2006/picture" xmlns:a="http://schemas.openxmlformats.org/drawingml/2006/main">
                   <w:pict w14:anchorId="1B05FE6D">
                     <v:shape id="AutoShape 26" style="width:8.55pt;height:8.35pt;rotation:90;flip:x;visibility:visible;mso-wrap-style:square;mso-left-percent:-10001;mso-top-percent:-10001;mso-position-horizontal:absolute;mso-position-horizontal-relative:char;mso-position-vertical:absolute;mso-position-vertical-relative:line;mso-left-percent:-10001;mso-top-percent:-10001;v-text-anchor:top" o:spid="_x0000_s1026" fillcolor="#db3f30" stroked="f" strokeweight="2pt" type="#_x0000_t127" o:gfxdata="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" w14:anchorId="72480DF2">
                       <v:stroke startarrowwidth="narrow"/>
@@ -8463,7 +8456,7 @@
             <w:tcW w:w="2066" w:type="dxa"/>
             <w:tcBorders>
               <w:left w:val="nil"/>
-              <w:right w:val="single" w:color="003366" w:sz="8" w:space="0"/>
+              <w:right w:val="single" w:sz="8" w:space="0" w:color="003366"/>
             </w:tcBorders>
             <w:shd w:val="clear" w:color="auto" w:fill="FFEEE7"/>
             <w:tcMar>
@@ -8472,7 +8465,7 @@
             </w:tcMar>
             <w:vAlign w:val="center"/>
           </w:tcPr>
-          <w:p wp14:textId="77777777">
+          <w:p>
             <w:pPr>
               <w:pStyle w:val="GTMJTypetexthere"/>
               <w:rPr>
@@ -8491,10 +8484,10 @@
           <w:tcPr>
             <w:tcW w:w="565" w:type="dxa"/>
             <w:tcBorders>
-              <w:top w:val="single" w:color="003366" w:sz="8" w:space="0"/>
-              <w:left w:val="single" w:color="003366" w:sz="8" w:space="0"/>
-              <w:bottom w:val="single" w:color="003366" w:sz="8" w:space="0"/>
-              <w:right w:val="single" w:color="003366" w:sz="8" w:space="0"/>
+              <w:top w:val="single" w:sz="8" w:space="0" w:color="003366"/>
+              <w:left w:val="single" w:sz="8" w:space="0" w:color="003366"/>
+              <w:bottom w:val="single" w:sz="8" w:space="0" w:color="003366"/>
+              <w:right w:val="single" w:sz="8" w:space="0" w:color="003366"/>
             </w:tcBorders>
             <w:shd w:val="clear" w:color="auto" w:fill="FFEEE7"/>
             <w:tcMar>
@@ -8503,7 +8496,7 @@
             </w:tcMar>
             <w:vAlign w:val="center"/>
           </w:tcPr>
-          <w:p wp14:textId="77777777">
+          <w:p>
             <w:pPr>
               <w:pStyle w:val="GTMJA-E12ptfont"/>
             </w:pPr>
@@ -8513,7 +8506,7 @@
           </w:p>
         </w:tc>
       </w:tr>
-      <w:tr xmlns:wp14="http://schemas.microsoft.com/office/word/2010/wordml" wp14:textId="77777777">
+      <w:tr>
         <w:trPr>
           <w:trHeight w:val="340"/>
         </w:trPr>
@@ -8521,9 +8514,8 @@
           <w:tcPr>
             <w:tcW w:w="510" w:type="dxa"/>
             <w:vMerge/>
-            <w:shd w:val="clear" w:color="auto" w:fill="auto"/>
-          </w:tcPr>
-          <w:p wp14:textId="77777777">
+          </w:tcPr>
+          <w:p>
             <w:pPr>
               <w:spacing w:after="0"/>
             </w:pPr>
@@ -8532,7 +8524,6 @@
         <w:tc>
           <w:tcPr>
             <w:tcW w:w="282" w:type="dxa"/>
-            <w:shd w:val="clear" w:color="auto" w:fill="auto"/>
             <w:tcMar>
               <w:top w:w="85" w:type="dxa"/>
               <w:left w:w="0" w:type="dxa"/>
@@ -8541,7 +8532,7 @@
             </w:tcMar>
             <w:vAlign w:val="center"/>
           </w:tcPr>
-          <w:p wp14:textId="77777777">
+          <w:p>
             <w:pPr>
               <w:pStyle w:val="GTMJTypetexthere"/>
             </w:pPr>
@@ -8553,7 +8544,7 @@
               <mc:AlternateContent>
                 <mc:Choice Requires="wps">
                   <w:drawing>
-                    <wp:inline xmlns:wp14="http://schemas.microsoft.com/office/word/2010/wordprocessingDrawing" distT="0" distB="0" distL="0" distR="0" wp14:anchorId="7D556A85" wp14:editId="50E45FF5">
+                    <wp:inline distT="0" distB="0" distL="0" distR="0" wp14:anchorId="7D556A85" wp14:editId="50E45FF5">
                       <wp:extent cx="108780" cy="106240"/>
                       <wp:effectExtent l="1270" t="0" r="0" b="0"/>
                       <wp:docPr id="186" name="AutoShape 26"/>
@@ -8612,7 +8603,7 @@
                     </wp:inline>
                   </w:drawing>
                 </mc:Choice>
-                <mc:Fallback>
+                <mc:Fallback xmlns:wp14="http://schemas.microsoft.com/office/word/2010/wordml" xmlns:a14="http://schemas.microsoft.com/office/drawing/2010/main" xmlns:pic="http://schemas.openxmlformats.org/drawingml/2006/picture" xmlns:a="http://schemas.openxmlformats.org/drawingml/2006/main">
                   <w:pict w14:anchorId="65BAD4A5">
                     <v:shape id="AutoShape 26" style="width:8.55pt;height:8.35pt;rotation:90;flip:x;visibility:visible;mso-wrap-style:square;mso-left-percent:-10001;mso-top-percent:-10001;mso-position-horizontal:absolute;mso-position-horizontal-relative:char;mso-position-vertical:absolute;mso-position-vertical-relative:line;mso-left-percent:-10001;mso-top-percent:-10001;v-text-anchor:top" o:spid="_x0000_s1026" fillcolor="#db3f30" stroked="f" strokeweight="2pt" type="#_x0000_t127" o:gfxdata="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" w14:anchorId="5022EA0F">
                       <v:stroke startarrowwidth="narrow"/>
@@ -8627,14 +8618,13 @@
         <w:tc>
           <w:tcPr>
             <w:tcW w:w="3730" w:type="dxa"/>
-            <w:shd w:val="clear" w:color="auto" w:fill="auto"/>
             <w:tcMar>
               <w:left w:w="0" w:type="dxa"/>
               <w:right w:w="0" w:type="dxa"/>
             </w:tcMar>
             <w:vAlign w:val="center"/>
           </w:tcPr>
-          <w:p wp14:textId="77777777">
+          <w:p>
             <w:pPr>
               <w:pStyle w:val="GTMJTypetexthere"/>
               <w:rPr>
@@ -8648,7 +8638,7 @@
               <w:t xml:space="preserve">Lists responsibilities of levels of government. </w:t>
             </w:r>
           </w:p>
-          <w:p wp14:textId="77777777">
+          <w:p>
             <w:pPr>
               <w:pStyle w:val="GTMJTypetexthere"/>
               <w:rPr>
@@ -8667,10 +8657,9 @@
           <w:tcPr>
             <w:tcW w:w="476" w:type="dxa"/>
             <w:vMerge/>
-            <w:shd w:val="clear" w:color="auto" w:fill="auto"/>
             <w:vAlign w:val="center"/>
           </w:tcPr>
-          <w:p wp14:textId="77777777">
+          <w:p>
             <w:pPr>
               <w:pStyle w:val="GTMJTypetexthere"/>
             </w:pPr>
@@ -8679,7 +8668,6 @@
         <w:tc>
           <w:tcPr>
             <w:tcW w:w="247" w:type="dxa"/>
-            <w:shd w:val="clear" w:color="auto" w:fill="auto"/>
             <w:tcMar>
               <w:top w:w="85" w:type="dxa"/>
               <w:left w:w="0" w:type="dxa"/>
@@ -8688,7 +8676,7 @@
             </w:tcMar>
             <w:vAlign w:val="center"/>
           </w:tcPr>
-          <w:p wp14:textId="77777777">
+          <w:p>
             <w:pPr>
               <w:pStyle w:val="GTMJTypetexthere"/>
             </w:pPr>
@@ -8700,7 +8688,7 @@
               <mc:AlternateContent>
                 <mc:Choice Requires="wps">
                   <w:drawing>
-                    <wp:inline xmlns:wp14="http://schemas.microsoft.com/office/word/2010/wordprocessingDrawing" distT="0" distB="0" distL="0" distR="0" wp14:anchorId="64422C91" wp14:editId="59B4AC76">
+                    <wp:inline distT="0" distB="0" distL="0" distR="0" wp14:anchorId="64422C91" wp14:editId="59B4AC76">
                       <wp:extent cx="108780" cy="106240"/>
                       <wp:effectExtent l="1270" t="0" r="0" b="0"/>
                       <wp:docPr id="187" name="AutoShape 26"/>
@@ -8759,7 +8747,7 @@
                     </wp:inline>
                   </w:drawing>
                 </mc:Choice>
-                <mc:Fallback>
+                <mc:Fallback xmlns:wp14="http://schemas.microsoft.com/office/word/2010/wordml" xmlns:a14="http://schemas.microsoft.com/office/drawing/2010/main" xmlns:pic="http://schemas.openxmlformats.org/drawingml/2006/picture" xmlns:a="http://schemas.openxmlformats.org/drawingml/2006/main">
                   <w:pict w14:anchorId="6C5F4D92">
                     <v:shape id="AutoShape 26" style="width:8.55pt;height:8.35pt;rotation:90;flip:x;visibility:visible;mso-wrap-style:square;mso-left-percent:-10001;mso-top-percent:-10001;mso-position-horizontal:absolute;mso-position-horizontal-relative:char;mso-position-vertical:absolute;mso-position-vertical-relative:line;mso-left-percent:-10001;mso-top-percent:-10001;v-text-anchor:top" o:spid="_x0000_s1026" fillcolor="#db3f30" stroked="f" strokeweight="2pt" type="#_x0000_t127" o:gfxdata="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" w14:anchorId="73C877E6">
                       <v:stroke startarrowwidth="narrow"/>
@@ -8774,14 +8762,13 @@
         <w:tc>
           <w:tcPr>
             <w:tcW w:w="2342" w:type="dxa"/>
-            <w:shd w:val="clear" w:color="auto" w:fill="auto"/>
             <w:tcMar>
               <w:left w:w="0" w:type="dxa"/>
               <w:right w:w="0" w:type="dxa"/>
             </w:tcMar>
             <w:vAlign w:val="center"/>
           </w:tcPr>
-          <w:p wp14:textId="77777777">
+          <w:p>
             <w:pPr>
               <w:pStyle w:val="GTMJTypetexthere"/>
               <w:rPr>
@@ -8795,7 +8782,7 @@
               <w:t>Poses a question.</w:t>
             </w:r>
           </w:p>
-          <w:p wp14:textId="77777777">
+          <w:p>
             <w:pPr>
               <w:pStyle w:val="GTMJTypetexthere"/>
               <w:rPr>
@@ -8814,10 +8801,9 @@
           <w:tcPr>
             <w:tcW w:w="493" w:type="dxa"/>
             <w:vMerge/>
-            <w:shd w:val="clear" w:color="auto" w:fill="auto"/>
             <w:vAlign w:val="center"/>
           </w:tcPr>
-          <w:p wp14:textId="77777777">
+          <w:p>
             <w:pPr>
               <w:pStyle w:val="GTMJTypetexthere"/>
             </w:pPr>
@@ -8826,7 +8812,6 @@
         <w:tc>
           <w:tcPr>
             <w:tcW w:w="284" w:type="dxa"/>
-            <w:shd w:val="clear" w:color="auto" w:fill="auto"/>
             <w:tcMar>
               <w:top w:w="85" w:type="dxa"/>
               <w:left w:w="0" w:type="dxa"/>
@@ -8835,7 +8820,7 @@
             </w:tcMar>
             <w:vAlign w:val="center"/>
           </w:tcPr>
-          <w:p wp14:textId="77777777">
+          <w:p>
             <w:pPr>
               <w:pStyle w:val="GTMJTypetexthere"/>
             </w:pPr>
@@ -8847,7 +8832,7 @@
               <mc:AlternateContent>
                 <mc:Choice Requires="wps">
                   <w:drawing>
-                    <wp:inline xmlns:wp14="http://schemas.microsoft.com/office/word/2010/wordprocessingDrawing" distT="0" distB="0" distL="0" distR="0" wp14:anchorId="03491964" wp14:editId="265FC1BC">
+                    <wp:inline distT="0" distB="0" distL="0" distR="0" wp14:anchorId="03491964" wp14:editId="265FC1BC">
                       <wp:extent cx="108780" cy="106240"/>
                       <wp:effectExtent l="1270" t="0" r="0" b="0"/>
                       <wp:docPr id="188" name="AutoShape 26"/>
@@ -8906,7 +8891,7 @@
                     </wp:inline>
                   </w:drawing>
                 </mc:Choice>
-                <mc:Fallback>
+                <mc:Fallback xmlns:wp14="http://schemas.microsoft.com/office/word/2010/wordml" xmlns:a14="http://schemas.microsoft.com/office/drawing/2010/main" xmlns:pic="http://schemas.openxmlformats.org/drawingml/2006/picture" xmlns:a="http://schemas.openxmlformats.org/drawingml/2006/main">
                   <w:pict w14:anchorId="2AB2852F">
                     <v:shape id="AutoShape 26" style="width:8.55pt;height:8.35pt;rotation:90;flip:x;visibility:visible;mso-wrap-style:square;mso-left-percent:-10001;mso-top-percent:-10001;mso-position-horizontal:absolute;mso-position-horizontal-relative:char;mso-position-vertical:absolute;mso-position-vertical-relative:line;mso-left-percent:-10001;mso-top-percent:-10001;v-text-anchor:top" o:spid="_x0000_s1026" fillcolor="#db3f30" stroked="f" strokeweight="2pt" type="#_x0000_t127" o:gfxdata="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" w14:anchorId="1192D212">
                       <v:stroke startarrowwidth="narrow"/>
@@ -8921,14 +8906,13 @@
         <w:tc>
           <w:tcPr>
             <w:tcW w:w="3338" w:type="dxa"/>
-            <w:shd w:val="clear" w:color="auto" w:fill="auto"/>
             <w:tcMar>
               <w:left w:w="0" w:type="dxa"/>
               <w:right w:w="0" w:type="dxa"/>
             </w:tcMar>
             <w:vAlign w:val="center"/>
           </w:tcPr>
-          <w:p wp14:textId="77777777">
+          <w:p>
             <w:pPr>
               <w:pStyle w:val="GTMJTypetexthere"/>
               <w:rPr>
@@ -8947,14 +8931,13 @@
           <w:tcPr>
             <w:tcW w:w="489" w:type="dxa"/>
             <w:vMerge/>
-            <w:shd w:val="clear" w:color="auto" w:fill="auto"/>
             <w:tcMar>
               <w:left w:w="28" w:type="dxa"/>
               <w:right w:w="28" w:type="dxa"/>
             </w:tcMar>
             <w:vAlign w:val="center"/>
           </w:tcPr>
-          <w:p wp14:textId="77777777">
+          <w:p>
             <w:pPr>
               <w:pStyle w:val="GTMJTypetexthere"/>
             </w:pPr>
@@ -8967,7 +8950,6 @@
               <w:left w:val="nil"/>
               <w:right w:val="nil"/>
             </w:tcBorders>
-            <w:shd w:val="clear" w:color="auto" w:fill="auto"/>
             <w:tcMar>
               <w:top w:w="85" w:type="dxa"/>
               <w:left w:w="0" w:type="dxa"/>
@@ -8976,7 +8958,7 @@
             </w:tcMar>
             <w:vAlign w:val="center"/>
           </w:tcPr>
-          <w:p wp14:textId="77777777">
+          <w:p>
             <w:pPr>
               <w:pStyle w:val="GTMJTypetexthere"/>
             </w:pPr>
@@ -8988,7 +8970,7 @@
               <mc:AlternateContent>
                 <mc:Choice Requires="wps">
                   <w:drawing>
-                    <wp:inline xmlns:wp14="http://schemas.microsoft.com/office/word/2010/wordprocessingDrawing" distT="0" distB="0" distL="0" distR="0" wp14:anchorId="429809D0" wp14:editId="5DBD4A1A">
+                    <wp:inline distT="0" distB="0" distL="0" distR="0" wp14:anchorId="429809D0" wp14:editId="5DBD4A1A">
                       <wp:extent cx="108780" cy="106240"/>
                       <wp:effectExtent l="1270" t="0" r="0" b="0"/>
                       <wp:docPr id="189" name="AutoShape 26"/>
@@ -9047,7 +9029,7 @@
                     </wp:inline>
                   </w:drawing>
                 </mc:Choice>
-                <mc:Fallback>
+                <mc:Fallback xmlns:wp14="http://schemas.microsoft.com/office/word/2010/wordml" xmlns:a14="http://schemas.microsoft.com/office/drawing/2010/main" xmlns:pic="http://schemas.openxmlformats.org/drawingml/2006/picture" xmlns:a="http://schemas.openxmlformats.org/drawingml/2006/main">
                   <w:pict w14:anchorId="70DA777D">
                     <v:shape id="AutoShape 26" style="width:8.55pt;height:8.35pt;rotation:90;flip:x;visibility:visible;mso-wrap-style:square;mso-left-percent:-10001;mso-top-percent:-10001;mso-position-horizontal:absolute;mso-position-horizontal-relative:char;mso-position-vertical:absolute;mso-position-vertical-relative:line;mso-left-percent:-10001;mso-top-percent:-10001;v-text-anchor:top" o:spid="_x0000_s1026" fillcolor="#db3f30" stroked="f" strokeweight="2pt" type="#_x0000_t127" o:gfxdata="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" w14:anchorId="311F09C2">
                       <v:stroke startarrowwidth="narrow"/>
@@ -9064,16 +9046,15 @@
             <w:tcW w:w="2066" w:type="dxa"/>
             <w:tcBorders>
               <w:left w:val="nil"/>
-              <w:right w:val="single" w:color="003366" w:sz="8" w:space="0"/>
+              <w:right w:val="single" w:sz="8" w:space="0" w:color="003366"/>
             </w:tcBorders>
-            <w:shd w:val="clear" w:color="auto" w:fill="auto"/>
             <w:tcMar>
               <w:left w:w="0" w:type="dxa"/>
               <w:right w:w="0" w:type="dxa"/>
             </w:tcMar>
             <w:vAlign w:val="center"/>
           </w:tcPr>
-          <w:p wp14:textId="77777777">
+          <w:p>
             <w:pPr>
               <w:pStyle w:val="GTMJTypetexthere"/>
               <w:rPr>
@@ -9092,19 +9073,18 @@
           <w:tcPr>
             <w:tcW w:w="565" w:type="dxa"/>
             <w:tcBorders>
-              <w:top w:val="single" w:color="003366" w:sz="8" w:space="0"/>
-              <w:left w:val="single" w:color="003366" w:sz="8" w:space="0"/>
-              <w:bottom w:val="single" w:color="003366" w:sz="8" w:space="0"/>
-              <w:right w:val="single" w:color="003366" w:sz="8" w:space="0"/>
+              <w:top w:val="single" w:sz="8" w:space="0" w:color="003366"/>
+              <w:left w:val="single" w:sz="8" w:space="0" w:color="003366"/>
+              <w:bottom w:val="single" w:sz="8" w:space="0" w:color="003366"/>
+              <w:right w:val="single" w:sz="8" w:space="0" w:color="003366"/>
             </w:tcBorders>
-            <w:shd w:val="clear" w:color="auto" w:fill="auto"/>
             <w:tcMar>
               <w:left w:w="0" w:type="dxa"/>
               <w:right w:w="0" w:type="dxa"/>
             </w:tcMar>
             <w:vAlign w:val="center"/>
           </w:tcPr>
-          <w:p wp14:textId="77777777">
+          <w:p>
             <w:pPr>
               <w:pStyle w:val="GTMJA-E12ptfont"/>
             </w:pPr>
@@ -9114,7 +9094,7 @@
           </w:p>
         </w:tc>
       </w:tr>
-      <w:tr xmlns:wp14="http://schemas.microsoft.com/office/word/2010/wordml" wp14:textId="77777777">
+      <w:tr>
         <w:trPr>
           <w:trHeight w:val="20"/>
         </w:trPr>
@@ -9122,9 +9102,8 @@
           <w:tcPr>
             <w:tcW w:w="510" w:type="dxa"/>
             <w:vMerge/>
-            <w:shd w:val="clear" w:color="auto" w:fill="auto"/>
-          </w:tcPr>
-          <w:p wp14:textId="77777777">
+          </w:tcPr>
+          <w:p>
             <w:pPr>
               <w:spacing w:after="0"/>
             </w:pPr>
@@ -9142,7 +9121,7 @@
             </w:tcMar>
             <w:vAlign w:val="center"/>
           </w:tcPr>
-          <w:p wp14:textId="77777777">
+          <w:p>
             <w:pPr>
               <w:pStyle w:val="GTMJTypetexthere"/>
             </w:pPr>
@@ -9154,7 +9133,7 @@
               <mc:AlternateContent>
                 <mc:Choice Requires="wps">
                   <w:drawing>
-                    <wp:inline xmlns:wp14="http://schemas.microsoft.com/office/word/2010/wordprocessingDrawing" distT="0" distB="0" distL="0" distR="0" wp14:anchorId="41D0A39B" wp14:editId="7C215B2E">
+                    <wp:inline distT="0" distB="0" distL="0" distR="0" wp14:anchorId="41D0A39B" wp14:editId="7C215B2E">
                       <wp:extent cx="108780" cy="106240"/>
                       <wp:effectExtent l="1270" t="0" r="0" b="0"/>
                       <wp:docPr id="190" name="AutoShape 26"/>
@@ -9213,7 +9192,7 @@
                     </wp:inline>
                   </w:drawing>
                 </mc:Choice>
-                <mc:Fallback>
+                <mc:Fallback xmlns:wp14="http://schemas.microsoft.com/office/word/2010/wordml" xmlns:a14="http://schemas.microsoft.com/office/drawing/2010/main" xmlns:pic="http://schemas.openxmlformats.org/drawingml/2006/picture" xmlns:a="http://schemas.openxmlformats.org/drawingml/2006/main">
                   <w:pict w14:anchorId="0CD79499">
                     <v:shape id="AutoShape 26" style="width:8.55pt;height:8.35pt;rotation:90;flip:x;visibility:visible;mso-wrap-style:square;mso-left-percent:-10001;mso-top-percent:-10001;mso-position-horizontal:absolute;mso-position-horizontal-relative:char;mso-position-vertical:absolute;mso-position-vertical-relative:line;mso-left-percent:-10001;mso-top-percent:-10001;v-text-anchor:top" o:spid="_x0000_s1026" fillcolor="#db3f30" stroked="f" strokeweight="2pt" type="#_x0000_t127" o:gfxdata="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" w14:anchorId="1115A289">
                       <v:stroke startarrowwidth="narrow"/>
@@ -9235,7 +9214,7 @@
             </w:tcMar>
             <w:vAlign w:val="center"/>
           </w:tcPr>
-          <w:p wp14:textId="77777777">
+          <w:p>
             <w:pPr>
               <w:pStyle w:val="GTMJTypetexthere"/>
               <w:rPr>
@@ -9254,10 +9233,9 @@
           <w:tcPr>
             <w:tcW w:w="476" w:type="dxa"/>
             <w:vMerge/>
-            <w:shd w:val="clear" w:color="auto" w:fill="auto"/>
             <w:vAlign w:val="center"/>
           </w:tcPr>
-          <w:p wp14:textId="77777777">
+          <w:p>
             <w:pPr>
               <w:pStyle w:val="GTMJTypetexthere"/>
             </w:pPr>
@@ -9275,7 +9253,7 @@
             </w:tcMar>
             <w:vAlign w:val="center"/>
           </w:tcPr>
-          <w:p wp14:textId="77777777">
+          <w:p>
             <w:pPr>
               <w:pStyle w:val="GTMJTypetexthere"/>
             </w:pPr>
@@ -9287,7 +9265,7 @@
               <mc:AlternateContent>
                 <mc:Choice Requires="wps">
                   <w:drawing>
-                    <wp:inline xmlns:wp14="http://schemas.microsoft.com/office/word/2010/wordprocessingDrawing" distT="0" distB="0" distL="0" distR="0" wp14:anchorId="26B3E6CD" wp14:editId="5EAA204F">
+                    <wp:inline distT="0" distB="0" distL="0" distR="0" wp14:anchorId="26B3E6CD" wp14:editId="5EAA204F">
                       <wp:extent cx="108780" cy="106240"/>
                       <wp:effectExtent l="1270" t="0" r="0" b="0"/>
                       <wp:docPr id="191" name="AutoShape 26"/>
@@ -9346,7 +9324,7 @@
                     </wp:inline>
                   </w:drawing>
                 </mc:Choice>
-                <mc:Fallback>
+                <mc:Fallback xmlns:wp14="http://schemas.microsoft.com/office/word/2010/wordml" xmlns:a14="http://schemas.microsoft.com/office/drawing/2010/main" xmlns:pic="http://schemas.openxmlformats.org/drawingml/2006/picture" xmlns:a="http://schemas.openxmlformats.org/drawingml/2006/main">
                   <w:pict w14:anchorId="4B58D971">
                     <v:shape id="AutoShape 26" style="width:8.55pt;height:8.35pt;rotation:90;flip:x;visibility:visible;mso-wrap-style:square;mso-left-percent:-10001;mso-top-percent:-10001;mso-position-horizontal:absolute;mso-position-horizontal-relative:char;mso-position-vertical:absolute;mso-position-vertical-relative:line;mso-left-percent:-10001;mso-top-percent:-10001;v-text-anchor:top" o:spid="_x0000_s1026" fillcolor="#db3f30" stroked="f" strokeweight="2pt" type="#_x0000_t127" o:gfxdata="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" w14:anchorId="74CC796D">
                       <v:stroke startarrowwidth="narrow"/>
@@ -9368,7 +9346,7 @@
             </w:tcMar>
             <w:vAlign w:val="center"/>
           </w:tcPr>
-          <w:p wp14:textId="77777777">
+          <w:p>
             <w:pPr>
               <w:pStyle w:val="GTMJTypetexthere"/>
               <w:rPr>
@@ -9387,10 +9365,9 @@
           <w:tcPr>
             <w:tcW w:w="493" w:type="dxa"/>
             <w:vMerge/>
-            <w:shd w:val="clear" w:color="auto" w:fill="auto"/>
             <w:vAlign w:val="center"/>
           </w:tcPr>
-          <w:p wp14:textId="77777777">
+          <w:p>
             <w:pPr>
               <w:pStyle w:val="GTMJTypetexthere"/>
             </w:pPr>
@@ -9408,7 +9385,7 @@
             </w:tcMar>
             <w:vAlign w:val="center"/>
           </w:tcPr>
-          <w:p wp14:textId="77777777">
+          <w:p>
             <w:pPr>
               <w:pStyle w:val="GTMJTypetexthere"/>
             </w:pPr>
@@ -9420,7 +9397,7 @@
               <mc:AlternateContent>
                 <mc:Choice Requires="wps">
                   <w:drawing>
-                    <wp:inline xmlns:wp14="http://schemas.microsoft.com/office/word/2010/wordprocessingDrawing" distT="0" distB="0" distL="0" distR="0" wp14:anchorId="3FA66EBC" wp14:editId="6EF2FBAF">
+                    <wp:inline distT="0" distB="0" distL="0" distR="0" wp14:anchorId="3FA66EBC" wp14:editId="6EF2FBAF">
                       <wp:extent cx="108780" cy="106240"/>
                       <wp:effectExtent l="1270" t="0" r="0" b="0"/>
                       <wp:docPr id="192" name="AutoShape 26"/>
@@ -9479,7 +9456,7 @@
                     </wp:inline>
                   </w:drawing>
                 </mc:Choice>
-                <mc:Fallback>
+                <mc:Fallback xmlns:wp14="http://schemas.microsoft.com/office/word/2010/wordml" xmlns:a14="http://schemas.microsoft.com/office/drawing/2010/main" xmlns:pic="http://schemas.openxmlformats.org/drawingml/2006/picture" xmlns:a="http://schemas.openxmlformats.org/drawingml/2006/main">
                   <w:pict w14:anchorId="5198E77E">
                     <v:shape id="AutoShape 26" style="width:8.55pt;height:8.35pt;rotation:90;flip:x;visibility:visible;mso-wrap-style:square;mso-left-percent:-10001;mso-top-percent:-10001;mso-position-horizontal:absolute;mso-position-horizontal-relative:char;mso-position-vertical:absolute;mso-position-vertical-relative:line;mso-left-percent:-10001;mso-top-percent:-10001;v-text-anchor:top" o:spid="_x0000_s1026" fillcolor="#db3f30" stroked="f" strokeweight="2pt" type="#_x0000_t127" o:gfxdata="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" w14:anchorId="2B207FBB">
                       <v:stroke startarrowwidth="narrow"/>
@@ -9501,7 +9478,7 @@
             </w:tcMar>
             <w:vAlign w:val="center"/>
           </w:tcPr>
-          <w:p wp14:textId="77777777">
+          <w:p>
             <w:pPr>
               <w:pStyle w:val="GTMJTypetexthere"/>
               <w:rPr>
@@ -9520,14 +9497,13 @@
           <w:tcPr>
             <w:tcW w:w="489" w:type="dxa"/>
             <w:vMerge/>
-            <w:shd w:val="clear" w:color="auto" w:fill="auto"/>
             <w:tcMar>
               <w:left w:w="28" w:type="dxa"/>
               <w:right w:w="28" w:type="dxa"/>
             </w:tcMar>
             <w:vAlign w:val="center"/>
           </w:tcPr>
-          <w:p wp14:textId="77777777">
+          <w:p>
             <w:pPr>
               <w:pStyle w:val="GTMJTypetexthere"/>
             </w:pPr>
@@ -9549,7 +9525,7 @@
             </w:tcMar>
             <w:vAlign w:val="center"/>
           </w:tcPr>
-          <w:p wp14:textId="77777777">
+          <w:p>
             <w:pPr>
               <w:pStyle w:val="GTMJTypetexthere"/>
             </w:pPr>
@@ -9561,7 +9537,7 @@
               <mc:AlternateContent>
                 <mc:Choice Requires="wps">
                   <w:drawing>
-                    <wp:inline xmlns:wp14="http://schemas.microsoft.com/office/word/2010/wordprocessingDrawing" distT="0" distB="0" distL="0" distR="0" wp14:anchorId="7AAE5D29" wp14:editId="0E38E004">
+                    <wp:inline distT="0" distB="0" distL="0" distR="0" wp14:anchorId="7AAE5D29" wp14:editId="0E38E004">
                       <wp:extent cx="108780" cy="106240"/>
                       <wp:effectExtent l="1270" t="0" r="0" b="0"/>
                       <wp:docPr id="193" name="AutoShape 26"/>
@@ -9620,7 +9596,7 @@
                     </wp:inline>
                   </w:drawing>
                 </mc:Choice>
-                <mc:Fallback>
+                <mc:Fallback xmlns:wp14="http://schemas.microsoft.com/office/word/2010/wordml" xmlns:a14="http://schemas.microsoft.com/office/drawing/2010/main" xmlns:pic="http://schemas.openxmlformats.org/drawingml/2006/picture" xmlns:a="http://schemas.openxmlformats.org/drawingml/2006/main">
                   <w:pict w14:anchorId="24AB2CCD">
                     <v:shape id="AutoShape 26" style="width:8.55pt;height:8.35pt;rotation:90;flip:x;visibility:visible;mso-wrap-style:square;mso-left-percent:-10001;mso-top-percent:-10001;mso-position-horizontal:absolute;mso-position-horizontal-relative:char;mso-position-vertical:absolute;mso-position-vertical-relative:line;mso-left-percent:-10001;mso-top-percent:-10001;v-text-anchor:top" o:spid="_x0000_s1026" fillcolor="#db3f30" stroked="f" strokeweight="2pt" type="#_x0000_t127" o:gfxdata="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" w14:anchorId="25D4676D">
                       <v:stroke startarrowwidth="narrow"/>
@@ -9637,7 +9613,7 @@
             <w:tcW w:w="2066" w:type="dxa"/>
             <w:tcBorders>
               <w:left w:val="nil"/>
-              <w:right w:val="single" w:color="003366" w:sz="8" w:space="0"/>
+              <w:right w:val="single" w:sz="8" w:space="0" w:color="003366"/>
             </w:tcBorders>
             <w:shd w:val="clear" w:color="auto" w:fill="FFEEE7"/>
             <w:tcMar>
@@ -9646,7 +9622,7 @@
             </w:tcMar>
             <w:vAlign w:val="center"/>
           </w:tcPr>
-          <w:p wp14:textId="77777777">
+          <w:p>
             <w:pPr>
               <w:pStyle w:val="GTMJTypetexthere"/>
               <w:rPr>
@@ -9665,10 +9641,10 @@
           <w:tcPr>
             <w:tcW w:w="565" w:type="dxa"/>
             <w:tcBorders>
-              <w:top w:val="single" w:color="003366" w:sz="8" w:space="0"/>
-              <w:left w:val="single" w:color="003366" w:sz="8" w:space="0"/>
-              <w:bottom w:val="single" w:color="003366" w:sz="8" w:space="0"/>
-              <w:right w:val="single" w:color="003366" w:sz="8" w:space="0"/>
+              <w:top w:val="single" w:sz="8" w:space="0" w:color="003366"/>
+              <w:left w:val="single" w:sz="8" w:space="0" w:color="003366"/>
+              <w:bottom w:val="single" w:sz="8" w:space="0" w:color="003366"/>
+              <w:right w:val="single" w:sz="8" w:space="0" w:color="003366"/>
             </w:tcBorders>
             <w:shd w:val="clear" w:color="auto" w:fill="FFEEE7"/>
             <w:tcMar>
@@ -9677,7 +9653,7 @@
             </w:tcMar>
             <w:vAlign w:val="center"/>
           </w:tcPr>
-          <w:p wp14:textId="77777777">
+          <w:p>
             <w:pPr>
               <w:pStyle w:val="GTMJA-E12ptfont"/>
             </w:pPr>
@@ -9688,7 +9664,7 @@
         </w:tc>
       </w:tr>
     </w:tbl>
-    <w:p xmlns:wp14="http://schemas.microsoft.com/office/word/2010/wordml" wp14:textId="77777777">
+    <w:p>
       <w:pPr>
         <w:pStyle w:val="Footer"/>
       </w:pPr>
@@ -9703,16 +9679,15 @@
         <w:gridCol w:w="1363"/>
         <w:gridCol w:w="13697"/>
       </w:tblGrid>
-      <w:tr xmlns:wp14="http://schemas.microsoft.com/office/word/2010/wordml" wp14:textId="77777777">
+      <w:tr>
         <w:trPr>
           <w:trHeight w:val="756"/>
         </w:trPr>
         <w:tc>
           <w:tcPr>
             <w:tcW w:w="1380" w:type="dxa"/>
-            <w:shd w:val="clear" w:color="auto" w:fill="auto"/>
-          </w:tcPr>
-          <w:p wp14:textId="77777777">
+          </w:tcPr>
+          <w:p>
             <w:pPr>
               <w:pStyle w:val="GTMJBlueHeaderRightalign"/>
             </w:pPr>
@@ -9726,7 +9701,7 @@
             <w:tcW w:w="13895" w:type="dxa"/>
             <w:shd w:val="clear" w:color="auto" w:fill="F2F2F2" w:themeFill="background1" w:themeFillShade="F2"/>
           </w:tcPr>
-          <w:p wp14:textId="77777777">
+          <w:p>
             <w:pPr>
               <w:pStyle w:val="BodyText0ptspace"/>
             </w:pPr>
@@ -9734,12 +9709,12 @@
         </w:tc>
       </w:tr>
     </w:tbl>
-    <w:p xmlns:wp14="http://schemas.microsoft.com/office/word/2010/wordml" wp14:textId="77777777">
+    <w:p>
       <w:pPr>
         <w:pStyle w:val="Footer"/>
         <w:sectPr>
-          <w:headerReference w:type="default" r:id="rId13"/>
-          <w:footerReference w:type="default" r:id="rId14"/>
+          <w:headerReference w:type="default" r:id="rId16"/>
+          <w:footerReference w:type="default" r:id="rId17"/>
           <w:pgSz w:w="16838" w:h="11906" w:orient="landscape" w:code="9"/>
           <w:pgMar w:top="851" w:right="851" w:bottom="851" w:left="851" w:header="567" w:footer="567" w:gutter="0"/>
           <w:cols w:space="708"/>
@@ -9747,7 +9722,7 @@
         </w:sectPr>
       </w:pPr>
     </w:p>
-    <w:p xmlns:wp14="http://schemas.microsoft.com/office/word/2010/wordml" wp14:textId="77777777">
+    <w:p>
       <w:pPr>
         <w:pStyle w:val="BodyText6ptspace"/>
       </w:pPr>
@@ -9755,6 +9730,7 @@
         <w:rPr>
           <w:rStyle w:val="Bodytextbold"/>
         </w:rPr>
+        <w:lastRenderedPageBreak/>
         <w:t>Source 1</w:t>
       </w:r>
       <w:r>
@@ -9804,14 +9780,14 @@
         <w:t>)</w:t>
       </w:r>
     </w:p>
-    <w:p xmlns:wp14="http://schemas.microsoft.com/office/word/2010/wordml" wp14:textId="77777777">
+    <w:p>
       <w:pPr>
         <w:rPr>
           <w:lang w:eastAsia="en-US"/>
         </w:rPr>
       </w:pPr>
     </w:p>
-    <w:p xmlns:wp14="http://schemas.microsoft.com/office/word/2010/wordml" wp14:textId="77777777">
+    <w:p>
       <w:pPr>
         <w:pStyle w:val="Bodytextimages"/>
         <w:rPr>
@@ -9820,7 +9796,7 @@
       </w:pPr>
       <w:r>
         <w:drawing>
-          <wp:inline xmlns:wp14="http://schemas.microsoft.com/office/word/2010/wordprocessingDrawing" distT="0" distB="0" distL="0" distR="0" wp14:anchorId="1FDB393E" wp14:editId="7777777">
+          <wp:inline distT="0" distB="0" distL="0" distR="0" wp14:anchorId="1FDB393E" wp14:editId="07777777">
             <wp:extent cx="6527792" cy="6016567"/>
             <wp:effectExtent l="0" t="0" r="6985" b="3810"/>
             <wp:docPr id="266" name="Picture 266"/>
@@ -9835,7 +9811,7 @@
                     <pic:cNvPicPr/>
                   </pic:nvPicPr>
                   <pic:blipFill>
-                    <a:blip r:embed="rId15">
+                    <a:blip r:embed="rId18">
                       <a:extLst>
                         <a:ext uri="{28A0092B-C50C-407E-A947-70E740481C1C}">
                           <a14:useLocalDpi xmlns:a14="http://schemas.microsoft.com/office/drawing/2010/main" val="0"/>
@@ -9863,7 +9839,7 @@
       </w:r>
       <w:r>
         <w:drawing>
-          <wp:inline xmlns:wp14="http://schemas.microsoft.com/office/word/2010/wordprocessingDrawing" distT="0" distB="0" distL="0" distR="0" wp14:anchorId="38A95D5E" wp14:editId="546FA7FA">
+          <wp:inline distT="0" distB="0" distL="0" distR="0" wp14:anchorId="38A95D5E" wp14:editId="546FA7FA">
             <wp:extent cx="6827890" cy="5990846"/>
             <wp:effectExtent l="0" t="0" r="0" b="0"/>
             <wp:docPr id="269" name="Picture 269"/>
@@ -9878,7 +9854,7 @@
                     <pic:cNvPicPr/>
                   </pic:nvPicPr>
                   <pic:blipFill>
-                    <a:blip r:embed="rId16">
+                    <a:blip r:embed="rId19">
                       <a:extLst>
                         <a:ext uri="{28A0092B-C50C-407E-A947-70E740481C1C}">
                           <a14:useLocalDpi xmlns:a14="http://schemas.microsoft.com/office/drawing/2010/main" val="0"/>
@@ -9905,21 +9881,21 @@
         </w:drawing>
       </w:r>
     </w:p>
-    <w:p xmlns:wp14="http://schemas.microsoft.com/office/word/2010/wordml" wp14:textId="77777777">
+    <w:p>
       <w:pPr>
         <w:rPr>
           <w:lang w:eastAsia="en-US"/>
         </w:rPr>
       </w:pPr>
     </w:p>
-    <w:p xmlns:wp14="http://schemas.microsoft.com/office/word/2010/wordml" wp14:textId="77777777">
+    <w:p>
       <w:pPr>
         <w:rPr>
           <w:lang w:eastAsia="en-US"/>
         </w:rPr>
       </w:pPr>
     </w:p>
-    <w:p xmlns:wp14="http://schemas.microsoft.com/office/word/2010/wordml" wp14:textId="77777777">
+    <w:p>
       <w:pPr>
         <w:pStyle w:val="Bodytextimages"/>
         <w:rPr>
@@ -9928,7 +9904,7 @@
       </w:pPr>
     </w:p>
     <w:sectPr>
-      <w:footerReference w:type="default" r:id="rId17"/>
+      <w:footerReference w:type="default" r:id="rId20"/>
       <w:pgSz w:w="23811" w:h="16838" w:orient="landscape" w:code="8"/>
       <w:pgMar w:top="851" w:right="851" w:bottom="851" w:left="851" w:header="567" w:footer="567" w:gutter="0"/>
       <w:cols w:space="708"/>
@@ -9939,9 +9915,9 @@
 </file>
 
 <file path=word/endnotes.xml><?xml version="1.0" encoding="utf-8"?>
-<w:endnotes xmlns:wpc="http://schemas.microsoft.com/office/word/2010/wordprocessingCanvas" xmlns:cx="http://schemas.microsoft.com/office/drawing/2014/chartex" xmlns:cx1="http://schemas.microsoft.com/office/drawing/2015/9/8/chartex" xmlns:mc="http://schemas.openxmlformats.org/markup-compatibility/2006" xmlns:o="urn:schemas-microsoft-com:office:office" xmlns:r="http://schemas.openxmlformats.org/officeDocument/2006/relationships" xmlns:m="http://schemas.openxmlformats.org/officeDocument/2006/math" xmlns:v="urn:schemas-microsoft-com:vml" xmlns:wp14="http://schemas.microsoft.com/office/word/2010/wordprocessingDrawing" xmlns:wp="http://schemas.openxmlformats.org/drawingml/2006/wordprocessingDrawing" xmlns:w10="urn:schemas-microsoft-com:office:word" xmlns:w="http://schemas.openxmlformats.org/wordprocessingml/2006/main" xmlns:w14="http://schemas.microsoft.com/office/word/2010/wordml" xmlns:w15="http://schemas.microsoft.com/office/word/2012/wordml" xmlns:w16se="http://schemas.microsoft.com/office/word/2015/wordml/symex" xmlns:wpg="http://schemas.microsoft.com/office/word/2010/wordprocessingGroup" xmlns:wpi="http://schemas.microsoft.com/office/word/2010/wordprocessingInk" xmlns:wne="http://schemas.microsoft.com/office/word/2006/wordml" xmlns:wps="http://schemas.microsoft.com/office/word/2010/wordprocessingShape" mc:Ignorable="w14 w15 w16se wp14">
+<w:endnotes xmlns:wpc="http://schemas.microsoft.com/office/word/2010/wordprocessingCanvas" xmlns:cx="http://schemas.microsoft.com/office/drawing/2014/chartex" xmlns:cx1="http://schemas.microsoft.com/office/drawing/2015/9/8/chartex" xmlns:cx2="http://schemas.microsoft.com/office/drawing/2015/10/21/chartex" xmlns:cx3="http://schemas.microsoft.com/office/drawing/2016/5/9/chartex" xmlns:cx4="http://schemas.microsoft.com/office/drawing/2016/5/10/chartex" xmlns:cx5="http://schemas.microsoft.com/office/drawing/2016/5/11/chartex" xmlns:cx6="http://schemas.microsoft.com/office/drawing/2016/5/12/chartex" xmlns:cx7="http://schemas.microsoft.com/office/drawing/2016/5/13/chartex" xmlns:cx8="http://schemas.microsoft.com/office/drawing/2016/5/14/chartex" xmlns:mc="http://schemas.openxmlformats.org/markup-compatibility/2006" xmlns:aink="http://schemas.microsoft.com/office/drawing/2016/ink" xmlns:am3d="http://schemas.microsoft.com/office/drawing/2017/model3d" xmlns:o="urn:schemas-microsoft-com:office:office" xmlns:oel="http://schemas.microsoft.com/office/2019/extlst" xmlns:r="http://schemas.openxmlformats.org/officeDocument/2006/relationships" xmlns:m="http://schemas.openxmlformats.org/officeDocument/2006/math" xmlns:v="urn:schemas-microsoft-com:vml" xmlns:wp14="http://schemas.microsoft.com/office/word/2010/wordprocessingDrawing" xmlns:wp="http://schemas.openxmlformats.org/drawingml/2006/wordprocessingDrawing" xmlns:w10="urn:schemas-microsoft-com:office:word" xmlns:w="http://schemas.openxmlformats.org/wordprocessingml/2006/main" xmlns:w14="http://schemas.microsoft.com/office/word/2010/wordml" xmlns:w15="http://schemas.microsoft.com/office/word/2012/wordml" xmlns:w16cex="http://schemas.microsoft.com/office/word/2018/wordml/cex" xmlns:w16cid="http://schemas.microsoft.com/office/word/2016/wordml/cid" xmlns:w16="http://schemas.microsoft.com/office/word/2018/wordml" xmlns:w16du="http://schemas.microsoft.com/office/word/2023/wordml/word16du" xmlns:w16sdtdh="http://schemas.microsoft.com/office/word/2020/wordml/sdtdatahash" xmlns:w16sdtfl="http://schemas.microsoft.com/office/word/2024/wordml/sdtformatlock" xmlns:w16se="http://schemas.microsoft.com/office/word/2015/wordml/symex" xmlns:wpg="http://schemas.microsoft.com/office/word/2010/wordprocessingGroup" xmlns:wpi="http://schemas.microsoft.com/office/word/2010/wordprocessingInk" xmlns:wne="http://schemas.microsoft.com/office/word/2006/wordml" xmlns:wps="http://schemas.microsoft.com/office/word/2010/wordprocessingShape" mc:Ignorable="w14 w15 w16se w16cid w16 w16cex w16sdtdh w16sdtfl w16du wp14">
   <w:endnote w:type="separator" w:id="-1">
-    <w:p xmlns:wp14="http://schemas.microsoft.com/office/word/2010/wordml" wp14:textId="77777777">
+    <w:p>
       <w:pPr>
         <w:spacing w:after="0" w:line="240" w:lineRule="auto"/>
       </w:pPr>
@@ -9949,12 +9925,12 @@
         <w:separator/>
       </w:r>
     </w:p>
-    <w:p xmlns:wp14="http://schemas.microsoft.com/office/word/2010/wordml" wp14:textId="77777777"/>
-    <w:p xmlns:wp14="http://schemas.microsoft.com/office/word/2010/wordml" wp14:textId="77777777"/>
-    <w:p xmlns:wp14="http://schemas.microsoft.com/office/word/2010/wordml" wp14:textId="77777777"/>
+    <w:p/>
+    <w:p/>
+    <w:p/>
   </w:endnote>
   <w:endnote w:type="continuationSeparator" w:id="0">
-    <w:p xmlns:wp14="http://schemas.microsoft.com/office/word/2010/wordml" wp14:textId="77777777">
+    <w:p>
       <w:pPr>
         <w:spacing w:after="0" w:line="240" w:lineRule="auto"/>
       </w:pPr>
@@ -9962,16 +9938,16 @@
         <w:continuationSeparator/>
       </w:r>
     </w:p>
-    <w:p xmlns:wp14="http://schemas.microsoft.com/office/word/2010/wordml" wp14:textId="77777777"/>
-    <w:p xmlns:wp14="http://schemas.microsoft.com/office/word/2010/wordml" wp14:textId="77777777"/>
-    <w:p xmlns:wp14="http://schemas.microsoft.com/office/word/2010/wordml" wp14:textId="77777777"/>
+    <w:p/>
+    <w:p/>
+    <w:p/>
   </w:endnote>
 </w:endnotes>
 </file>
 
 <file path=word/footer1.xml><?xml version="1.0" encoding="utf-8"?>
-<w:ftr xmlns:wpc="http://schemas.microsoft.com/office/word/2010/wordprocessingCanvas" xmlns:cx="http://schemas.microsoft.com/office/drawing/2014/chartex" xmlns:cx1="http://schemas.microsoft.com/office/drawing/2015/9/8/chartex" xmlns:mc="http://schemas.openxmlformats.org/markup-compatibility/2006" xmlns:o="urn:schemas-microsoft-com:office:office" xmlns:r="http://schemas.openxmlformats.org/officeDocument/2006/relationships" xmlns:m="http://schemas.openxmlformats.org/officeDocument/2006/math" xmlns:v="urn:schemas-microsoft-com:vml" xmlns:wp14="http://schemas.microsoft.com/office/word/2010/wordprocessingDrawing" xmlns:wp="http://schemas.openxmlformats.org/drawingml/2006/wordprocessingDrawing" xmlns:w10="urn:schemas-microsoft-com:office:word" xmlns:w="http://schemas.openxmlformats.org/wordprocessingml/2006/main" xmlns:w14="http://schemas.microsoft.com/office/word/2010/wordml" xmlns:w15="http://schemas.microsoft.com/office/word/2012/wordml" xmlns:w16se="http://schemas.microsoft.com/office/word/2015/wordml/symex" xmlns:wpg="http://schemas.microsoft.com/office/word/2010/wordprocessingGroup" xmlns:wpi="http://schemas.microsoft.com/office/word/2010/wordprocessingInk" xmlns:wne="http://schemas.microsoft.com/office/word/2006/wordml" xmlns:wps="http://schemas.microsoft.com/office/word/2010/wordprocessingShape" xmlns:a="http://schemas.openxmlformats.org/drawingml/2006/main" xmlns:pic="http://schemas.openxmlformats.org/drawingml/2006/picture" xmlns:a14="http://schemas.microsoft.com/office/drawing/2010/main" mc:Ignorable="w14 w15 w16se wp14">
-  <w:p xmlns:wp14="http://schemas.microsoft.com/office/word/2010/wordml" wp14:textId="77777777">
+<w:ftr xmlns:wpc="http://schemas.microsoft.com/office/word/2010/wordprocessingCanvas" xmlns:cx="http://schemas.microsoft.com/office/drawing/2014/chartex" xmlns:cx1="http://schemas.microsoft.com/office/drawing/2015/9/8/chartex" xmlns:cx2="http://schemas.microsoft.com/office/drawing/2015/10/21/chartex" xmlns:cx3="http://schemas.microsoft.com/office/drawing/2016/5/9/chartex" xmlns:cx4="http://schemas.microsoft.com/office/drawing/2016/5/10/chartex" xmlns:cx5="http://schemas.microsoft.com/office/drawing/2016/5/11/chartex" xmlns:cx6="http://schemas.microsoft.com/office/drawing/2016/5/12/chartex" xmlns:cx7="http://schemas.microsoft.com/office/drawing/2016/5/13/chartex" xmlns:cx8="http://schemas.microsoft.com/office/drawing/2016/5/14/chartex" xmlns:mc="http://schemas.openxmlformats.org/markup-compatibility/2006" xmlns:aink="http://schemas.microsoft.com/office/drawing/2016/ink" xmlns:am3d="http://schemas.microsoft.com/office/drawing/2017/model3d" xmlns:o="urn:schemas-microsoft-com:office:office" xmlns:oel="http://schemas.microsoft.com/office/2019/extlst" xmlns:r="http://schemas.openxmlformats.org/officeDocument/2006/relationships" xmlns:m="http://schemas.openxmlformats.org/officeDocument/2006/math" xmlns:v="urn:schemas-microsoft-com:vml" xmlns:wp14="http://schemas.microsoft.com/office/word/2010/wordprocessingDrawing" xmlns:wp="http://schemas.openxmlformats.org/drawingml/2006/wordprocessingDrawing" xmlns:w10="urn:schemas-microsoft-com:office:word" xmlns:w="http://schemas.openxmlformats.org/wordprocessingml/2006/main" xmlns:w14="http://schemas.microsoft.com/office/word/2010/wordml" xmlns:w15="http://schemas.microsoft.com/office/word/2012/wordml" xmlns:w16cex="http://schemas.microsoft.com/office/word/2018/wordml/cex" xmlns:w16cid="http://schemas.microsoft.com/office/word/2016/wordml/cid" xmlns:w16="http://schemas.microsoft.com/office/word/2018/wordml" xmlns:w16du="http://schemas.microsoft.com/office/word/2023/wordml/word16du" xmlns:w16sdtdh="http://schemas.microsoft.com/office/word/2020/wordml/sdtdatahash" xmlns:w16sdtfl="http://schemas.microsoft.com/office/word/2024/wordml/sdtformatlock" xmlns:w16se="http://schemas.microsoft.com/office/word/2015/wordml/symex" xmlns:wpg="http://schemas.microsoft.com/office/word/2010/wordprocessingGroup" xmlns:wpi="http://schemas.microsoft.com/office/word/2010/wordprocessingInk" xmlns:wne="http://schemas.microsoft.com/office/word/2006/wordml" xmlns:wps="http://schemas.microsoft.com/office/word/2010/wordprocessingShape" mc:Ignorable="w14 w15 w16se w16cid w16 w16cex w16sdtdh w16sdtfl w16du wp14">
+  <w:p>
     <w:pPr>
       <w:pStyle w:val="Footer"/>
     </w:pPr>
@@ -9982,7 +9958,7 @@
       <mc:AlternateContent>
         <mc:Choice Requires="wps">
           <w:drawing>
-            <wp:anchor xmlns:wp14="http://schemas.microsoft.com/office/word/2010/wordprocessingDrawing" distT="45720" distB="45720" distL="114300" distR="114300" simplePos="0" relativeHeight="251673600" behindDoc="1" locked="0" layoutInCell="1" allowOverlap="1" wp14:anchorId="145A23A2" wp14:editId="6115C7BB">
+            <wp:anchor distT="45720" distB="45720" distL="114300" distR="114300" simplePos="0" relativeHeight="251673600" behindDoc="1" locked="0" layoutInCell="1" allowOverlap="1" wp14:anchorId="145A23A2" wp14:editId="6115C7BB">
               <wp:simplePos x="0" y="0"/>
               <wp:positionH relativeFrom="column">
                 <wp:posOffset>-540385</wp:posOffset>
@@ -10021,7 +9997,7 @@
                     </wps:spPr>
                     <wps:txbx>
                       <w:txbxContent>
-                        <w:p xmlns:wp14="http://schemas.microsoft.com/office/word/2010/wordml" wp14:textId="77777777">
+                        <w:p>
                           <w:pPr>
                             <w:pStyle w:val="FooterDoE"/>
                           </w:pPr>
@@ -10029,7 +10005,7 @@
                             <w:t>© The State of Queensland</w:t>
                           </w:r>
                         </w:p>
-                        <w:p xmlns:wp14="http://schemas.microsoft.com/office/word/2010/wordml" wp14:textId="77777777">
+                        <w:p>
                           <w:pPr>
                             <w:pStyle w:val="FooterDoE"/>
                           </w:pPr>
@@ -10037,7 +10013,7 @@
                             <w:t>(Department of Education) 2020</w:t>
                           </w:r>
                         </w:p>
-                        <w:p xmlns:wp14="http://schemas.microsoft.com/office/word/2010/wordml" wp14:textId="77777777">
+                        <w:p>
                           <w:pPr>
                             <w:jc w:val="center"/>
                             <w:rPr>
@@ -10063,7 +10039,7 @@
             </wp:anchor>
           </w:drawing>
         </mc:Choice>
-        <mc:Fallback>
+        <mc:Fallback xmlns:wp14="http://schemas.microsoft.com/office/word/2010/wordml" xmlns:a14="http://schemas.microsoft.com/office/drawing/2010/main" xmlns:pic="http://schemas.openxmlformats.org/drawingml/2006/picture" xmlns:a="http://schemas.openxmlformats.org/drawingml/2006/main">
           <w:pict w14:anchorId="2564A0E5">
             <v:shapetype id="_x0000_t202" coordsize="21600,21600" o:spt="202" path="m,l,21600r21600,l21600,xe" w14:anchorId="145A23A2">
               <v:stroke joinstyle="miter"/>
@@ -10109,7 +10085,7 @@
         <w:noProof/>
       </w:rPr>
       <w:drawing>
-        <wp:anchor xmlns:wp14="http://schemas.microsoft.com/office/word/2010/wordprocessingDrawing" distT="0" distB="0" distL="114300" distR="114300" simplePos="0" relativeHeight="251672576" behindDoc="0" locked="0" layoutInCell="1" allowOverlap="1" wp14:anchorId="1B9C2E86" wp14:editId="51B17922">
+        <wp:anchor distT="0" distB="0" distL="114300" distR="114300" simplePos="0" relativeHeight="251672576" behindDoc="0" locked="0" layoutInCell="1" allowOverlap="1" wp14:anchorId="1B9C2E86" wp14:editId="51B17922">
           <wp:simplePos x="0" y="0"/>
           <wp:positionH relativeFrom="margin">
             <wp:align>right</wp:align>
@@ -10219,7 +10195,7 @@
       <w:fldChar w:fldCharType="end"/>
     </w:r>
   </w:p>
-  <w:p xmlns:wp14="http://schemas.microsoft.com/office/word/2010/wordml" wp14:textId="77777777">
+  <w:p>
     <w:pPr>
       <w:pStyle w:val="Footergrey"/>
     </w:pPr>
@@ -10264,8 +10240,8 @@
 </file>
 
 <file path=word/footer2.xml><?xml version="1.0" encoding="utf-8"?>
-<w:ftr xmlns:wpc="http://schemas.microsoft.com/office/word/2010/wordprocessingCanvas" xmlns:cx="http://schemas.microsoft.com/office/drawing/2014/chartex" xmlns:cx1="http://schemas.microsoft.com/office/drawing/2015/9/8/chartex" xmlns:mc="http://schemas.openxmlformats.org/markup-compatibility/2006" xmlns:o="urn:schemas-microsoft-com:office:office" xmlns:r="http://schemas.openxmlformats.org/officeDocument/2006/relationships" xmlns:m="http://schemas.openxmlformats.org/officeDocument/2006/math" xmlns:v="urn:schemas-microsoft-com:vml" xmlns:wp14="http://schemas.microsoft.com/office/word/2010/wordprocessingDrawing" xmlns:wp="http://schemas.openxmlformats.org/drawingml/2006/wordprocessingDrawing" xmlns:w10="urn:schemas-microsoft-com:office:word" xmlns:w="http://schemas.openxmlformats.org/wordprocessingml/2006/main" xmlns:w14="http://schemas.microsoft.com/office/word/2010/wordml" xmlns:w15="http://schemas.microsoft.com/office/word/2012/wordml" xmlns:w16se="http://schemas.microsoft.com/office/word/2015/wordml/symex" xmlns:wpg="http://schemas.microsoft.com/office/word/2010/wordprocessingGroup" xmlns:wpi="http://schemas.microsoft.com/office/word/2010/wordprocessingInk" xmlns:wne="http://schemas.microsoft.com/office/word/2006/wordml" xmlns:wps="http://schemas.microsoft.com/office/word/2010/wordprocessingShape" xmlns:a="http://schemas.openxmlformats.org/drawingml/2006/main" xmlns:pic="http://schemas.openxmlformats.org/drawingml/2006/picture" xmlns:a14="http://schemas.microsoft.com/office/drawing/2010/main" mc:Ignorable="w14 w15 w16se wp14">
-  <w:p xmlns:wp14="http://schemas.microsoft.com/office/word/2010/wordml" wp14:textId="77777777">
+<w:ftr xmlns:wpc="http://schemas.microsoft.com/office/word/2010/wordprocessingCanvas" xmlns:cx="http://schemas.microsoft.com/office/drawing/2014/chartex" xmlns:cx1="http://schemas.microsoft.com/office/drawing/2015/9/8/chartex" xmlns:cx2="http://schemas.microsoft.com/office/drawing/2015/10/21/chartex" xmlns:cx3="http://schemas.microsoft.com/office/drawing/2016/5/9/chartex" xmlns:cx4="http://schemas.microsoft.com/office/drawing/2016/5/10/chartex" xmlns:cx5="http://schemas.microsoft.com/office/drawing/2016/5/11/chartex" xmlns:cx6="http://schemas.microsoft.com/office/drawing/2016/5/12/chartex" xmlns:cx7="http://schemas.microsoft.com/office/drawing/2016/5/13/chartex" xmlns:cx8="http://schemas.microsoft.com/office/drawing/2016/5/14/chartex" xmlns:mc="http://schemas.openxmlformats.org/markup-compatibility/2006" xmlns:aink="http://schemas.microsoft.com/office/drawing/2016/ink" xmlns:am3d="http://schemas.microsoft.com/office/drawing/2017/model3d" xmlns:o="urn:schemas-microsoft-com:office:office" xmlns:oel="http://schemas.microsoft.com/office/2019/extlst" xmlns:r="http://schemas.openxmlformats.org/officeDocument/2006/relationships" xmlns:m="http://schemas.openxmlformats.org/officeDocument/2006/math" xmlns:v="urn:schemas-microsoft-com:vml" xmlns:wp14="http://schemas.microsoft.com/office/word/2010/wordprocessingDrawing" xmlns:wp="http://schemas.openxmlformats.org/drawingml/2006/wordprocessingDrawing" xmlns:w10="urn:schemas-microsoft-com:office:word" xmlns:w="http://schemas.openxmlformats.org/wordprocessingml/2006/main" xmlns:w14="http://schemas.microsoft.com/office/word/2010/wordml" xmlns:w15="http://schemas.microsoft.com/office/word/2012/wordml" xmlns:w16cex="http://schemas.microsoft.com/office/word/2018/wordml/cex" xmlns:w16cid="http://schemas.microsoft.com/office/word/2016/wordml/cid" xmlns:w16="http://schemas.microsoft.com/office/word/2018/wordml" xmlns:w16du="http://schemas.microsoft.com/office/word/2023/wordml/word16du" xmlns:w16sdtdh="http://schemas.microsoft.com/office/word/2020/wordml/sdtdatahash" xmlns:w16sdtfl="http://schemas.microsoft.com/office/word/2024/wordml/sdtformatlock" xmlns:w16se="http://schemas.microsoft.com/office/word/2015/wordml/symex" xmlns:wpg="http://schemas.microsoft.com/office/word/2010/wordprocessingGroup" xmlns:wpi="http://schemas.microsoft.com/office/word/2010/wordprocessingInk" xmlns:wne="http://schemas.microsoft.com/office/word/2006/wordml" xmlns:wps="http://schemas.microsoft.com/office/word/2010/wordprocessingShape" mc:Ignorable="w14 w15 w16se w16cid w16 w16cex w16sdtdh w16sdtfl w16du wp14">
+  <w:p>
     <w:pPr>
       <w:pStyle w:val="Footer"/>
       <w:spacing w:before="120"/>
@@ -10279,7 +10255,7 @@
       <mc:AlternateContent>
         <mc:Choice Requires="wps">
           <w:drawing>
-            <wp:anchor xmlns:wp14="http://schemas.microsoft.com/office/word/2010/wordprocessingDrawing" distT="45720" distB="45720" distL="114300" distR="114300" simplePos="0" relativeHeight="251675648" behindDoc="1" locked="0" layoutInCell="1" allowOverlap="1" wp14:anchorId="2A539CD7" wp14:editId="64B4B720">
+            <wp:anchor distT="45720" distB="45720" distL="114300" distR="114300" simplePos="0" relativeHeight="251675648" behindDoc="1" locked="0" layoutInCell="1" allowOverlap="1" wp14:anchorId="2A539CD7" wp14:editId="64B4B720">
               <wp:simplePos x="0" y="0"/>
               <wp:positionH relativeFrom="column">
                 <wp:posOffset>-511810</wp:posOffset>
@@ -10318,7 +10294,7 @@
                     </wps:spPr>
                     <wps:txbx>
                       <w:txbxContent>
-                        <w:p xmlns:wp14="http://schemas.microsoft.com/office/word/2010/wordml" wp14:textId="77777777">
+                        <w:p>
                           <w:pPr>
                             <w:pStyle w:val="FooterDoE"/>
                           </w:pPr>
@@ -10326,7 +10302,7 @@
                             <w:t>© The State of Queensland</w:t>
                           </w:r>
                         </w:p>
-                        <w:p xmlns:wp14="http://schemas.microsoft.com/office/word/2010/wordml" wp14:textId="77777777">
+                        <w:p>
                           <w:pPr>
                             <w:pStyle w:val="FooterDoE"/>
                           </w:pPr>
@@ -10351,7 +10327,7 @@
             </wp:anchor>
           </w:drawing>
         </mc:Choice>
-        <mc:Fallback>
+        <mc:Fallback xmlns:wp14="http://schemas.microsoft.com/office/word/2010/wordml" xmlns:a14="http://schemas.microsoft.com/office/drawing/2010/main" xmlns:pic="http://schemas.openxmlformats.org/drawingml/2006/picture" xmlns:a="http://schemas.openxmlformats.org/drawingml/2006/main">
           <w:pict w14:anchorId="1B17D5D5">
             <v:shapetype id="_x0000_t202" coordsize="21600,21600" o:spt="202" path="m,l,21600r21600,l21600,xe" w14:anchorId="2A539CD7">
               <v:stroke joinstyle="miter"/>
@@ -10389,7 +10365,7 @@
         <w:szCs w:val="14"/>
       </w:rPr>
       <w:drawing>
-        <wp:anchor xmlns:wp14="http://schemas.microsoft.com/office/word/2010/wordprocessingDrawing" distT="0" distB="0" distL="114300" distR="114300" simplePos="0" relativeHeight="251676672" behindDoc="1" locked="0" layoutInCell="1" allowOverlap="1" wp14:anchorId="03E22A5C" wp14:editId="167FB5D6">
+        <wp:anchor distT="0" distB="0" distL="114300" distR="114300" simplePos="0" relativeHeight="251676672" behindDoc="1" locked="0" layoutInCell="1" allowOverlap="1" wp14:anchorId="03E22A5C" wp14:editId="167FB5D6">
           <wp:simplePos x="0" y="0"/>
           <wp:positionH relativeFrom="margin">
             <wp:align>right</wp:align>
@@ -10496,66 +10472,40 @@
     <w:r>
       <w:t xml:space="preserve">of </w:t>
     </w:r>
-    <w:r>
-      <w:fldChar w:fldCharType="begin"/>
-    </w:r>
-    <w:r>
-      <w:instrText xml:space="preserve"> NUMPAGES </w:instrText>
-    </w:r>
-    <w:r>
-      <w:fldChar w:fldCharType="separate"/>
-    </w:r>
-    <w:r>
-      <w:rPr>
-        <w:noProof/>
-      </w:rPr>
-      <w:t>15</w:t>
-    </w:r>
-    <w:r>
-      <w:rPr>
-        <w:noProof/>
-      </w:rPr>
-      <w:fldChar w:fldCharType="end"/>
-    </w:r>
+    <w:fldSimple w:instr=" NUMPAGES ">
+      <w:r>
+        <w:rPr>
+          <w:noProof/>
+        </w:rPr>
+        <w:t>15</w:t>
+      </w:r>
+    </w:fldSimple>
   </w:p>
-  <w:p xmlns:wp14="http://schemas.microsoft.com/office/word/2010/wordml" wp14:textId="77777777">
+  <w:p>
     <w:pPr>
       <w:pStyle w:val="Footergrey"/>
     </w:pPr>
-    <w:r>
-      <w:fldChar w:fldCharType="begin"/>
-    </w:r>
-    <w:r>
-      <w:instrText xml:space="preserve"> FILENAME   \* MERGEFORMAT </w:instrText>
-    </w:r>
-    <w:r>
-      <w:fldChar w:fldCharType="separate"/>
-    </w:r>
-    <w:r>
-      <w:rPr>
-        <w:noProof/>
-      </w:rPr>
-      <w:t>P–6</w:t>
-    </w:r>
-    <w:r>
-      <w:rPr>
-        <w:noProof/>
-      </w:rPr>
-      <w:t>CPM_HASS_Acycle_U1_Y05_AT.docx</w:t>
-    </w:r>
-    <w:r>
-      <w:rPr>
-        <w:noProof/>
-      </w:rPr>
-      <w:fldChar w:fldCharType="end"/>
-    </w:r>
+    <w:fldSimple w:instr=" FILENAME   \* MERGEFORMAT ">
+      <w:r>
+        <w:rPr>
+          <w:noProof/>
+        </w:rPr>
+        <w:t>P–6</w:t>
+      </w:r>
+      <w:r>
+        <w:rPr>
+          <w:noProof/>
+        </w:rPr>
+        <w:t>CPM_HASS_Acycle_U1_Y05_AT.docx</w:t>
+      </w:r>
+    </w:fldSimple>
   </w:p>
 </w:ftr>
 </file>
 
 <file path=word/footer3.xml><?xml version="1.0" encoding="utf-8"?>
-<w:ftr xmlns:wpc="http://schemas.microsoft.com/office/word/2010/wordprocessingCanvas" xmlns:cx="http://schemas.microsoft.com/office/drawing/2014/chartex" xmlns:cx1="http://schemas.microsoft.com/office/drawing/2015/9/8/chartex" xmlns:mc="http://schemas.openxmlformats.org/markup-compatibility/2006" xmlns:o="urn:schemas-microsoft-com:office:office" xmlns:r="http://schemas.openxmlformats.org/officeDocument/2006/relationships" xmlns:m="http://schemas.openxmlformats.org/officeDocument/2006/math" xmlns:v="urn:schemas-microsoft-com:vml" xmlns:wp14="http://schemas.microsoft.com/office/word/2010/wordprocessingDrawing" xmlns:wp="http://schemas.openxmlformats.org/drawingml/2006/wordprocessingDrawing" xmlns:w10="urn:schemas-microsoft-com:office:word" xmlns:w="http://schemas.openxmlformats.org/wordprocessingml/2006/main" xmlns:w14="http://schemas.microsoft.com/office/word/2010/wordml" xmlns:w15="http://schemas.microsoft.com/office/word/2012/wordml" xmlns:w16se="http://schemas.microsoft.com/office/word/2015/wordml/symex" xmlns:wpg="http://schemas.microsoft.com/office/word/2010/wordprocessingGroup" xmlns:wpi="http://schemas.microsoft.com/office/word/2010/wordprocessingInk" xmlns:wne="http://schemas.microsoft.com/office/word/2006/wordml" xmlns:wps="http://schemas.microsoft.com/office/word/2010/wordprocessingShape" xmlns:a="http://schemas.openxmlformats.org/drawingml/2006/main" xmlns:pic="http://schemas.openxmlformats.org/drawingml/2006/picture" xmlns:a14="http://schemas.microsoft.com/office/drawing/2010/main" mc:Ignorable="w14 w15 w16se wp14">
-  <w:p xmlns:wp14="http://schemas.microsoft.com/office/word/2010/wordml" wp14:textId="77777777">
+<w:ftr xmlns:wpc="http://schemas.microsoft.com/office/word/2010/wordprocessingCanvas" xmlns:cx="http://schemas.microsoft.com/office/drawing/2014/chartex" xmlns:cx1="http://schemas.microsoft.com/office/drawing/2015/9/8/chartex" xmlns:cx2="http://schemas.microsoft.com/office/drawing/2015/10/21/chartex" xmlns:cx3="http://schemas.microsoft.com/office/drawing/2016/5/9/chartex" xmlns:cx4="http://schemas.microsoft.com/office/drawing/2016/5/10/chartex" xmlns:cx5="http://schemas.microsoft.com/office/drawing/2016/5/11/chartex" xmlns:cx6="http://schemas.microsoft.com/office/drawing/2016/5/12/chartex" xmlns:cx7="http://schemas.microsoft.com/office/drawing/2016/5/13/chartex" xmlns:cx8="http://schemas.microsoft.com/office/drawing/2016/5/14/chartex" xmlns:mc="http://schemas.openxmlformats.org/markup-compatibility/2006" xmlns:aink="http://schemas.microsoft.com/office/drawing/2016/ink" xmlns:am3d="http://schemas.microsoft.com/office/drawing/2017/model3d" xmlns:o="urn:schemas-microsoft-com:office:office" xmlns:oel="http://schemas.microsoft.com/office/2019/extlst" xmlns:r="http://schemas.openxmlformats.org/officeDocument/2006/relationships" xmlns:m="http://schemas.openxmlformats.org/officeDocument/2006/math" xmlns:v="urn:schemas-microsoft-com:vml" xmlns:wp14="http://schemas.microsoft.com/office/word/2010/wordprocessingDrawing" xmlns:wp="http://schemas.openxmlformats.org/drawingml/2006/wordprocessingDrawing" xmlns:w10="urn:schemas-microsoft-com:office:word" xmlns:w="http://schemas.openxmlformats.org/wordprocessingml/2006/main" xmlns:w14="http://schemas.microsoft.com/office/word/2010/wordml" xmlns:w15="http://schemas.microsoft.com/office/word/2012/wordml" xmlns:w16cex="http://schemas.microsoft.com/office/word/2018/wordml/cex" xmlns:w16cid="http://schemas.microsoft.com/office/word/2016/wordml/cid" xmlns:w16="http://schemas.microsoft.com/office/word/2018/wordml" xmlns:w16du="http://schemas.microsoft.com/office/word/2023/wordml/word16du" xmlns:w16sdtdh="http://schemas.microsoft.com/office/word/2020/wordml/sdtdatahash" xmlns:w16sdtfl="http://schemas.microsoft.com/office/word/2024/wordml/sdtformatlock" xmlns:w16se="http://schemas.microsoft.com/office/word/2015/wordml/symex" xmlns:wpg="http://schemas.microsoft.com/office/word/2010/wordprocessingGroup" xmlns:wpi="http://schemas.microsoft.com/office/word/2010/wordprocessingInk" xmlns:wne="http://schemas.microsoft.com/office/word/2006/wordml" xmlns:wps="http://schemas.microsoft.com/office/word/2010/wordprocessingShape" mc:Ignorable="w14 w15 w16se w16cid w16 w16cex w16sdtdh w16sdtfl w16du wp14">
+  <w:p>
     <w:pPr>
       <w:pStyle w:val="Footer"/>
     </w:pPr>
@@ -10565,7 +10515,7 @@
         <w:szCs w:val="14"/>
       </w:rPr>
       <w:drawing>
-        <wp:anchor xmlns:wp14="http://schemas.microsoft.com/office/word/2010/wordprocessingDrawing" distT="0" distB="0" distL="114300" distR="114300" simplePos="0" relativeHeight="251669504" behindDoc="1" locked="0" layoutInCell="1" allowOverlap="1" wp14:anchorId="52BA1BEA" wp14:editId="48CDC10A">
+        <wp:anchor distT="0" distB="0" distL="114300" distR="114300" simplePos="0" relativeHeight="251669504" behindDoc="1" locked="0" layoutInCell="1" allowOverlap="1" wp14:anchorId="52BA1BEA" wp14:editId="48CDC10A">
           <wp:simplePos x="0" y="0"/>
           <wp:positionH relativeFrom="margin">
             <wp:posOffset>12432665</wp:posOffset>
@@ -10635,7 +10585,7 @@
       <mc:AlternateContent>
         <mc:Choice Requires="wps">
           <w:drawing>
-            <wp:anchor xmlns:wp14="http://schemas.microsoft.com/office/word/2010/wordprocessingDrawing" distT="45720" distB="45720" distL="114300" distR="114300" simplePos="0" relativeHeight="251678720" behindDoc="1" locked="0" layoutInCell="1" allowOverlap="1" wp14:anchorId="6876FD70" wp14:editId="37E5ADB2">
+            <wp:anchor distT="45720" distB="45720" distL="114300" distR="114300" simplePos="0" relativeHeight="251678720" behindDoc="1" locked="0" layoutInCell="1" allowOverlap="1" wp14:anchorId="6876FD70" wp14:editId="37E5ADB2">
               <wp:simplePos x="0" y="0"/>
               <wp:positionH relativeFrom="margin">
                 <wp:posOffset>6255385</wp:posOffset>
@@ -10674,7 +10624,7 @@
                     </wps:spPr>
                     <wps:txbx>
                       <w:txbxContent>
-                        <w:p xmlns:wp14="http://schemas.microsoft.com/office/word/2010/wordml" wp14:textId="77777777">
+                        <w:p>
                           <w:pPr>
                             <w:pStyle w:val="FooterDoE"/>
                           </w:pPr>
@@ -10682,7 +10632,7 @@
                             <w:t>© The State of Queensland</w:t>
                           </w:r>
                         </w:p>
-                        <w:p xmlns:wp14="http://schemas.microsoft.com/office/word/2010/wordml" wp14:textId="77777777">
+                        <w:p>
                           <w:pPr>
                             <w:pStyle w:val="FooterDoE"/>
                           </w:pPr>
@@ -10707,7 +10657,7 @@
             </wp:anchor>
           </w:drawing>
         </mc:Choice>
-        <mc:Fallback>
+        <mc:Fallback xmlns:wp14="http://schemas.microsoft.com/office/word/2010/wordml" xmlns:a14="http://schemas.microsoft.com/office/drawing/2010/main" xmlns:pic="http://schemas.openxmlformats.org/drawingml/2006/picture" xmlns:a="http://schemas.openxmlformats.org/drawingml/2006/main">
           <w:pict w14:anchorId="196F1FB3">
             <v:shapetype id="_x0000_t202" coordsize="21600,21600" o:spt="202" path="m,l,21600r21600,l21600,xe" w14:anchorId="6876FD70">
               <v:stroke joinstyle="miter"/>
@@ -10786,64 +10736,41 @@
     <w:r>
       <w:t xml:space="preserve">of </w:t>
     </w:r>
-    <w:r>
-      <w:fldChar w:fldCharType="begin"/>
-    </w:r>
-    <w:r>
-      <w:instrText xml:space="preserve"> NUMPAGES </w:instrText>
-    </w:r>
-    <w:r>
-      <w:fldChar w:fldCharType="separate"/>
-    </w:r>
-    <w:r>
-      <w:rPr>
-        <w:noProof/>
-      </w:rPr>
-      <w:t>15</w:t>
-    </w:r>
-    <w:r>
-      <w:rPr>
-        <w:noProof/>
-      </w:rPr>
-      <w:fldChar w:fldCharType="end"/>
-    </w:r>
+    <w:fldSimple w:instr=" NUMPAGES ">
+      <w:r>
+        <w:rPr>
+          <w:noProof/>
+        </w:rPr>
+        <w:t>15</w:t>
+      </w:r>
+    </w:fldSimple>
   </w:p>
-  <w:p xmlns:wp14="http://schemas.microsoft.com/office/word/2010/wordml" wp14:textId="77777777">
+  <w:p>
     <w:pPr>
       <w:pStyle w:val="Footergrey"/>
     </w:pPr>
-    <w:r>
-      <w:fldChar w:fldCharType="begin"/>
-    </w:r>
-    <w:r>
-      <w:instrText> FILENAME   \* MERGEFORMAT </w:instrText>
-    </w:r>
-    <w:r>
-      <w:fldChar w:fldCharType="separate"/>
-    </w:r>
-    <w:r>
-      <w:rPr>
-        <w:noProof/>
-      </w:rPr>
-      <w:t>P–6</w:t>
-    </w:r>
-    <w:r>
-      <w:rPr>
-        <w:noProof/>
-      </w:rPr>
-      <w:t>CPM_HASS_Acycle_U1_Y05_AT.docx</w:t>
-    </w:r>
-    <w:r>
-      <w:fldChar w:fldCharType="end"/>
-    </w:r>
+    <w:fldSimple w:instr="FILENAME   \* MERGEFORMAT">
+      <w:r>
+        <w:rPr>
+          <w:noProof/>
+        </w:rPr>
+        <w:t>P–6</w:t>
+      </w:r>
+      <w:r>
+        <w:rPr>
+          <w:noProof/>
+        </w:rPr>
+        <w:t>CPM_HASS_Acycle_U1_Y05_AT.docx</w:t>
+      </w:r>
+    </w:fldSimple>
   </w:p>
 </w:ftr>
 </file>
 
 <file path=word/footnotes.xml><?xml version="1.0" encoding="utf-8"?>
-<w:footnotes xmlns:wpc="http://schemas.microsoft.com/office/word/2010/wordprocessingCanvas" xmlns:cx="http://schemas.microsoft.com/office/drawing/2014/chartex" xmlns:cx1="http://schemas.microsoft.com/office/drawing/2015/9/8/chartex" xmlns:mc="http://schemas.openxmlformats.org/markup-compatibility/2006" xmlns:o="urn:schemas-microsoft-com:office:office" xmlns:r="http://schemas.openxmlformats.org/officeDocument/2006/relationships" xmlns:m="http://schemas.openxmlformats.org/officeDocument/2006/math" xmlns:v="urn:schemas-microsoft-com:vml" xmlns:wp14="http://schemas.microsoft.com/office/word/2010/wordprocessingDrawing" xmlns:wp="http://schemas.openxmlformats.org/drawingml/2006/wordprocessingDrawing" xmlns:w10="urn:schemas-microsoft-com:office:word" xmlns:w="http://schemas.openxmlformats.org/wordprocessingml/2006/main" xmlns:w14="http://schemas.microsoft.com/office/word/2010/wordml" xmlns:w15="http://schemas.microsoft.com/office/word/2012/wordml" xmlns:w16se="http://schemas.microsoft.com/office/word/2015/wordml/symex" xmlns:wpg="http://schemas.microsoft.com/office/word/2010/wordprocessingGroup" xmlns:wpi="http://schemas.microsoft.com/office/word/2010/wordprocessingInk" xmlns:wne="http://schemas.microsoft.com/office/word/2006/wordml" xmlns:wps="http://schemas.microsoft.com/office/word/2010/wordprocessingShape" mc:Ignorable="w14 w15 w16se wp14">
+<w:footnotes xmlns:wpc="http://schemas.microsoft.com/office/word/2010/wordprocessingCanvas" xmlns:cx="http://schemas.microsoft.com/office/drawing/2014/chartex" xmlns:cx1="http://schemas.microsoft.com/office/drawing/2015/9/8/chartex" xmlns:cx2="http://schemas.microsoft.com/office/drawing/2015/10/21/chartex" xmlns:cx3="http://schemas.microsoft.com/office/drawing/2016/5/9/chartex" xmlns:cx4="http://schemas.microsoft.com/office/drawing/2016/5/10/chartex" xmlns:cx5="http://schemas.microsoft.com/office/drawing/2016/5/11/chartex" xmlns:cx6="http://schemas.microsoft.com/office/drawing/2016/5/12/chartex" xmlns:cx7="http://schemas.microsoft.com/office/drawing/2016/5/13/chartex" xmlns:cx8="http://schemas.microsoft.com/office/drawing/2016/5/14/chartex" xmlns:mc="http://schemas.openxmlformats.org/markup-compatibility/2006" xmlns:aink="http://schemas.microsoft.com/office/drawing/2016/ink" xmlns:am3d="http://schemas.microsoft.com/office/drawing/2017/model3d" xmlns:o="urn:schemas-microsoft-com:office:office" xmlns:oel="http://schemas.microsoft.com/office/2019/extlst" xmlns:r="http://schemas.openxmlformats.org/officeDocument/2006/relationships" xmlns:m="http://schemas.openxmlformats.org/officeDocument/2006/math" xmlns:v="urn:schemas-microsoft-com:vml" xmlns:wp14="http://schemas.microsoft.com/office/word/2010/wordprocessingDrawing" xmlns:wp="http://schemas.openxmlformats.org/drawingml/2006/wordprocessingDrawing" xmlns:w10="urn:schemas-microsoft-com:office:word" xmlns:w="http://schemas.openxmlformats.org/wordprocessingml/2006/main" xmlns:w14="http://schemas.microsoft.com/office/word/2010/wordml" xmlns:w15="http://schemas.microsoft.com/office/word/2012/wordml" xmlns:w16cex="http://schemas.microsoft.com/office/word/2018/wordml/cex" xmlns:w16cid="http://schemas.microsoft.com/office/word/2016/wordml/cid" xmlns:w16="http://schemas.microsoft.com/office/word/2018/wordml" xmlns:w16du="http://schemas.microsoft.com/office/word/2023/wordml/word16du" xmlns:w16sdtdh="http://schemas.microsoft.com/office/word/2020/wordml/sdtdatahash" xmlns:w16sdtfl="http://schemas.microsoft.com/office/word/2024/wordml/sdtformatlock" xmlns:w16se="http://schemas.microsoft.com/office/word/2015/wordml/symex" xmlns:wpg="http://schemas.microsoft.com/office/word/2010/wordprocessingGroup" xmlns:wpi="http://schemas.microsoft.com/office/word/2010/wordprocessingInk" xmlns:wne="http://schemas.microsoft.com/office/word/2006/wordml" xmlns:wps="http://schemas.microsoft.com/office/word/2010/wordprocessingShape" mc:Ignorable="w14 w15 w16se w16cid w16 w16cex w16sdtdh w16sdtfl w16du wp14">
   <w:footnote w:type="separator" w:id="-1">
-    <w:p xmlns:wp14="http://schemas.microsoft.com/office/word/2010/wordml" wp14:textId="77777777">
+    <w:p>
       <w:pPr>
         <w:spacing w:after="0" w:line="240" w:lineRule="auto"/>
       </w:pPr>
@@ -10851,12 +10778,12 @@
         <w:separator/>
       </w:r>
     </w:p>
-    <w:p xmlns:wp14="http://schemas.microsoft.com/office/word/2010/wordml" wp14:textId="77777777"/>
-    <w:p xmlns:wp14="http://schemas.microsoft.com/office/word/2010/wordml" wp14:textId="77777777"/>
-    <w:p xmlns:wp14="http://schemas.microsoft.com/office/word/2010/wordml" wp14:textId="77777777"/>
+    <w:p/>
+    <w:p/>
+    <w:p/>
   </w:footnote>
   <w:footnote w:type="continuationSeparator" w:id="0">
-    <w:p xmlns:wp14="http://schemas.microsoft.com/office/word/2010/wordml" wp14:textId="77777777">
+    <w:p>
       <w:pPr>
         <w:spacing w:after="0" w:line="240" w:lineRule="auto"/>
       </w:pPr>
@@ -10864,16 +10791,16 @@
         <w:continuationSeparator/>
       </w:r>
     </w:p>
-    <w:p xmlns:wp14="http://schemas.microsoft.com/office/word/2010/wordml" wp14:textId="77777777"/>
-    <w:p xmlns:wp14="http://schemas.microsoft.com/office/word/2010/wordml" wp14:textId="77777777"/>
-    <w:p xmlns:wp14="http://schemas.microsoft.com/office/word/2010/wordml" wp14:textId="77777777"/>
+    <w:p/>
+    <w:p/>
+    <w:p/>
   </w:footnote>
 </w:footnotes>
 </file>
 
 <file path=word/header1.xml><?xml version="1.0" encoding="utf-8"?>
-<w:hdr xmlns:wpc="http://schemas.microsoft.com/office/word/2010/wordprocessingCanvas" xmlns:cx="http://schemas.microsoft.com/office/drawing/2014/chartex" xmlns:cx1="http://schemas.microsoft.com/office/drawing/2015/9/8/chartex" xmlns:mc="http://schemas.openxmlformats.org/markup-compatibility/2006" xmlns:o="urn:schemas-microsoft-com:office:office" xmlns:r="http://schemas.openxmlformats.org/officeDocument/2006/relationships" xmlns:m="http://schemas.openxmlformats.org/officeDocument/2006/math" xmlns:v="urn:schemas-microsoft-com:vml" xmlns:wp14="http://schemas.microsoft.com/office/word/2010/wordprocessingDrawing" xmlns:wp="http://schemas.openxmlformats.org/drawingml/2006/wordprocessingDrawing" xmlns:w10="urn:schemas-microsoft-com:office:word" xmlns:w="http://schemas.openxmlformats.org/wordprocessingml/2006/main" xmlns:w14="http://schemas.microsoft.com/office/word/2010/wordml" xmlns:w15="http://schemas.microsoft.com/office/word/2012/wordml" xmlns:w16se="http://schemas.microsoft.com/office/word/2015/wordml/symex" xmlns:wpg="http://schemas.microsoft.com/office/word/2010/wordprocessingGroup" xmlns:wpi="http://schemas.microsoft.com/office/word/2010/wordprocessingInk" xmlns:wne="http://schemas.microsoft.com/office/word/2006/wordml" xmlns:wps="http://schemas.microsoft.com/office/word/2010/wordprocessingShape" mc:Ignorable="w14 w15 w16se wp14">
-  <w:p xmlns:wp14="http://schemas.microsoft.com/office/word/2010/wordml" wp14:textId="77777777">
+<w:hdr xmlns:wpc="http://schemas.microsoft.com/office/word/2010/wordprocessingCanvas" xmlns:cx="http://schemas.microsoft.com/office/drawing/2014/chartex" xmlns:cx1="http://schemas.microsoft.com/office/drawing/2015/9/8/chartex" xmlns:cx2="http://schemas.microsoft.com/office/drawing/2015/10/21/chartex" xmlns:cx3="http://schemas.microsoft.com/office/drawing/2016/5/9/chartex" xmlns:cx4="http://schemas.microsoft.com/office/drawing/2016/5/10/chartex" xmlns:cx5="http://schemas.microsoft.com/office/drawing/2016/5/11/chartex" xmlns:cx6="http://schemas.microsoft.com/office/drawing/2016/5/12/chartex" xmlns:cx7="http://schemas.microsoft.com/office/drawing/2016/5/13/chartex" xmlns:cx8="http://schemas.microsoft.com/office/drawing/2016/5/14/chartex" xmlns:mc="http://schemas.openxmlformats.org/markup-compatibility/2006" xmlns:aink="http://schemas.microsoft.com/office/drawing/2016/ink" xmlns:am3d="http://schemas.microsoft.com/office/drawing/2017/model3d" xmlns:o="urn:schemas-microsoft-com:office:office" xmlns:oel="http://schemas.microsoft.com/office/2019/extlst" xmlns:r="http://schemas.openxmlformats.org/officeDocument/2006/relationships" xmlns:m="http://schemas.openxmlformats.org/officeDocument/2006/math" xmlns:v="urn:schemas-microsoft-com:vml" xmlns:wp14="http://schemas.microsoft.com/office/word/2010/wordprocessingDrawing" xmlns:wp="http://schemas.openxmlformats.org/drawingml/2006/wordprocessingDrawing" xmlns:w10="urn:schemas-microsoft-com:office:word" xmlns:w="http://schemas.openxmlformats.org/wordprocessingml/2006/main" xmlns:w14="http://schemas.microsoft.com/office/word/2010/wordml" xmlns:w15="http://schemas.microsoft.com/office/word/2012/wordml" xmlns:w16cex="http://schemas.microsoft.com/office/word/2018/wordml/cex" xmlns:w16cid="http://schemas.microsoft.com/office/word/2016/wordml/cid" xmlns:w16="http://schemas.microsoft.com/office/word/2018/wordml" xmlns:w16du="http://schemas.microsoft.com/office/word/2023/wordml/word16du" xmlns:w16sdtdh="http://schemas.microsoft.com/office/word/2020/wordml/sdtdatahash" xmlns:w16sdtfl="http://schemas.microsoft.com/office/word/2024/wordml/sdtformatlock" xmlns:w16se="http://schemas.microsoft.com/office/word/2015/wordml/symex" xmlns:wpg="http://schemas.microsoft.com/office/word/2010/wordprocessingGroup" xmlns:wpi="http://schemas.microsoft.com/office/word/2010/wordprocessingInk" xmlns:wne="http://schemas.microsoft.com/office/word/2006/wordml" xmlns:wps="http://schemas.microsoft.com/office/word/2010/wordprocessingShape" mc:Ignorable="w14 w15 w16se w16cid w16 w16cex w16sdtdh w16sdtfl w16du wp14">
+  <w:p>
     <w:pPr>
       <w:pStyle w:val="NoSpacing"/>
     </w:pPr>
@@ -10882,7 +10809,7 @@
 </file>
 
 <file path=word/numbering.xml><?xml version="1.0" encoding="utf-8"?>
-<w:numbering xmlns:wpc="http://schemas.microsoft.com/office/word/2010/wordprocessingCanvas" xmlns:cx="http://schemas.microsoft.com/office/drawing/2014/chartex" xmlns:cx1="http://schemas.microsoft.com/office/drawing/2015/9/8/chartex" xmlns:mc="http://schemas.openxmlformats.org/markup-compatibility/2006" xmlns:o="urn:schemas-microsoft-com:office:office" xmlns:r="http://schemas.openxmlformats.org/officeDocument/2006/relationships" xmlns:m="http://schemas.openxmlformats.org/officeDocument/2006/math" xmlns:v="urn:schemas-microsoft-com:vml" xmlns:wp14="http://schemas.microsoft.com/office/word/2010/wordprocessingDrawing" xmlns:wp="http://schemas.openxmlformats.org/drawingml/2006/wordprocessingDrawing" xmlns:w10="urn:schemas-microsoft-com:office:word" xmlns:w="http://schemas.openxmlformats.org/wordprocessingml/2006/main" xmlns:w14="http://schemas.microsoft.com/office/word/2010/wordml" xmlns:w15="http://schemas.microsoft.com/office/word/2012/wordml" xmlns:w16se="http://schemas.microsoft.com/office/word/2015/wordml/symex" xmlns:wpg="http://schemas.microsoft.com/office/word/2010/wordprocessingGroup" xmlns:wpi="http://schemas.microsoft.com/office/word/2010/wordprocessingInk" xmlns:wne="http://schemas.microsoft.com/office/word/2006/wordml" xmlns:wps="http://schemas.microsoft.com/office/word/2010/wordprocessingShape" mc:Ignorable="w14 w15 w16se wp14">
+<w:numbering xmlns:wpc="http://schemas.microsoft.com/office/word/2010/wordprocessingCanvas" xmlns:cx="http://schemas.microsoft.com/office/drawing/2014/chartex" xmlns:cx1="http://schemas.microsoft.com/office/drawing/2015/9/8/chartex" xmlns:cx2="http://schemas.microsoft.com/office/drawing/2015/10/21/chartex" xmlns:cx3="http://schemas.microsoft.com/office/drawing/2016/5/9/chartex" xmlns:cx4="http://schemas.microsoft.com/office/drawing/2016/5/10/chartex" xmlns:cx5="http://schemas.microsoft.com/office/drawing/2016/5/11/chartex" xmlns:cx6="http://schemas.microsoft.com/office/drawing/2016/5/12/chartex" xmlns:cx7="http://schemas.microsoft.com/office/drawing/2016/5/13/chartex" xmlns:cx8="http://schemas.microsoft.com/office/drawing/2016/5/14/chartex" xmlns:mc="http://schemas.openxmlformats.org/markup-compatibility/2006" xmlns:aink="http://schemas.microsoft.com/office/drawing/2016/ink" xmlns:am3d="http://schemas.microsoft.com/office/drawing/2017/model3d" xmlns:o="urn:schemas-microsoft-com:office:office" xmlns:oel="http://schemas.microsoft.com/office/2019/extlst" xmlns:r="http://schemas.openxmlformats.org/officeDocument/2006/relationships" xmlns:m="http://schemas.openxmlformats.org/officeDocument/2006/math" xmlns:v="urn:schemas-microsoft-com:vml" xmlns:wp14="http://schemas.microsoft.com/office/word/2010/wordprocessingDrawing" xmlns:wp="http://schemas.openxmlformats.org/drawingml/2006/wordprocessingDrawing" xmlns:w10="urn:schemas-microsoft-com:office:word" xmlns:w="http://schemas.openxmlformats.org/wordprocessingml/2006/main" xmlns:w14="http://schemas.microsoft.com/office/word/2010/wordml" xmlns:w15="http://schemas.microsoft.com/office/word/2012/wordml" xmlns:w16cex="http://schemas.microsoft.com/office/word/2018/wordml/cex" xmlns:w16cid="http://schemas.microsoft.com/office/word/2016/wordml/cid" xmlns:w16="http://schemas.microsoft.com/office/word/2018/wordml" xmlns:w16du="http://schemas.microsoft.com/office/word/2023/wordml/word16du" xmlns:w16sdtdh="http://schemas.microsoft.com/office/word/2020/wordml/sdtdatahash" xmlns:w16sdtfl="http://schemas.microsoft.com/office/word/2024/wordml/sdtformatlock" xmlns:w16se="http://schemas.microsoft.com/office/word/2015/wordml/symex" xmlns:wpg="http://schemas.microsoft.com/office/word/2010/wordprocessingGroup" xmlns:wpi="http://schemas.microsoft.com/office/word/2010/wordprocessingInk" xmlns:wne="http://schemas.microsoft.com/office/word/2006/wordml" xmlns:wps="http://schemas.microsoft.com/office/word/2010/wordprocessingShape" mc:Ignorable="w14 w15 w16se w16cid w16 w16cex w16sdtdh w16sdtfl w16du wp14">
   <w:abstractNum w:abstractNumId="0" w15:restartNumberingAfterBreak="0">
     <w:nsid w:val="FFFFFF88"/>
     <w:multiLevelType w:val="singleLevel"/>
@@ -10916,7 +10843,7 @@
         <w:ind w:left="284" w:hanging="284"/>
       </w:pPr>
       <w:rPr>
-        <w:rFonts w:hint="default" w:ascii="Arial" w:hAnsi="Arial"/>
+        <w:rFonts w:ascii="Arial" w:hAnsi="Arial" w:hint="default"/>
         <w:color w:val="FF0000"/>
         <w:sz w:val="24"/>
       </w:rPr>
@@ -10931,7 +10858,7 @@
         <w:ind w:left="568" w:hanging="284"/>
       </w:pPr>
       <w:rPr>
-        <w:rFonts w:hint="default" w:ascii="Arial" w:hAnsi="Arial"/>
+        <w:rFonts w:ascii="Arial" w:hAnsi="Arial" w:hint="default"/>
         <w:color w:val="FF0000"/>
         <w:sz w:val="24"/>
       </w:rPr>
@@ -11035,7 +10962,7 @@
         <w:ind w:left="720" w:hanging="360"/>
       </w:pPr>
       <w:rPr>
-        <w:rFonts w:hint="default" w:ascii="Symbol" w:hAnsi="Symbol"/>
+        <w:rFonts w:ascii="Symbol" w:hAnsi="Symbol" w:hint="default"/>
         <w:color w:val="FF0000"/>
         <w:sz w:val="18"/>
       </w:rPr>
@@ -11049,7 +10976,7 @@
         <w:ind w:left="1440" w:hanging="360"/>
       </w:pPr>
       <w:rPr>
-        <w:rFonts w:hint="default" w:ascii="Courier New" w:hAnsi="Courier New" w:cs="Courier New"/>
+        <w:rFonts w:ascii="Courier New" w:hAnsi="Courier New" w:cs="Courier New" w:hint="default"/>
       </w:rPr>
     </w:lvl>
     <w:lvl w:ilvl="2" w:tplc="0C090005" w:tentative="1">
@@ -11061,7 +10988,7 @@
         <w:ind w:left="2160" w:hanging="360"/>
       </w:pPr>
       <w:rPr>
-        <w:rFonts w:hint="default" w:ascii="Wingdings" w:hAnsi="Wingdings"/>
+        <w:rFonts w:ascii="Wingdings" w:hAnsi="Wingdings" w:hint="default"/>
       </w:rPr>
     </w:lvl>
     <w:lvl w:ilvl="3" w:tplc="0C090001" w:tentative="1">
@@ -11073,7 +11000,7 @@
         <w:ind w:left="2880" w:hanging="360"/>
       </w:pPr>
       <w:rPr>
-        <w:rFonts w:hint="default" w:ascii="Symbol" w:hAnsi="Symbol"/>
+        <w:rFonts w:ascii="Symbol" w:hAnsi="Symbol" w:hint="default"/>
       </w:rPr>
     </w:lvl>
     <w:lvl w:ilvl="4" w:tplc="0C090003" w:tentative="1">
@@ -11085,7 +11012,7 @@
         <w:ind w:left="3600" w:hanging="360"/>
       </w:pPr>
       <w:rPr>
-        <w:rFonts w:hint="default" w:ascii="Courier New" w:hAnsi="Courier New" w:cs="Courier New"/>
+        <w:rFonts w:ascii="Courier New" w:hAnsi="Courier New" w:cs="Courier New" w:hint="default"/>
       </w:rPr>
     </w:lvl>
     <w:lvl w:ilvl="5" w:tplc="0C090005" w:tentative="1">
@@ -11097,7 +11024,7 @@
         <w:ind w:left="4320" w:hanging="360"/>
       </w:pPr>
       <w:rPr>
-        <w:rFonts w:hint="default" w:ascii="Wingdings" w:hAnsi="Wingdings"/>
+        <w:rFonts w:ascii="Wingdings" w:hAnsi="Wingdings" w:hint="default"/>
       </w:rPr>
     </w:lvl>
     <w:lvl w:ilvl="6" w:tplc="0C090001" w:tentative="1">
@@ -11109,7 +11036,7 @@
         <w:ind w:left="5040" w:hanging="360"/>
       </w:pPr>
       <w:rPr>
-        <w:rFonts w:hint="default" w:ascii="Symbol" w:hAnsi="Symbol"/>
+        <w:rFonts w:ascii="Symbol" w:hAnsi="Symbol" w:hint="default"/>
       </w:rPr>
     </w:lvl>
     <w:lvl w:ilvl="7" w:tplc="0C090003" w:tentative="1">
@@ -11121,7 +11048,7 @@
         <w:ind w:left="5760" w:hanging="360"/>
       </w:pPr>
       <w:rPr>
-        <w:rFonts w:hint="default" w:ascii="Courier New" w:hAnsi="Courier New" w:cs="Courier New"/>
+        <w:rFonts w:ascii="Courier New" w:hAnsi="Courier New" w:cs="Courier New" w:hint="default"/>
       </w:rPr>
     </w:lvl>
     <w:lvl w:ilvl="8" w:tplc="0C090005" w:tentative="1">
@@ -11133,7 +11060,7 @@
         <w:ind w:left="6480" w:hanging="360"/>
       </w:pPr>
       <w:rPr>
-        <w:rFonts w:hint="default" w:ascii="Wingdings" w:hAnsi="Wingdings"/>
+        <w:rFonts w:ascii="Wingdings" w:hAnsi="Wingdings" w:hint="default"/>
       </w:rPr>
     </w:lvl>
   </w:abstractNum>
@@ -11152,7 +11079,7 @@
         <w:ind w:left="284" w:hanging="284"/>
       </w:pPr>
       <w:rPr>
-        <w:rFonts w:hint="default" w:ascii="Symbol" w:hAnsi="Symbol"/>
+        <w:rFonts w:ascii="Symbol" w:hAnsi="Symbol" w:hint="default"/>
         <w:color w:val="FF0000"/>
         <w:sz w:val="18"/>
       </w:rPr>
@@ -11167,7 +11094,7 @@
         <w:ind w:left="568" w:hanging="284"/>
       </w:pPr>
       <w:rPr>
-        <w:rFonts w:hint="default" w:ascii="Courier New" w:hAnsi="Courier New"/>
+        <w:rFonts w:ascii="Courier New" w:hAnsi="Courier New" w:hint="default"/>
         <w:color w:val="FF0000"/>
         <w:sz w:val="16"/>
       </w:rPr>
@@ -11181,7 +11108,7 @@
         <w:ind w:left="852" w:hanging="284"/>
       </w:pPr>
       <w:rPr>
-        <w:rFonts w:hint="default" w:ascii="Wingdings" w:hAnsi="Wingdings"/>
+        <w:rFonts w:ascii="Wingdings" w:hAnsi="Wingdings" w:hint="default"/>
       </w:rPr>
     </w:lvl>
     <w:lvl w:ilvl="3">
@@ -11193,7 +11120,7 @@
         <w:ind w:left="1136" w:hanging="284"/>
       </w:pPr>
       <w:rPr>
-        <w:rFonts w:hint="default" w:ascii="Symbol" w:hAnsi="Symbol"/>
+        <w:rFonts w:ascii="Symbol" w:hAnsi="Symbol" w:hint="default"/>
       </w:rPr>
     </w:lvl>
     <w:lvl w:ilvl="4">
@@ -11205,7 +11132,7 @@
         <w:ind w:left="1420" w:hanging="284"/>
       </w:pPr>
       <w:rPr>
-        <w:rFonts w:hint="default" w:ascii="Courier New" w:hAnsi="Courier New" w:cs="Courier New"/>
+        <w:rFonts w:ascii="Courier New" w:hAnsi="Courier New" w:cs="Courier New" w:hint="default"/>
       </w:rPr>
     </w:lvl>
     <w:lvl w:ilvl="5">
@@ -11217,7 +11144,7 @@
         <w:ind w:left="1704" w:hanging="284"/>
       </w:pPr>
       <w:rPr>
-        <w:rFonts w:hint="default" w:ascii="Wingdings" w:hAnsi="Wingdings"/>
+        <w:rFonts w:ascii="Wingdings" w:hAnsi="Wingdings" w:hint="default"/>
       </w:rPr>
     </w:lvl>
     <w:lvl w:ilvl="6">
@@ -11229,7 +11156,7 @@
         <w:ind w:left="1988" w:hanging="284"/>
       </w:pPr>
       <w:rPr>
-        <w:rFonts w:hint="default" w:ascii="Symbol" w:hAnsi="Symbol"/>
+        <w:rFonts w:ascii="Symbol" w:hAnsi="Symbol" w:hint="default"/>
       </w:rPr>
     </w:lvl>
     <w:lvl w:ilvl="7">
@@ -11241,7 +11168,7 @@
         <w:ind w:left="2272" w:hanging="284"/>
       </w:pPr>
       <w:rPr>
-        <w:rFonts w:hint="default" w:ascii="Courier New" w:hAnsi="Courier New" w:cs="Courier New"/>
+        <w:rFonts w:ascii="Courier New" w:hAnsi="Courier New" w:cs="Courier New" w:hint="default"/>
       </w:rPr>
     </w:lvl>
     <w:lvl w:ilvl="8">
@@ -11253,7 +11180,7 @@
         <w:ind w:left="2556" w:hanging="284"/>
       </w:pPr>
       <w:rPr>
-        <w:rFonts w:hint="default" w:ascii="Wingdings" w:hAnsi="Wingdings"/>
+        <w:rFonts w:ascii="Wingdings" w:hAnsi="Wingdings" w:hint="default"/>
       </w:rPr>
     </w:lvl>
   </w:abstractNum>
@@ -11271,7 +11198,7 @@
         <w:ind w:left="720" w:hanging="360"/>
       </w:pPr>
       <w:rPr>
-        <w:rFonts w:hint="default" w:ascii="Webdings" w:hAnsi="Webdings"/>
+        <w:rFonts w:ascii="Webdings" w:hAnsi="Webdings" w:hint="default"/>
         <w:color w:val="auto"/>
         <w:sz w:val="26"/>
       </w:rPr>
@@ -11285,7 +11212,7 @@
         <w:ind w:left="1440" w:hanging="360"/>
       </w:pPr>
       <w:rPr>
-        <w:rFonts w:hint="default" w:ascii="Courier New" w:hAnsi="Courier New" w:cs="Courier New"/>
+        <w:rFonts w:ascii="Courier New" w:hAnsi="Courier New" w:cs="Courier New" w:hint="default"/>
       </w:rPr>
     </w:lvl>
     <w:lvl w:ilvl="2" w:tplc="0C090005" w:tentative="1">
@@ -11297,7 +11224,7 @@
         <w:ind w:left="2160" w:hanging="360"/>
       </w:pPr>
       <w:rPr>
-        <w:rFonts w:hint="default" w:ascii="Wingdings" w:hAnsi="Wingdings"/>
+        <w:rFonts w:ascii="Wingdings" w:hAnsi="Wingdings" w:hint="default"/>
       </w:rPr>
     </w:lvl>
     <w:lvl w:ilvl="3" w:tplc="0C090001" w:tentative="1">
@@ -11309,7 +11236,7 @@
         <w:ind w:left="2880" w:hanging="360"/>
       </w:pPr>
       <w:rPr>
-        <w:rFonts w:hint="default" w:ascii="Symbol" w:hAnsi="Symbol"/>
+        <w:rFonts w:ascii="Symbol" w:hAnsi="Symbol" w:hint="default"/>
       </w:rPr>
     </w:lvl>
     <w:lvl w:ilvl="4" w:tplc="0C090003" w:tentative="1">
@@ -11321,7 +11248,7 @@
         <w:ind w:left="3600" w:hanging="360"/>
       </w:pPr>
       <w:rPr>
-        <w:rFonts w:hint="default" w:ascii="Courier New" w:hAnsi="Courier New" w:cs="Courier New"/>
+        <w:rFonts w:ascii="Courier New" w:hAnsi="Courier New" w:cs="Courier New" w:hint="default"/>
       </w:rPr>
     </w:lvl>
     <w:lvl w:ilvl="5" w:tplc="0C090005" w:tentative="1">
@@ -11333,7 +11260,7 @@
         <w:ind w:left="4320" w:hanging="360"/>
       </w:pPr>
       <w:rPr>
-        <w:rFonts w:hint="default" w:ascii="Wingdings" w:hAnsi="Wingdings"/>
+        <w:rFonts w:ascii="Wingdings" w:hAnsi="Wingdings" w:hint="default"/>
       </w:rPr>
     </w:lvl>
     <w:lvl w:ilvl="6" w:tplc="0C090001" w:tentative="1">
@@ -11345,7 +11272,7 @@
         <w:ind w:left="5040" w:hanging="360"/>
       </w:pPr>
       <w:rPr>
-        <w:rFonts w:hint="default" w:ascii="Symbol" w:hAnsi="Symbol"/>
+        <w:rFonts w:ascii="Symbol" w:hAnsi="Symbol" w:hint="default"/>
       </w:rPr>
     </w:lvl>
     <w:lvl w:ilvl="7" w:tplc="0C090003" w:tentative="1">
@@ -11357,7 +11284,7 @@
         <w:ind w:left="5760" w:hanging="360"/>
       </w:pPr>
       <w:rPr>
-        <w:rFonts w:hint="default" w:ascii="Courier New" w:hAnsi="Courier New" w:cs="Courier New"/>
+        <w:rFonts w:ascii="Courier New" w:hAnsi="Courier New" w:cs="Courier New" w:hint="default"/>
       </w:rPr>
     </w:lvl>
     <w:lvl w:ilvl="8" w:tplc="0C090005" w:tentative="1">
@@ -11369,7 +11296,7 @@
         <w:ind w:left="6480" w:hanging="360"/>
       </w:pPr>
       <w:rPr>
-        <w:rFonts w:hint="default" w:ascii="Wingdings" w:hAnsi="Wingdings"/>
+        <w:rFonts w:ascii="Wingdings" w:hAnsi="Wingdings" w:hint="default"/>
       </w:rPr>
     </w:lvl>
   </w:abstractNum>
@@ -11387,7 +11314,7 @@
         <w:ind w:left="360" w:hanging="360"/>
       </w:pPr>
       <w:rPr>
-        <w:rFonts w:hint="default" w:ascii="Wingdings 2" w:hAnsi="Wingdings 2"/>
+        <w:rFonts w:ascii="Wingdings 2" w:hAnsi="Wingdings 2" w:hint="default"/>
         <w:color w:val="FF0000"/>
         <w:position w:val="0"/>
         <w:sz w:val="36"/>
@@ -11403,7 +11330,7 @@
         <w:ind w:left="1440" w:hanging="360"/>
       </w:pPr>
       <w:rPr>
-        <w:rFonts w:hint="default" w:ascii="Courier New" w:hAnsi="Courier New" w:cs="Courier New"/>
+        <w:rFonts w:ascii="Courier New" w:hAnsi="Courier New" w:cs="Courier New" w:hint="default"/>
       </w:rPr>
     </w:lvl>
     <w:lvl w:ilvl="2" w:tplc="0C090005" w:tentative="1">
@@ -11415,7 +11342,7 @@
         <w:ind w:left="2160" w:hanging="360"/>
       </w:pPr>
       <w:rPr>
-        <w:rFonts w:hint="default" w:ascii="Wingdings" w:hAnsi="Wingdings"/>
+        <w:rFonts w:ascii="Wingdings" w:hAnsi="Wingdings" w:hint="default"/>
       </w:rPr>
     </w:lvl>
     <w:lvl w:ilvl="3" w:tplc="0C090001" w:tentative="1">
@@ -11427,7 +11354,7 @@
         <w:ind w:left="2880" w:hanging="360"/>
       </w:pPr>
       <w:rPr>
-        <w:rFonts w:hint="default" w:ascii="Symbol" w:hAnsi="Symbol"/>
+        <w:rFonts w:ascii="Symbol" w:hAnsi="Symbol" w:hint="default"/>
       </w:rPr>
     </w:lvl>
     <w:lvl w:ilvl="4" w:tplc="0C090003" w:tentative="1">
@@ -11439,7 +11366,7 @@
         <w:ind w:left="3600" w:hanging="360"/>
       </w:pPr>
       <w:rPr>
-        <w:rFonts w:hint="default" w:ascii="Courier New" w:hAnsi="Courier New" w:cs="Courier New"/>
+        <w:rFonts w:ascii="Courier New" w:hAnsi="Courier New" w:cs="Courier New" w:hint="default"/>
       </w:rPr>
     </w:lvl>
     <w:lvl w:ilvl="5" w:tplc="0C090005" w:tentative="1">
@@ -11451,7 +11378,7 @@
         <w:ind w:left="4320" w:hanging="360"/>
       </w:pPr>
       <w:rPr>
-        <w:rFonts w:hint="default" w:ascii="Wingdings" w:hAnsi="Wingdings"/>
+        <w:rFonts w:ascii="Wingdings" w:hAnsi="Wingdings" w:hint="default"/>
       </w:rPr>
     </w:lvl>
     <w:lvl w:ilvl="6" w:tplc="0C090001" w:tentative="1">
@@ -11463,7 +11390,7 @@
         <w:ind w:left="5040" w:hanging="360"/>
       </w:pPr>
       <w:rPr>
-        <w:rFonts w:hint="default" w:ascii="Symbol" w:hAnsi="Symbol"/>
+        <w:rFonts w:ascii="Symbol" w:hAnsi="Symbol" w:hint="default"/>
       </w:rPr>
     </w:lvl>
     <w:lvl w:ilvl="7" w:tplc="0C090003" w:tentative="1">
@@ -11475,7 +11402,7 @@
         <w:ind w:left="5760" w:hanging="360"/>
       </w:pPr>
       <w:rPr>
-        <w:rFonts w:hint="default" w:ascii="Courier New" w:hAnsi="Courier New" w:cs="Courier New"/>
+        <w:rFonts w:ascii="Courier New" w:hAnsi="Courier New" w:cs="Courier New" w:hint="default"/>
       </w:rPr>
     </w:lvl>
     <w:lvl w:ilvl="8" w:tplc="0C090005" w:tentative="1">
@@ -11487,7 +11414,7 @@
         <w:ind w:left="6480" w:hanging="360"/>
       </w:pPr>
       <w:rPr>
-        <w:rFonts w:hint="default" w:ascii="Wingdings" w:hAnsi="Wingdings"/>
+        <w:rFonts w:ascii="Wingdings" w:hAnsi="Wingdings" w:hint="default"/>
       </w:rPr>
     </w:lvl>
   </w:abstractNum>
@@ -11505,7 +11432,7 @@
         <w:ind w:left="720" w:hanging="360"/>
       </w:pPr>
       <w:rPr>
-        <w:rFonts w:hint="default" w:ascii="Courier New" w:hAnsi="Courier New"/>
+        <w:rFonts w:ascii="Courier New" w:hAnsi="Courier New" w:hint="default"/>
         <w:color w:val="FF0000"/>
         <w:sz w:val="16"/>
         <w:szCs w:val="16"/>
@@ -11520,7 +11447,7 @@
         <w:ind w:left="1440" w:hanging="360"/>
       </w:pPr>
       <w:rPr>
-        <w:rFonts w:hint="default" w:ascii="Courier New" w:hAnsi="Courier New" w:cs="Courier New"/>
+        <w:rFonts w:ascii="Courier New" w:hAnsi="Courier New" w:cs="Courier New" w:hint="default"/>
       </w:rPr>
     </w:lvl>
     <w:lvl w:ilvl="2" w:tplc="0C090005" w:tentative="1">
@@ -11532,7 +11459,7 @@
         <w:ind w:left="2160" w:hanging="360"/>
       </w:pPr>
       <w:rPr>
-        <w:rFonts w:hint="default" w:ascii="Wingdings" w:hAnsi="Wingdings"/>
+        <w:rFonts w:ascii="Wingdings" w:hAnsi="Wingdings" w:hint="default"/>
       </w:rPr>
     </w:lvl>
     <w:lvl w:ilvl="3" w:tplc="0C090001" w:tentative="1">
@@ -11544,7 +11471,7 @@
         <w:ind w:left="2880" w:hanging="360"/>
       </w:pPr>
       <w:rPr>
-        <w:rFonts w:hint="default" w:ascii="Symbol" w:hAnsi="Symbol"/>
+        <w:rFonts w:ascii="Symbol" w:hAnsi="Symbol" w:hint="default"/>
       </w:rPr>
     </w:lvl>
     <w:lvl w:ilvl="4" w:tplc="0C090003" w:tentative="1">
@@ -11556,7 +11483,7 @@
         <w:ind w:left="3600" w:hanging="360"/>
       </w:pPr>
       <w:rPr>
-        <w:rFonts w:hint="default" w:ascii="Courier New" w:hAnsi="Courier New" w:cs="Courier New"/>
+        <w:rFonts w:ascii="Courier New" w:hAnsi="Courier New" w:cs="Courier New" w:hint="default"/>
       </w:rPr>
     </w:lvl>
     <w:lvl w:ilvl="5" w:tplc="0C090005" w:tentative="1">
@@ -11568,7 +11495,7 @@
         <w:ind w:left="4320" w:hanging="360"/>
       </w:pPr>
       <w:rPr>
-        <w:rFonts w:hint="default" w:ascii="Wingdings" w:hAnsi="Wingdings"/>
+        <w:rFonts w:ascii="Wingdings" w:hAnsi="Wingdings" w:hint="default"/>
       </w:rPr>
     </w:lvl>
     <w:lvl w:ilvl="6" w:tplc="0C090001" w:tentative="1">
@@ -11580,7 +11507,7 @@
         <w:ind w:left="5040" w:hanging="360"/>
       </w:pPr>
       <w:rPr>
-        <w:rFonts w:hint="default" w:ascii="Symbol" w:hAnsi="Symbol"/>
+        <w:rFonts w:ascii="Symbol" w:hAnsi="Symbol" w:hint="default"/>
       </w:rPr>
     </w:lvl>
     <w:lvl w:ilvl="7" w:tplc="0C090003" w:tentative="1">
@@ -11592,7 +11519,7 @@
         <w:ind w:left="5760" w:hanging="360"/>
       </w:pPr>
       <w:rPr>
-        <w:rFonts w:hint="default" w:ascii="Courier New" w:hAnsi="Courier New" w:cs="Courier New"/>
+        <w:rFonts w:ascii="Courier New" w:hAnsi="Courier New" w:cs="Courier New" w:hint="default"/>
       </w:rPr>
     </w:lvl>
     <w:lvl w:ilvl="8" w:tplc="0C090005" w:tentative="1">
@@ -11604,7 +11531,7 @@
         <w:ind w:left="6480" w:hanging="360"/>
       </w:pPr>
       <w:rPr>
-        <w:rFonts w:hint="default" w:ascii="Wingdings" w:hAnsi="Wingdings"/>
+        <w:rFonts w:ascii="Wingdings" w:hAnsi="Wingdings" w:hint="default"/>
       </w:rPr>
     </w:lvl>
   </w:abstractNum>
@@ -11623,7 +11550,7 @@
         <w:ind w:left="284" w:hanging="284"/>
       </w:pPr>
       <w:rPr>
-        <w:rFonts w:hint="default" w:ascii="Arial" w:hAnsi="Arial"/>
+        <w:rFonts w:ascii="Arial" w:hAnsi="Arial" w:hint="default"/>
         <w:sz w:val="24"/>
       </w:rPr>
     </w:lvl>
@@ -11637,7 +11564,7 @@
         <w:ind w:left="568" w:hanging="284"/>
       </w:pPr>
       <w:rPr>
-        <w:rFonts w:hint="default" w:ascii="Arial" w:hAnsi="Arial"/>
+        <w:rFonts w:ascii="Arial" w:hAnsi="Arial" w:hint="default"/>
         <w:sz w:val="24"/>
       </w:rPr>
     </w:lvl>
@@ -11740,7 +11667,7 @@
         <w:ind w:left="720" w:hanging="360"/>
       </w:pPr>
       <w:rPr>
-        <w:rFonts w:hint="default" w:ascii="Courier New" w:hAnsi="Courier New"/>
+        <w:rFonts w:ascii="Courier New" w:hAnsi="Courier New" w:hint="default"/>
         <w:color w:val="auto"/>
         <w:sz w:val="16"/>
       </w:rPr>
@@ -11754,7 +11681,7 @@
         <w:ind w:left="1440" w:hanging="360"/>
       </w:pPr>
       <w:rPr>
-        <w:rFonts w:hint="default" w:ascii="Courier New" w:hAnsi="Courier New" w:cs="Courier New"/>
+        <w:rFonts w:ascii="Courier New" w:hAnsi="Courier New" w:cs="Courier New" w:hint="default"/>
       </w:rPr>
     </w:lvl>
     <w:lvl w:ilvl="2" w:tplc="8DEE74D2" w:tentative="1">
@@ -11766,7 +11693,7 @@
         <w:ind w:left="2160" w:hanging="360"/>
       </w:pPr>
       <w:rPr>
-        <w:rFonts w:hint="default" w:ascii="Wingdings" w:hAnsi="Wingdings"/>
+        <w:rFonts w:ascii="Wingdings" w:hAnsi="Wingdings" w:hint="default"/>
       </w:rPr>
     </w:lvl>
     <w:lvl w:ilvl="3" w:tplc="FE9EB106" w:tentative="1">
@@ -11778,7 +11705,7 @@
         <w:ind w:left="2880" w:hanging="360"/>
       </w:pPr>
       <w:rPr>
-        <w:rFonts w:hint="default" w:ascii="Symbol" w:hAnsi="Symbol"/>
+        <w:rFonts w:ascii="Symbol" w:hAnsi="Symbol" w:hint="default"/>
       </w:rPr>
     </w:lvl>
     <w:lvl w:ilvl="4" w:tplc="A8EC15DE" w:tentative="1">
@@ -11790,7 +11717,7 @@
         <w:ind w:left="3600" w:hanging="360"/>
       </w:pPr>
       <w:rPr>
-        <w:rFonts w:hint="default" w:ascii="Courier New" w:hAnsi="Courier New" w:cs="Courier New"/>
+        <w:rFonts w:ascii="Courier New" w:hAnsi="Courier New" w:cs="Courier New" w:hint="default"/>
       </w:rPr>
     </w:lvl>
     <w:lvl w:ilvl="5" w:tplc="4E5EDFCC" w:tentative="1">
@@ -11802,7 +11729,7 @@
         <w:ind w:left="4320" w:hanging="360"/>
       </w:pPr>
       <w:rPr>
-        <w:rFonts w:hint="default" w:ascii="Wingdings" w:hAnsi="Wingdings"/>
+        <w:rFonts w:ascii="Wingdings" w:hAnsi="Wingdings" w:hint="default"/>
       </w:rPr>
     </w:lvl>
     <w:lvl w:ilvl="6" w:tplc="1848E746" w:tentative="1">
@@ -11814,7 +11741,7 @@
         <w:ind w:left="5040" w:hanging="360"/>
       </w:pPr>
       <w:rPr>
-        <w:rFonts w:hint="default" w:ascii="Symbol" w:hAnsi="Symbol"/>
+        <w:rFonts w:ascii="Symbol" w:hAnsi="Symbol" w:hint="default"/>
       </w:rPr>
     </w:lvl>
     <w:lvl w:ilvl="7" w:tplc="2D581440" w:tentative="1">
@@ -11826,7 +11753,7 @@
         <w:ind w:left="5760" w:hanging="360"/>
       </w:pPr>
       <w:rPr>
-        <w:rFonts w:hint="default" w:ascii="Courier New" w:hAnsi="Courier New" w:cs="Courier New"/>
+        <w:rFonts w:ascii="Courier New" w:hAnsi="Courier New" w:cs="Courier New" w:hint="default"/>
       </w:rPr>
     </w:lvl>
     <w:lvl w:ilvl="8" w:tplc="54A6ECA4" w:tentative="1">
@@ -11838,7 +11765,7 @@
         <w:ind w:left="6480" w:hanging="360"/>
       </w:pPr>
       <w:rPr>
-        <w:rFonts w:hint="default" w:ascii="Wingdings" w:hAnsi="Wingdings"/>
+        <w:rFonts w:ascii="Wingdings" w:hAnsi="Wingdings" w:hint="default"/>
       </w:rPr>
     </w:lvl>
   </w:abstractNum>
@@ -11856,7 +11783,7 @@
         <w:ind w:left="360" w:hanging="360"/>
       </w:pPr>
       <w:rPr>
-        <w:rFonts w:hint="default" w:ascii="Symbol" w:hAnsi="Symbol"/>
+        <w:rFonts w:ascii="Symbol" w:hAnsi="Symbol" w:hint="default"/>
         <w:color w:val="FF0000"/>
         <w:sz w:val="18"/>
       </w:rPr>
@@ -11870,7 +11797,7 @@
         <w:ind w:left="1440" w:hanging="360"/>
       </w:pPr>
       <w:rPr>
-        <w:rFonts w:hint="default" w:ascii="Courier New" w:hAnsi="Courier New" w:cs="Courier New"/>
+        <w:rFonts w:ascii="Courier New" w:hAnsi="Courier New" w:cs="Courier New" w:hint="default"/>
       </w:rPr>
     </w:lvl>
     <w:lvl w:ilvl="2" w:tplc="0C090005" w:tentative="1">
@@ -11882,7 +11809,7 @@
         <w:ind w:left="2160" w:hanging="360"/>
       </w:pPr>
       <w:rPr>
-        <w:rFonts w:hint="default" w:ascii="Wingdings" w:hAnsi="Wingdings"/>
+        <w:rFonts w:ascii="Wingdings" w:hAnsi="Wingdings" w:hint="default"/>
       </w:rPr>
     </w:lvl>
     <w:lvl w:ilvl="3" w:tplc="0C090001" w:tentative="1">
@@ -11894,7 +11821,7 @@
         <w:ind w:left="2880" w:hanging="360"/>
       </w:pPr>
       <w:rPr>
-        <w:rFonts w:hint="default" w:ascii="Symbol" w:hAnsi="Symbol"/>
+        <w:rFonts w:ascii="Symbol" w:hAnsi="Symbol" w:hint="default"/>
       </w:rPr>
     </w:lvl>
     <w:lvl w:ilvl="4" w:tplc="0C090003" w:tentative="1">
@@ -11906,7 +11833,7 @@
         <w:ind w:left="3600" w:hanging="360"/>
       </w:pPr>
       <w:rPr>
-        <w:rFonts w:hint="default" w:ascii="Courier New" w:hAnsi="Courier New" w:cs="Courier New"/>
+        <w:rFonts w:ascii="Courier New" w:hAnsi="Courier New" w:cs="Courier New" w:hint="default"/>
       </w:rPr>
     </w:lvl>
     <w:lvl w:ilvl="5" w:tplc="0C090005" w:tentative="1">
@@ -11918,7 +11845,7 @@
         <w:ind w:left="4320" w:hanging="360"/>
       </w:pPr>
       <w:rPr>
-        <w:rFonts w:hint="default" w:ascii="Wingdings" w:hAnsi="Wingdings"/>
+        <w:rFonts w:ascii="Wingdings" w:hAnsi="Wingdings" w:hint="default"/>
       </w:rPr>
     </w:lvl>
     <w:lvl w:ilvl="6" w:tplc="0C090001" w:tentative="1">
@@ -11930,7 +11857,7 @@
         <w:ind w:left="5040" w:hanging="360"/>
       </w:pPr>
       <w:rPr>
-        <w:rFonts w:hint="default" w:ascii="Symbol" w:hAnsi="Symbol"/>
+        <w:rFonts w:ascii="Symbol" w:hAnsi="Symbol" w:hint="default"/>
       </w:rPr>
     </w:lvl>
     <w:lvl w:ilvl="7" w:tplc="0C090003" w:tentative="1">
@@ -11942,7 +11869,7 @@
         <w:ind w:left="5760" w:hanging="360"/>
       </w:pPr>
       <w:rPr>
-        <w:rFonts w:hint="default" w:ascii="Courier New" w:hAnsi="Courier New" w:cs="Courier New"/>
+        <w:rFonts w:ascii="Courier New" w:hAnsi="Courier New" w:cs="Courier New" w:hint="default"/>
       </w:rPr>
     </w:lvl>
     <w:lvl w:ilvl="8" w:tplc="0C090005" w:tentative="1">
@@ -11954,7 +11881,7 @@
         <w:ind w:left="6480" w:hanging="360"/>
       </w:pPr>
       <w:rPr>
-        <w:rFonts w:hint="default" w:ascii="Wingdings" w:hAnsi="Wingdings"/>
+        <w:rFonts w:ascii="Wingdings" w:hAnsi="Wingdings" w:hint="default"/>
       </w:rPr>
     </w:lvl>
   </w:abstractNum>
@@ -11972,7 +11899,7 @@
         <w:ind w:left="720" w:hanging="360"/>
       </w:pPr>
       <w:rPr>
-        <w:rFonts w:hint="default" w:ascii="Courier New" w:hAnsi="Courier New"/>
+        <w:rFonts w:ascii="Courier New" w:hAnsi="Courier New" w:hint="default"/>
         <w:color w:val="FF0000"/>
         <w:sz w:val="16"/>
         <w:szCs w:val="16"/>
@@ -11987,7 +11914,7 @@
         <w:ind w:left="1440" w:hanging="360"/>
       </w:pPr>
       <w:rPr>
-        <w:rFonts w:hint="default" w:ascii="Courier New" w:hAnsi="Courier New" w:cs="Courier New"/>
+        <w:rFonts w:ascii="Courier New" w:hAnsi="Courier New" w:cs="Courier New" w:hint="default"/>
       </w:rPr>
     </w:lvl>
     <w:lvl w:ilvl="2" w:tplc="0C090005" w:tentative="1">
@@ -11999,7 +11926,7 @@
         <w:ind w:left="2160" w:hanging="360"/>
       </w:pPr>
       <w:rPr>
-        <w:rFonts w:hint="default" w:ascii="Wingdings" w:hAnsi="Wingdings"/>
+        <w:rFonts w:ascii="Wingdings" w:hAnsi="Wingdings" w:hint="default"/>
       </w:rPr>
     </w:lvl>
     <w:lvl w:ilvl="3" w:tplc="0C090001" w:tentative="1">
@@ -12011,7 +11938,7 @@
         <w:ind w:left="2880" w:hanging="360"/>
       </w:pPr>
       <w:rPr>
-        <w:rFonts w:hint="default" w:ascii="Symbol" w:hAnsi="Symbol"/>
+        <w:rFonts w:ascii="Symbol" w:hAnsi="Symbol" w:hint="default"/>
       </w:rPr>
     </w:lvl>
     <w:lvl w:ilvl="4" w:tplc="0C090003" w:tentative="1">
@@ -12023,7 +11950,7 @@
         <w:ind w:left="3600" w:hanging="360"/>
       </w:pPr>
       <w:rPr>
-        <w:rFonts w:hint="default" w:ascii="Courier New" w:hAnsi="Courier New" w:cs="Courier New"/>
+        <w:rFonts w:ascii="Courier New" w:hAnsi="Courier New" w:cs="Courier New" w:hint="default"/>
       </w:rPr>
     </w:lvl>
     <w:lvl w:ilvl="5" w:tplc="0C090005" w:tentative="1">
@@ -12035,7 +11962,7 @@
         <w:ind w:left="4320" w:hanging="360"/>
       </w:pPr>
       <w:rPr>
-        <w:rFonts w:hint="default" w:ascii="Wingdings" w:hAnsi="Wingdings"/>
+        <w:rFonts w:ascii="Wingdings" w:hAnsi="Wingdings" w:hint="default"/>
       </w:rPr>
     </w:lvl>
     <w:lvl w:ilvl="6" w:tplc="0C090001" w:tentative="1">
@@ -12047,7 +11974,7 @@
         <w:ind w:left="5040" w:hanging="360"/>
       </w:pPr>
       <w:rPr>
-        <w:rFonts w:hint="default" w:ascii="Symbol" w:hAnsi="Symbol"/>
+        <w:rFonts w:ascii="Symbol" w:hAnsi="Symbol" w:hint="default"/>
       </w:rPr>
     </w:lvl>
     <w:lvl w:ilvl="7" w:tplc="0C090003" w:tentative="1">
@@ -12059,7 +11986,7 @@
         <w:ind w:left="5760" w:hanging="360"/>
       </w:pPr>
       <w:rPr>
-        <w:rFonts w:hint="default" w:ascii="Courier New" w:hAnsi="Courier New" w:cs="Courier New"/>
+        <w:rFonts w:ascii="Courier New" w:hAnsi="Courier New" w:cs="Courier New" w:hint="default"/>
       </w:rPr>
     </w:lvl>
     <w:lvl w:ilvl="8" w:tplc="0C090005" w:tentative="1">
@@ -12071,7 +11998,7 @@
         <w:ind w:left="6480" w:hanging="360"/>
       </w:pPr>
       <w:rPr>
-        <w:rFonts w:hint="default" w:ascii="Wingdings" w:hAnsi="Wingdings"/>
+        <w:rFonts w:ascii="Wingdings" w:hAnsi="Wingdings" w:hint="default"/>
       </w:rPr>
     </w:lvl>
   </w:abstractNum>
@@ -12090,7 +12017,7 @@
         <w:ind w:left="284" w:hanging="284"/>
       </w:pPr>
       <w:rPr>
-        <w:rFonts w:hint="default" w:ascii="Symbol" w:hAnsi="Symbol"/>
+        <w:rFonts w:ascii="Symbol" w:hAnsi="Symbol" w:hint="default"/>
         <w:color w:val="auto"/>
         <w:sz w:val="18"/>
         <w:szCs w:val="24"/>
@@ -12107,7 +12034,7 @@
         <w:ind w:left="568" w:hanging="284"/>
       </w:pPr>
       <w:rPr>
-        <w:rFonts w:hint="default" w:ascii="Courier New" w:hAnsi="Courier New"/>
+        <w:rFonts w:ascii="Courier New" w:hAnsi="Courier New" w:hint="default"/>
         <w:sz w:val="16"/>
       </w:rPr>
     </w:lvl>
@@ -12120,7 +12047,7 @@
         <w:ind w:left="852" w:hanging="284"/>
       </w:pPr>
       <w:rPr>
-        <w:rFonts w:hint="default" w:ascii="Wingdings" w:hAnsi="Wingdings"/>
+        <w:rFonts w:ascii="Wingdings" w:hAnsi="Wingdings" w:hint="default"/>
       </w:rPr>
     </w:lvl>
     <w:lvl w:ilvl="3">
@@ -12132,7 +12059,7 @@
         <w:ind w:left="1136" w:hanging="284"/>
       </w:pPr>
       <w:rPr>
-        <w:rFonts w:hint="default" w:ascii="Symbol" w:hAnsi="Symbol"/>
+        <w:rFonts w:ascii="Symbol" w:hAnsi="Symbol" w:hint="default"/>
       </w:rPr>
     </w:lvl>
     <w:lvl w:ilvl="4">
@@ -12144,7 +12071,7 @@
         <w:ind w:left="1420" w:hanging="284"/>
       </w:pPr>
       <w:rPr>
-        <w:rFonts w:hint="default" w:ascii="Courier New" w:hAnsi="Courier New" w:cs="Courier New"/>
+        <w:rFonts w:ascii="Courier New" w:hAnsi="Courier New" w:cs="Courier New" w:hint="default"/>
       </w:rPr>
     </w:lvl>
     <w:lvl w:ilvl="5">
@@ -12156,7 +12083,7 @@
         <w:ind w:left="1704" w:hanging="284"/>
       </w:pPr>
       <w:rPr>
-        <w:rFonts w:hint="default" w:ascii="Wingdings" w:hAnsi="Wingdings"/>
+        <w:rFonts w:ascii="Wingdings" w:hAnsi="Wingdings" w:hint="default"/>
       </w:rPr>
     </w:lvl>
     <w:lvl w:ilvl="6">
@@ -12168,7 +12095,7 @@
         <w:ind w:left="1988" w:hanging="284"/>
       </w:pPr>
       <w:rPr>
-        <w:rFonts w:hint="default" w:ascii="Symbol" w:hAnsi="Symbol"/>
+        <w:rFonts w:ascii="Symbol" w:hAnsi="Symbol" w:hint="default"/>
       </w:rPr>
     </w:lvl>
     <w:lvl w:ilvl="7">
@@ -12180,7 +12107,7 @@
         <w:ind w:left="2272" w:hanging="284"/>
       </w:pPr>
       <w:rPr>
-        <w:rFonts w:hint="default" w:ascii="Courier New" w:hAnsi="Courier New" w:cs="Courier New"/>
+        <w:rFonts w:ascii="Courier New" w:hAnsi="Courier New" w:cs="Courier New" w:hint="default"/>
       </w:rPr>
     </w:lvl>
     <w:lvl w:ilvl="8">
@@ -12192,7 +12119,7 @@
         <w:ind w:left="2556" w:hanging="284"/>
       </w:pPr>
       <w:rPr>
-        <w:rFonts w:hint="default" w:ascii="Wingdings" w:hAnsi="Wingdings"/>
+        <w:rFonts w:ascii="Wingdings" w:hAnsi="Wingdings" w:hint="default"/>
       </w:rPr>
     </w:lvl>
   </w:abstractNum>
@@ -12210,7 +12137,7 @@
         <w:ind w:left="720" w:hanging="360"/>
       </w:pPr>
       <w:rPr>
-        <w:rFonts w:hint="default" w:ascii="Symbol" w:hAnsi="Symbol"/>
+        <w:rFonts w:ascii="Symbol" w:hAnsi="Symbol" w:hint="default"/>
         <w:color w:val="auto"/>
         <w:sz w:val="18"/>
         <w:szCs w:val="24"/>
@@ -12226,7 +12153,7 @@
         <w:ind w:left="1440" w:hanging="360"/>
       </w:pPr>
       <w:rPr>
-        <w:rFonts w:hint="default" w:ascii="Courier New" w:hAnsi="Courier New" w:cs="Courier New"/>
+        <w:rFonts w:ascii="Courier New" w:hAnsi="Courier New" w:cs="Courier New" w:hint="default"/>
       </w:rPr>
     </w:lvl>
     <w:lvl w:ilvl="2" w:tplc="0C09001B" w:tentative="1">
@@ -12238,7 +12165,7 @@
         <w:ind w:left="2160" w:hanging="360"/>
       </w:pPr>
       <w:rPr>
-        <w:rFonts w:hint="default" w:ascii="Wingdings" w:hAnsi="Wingdings"/>
+        <w:rFonts w:ascii="Wingdings" w:hAnsi="Wingdings" w:hint="default"/>
       </w:rPr>
     </w:lvl>
     <w:lvl w:ilvl="3" w:tplc="0C09000F" w:tentative="1">
@@ -12250,7 +12177,7 @@
         <w:ind w:left="2880" w:hanging="360"/>
       </w:pPr>
       <w:rPr>
-        <w:rFonts w:hint="default" w:ascii="Symbol" w:hAnsi="Symbol"/>
+        <w:rFonts w:ascii="Symbol" w:hAnsi="Symbol" w:hint="default"/>
       </w:rPr>
     </w:lvl>
     <w:lvl w:ilvl="4" w:tplc="0C090019" w:tentative="1">
@@ -12262,7 +12189,7 @@
         <w:ind w:left="3600" w:hanging="360"/>
       </w:pPr>
       <w:rPr>
-        <w:rFonts w:hint="default" w:ascii="Courier New" w:hAnsi="Courier New" w:cs="Courier New"/>
+        <w:rFonts w:ascii="Courier New" w:hAnsi="Courier New" w:cs="Courier New" w:hint="default"/>
       </w:rPr>
     </w:lvl>
     <w:lvl w:ilvl="5" w:tplc="0C09001B" w:tentative="1">
@@ -12274,7 +12201,7 @@
         <w:ind w:left="4320" w:hanging="360"/>
       </w:pPr>
       <w:rPr>
-        <w:rFonts w:hint="default" w:ascii="Wingdings" w:hAnsi="Wingdings"/>
+        <w:rFonts w:ascii="Wingdings" w:hAnsi="Wingdings" w:hint="default"/>
       </w:rPr>
     </w:lvl>
     <w:lvl w:ilvl="6" w:tplc="0C09000F" w:tentative="1">
@@ -12286,7 +12213,7 @@
         <w:ind w:left="5040" w:hanging="360"/>
       </w:pPr>
       <w:rPr>
-        <w:rFonts w:hint="default" w:ascii="Symbol" w:hAnsi="Symbol"/>
+        <w:rFonts w:ascii="Symbol" w:hAnsi="Symbol" w:hint="default"/>
       </w:rPr>
     </w:lvl>
     <w:lvl w:ilvl="7" w:tplc="0C090019" w:tentative="1">
@@ -12298,7 +12225,7 @@
         <w:ind w:left="5760" w:hanging="360"/>
       </w:pPr>
       <w:rPr>
-        <w:rFonts w:hint="default" w:ascii="Courier New" w:hAnsi="Courier New" w:cs="Courier New"/>
+        <w:rFonts w:ascii="Courier New" w:hAnsi="Courier New" w:cs="Courier New" w:hint="default"/>
       </w:rPr>
     </w:lvl>
     <w:lvl w:ilvl="8" w:tplc="0C09001B" w:tentative="1">
@@ -12310,7 +12237,7 @@
         <w:ind w:left="6480" w:hanging="360"/>
       </w:pPr>
       <w:rPr>
-        <w:rFonts w:hint="default" w:ascii="Wingdings" w:hAnsi="Wingdings"/>
+        <w:rFonts w:ascii="Wingdings" w:hAnsi="Wingdings" w:hint="default"/>
       </w:rPr>
     </w:lvl>
   </w:abstractNum>
@@ -12328,7 +12255,7 @@
         <w:ind w:left="720" w:hanging="360"/>
       </w:pPr>
       <w:rPr>
-        <w:rFonts w:hint="default" w:ascii="Webdings" w:hAnsi="Webdings"/>
+        <w:rFonts w:ascii="Webdings" w:hAnsi="Webdings" w:hint="default"/>
         <w:color w:val="auto"/>
         <w:sz w:val="26"/>
       </w:rPr>
@@ -12342,7 +12269,7 @@
         <w:ind w:left="1440" w:hanging="360"/>
       </w:pPr>
       <w:rPr>
-        <w:rFonts w:hint="default" w:ascii="Courier New" w:hAnsi="Courier New" w:cs="Courier New"/>
+        <w:rFonts w:ascii="Courier New" w:hAnsi="Courier New" w:cs="Courier New" w:hint="default"/>
       </w:rPr>
     </w:lvl>
     <w:lvl w:ilvl="2" w:tplc="0C09001B" w:tentative="1">
@@ -12354,7 +12281,7 @@
         <w:ind w:left="2160" w:hanging="360"/>
       </w:pPr>
       <w:rPr>
-        <w:rFonts w:hint="default" w:ascii="Wingdings" w:hAnsi="Wingdings"/>
+        <w:rFonts w:ascii="Wingdings" w:hAnsi="Wingdings" w:hint="default"/>
       </w:rPr>
     </w:lvl>
     <w:lvl w:ilvl="3" w:tplc="0C09000F" w:tentative="1">
@@ -12366,7 +12293,7 @@
         <w:ind w:left="2880" w:hanging="360"/>
       </w:pPr>
       <w:rPr>
-        <w:rFonts w:hint="default" w:ascii="Symbol" w:hAnsi="Symbol"/>
+        <w:rFonts w:ascii="Symbol" w:hAnsi="Symbol" w:hint="default"/>
       </w:rPr>
     </w:lvl>
     <w:lvl w:ilvl="4" w:tplc="0C090019" w:tentative="1">
@@ -12378,7 +12305,7 @@
         <w:ind w:left="3600" w:hanging="360"/>
       </w:pPr>
       <w:rPr>
-        <w:rFonts w:hint="default" w:ascii="Courier New" w:hAnsi="Courier New" w:cs="Courier New"/>
+        <w:rFonts w:ascii="Courier New" w:hAnsi="Courier New" w:cs="Courier New" w:hint="default"/>
       </w:rPr>
     </w:lvl>
     <w:lvl w:ilvl="5" w:tplc="0C09001B" w:tentative="1">
@@ -12390,7 +12317,7 @@
         <w:ind w:left="4320" w:hanging="360"/>
       </w:pPr>
       <w:rPr>
-        <w:rFonts w:hint="default" w:ascii="Wingdings" w:hAnsi="Wingdings"/>
+        <w:rFonts w:ascii="Wingdings" w:hAnsi="Wingdings" w:hint="default"/>
       </w:rPr>
     </w:lvl>
     <w:lvl w:ilvl="6" w:tplc="0C09000F" w:tentative="1">
@@ -12402,7 +12329,7 @@
         <w:ind w:left="5040" w:hanging="360"/>
       </w:pPr>
       <w:rPr>
-        <w:rFonts w:hint="default" w:ascii="Symbol" w:hAnsi="Symbol"/>
+        <w:rFonts w:ascii="Symbol" w:hAnsi="Symbol" w:hint="default"/>
       </w:rPr>
     </w:lvl>
     <w:lvl w:ilvl="7" w:tplc="0C090019" w:tentative="1">
@@ -12414,7 +12341,7 @@
         <w:ind w:left="5760" w:hanging="360"/>
       </w:pPr>
       <w:rPr>
-        <w:rFonts w:hint="default" w:ascii="Courier New" w:hAnsi="Courier New" w:cs="Courier New"/>
+        <w:rFonts w:ascii="Courier New" w:hAnsi="Courier New" w:cs="Courier New" w:hint="default"/>
       </w:rPr>
     </w:lvl>
     <w:lvl w:ilvl="8" w:tplc="0C09001B" w:tentative="1">
@@ -12426,7 +12353,7 @@
         <w:ind w:left="6480" w:hanging="360"/>
       </w:pPr>
       <w:rPr>
-        <w:rFonts w:hint="default" w:ascii="Wingdings" w:hAnsi="Wingdings"/>
+        <w:rFonts w:ascii="Wingdings" w:hAnsi="Wingdings" w:hint="default"/>
       </w:rPr>
     </w:lvl>
   </w:abstractNum>
@@ -12444,7 +12371,7 @@
         <w:ind w:left="720" w:hanging="360"/>
       </w:pPr>
       <w:rPr>
-        <w:rFonts w:hint="default" w:ascii="Courier New" w:hAnsi="Courier New"/>
+        <w:rFonts w:ascii="Courier New" w:hAnsi="Courier New" w:hint="default"/>
         <w:color w:val="auto"/>
         <w:sz w:val="16"/>
       </w:rPr>
@@ -12458,7 +12385,7 @@
         <w:ind w:left="1440" w:hanging="360"/>
       </w:pPr>
       <w:rPr>
-        <w:rFonts w:hint="default" w:ascii="Courier New" w:hAnsi="Courier New" w:cs="Courier New"/>
+        <w:rFonts w:ascii="Courier New" w:hAnsi="Courier New" w:cs="Courier New" w:hint="default"/>
       </w:rPr>
     </w:lvl>
     <w:lvl w:ilvl="2" w:tplc="0C09001B" w:tentative="1">
@@ -12470,7 +12397,7 @@
         <w:ind w:left="2160" w:hanging="360"/>
       </w:pPr>
       <w:rPr>
-        <w:rFonts w:hint="default" w:ascii="Wingdings" w:hAnsi="Wingdings"/>
+        <w:rFonts w:ascii="Wingdings" w:hAnsi="Wingdings" w:hint="default"/>
       </w:rPr>
     </w:lvl>
     <w:lvl w:ilvl="3" w:tplc="0C09000F" w:tentative="1">
@@ -12482,7 +12409,7 @@
         <w:ind w:left="2880" w:hanging="360"/>
       </w:pPr>
       <w:rPr>
-        <w:rFonts w:hint="default" w:ascii="Symbol" w:hAnsi="Symbol"/>
+        <w:rFonts w:ascii="Symbol" w:hAnsi="Symbol" w:hint="default"/>
       </w:rPr>
     </w:lvl>
     <w:lvl w:ilvl="4" w:tplc="0C090019" w:tentative="1">
@@ -12494,7 +12421,7 @@
         <w:ind w:left="3600" w:hanging="360"/>
       </w:pPr>
       <w:rPr>
-        <w:rFonts w:hint="default" w:ascii="Courier New" w:hAnsi="Courier New" w:cs="Courier New"/>
+        <w:rFonts w:ascii="Courier New" w:hAnsi="Courier New" w:cs="Courier New" w:hint="default"/>
       </w:rPr>
     </w:lvl>
     <w:lvl w:ilvl="5" w:tplc="0C09001B" w:tentative="1">
@@ -12506,7 +12433,7 @@
         <w:ind w:left="4320" w:hanging="360"/>
       </w:pPr>
       <w:rPr>
-        <w:rFonts w:hint="default" w:ascii="Wingdings" w:hAnsi="Wingdings"/>
+        <w:rFonts w:ascii="Wingdings" w:hAnsi="Wingdings" w:hint="default"/>
       </w:rPr>
     </w:lvl>
     <w:lvl w:ilvl="6" w:tplc="0C09000F" w:tentative="1">
@@ -12518,7 +12445,7 @@
         <w:ind w:left="5040" w:hanging="360"/>
       </w:pPr>
       <w:rPr>
-        <w:rFonts w:hint="default" w:ascii="Symbol" w:hAnsi="Symbol"/>
+        <w:rFonts w:ascii="Symbol" w:hAnsi="Symbol" w:hint="default"/>
       </w:rPr>
     </w:lvl>
     <w:lvl w:ilvl="7" w:tplc="0C090019" w:tentative="1">
@@ -12530,7 +12457,7 @@
         <w:ind w:left="5760" w:hanging="360"/>
       </w:pPr>
       <w:rPr>
-        <w:rFonts w:hint="default" w:ascii="Courier New" w:hAnsi="Courier New" w:cs="Courier New"/>
+        <w:rFonts w:ascii="Courier New" w:hAnsi="Courier New" w:cs="Courier New" w:hint="default"/>
       </w:rPr>
     </w:lvl>
     <w:lvl w:ilvl="8" w:tplc="0C09001B" w:tentative="1">
@@ -12542,7 +12469,7 @@
         <w:ind w:left="6480" w:hanging="360"/>
       </w:pPr>
       <w:rPr>
-        <w:rFonts w:hint="default" w:ascii="Wingdings" w:hAnsi="Wingdings"/>
+        <w:rFonts w:ascii="Wingdings" w:hAnsi="Wingdings" w:hint="default"/>
       </w:rPr>
     </w:lvl>
   </w:abstractNum>
@@ -12560,7 +12487,7 @@
         <w:ind w:left="720" w:hanging="360"/>
       </w:pPr>
       <w:rPr>
-        <w:rFonts w:hint="default" w:ascii="Symbol" w:hAnsi="Symbol"/>
+        <w:rFonts w:ascii="Symbol" w:hAnsi="Symbol" w:hint="default"/>
         <w:color w:val="auto"/>
         <w:sz w:val="18"/>
       </w:rPr>
@@ -12574,7 +12501,7 @@
         <w:ind w:left="1440" w:hanging="360"/>
       </w:pPr>
       <w:rPr>
-        <w:rFonts w:hint="default" w:ascii="Courier New" w:hAnsi="Courier New" w:cs="Courier New"/>
+        <w:rFonts w:ascii="Courier New" w:hAnsi="Courier New" w:cs="Courier New" w:hint="default"/>
       </w:rPr>
     </w:lvl>
     <w:lvl w:ilvl="2" w:tplc="0C090005" w:tentative="1">
@@ -12586,7 +12513,7 @@
         <w:ind w:left="2160" w:hanging="360"/>
       </w:pPr>
       <w:rPr>
-        <w:rFonts w:hint="default" w:ascii="Wingdings" w:hAnsi="Wingdings"/>
+        <w:rFonts w:ascii="Wingdings" w:hAnsi="Wingdings" w:hint="default"/>
       </w:rPr>
     </w:lvl>
     <w:lvl w:ilvl="3" w:tplc="0C090001" w:tentative="1">
@@ -12598,7 +12525,7 @@
         <w:ind w:left="2880" w:hanging="360"/>
       </w:pPr>
       <w:rPr>
-        <w:rFonts w:hint="default" w:ascii="Symbol" w:hAnsi="Symbol"/>
+        <w:rFonts w:ascii="Symbol" w:hAnsi="Symbol" w:hint="default"/>
       </w:rPr>
     </w:lvl>
     <w:lvl w:ilvl="4" w:tplc="0C090003" w:tentative="1">
@@ -12610,7 +12537,7 @@
         <w:ind w:left="3600" w:hanging="360"/>
       </w:pPr>
       <w:rPr>
-        <w:rFonts w:hint="default" w:ascii="Courier New" w:hAnsi="Courier New" w:cs="Courier New"/>
+        <w:rFonts w:ascii="Courier New" w:hAnsi="Courier New" w:cs="Courier New" w:hint="default"/>
       </w:rPr>
     </w:lvl>
     <w:lvl w:ilvl="5" w:tplc="0C090005" w:tentative="1">
@@ -12622,7 +12549,7 @@
         <w:ind w:left="4320" w:hanging="360"/>
       </w:pPr>
       <w:rPr>
-        <w:rFonts w:hint="default" w:ascii="Wingdings" w:hAnsi="Wingdings"/>
+        <w:rFonts w:ascii="Wingdings" w:hAnsi="Wingdings" w:hint="default"/>
       </w:rPr>
     </w:lvl>
     <w:lvl w:ilvl="6" w:tplc="0C090001" w:tentative="1">
@@ -12634,7 +12561,7 @@
         <w:ind w:left="5040" w:hanging="360"/>
       </w:pPr>
       <w:rPr>
-        <w:rFonts w:hint="default" w:ascii="Symbol" w:hAnsi="Symbol"/>
+        <w:rFonts w:ascii="Symbol" w:hAnsi="Symbol" w:hint="default"/>
       </w:rPr>
     </w:lvl>
     <w:lvl w:ilvl="7" w:tplc="0C090003" w:tentative="1">
@@ -12646,7 +12573,7 @@
         <w:ind w:left="5760" w:hanging="360"/>
       </w:pPr>
       <w:rPr>
-        <w:rFonts w:hint="default" w:ascii="Courier New" w:hAnsi="Courier New" w:cs="Courier New"/>
+        <w:rFonts w:ascii="Courier New" w:hAnsi="Courier New" w:cs="Courier New" w:hint="default"/>
       </w:rPr>
     </w:lvl>
     <w:lvl w:ilvl="8" w:tplc="0C090005" w:tentative="1">
@@ -12658,56 +12585,56 @@
         <w:ind w:left="6480" w:hanging="360"/>
       </w:pPr>
       <w:rPr>
-        <w:rFonts w:hint="default" w:ascii="Wingdings" w:hAnsi="Wingdings"/>
+        <w:rFonts w:ascii="Wingdings" w:hAnsi="Wingdings" w:hint="default"/>
       </w:rPr>
     </w:lvl>
   </w:abstractNum>
-  <w:num w:numId="1">
+  <w:num w:numId="1" w16cid:durableId="202525504">
     <w:abstractNumId w:val="15"/>
   </w:num>
-  <w:num w:numId="2">
+  <w:num w:numId="2" w16cid:durableId="1752506512">
     <w:abstractNumId w:val="12"/>
   </w:num>
-  <w:num w:numId="3">
+  <w:num w:numId="3" w16cid:durableId="116342582">
     <w:abstractNumId w:val="8"/>
   </w:num>
-  <w:num w:numId="4">
+  <w:num w:numId="4" w16cid:durableId="935557146">
     <w:abstractNumId w:val="14"/>
   </w:num>
-  <w:num w:numId="5">
+  <w:num w:numId="5" w16cid:durableId="177232876">
     <w:abstractNumId w:val="13"/>
   </w:num>
-  <w:num w:numId="6">
+  <w:num w:numId="6" w16cid:durableId="1066564706">
     <w:abstractNumId w:val="11"/>
   </w:num>
-  <w:num w:numId="7">
+  <w:num w:numId="7" w16cid:durableId="937979932">
     <w:abstractNumId w:val="7"/>
   </w:num>
-  <w:num w:numId="8">
+  <w:num w:numId="8" w16cid:durableId="2079595832">
     <w:abstractNumId w:val="2"/>
   </w:num>
-  <w:num w:numId="9">
+  <w:num w:numId="9" w16cid:durableId="828980660">
     <w:abstractNumId w:val="9"/>
   </w:num>
-  <w:num w:numId="10">
+  <w:num w:numId="10" w16cid:durableId="354313322">
     <w:abstractNumId w:val="6"/>
   </w:num>
-  <w:num w:numId="11">
+  <w:num w:numId="11" w16cid:durableId="1657030417">
     <w:abstractNumId w:val="10"/>
   </w:num>
-  <w:num w:numId="12">
+  <w:num w:numId="12" w16cid:durableId="1817869961">
     <w:abstractNumId w:val="5"/>
   </w:num>
-  <w:num w:numId="13">
+  <w:num w:numId="13" w16cid:durableId="910846576">
     <w:abstractNumId w:val="3"/>
   </w:num>
-  <w:num w:numId="14">
+  <w:num w:numId="14" w16cid:durableId="1891652862">
     <w:abstractNumId w:val="1"/>
   </w:num>
-  <w:num w:numId="15">
+  <w:num w:numId="15" w16cid:durableId="1573345193">
     <w:abstractNumId w:val="0"/>
   </w:num>
-  <w:num w:numId="16">
+  <w:num w:numId="16" w16cid:durableId="576091365">
     <w:abstractNumId w:val="7"/>
     <w:lvlOverride w:ilvl="0">
       <w:startOverride w:val="1"/>
@@ -12737,7 +12664,7 @@
       <w:startOverride w:val="1"/>
     </w:lvlOverride>
   </w:num>
-  <w:num w:numId="17">
+  <w:num w:numId="17" w16cid:durableId="1659730019">
     <w:abstractNumId w:val="4"/>
   </w:num>
   <w:numIdMacAtCleanup w:val="14"/>
@@ -12745,11 +12672,11 @@
 </file>
 
 <file path=word/styles.xml><?xml version="1.0" encoding="utf-8"?>
-<w:styles xmlns:wp14="http://schemas.microsoft.com/office/word/2010/wordprocessingDrawing" xmlns:mc="http://schemas.openxmlformats.org/markup-compatibility/2006" xmlns:r="http://schemas.openxmlformats.org/officeDocument/2006/relationships" xmlns:w="http://schemas.openxmlformats.org/wordprocessingml/2006/main" xmlns:w14="http://schemas.microsoft.com/office/word/2010/wordml" xmlns:w15="http://schemas.microsoft.com/office/word/2012/wordml" xmlns:w16se="http://schemas.microsoft.com/office/word/2015/wordml/symex" mc:Ignorable="w14 w15 w16se wp14">
+<w:styles xmlns:mc="http://schemas.openxmlformats.org/markup-compatibility/2006" xmlns:r="http://schemas.openxmlformats.org/officeDocument/2006/relationships" xmlns:w="http://schemas.openxmlformats.org/wordprocessingml/2006/main" xmlns:w14="http://schemas.microsoft.com/office/word/2010/wordml" xmlns:w15="http://schemas.microsoft.com/office/word/2012/wordml" xmlns:w16cex="http://schemas.microsoft.com/office/word/2018/wordml/cex" xmlns:w16cid="http://schemas.microsoft.com/office/word/2016/wordml/cid" xmlns:w16="http://schemas.microsoft.com/office/word/2018/wordml" xmlns:w16du="http://schemas.microsoft.com/office/word/2023/wordml/word16du" xmlns:w16sdtdh="http://schemas.microsoft.com/office/word/2020/wordml/sdtdatahash" xmlns:w16sdtfl="http://schemas.microsoft.com/office/word/2024/wordml/sdtformatlock" xmlns:w16se="http://schemas.microsoft.com/office/word/2015/wordml/symex" mc:Ignorable="w14 w15 w16se w16cid w16 w16cex w16sdtdh w16sdtfl w16du">
   <w:docDefaults>
     <w:rPrDefault>
       <w:rPr>
-        <w:rFonts w:ascii="Calibri" w:hAnsi="Calibri" w:eastAsia="SimSun" w:cs="Times New Roman"/>
+        <w:rFonts w:ascii="Calibri" w:eastAsia="SimSun" w:hAnsi="Calibri" w:cs="Times New Roman"/>
         <w:sz w:val="24"/>
         <w:szCs w:val="24"/>
         <w:lang w:val="en-AU" w:eastAsia="zh-CN" w:bidi="ar-SA"/>
@@ -12757,17 +12684,17 @@
     </w:rPrDefault>
     <w:pPrDefault/>
   </w:docDefaults>
-  <w:latentStyles w:defLockedState="0" w:defUIPriority="99" w:defSemiHidden="0" w:defUnhideWhenUsed="0" w:defQFormat="0" w:count="371">
+  <w:latentStyles w:defLockedState="0" w:defUIPriority="99" w:defSemiHidden="0" w:defUnhideWhenUsed="0" w:defQFormat="0" w:count="376">
     <w:lsdException w:name="Normal" w:locked="1" w:uiPriority="0"/>
     <w:lsdException w:name="heading 1" w:locked="1"/>
-    <w:lsdException w:name="heading 2" w:locked="1" w:uiPriority="0" w:semiHidden="1" w:unhideWhenUsed="1" w:qFormat="1"/>
-    <w:lsdException w:name="heading 3" w:locked="1" w:uiPriority="0" w:semiHidden="1" w:unhideWhenUsed="1" w:qFormat="1"/>
+    <w:lsdException w:name="heading 2" w:locked="1" w:semiHidden="1" w:uiPriority="0" w:unhideWhenUsed="1" w:qFormat="1"/>
+    <w:lsdException w:name="heading 3" w:locked="1" w:semiHidden="1" w:uiPriority="0" w:unhideWhenUsed="1" w:qFormat="1"/>
     <w:lsdException w:name="heading 4" w:locked="1"/>
-    <w:lsdException w:name="heading 5" w:locked="1" w:uiPriority="0" w:semiHidden="1" w:unhideWhenUsed="1" w:qFormat="1"/>
-    <w:lsdException w:name="heading 6" w:locked="1" w:uiPriority="0" w:semiHidden="1" w:unhideWhenUsed="1" w:qFormat="1"/>
-    <w:lsdException w:name="heading 7" w:locked="1" w:uiPriority="0" w:semiHidden="1" w:unhideWhenUsed="1" w:qFormat="1"/>
-    <w:lsdException w:name="heading 8" w:locked="1" w:uiPriority="0" w:semiHidden="1" w:unhideWhenUsed="1" w:qFormat="1"/>
-    <w:lsdException w:name="heading 9" w:locked="1" w:uiPriority="0" w:semiHidden="1" w:unhideWhenUsed="1" w:qFormat="1"/>
+    <w:lsdException w:name="heading 5" w:locked="1" w:semiHidden="1" w:uiPriority="0" w:unhideWhenUsed="1" w:qFormat="1"/>
+    <w:lsdException w:name="heading 6" w:locked="1" w:semiHidden="1" w:uiPriority="0" w:unhideWhenUsed="1" w:qFormat="1"/>
+    <w:lsdException w:name="heading 7" w:locked="1" w:semiHidden="1" w:uiPriority="0" w:unhideWhenUsed="1" w:qFormat="1"/>
+    <w:lsdException w:name="heading 8" w:locked="1" w:semiHidden="1" w:uiPriority="0" w:unhideWhenUsed="1" w:qFormat="1"/>
+    <w:lsdException w:name="heading 9" w:locked="1" w:semiHidden="1" w:uiPriority="0" w:unhideWhenUsed="1" w:qFormat="1"/>
     <w:lsdException w:name="index 1" w:semiHidden="1" w:unhideWhenUsed="1"/>
     <w:lsdException w:name="index 2" w:semiHidden="1" w:unhideWhenUsed="1"/>
     <w:lsdException w:name="index 3" w:semiHidden="1" w:unhideWhenUsed="1"/>
@@ -12789,10 +12716,10 @@
     <w:lsdException w:name="Normal Indent" w:semiHidden="1" w:unhideWhenUsed="1"/>
     <w:lsdException w:name="footnote text" w:semiHidden="1" w:unhideWhenUsed="1"/>
     <w:lsdException w:name="annotation text" w:semiHidden="1" w:unhideWhenUsed="1"/>
-    <w:lsdException w:name="header" w:uiPriority="0" w:semiHidden="1" w:unhideWhenUsed="1"/>
+    <w:lsdException w:name="header" w:semiHidden="1" w:uiPriority="0" w:unhideWhenUsed="1"/>
     <w:lsdException w:name="footer" w:semiHidden="1" w:unhideWhenUsed="1"/>
     <w:lsdException w:name="index heading" w:semiHidden="1" w:unhideWhenUsed="1"/>
-    <w:lsdException w:name="caption" w:locked="1" w:uiPriority="0" w:semiHidden="1" w:unhideWhenUsed="1" w:qFormat="1"/>
+    <w:lsdException w:name="caption" w:locked="1" w:semiHidden="1" w:uiPriority="0" w:unhideWhenUsed="1" w:qFormat="1"/>
     <w:lsdException w:name="table of figures" w:semiHidden="1" w:unhideWhenUsed="1"/>
     <w:lsdException w:name="envelope address" w:semiHidden="1" w:unhideWhenUsed="1"/>
     <w:lsdException w:name="envelope return" w:semiHidden="1" w:unhideWhenUsed="1"/>
@@ -13023,8 +12950,8 @@
     <w:lsdException w:name="Subtle Reference" w:uiPriority="31" w:qFormat="1"/>
     <w:lsdException w:name="Intense Reference" w:uiPriority="32" w:qFormat="1"/>
     <w:lsdException w:name="Book Title" w:uiPriority="33"/>
-    <w:lsdException w:name="Bibliography" w:uiPriority="37" w:semiHidden="1" w:unhideWhenUsed="1"/>
-    <w:lsdException w:name="TOC Heading" w:uiPriority="39" w:semiHidden="1" w:unhideWhenUsed="1" w:qFormat="1"/>
+    <w:lsdException w:name="Bibliography" w:semiHidden="1" w:uiPriority="37" w:unhideWhenUsed="1"/>
+    <w:lsdException w:name="TOC Heading" w:semiHidden="1" w:uiPriority="39" w:unhideWhenUsed="1" w:qFormat="1"/>
     <w:lsdException w:name="Plain Table 1" w:uiPriority="41"/>
     <w:lsdException w:name="Plain Table 2" w:uiPriority="42"/>
     <w:lsdException w:name="Plain Table 3" w:uiPriority="43"/>
@@ -13129,8 +13056,13 @@
     <w:lsdException w:name="List Table 5 Dark Accent 6" w:uiPriority="50"/>
     <w:lsdException w:name="List Table 6 Colorful Accent 6" w:uiPriority="51"/>
     <w:lsdException w:name="List Table 7 Colorful Accent 6" w:uiPriority="52"/>
+    <w:lsdException w:name="Mention" w:semiHidden="1" w:unhideWhenUsed="1"/>
+    <w:lsdException w:name="Smart Hyperlink" w:semiHidden="1" w:unhideWhenUsed="1"/>
+    <w:lsdException w:name="Hashtag" w:semiHidden="1" w:unhideWhenUsed="1"/>
+    <w:lsdException w:name="Unresolved Mention" w:semiHidden="1" w:unhideWhenUsed="1"/>
+    <w:lsdException w:name="Smart Link" w:semiHidden="1" w:unhideWhenUsed="1"/>
   </w:latentStyles>
-  <w:style w:type="paragraph" w:styleId="Normal" w:default="1">
+  <w:style w:type="paragraph" w:default="1" w:styleId="Normal">
     <w:name w:val="Normal"/>
     <w:rsid w:val="00E25988"/>
     <w:pPr>
@@ -13172,13 +13104,13 @@
       <w:lang w:eastAsia="en-US"/>
     </w:rPr>
   </w:style>
-  <w:style w:type="character" w:styleId="DefaultParagraphFont" w:default="1">
+  <w:style w:type="character" w:default="1" w:styleId="DefaultParagraphFont">
     <w:name w:val="Default Paragraph Font"/>
     <w:uiPriority w:val="1"/>
     <w:semiHidden/>
     <w:unhideWhenUsed/>
   </w:style>
-  <w:style w:type="table" w:styleId="TableNormal" w:default="1">
+  <w:style w:type="table" w:default="1" w:styleId="TableNormal">
     <w:name w:val="Normal Table"/>
     <w:uiPriority w:val="99"/>
     <w:semiHidden/>
@@ -13193,13 +13125,13 @@
       </w:tblCellMar>
     </w:tblPr>
   </w:style>
-  <w:style w:type="numbering" w:styleId="NoList" w:default="1">
+  <w:style w:type="numbering" w:default="1" w:styleId="NoList">
     <w:name w:val="No List"/>
     <w:uiPriority w:val="99"/>
     <w:semiHidden/>
     <w:unhideWhenUsed/>
   </w:style>
-  <w:style w:type="character" w:styleId="Heading1Char" w:customStyle="1">
+  <w:style w:type="character" w:customStyle="1" w:styleId="Heading1Char">
     <w:name w:val="Heading 1 Char"/>
     <w:link w:val="Heading1"/>
     <w:uiPriority w:val="99"/>
@@ -13213,7 +13145,7 @@
       <w:szCs w:val="22"/>
     </w:rPr>
   </w:style>
-  <w:style w:type="character" w:styleId="Heading4Char" w:customStyle="1">
+  <w:style w:type="character" w:customStyle="1" w:styleId="Heading4Char">
     <w:name w:val="Heading 4 Char"/>
     <w:link w:val="Heading4"/>
     <w:uiPriority w:val="99"/>
@@ -13234,12 +13166,12 @@
     <w:rsid w:val="00E25988"/>
     <w:tblPr>
       <w:tblBorders>
-        <w:top w:val="single" w:color="auto" w:sz="4" w:space="0"/>
-        <w:left w:val="single" w:color="auto" w:sz="4" w:space="0"/>
-        <w:bottom w:val="single" w:color="auto" w:sz="4" w:space="0"/>
-        <w:right w:val="single" w:color="auto" w:sz="4" w:space="0"/>
-        <w:insideH w:val="single" w:color="auto" w:sz="4" w:space="0"/>
-        <w:insideV w:val="single" w:color="auto" w:sz="4" w:space="0"/>
+        <w:top w:val="single" w:sz="4" w:space="0" w:color="auto"/>
+        <w:left w:val="single" w:sz="4" w:space="0" w:color="auto"/>
+        <w:bottom w:val="single" w:sz="4" w:space="0" w:color="auto"/>
+        <w:right w:val="single" w:sz="4" w:space="0" w:color="auto"/>
+        <w:insideH w:val="single" w:sz="4" w:space="0" w:color="auto"/>
+        <w:insideV w:val="single" w:sz="4" w:space="0" w:color="auto"/>
       </w:tblBorders>
     </w:tblPr>
   </w:style>
@@ -13248,7 +13180,7 @@
     <w:locked/>
     <w:rsid w:val="00E25988"/>
   </w:style>
-  <w:style w:type="paragraph" w:styleId="Source" w:customStyle="1">
+  <w:style w:type="paragraph" w:customStyle="1" w:styleId="Source">
     <w:name w:val="Source #"/>
     <w:next w:val="SourceHeading"/>
     <w:qFormat/>
@@ -13292,7 +13224,7 @@
       <w:szCs w:val="18"/>
     </w:rPr>
   </w:style>
-  <w:style w:type="character" w:styleId="BalloonTextChar" w:customStyle="1">
+  <w:style w:type="character" w:customStyle="1" w:styleId="BalloonTextChar">
     <w:name w:val="Balloon Text Char"/>
     <w:basedOn w:val="DefaultParagraphFont"/>
     <w:link w:val="BalloonText"/>
@@ -13319,7 +13251,7 @@
       <w:sz w:val="14"/>
     </w:rPr>
   </w:style>
-  <w:style w:type="character" w:styleId="FooterChar" w:customStyle="1">
+  <w:style w:type="character" w:customStyle="1" w:styleId="FooterChar">
     <w:name w:val="Footer Char"/>
     <w:basedOn w:val="DefaultParagraphFont"/>
     <w:link w:val="Footer"/>
@@ -13332,7 +13264,7 @@
       <w:szCs w:val="22"/>
     </w:rPr>
   </w:style>
-  <w:style w:type="paragraph" w:styleId="SourceHeading" w:customStyle="1">
+  <w:style w:type="paragraph" w:customStyle="1" w:styleId="SourceHeading">
     <w:name w:val="Source Heading"/>
     <w:qFormat/>
     <w:rsid w:val="00E25988"/>
@@ -13344,7 +13276,7 @@
       <w:b/>
     </w:rPr>
   </w:style>
-  <w:style w:type="character" w:styleId="Bold" w:customStyle="1">
+  <w:style w:type="character" w:customStyle="1" w:styleId="Bold">
     <w:name w:val="Bold"/>
     <w:uiPriority w:val="1"/>
     <w:rsid w:val="000352E0"/>
@@ -13352,7 +13284,7 @@
       <w:b/>
     </w:rPr>
   </w:style>
-  <w:style w:type="paragraph" w:styleId="Blackheaderbanner" w:customStyle="1">
+  <w:style w:type="paragraph" w:customStyle="1" w:styleId="Blackheaderbanner">
     <w:name w:val="Black header banner"/>
     <w:basedOn w:val="Normal"/>
     <w:rsid w:val="00E25988"/>
@@ -13379,7 +13311,7 @@
       <w:spacing w:after="0" w:line="240" w:lineRule="auto"/>
     </w:pPr>
   </w:style>
-  <w:style w:type="paragraph" w:styleId="AClogo" w:customStyle="1">
+  <w:style w:type="paragraph" w:customStyle="1" w:styleId="AClogo">
     <w:name w:val="AC logo"/>
     <w:basedOn w:val="Normal"/>
     <w:next w:val="Normal"/>
@@ -13393,7 +13325,7 @@
       <w:lang w:val="en-US"/>
     </w:rPr>
   </w:style>
-  <w:style w:type="paragraph" w:styleId="Footergrey" w:customStyle="1">
+  <w:style w:type="paragraph" w:customStyle="1" w:styleId="Footergrey">
     <w:name w:val="Footer grey"/>
     <w:basedOn w:val="Normal"/>
     <w:next w:val="Normal"/>
@@ -13406,7 +13338,7 @@
       <w:sz w:val="14"/>
     </w:rPr>
   </w:style>
-  <w:style w:type="paragraph" w:styleId="Answerline1cm02lastrow" w:customStyle="1">
+  <w:style w:type="paragraph" w:customStyle="1" w:styleId="Answerline1cm02lastrow">
     <w:name w:val="Answer line 1cm 02 last row"/>
     <w:basedOn w:val="Answerline1cm01firstrows"/>
     <w:rsid w:val="0082531A"/>
@@ -13414,7 +13346,7 @@
       <w:spacing w:after="240"/>
     </w:pPr>
   </w:style>
-  <w:style w:type="paragraph" w:styleId="Answerline02lastrow" w:customStyle="1">
+  <w:style w:type="paragraph" w:customStyle="1" w:styleId="Answerline02lastrow">
     <w:name w:val="Answer line 02 last row"/>
     <w:basedOn w:val="Normal"/>
     <w:next w:val="Normal"/>
@@ -13427,7 +13359,7 @@
       <w:noProof/>
     </w:rPr>
   </w:style>
-  <w:style w:type="paragraph" w:styleId="GTMJTask-specassessableelements" w:customStyle="1">
+  <w:style w:type="paragraph" w:customStyle="1" w:styleId="GTMJTask-specassessableelements">
     <w:name w:val="GTMJ Task-spec assessable elements"/>
     <w:next w:val="Normal"/>
     <w:rsid w:val="00E25988"/>
@@ -13439,7 +13371,7 @@
       <w:spacing w:before="60" w:after="60"/>
     </w:pPr>
     <w:rPr>
-      <w:rFonts w:ascii="Arial" w:hAnsi="Arial" w:eastAsia="Times New Roman" w:cs="Arial"/>
+      <w:rFonts w:ascii="Arial" w:eastAsia="Times New Roman" w:hAnsi="Arial" w:cs="Arial"/>
       <w:bCs/>
       <w:noProof/>
       <w:color w:val="000000"/>
@@ -13448,7 +13380,7 @@
       <w:lang w:eastAsia="en-AU"/>
     </w:rPr>
   </w:style>
-  <w:style w:type="paragraph" w:styleId="GTMJAssessableelementwhite" w:customStyle="1">
+  <w:style w:type="paragraph" w:customStyle="1" w:styleId="GTMJAssessableelementwhite">
     <w:name w:val="GTMJ Assessable element white"/>
     <w:basedOn w:val="Normal"/>
     <w:next w:val="Normal"/>
@@ -13472,12 +13404,12 @@
       <w:lang w:eastAsia="en-AU"/>
     </w:rPr>
   </w:style>
-  <w:style w:type="character" w:styleId="GTMJAssessableelementwhiteChar" w:customStyle="1">
+  <w:style w:type="character" w:customStyle="1" w:styleId="GTMJAssessableelementwhiteChar">
     <w:name w:val="GTMJ Assessable element white Char"/>
     <w:link w:val="GTMJAssessableelementwhite"/>
     <w:rsid w:val="00E25988"/>
     <w:rPr>
-      <w:rFonts w:ascii="Arial" w:hAnsi="Arial" w:eastAsia="Times New Roman" w:cs="Arial"/>
+      <w:rFonts w:ascii="Arial" w:eastAsia="Times New Roman" w:hAnsi="Arial" w:cs="Arial"/>
       <w:b/>
       <w:bCs/>
       <w:color w:val="FFFFFF" w:themeColor="background1"/>
@@ -13486,7 +13418,7 @@
       <w:lang w:eastAsia="en-AU"/>
     </w:rPr>
   </w:style>
-  <w:style w:type="paragraph" w:styleId="GTMJTypetexthere" w:customStyle="1">
+  <w:style w:type="paragraph" w:customStyle="1" w:styleId="GTMJTypetexthere">
     <w:name w:val="GTMJ Type text here"/>
     <w:basedOn w:val="Normal"/>
     <w:next w:val="Normal"/>
@@ -13502,18 +13434,18 @@
       <w:lang w:eastAsia="en-AU"/>
     </w:rPr>
   </w:style>
-  <w:style w:type="character" w:styleId="GTMJTypetexthereChar" w:customStyle="1">
+  <w:style w:type="character" w:customStyle="1" w:styleId="GTMJTypetexthereChar">
     <w:name w:val="GTMJ Type text here Char"/>
     <w:link w:val="GTMJTypetexthere"/>
     <w:rsid w:val="00E25988"/>
     <w:rPr>
-      <w:rFonts w:ascii="Arial" w:hAnsi="Arial" w:eastAsia="Times New Roman"/>
+      <w:rFonts w:ascii="Arial" w:eastAsia="Times New Roman" w:hAnsi="Arial"/>
       <w:sz w:val="18"/>
       <w:szCs w:val="18"/>
       <w:lang w:eastAsia="en-AU"/>
     </w:rPr>
   </w:style>
-  <w:style w:type="paragraph" w:styleId="GTMJPurpose" w:customStyle="1">
+  <w:style w:type="paragraph" w:customStyle="1" w:styleId="GTMJPurpose">
     <w:name w:val="GTMJ Purpose"/>
     <w:basedOn w:val="Normal"/>
     <w:rsid w:val="00E25988"/>
@@ -13538,8 +13470,8 @@
       <w:tblStyleRowBandSize w:val="1"/>
       <w:tblStyleColBandSize w:val="1"/>
       <w:tblBorders>
-        <w:top w:val="single" w:color="8064A2" w:themeColor="accent4" w:sz="8" w:space="0"/>
-        <w:bottom w:val="single" w:color="8064A2" w:themeColor="accent4" w:sz="8" w:space="0"/>
+        <w:top w:val="single" w:sz="8" w:space="0" w:color="8064A2" w:themeColor="accent4"/>
+        <w:bottom w:val="single" w:sz="8" w:space="0" w:color="8064A2" w:themeColor="accent4"/>
       </w:tblBorders>
     </w:tblPr>
     <w:tblStylePr w:type="firstRow">
@@ -13553,9 +13485,9 @@
       <w:tblPr/>
       <w:tcPr>
         <w:tcBorders>
-          <w:top w:val="single" w:color="8064A2" w:themeColor="accent4" w:sz="8" w:space="0"/>
+          <w:top w:val="single" w:sz="8" w:space="0" w:color="8064A2" w:themeColor="accent4"/>
           <w:left w:val="nil"/>
-          <w:bottom w:val="single" w:color="8064A2" w:themeColor="accent4" w:sz="8" w:space="0"/>
+          <w:bottom w:val="single" w:sz="8" w:space="0" w:color="8064A2" w:themeColor="accent4"/>
           <w:right w:val="nil"/>
           <w:insideH w:val="nil"/>
           <w:insideV w:val="nil"/>
@@ -13573,9 +13505,9 @@
       <w:tblPr/>
       <w:tcPr>
         <w:tcBorders>
-          <w:top w:val="single" w:color="8064A2" w:themeColor="accent4" w:sz="8" w:space="0"/>
+          <w:top w:val="single" w:sz="8" w:space="0" w:color="8064A2" w:themeColor="accent4"/>
           <w:left w:val="nil"/>
-          <w:bottom w:val="single" w:color="8064A2" w:themeColor="accent4" w:sz="8" w:space="0"/>
+          <w:bottom w:val="single" w:sz="8" w:space="0" w:color="8064A2" w:themeColor="accent4"/>
           <w:right w:val="nil"/>
           <w:insideH w:val="nil"/>
           <w:insideV w:val="nil"/>
@@ -13629,7 +13561,7 @@
       <w:szCs w:val="22"/>
     </w:rPr>
   </w:style>
-  <w:style w:type="character" w:styleId="HeaderChar" w:customStyle="1">
+  <w:style w:type="character" w:customStyle="1" w:styleId="HeaderChar">
     <w:name w:val="Header Char"/>
     <w:basedOn w:val="DefaultParagraphFont"/>
     <w:link w:val="Header"/>
@@ -13639,7 +13571,7 @@
       <w:szCs w:val="22"/>
     </w:rPr>
   </w:style>
-  <w:style w:type="paragraph" w:styleId="Whiteheaderbanner" w:customStyle="1">
+  <w:style w:type="paragraph" w:customStyle="1" w:styleId="Whiteheaderbanner">
     <w:name w:val="White header banner"/>
     <w:basedOn w:val="Normal"/>
     <w:next w:val="Normal"/>
@@ -13656,7 +13588,7 @@
       <w:lang w:eastAsia="en-AU"/>
     </w:rPr>
   </w:style>
-  <w:style w:type="paragraph" w:styleId="GTMJBlueHeaderLeftalign" w:customStyle="1">
+  <w:style w:type="paragraph" w:customStyle="1" w:styleId="GTMJBlueHeaderLeftalign">
     <w:name w:val="GTMJ Blue Header_Left align"/>
     <w:basedOn w:val="Normal"/>
     <w:next w:val="Normal"/>
@@ -13672,7 +13604,7 @@
       <w:lang w:eastAsia="en-US"/>
     </w:rPr>
   </w:style>
-  <w:style w:type="paragraph" w:styleId="GTMJA-E12ptfont" w:customStyle="1">
+  <w:style w:type="paragraph" w:customStyle="1" w:styleId="GTMJA-E12ptfont">
     <w:name w:val="GTMJ A-E 12pt font"/>
     <w:basedOn w:val="Normal"/>
     <w:next w:val="Normal"/>
@@ -13690,7 +13622,7 @@
       <w:szCs w:val="18"/>
     </w:rPr>
   </w:style>
-  <w:style w:type="paragraph" w:styleId="ATBlueheader" w:customStyle="1">
+  <w:style w:type="paragraph" w:customStyle="1" w:styleId="ATBlueheader">
     <w:name w:val="AT Blue header"/>
     <w:basedOn w:val="Normal"/>
     <w:next w:val="Normal"/>
@@ -13706,7 +13638,7 @@
       <w:lang w:eastAsia="en-US"/>
     </w:rPr>
   </w:style>
-  <w:style w:type="character" w:styleId="Bodytextcondensed" w:customStyle="1">
+  <w:style w:type="character" w:customStyle="1" w:styleId="Bodytextcondensed">
     <w:name w:val="Body text_condensed"/>
     <w:uiPriority w:val="1"/>
     <w:rsid w:val="00E25988"/>
@@ -13714,7 +13646,7 @@
       <w:spacing w:val="-2"/>
     </w:rPr>
   </w:style>
-  <w:style w:type="character" w:styleId="Bodytextgrey" w:customStyle="1">
+  <w:style w:type="character" w:customStyle="1" w:styleId="Bodytextgrey">
     <w:name w:val="Body text_grey"/>
     <w:uiPriority w:val="1"/>
     <w:qFormat/>
@@ -13723,7 +13655,7 @@
       <w:color w:val="A6A6A6"/>
     </w:rPr>
   </w:style>
-  <w:style w:type="character" w:styleId="Bodytextbold" w:customStyle="1">
+  <w:style w:type="character" w:customStyle="1" w:styleId="Bodytextbold">
     <w:name w:val="Body text_bold"/>
     <w:uiPriority w:val="1"/>
     <w:rsid w:val="00E25988"/>
@@ -13731,7 +13663,7 @@
       <w:b/>
     </w:rPr>
   </w:style>
-  <w:style w:type="character" w:styleId="Bodytextbolditalic" w:customStyle="1">
+  <w:style w:type="character" w:customStyle="1" w:styleId="Bodytextbolditalic">
     <w:name w:val="Body text_bold italic"/>
     <w:uiPriority w:val="1"/>
     <w:rsid w:val="00E25988"/>
@@ -13740,7 +13672,7 @@
       <w:i/>
     </w:rPr>
   </w:style>
-  <w:style w:type="character" w:styleId="Bodytexthyperlinkgreen" w:customStyle="1">
+  <w:style w:type="character" w:customStyle="1" w:styleId="Bodytexthyperlinkgreen">
     <w:name w:val="Body text_hyperlink green"/>
     <w:uiPriority w:val="1"/>
     <w:rsid w:val="00E25988"/>
@@ -13748,7 +13680,7 @@
       <w:color w:val="00B050"/>
     </w:rPr>
   </w:style>
-  <w:style w:type="paragraph" w:styleId="Questionheading" w:customStyle="1">
+  <w:style w:type="paragraph" w:customStyle="1" w:styleId="Questionheading">
     <w:name w:val="Question heading:"/>
     <w:basedOn w:val="Normal"/>
     <w:next w:val="Normal"/>
@@ -13762,7 +13694,7 @@
       <w:lang w:eastAsia="en-US"/>
     </w:rPr>
   </w:style>
-  <w:style w:type="paragraph" w:styleId="QuestionsItalic" w:customStyle="1">
+  <w:style w:type="paragraph" w:customStyle="1" w:styleId="QuestionsItalic">
     <w:name w:val="Questions Italic"/>
     <w:basedOn w:val="Normal"/>
     <w:next w:val="Normal"/>
@@ -13775,7 +13707,7 @@
       <w:i/>
     </w:rPr>
   </w:style>
-  <w:style w:type="paragraph" w:styleId="Sub-heading" w:customStyle="1">
+  <w:style w:type="paragraph" w:customStyle="1" w:styleId="Sub-heading">
     <w:name w:val="Sub-heading"/>
     <w:basedOn w:val="Normal"/>
     <w:next w:val="Normal"/>
@@ -13788,7 +13720,7 @@
       <w:lang w:eastAsia="en-US"/>
     </w:rPr>
   </w:style>
-  <w:style w:type="paragraph" w:styleId="BulletTickbox" w:customStyle="1">
+  <w:style w:type="paragraph" w:customStyle="1" w:styleId="BulletTickbox">
     <w:name w:val="Bullet_Tick box"/>
     <w:basedOn w:val="Normal"/>
     <w:rsid w:val="00E25988"/>
@@ -13804,7 +13736,7 @@
       <w:lang w:eastAsia="en-US"/>
     </w:rPr>
   </w:style>
-  <w:style w:type="character" w:styleId="Bodytextitalic" w:customStyle="1">
+  <w:style w:type="character" w:customStyle="1" w:styleId="Bodytextitalic">
     <w:name w:val="Body text_italic"/>
     <w:uiPriority w:val="1"/>
     <w:rsid w:val="00E25988"/>
@@ -13812,7 +13744,7 @@
       <w:i/>
     </w:rPr>
   </w:style>
-  <w:style w:type="paragraph" w:styleId="GTMJBlueHeaderRightalign" w:customStyle="1">
+  <w:style w:type="paragraph" w:customStyle="1" w:styleId="GTMJBlueHeaderRightalign">
     <w:name w:val="GTMJ Blue Header_Right align"/>
     <w:basedOn w:val="Normal"/>
     <w:next w:val="Normal"/>
@@ -13827,7 +13759,7 @@
       <w:sz w:val="22"/>
     </w:rPr>
   </w:style>
-  <w:style w:type="paragraph" w:styleId="Answerline01firstrows" w:customStyle="1">
+  <w:style w:type="paragraph" w:customStyle="1" w:styleId="Answerline01firstrows">
     <w:name w:val="Answer line 01 first rows"/>
     <w:basedOn w:val="Normal"/>
     <w:next w:val="Normal"/>
@@ -13836,7 +13768,7 @@
       <w:spacing w:before="260" w:after="260"/>
     </w:pPr>
   </w:style>
-  <w:style w:type="paragraph" w:styleId="BodyText0ptspace" w:customStyle="1">
+  <w:style w:type="paragraph" w:customStyle="1" w:styleId="BodyText0ptspace">
     <w:name w:val="Body Text 0pt space"/>
     <w:basedOn w:val="Normal"/>
     <w:next w:val="Normal"/>
@@ -13845,7 +13777,7 @@
       <w:spacing w:after="0"/>
     </w:pPr>
   </w:style>
-  <w:style w:type="paragraph" w:styleId="BodyText6ptspace" w:customStyle="1">
+  <w:style w:type="paragraph" w:customStyle="1" w:styleId="BodyText6ptspace">
     <w:name w:val="Body Text 6pt space"/>
     <w:basedOn w:val="Normal"/>
     <w:next w:val="Normal"/>
@@ -13857,7 +13789,7 @@
       <w:lang w:eastAsia="en-US"/>
     </w:rPr>
   </w:style>
-  <w:style w:type="character" w:styleId="BodyText6ptspaceChar" w:customStyle="1">
+  <w:style w:type="character" w:customStyle="1" w:styleId="BodyText6ptspaceChar">
     <w:name w:val="Body Text 6pt space Char"/>
     <w:link w:val="BodyText6ptspace"/>
     <w:uiPriority w:val="99"/>
@@ -13868,7 +13800,7 @@
       <w:lang w:eastAsia="en-US"/>
     </w:rPr>
   </w:style>
-  <w:style w:type="paragraph" w:styleId="BodyText12ptspace" w:customStyle="1">
+  <w:style w:type="paragraph" w:customStyle="1" w:styleId="BodyText12ptspace">
     <w:name w:val="Body Text 12pt space"/>
     <w:basedOn w:val="Normal"/>
     <w:next w:val="Normal"/>
@@ -13877,7 +13809,7 @@
       <w:spacing w:after="240"/>
     </w:pPr>
   </w:style>
-  <w:style w:type="numbering" w:styleId="Bullets" w:customStyle="1">
+  <w:style w:type="numbering" w:customStyle="1" w:styleId="Bullets">
     <w:name w:val="Bullets"/>
     <w:uiPriority w:val="99"/>
     <w:rsid w:val="00E25988"/>
@@ -13887,7 +13819,7 @@
       </w:numPr>
     </w:pPr>
   </w:style>
-  <w:style w:type="numbering" w:styleId="RedBullets" w:customStyle="1">
+  <w:style w:type="numbering" w:customStyle="1" w:styleId="RedBullets">
     <w:name w:val="Red Bullets"/>
     <w:uiPriority w:val="99"/>
     <w:rsid w:val="00E25988"/>
@@ -13897,7 +13829,7 @@
       </w:numPr>
     </w:pPr>
   </w:style>
-  <w:style w:type="character" w:styleId="Redbodytext" w:customStyle="1">
+  <w:style w:type="character" w:customStyle="1" w:styleId="Redbodytext">
     <w:name w:val="Red body text"/>
     <w:basedOn w:val="DefaultParagraphFont"/>
     <w:uiPriority w:val="1"/>
@@ -13907,7 +13839,7 @@
       <w:color w:val="FF0000"/>
     </w:rPr>
   </w:style>
-  <w:style w:type="numbering" w:styleId="Numbering" w:customStyle="1">
+  <w:style w:type="numbering" w:customStyle="1" w:styleId="Numbering">
     <w:name w:val="Numbering"/>
     <w:uiPriority w:val="99"/>
     <w:rsid w:val="00E25988"/>
@@ -13917,7 +13849,7 @@
       </w:numPr>
     </w:pPr>
   </w:style>
-  <w:style w:type="numbering" w:styleId="RedNumbering" w:customStyle="1">
+  <w:style w:type="numbering" w:customStyle="1" w:styleId="RedNumbering">
     <w:name w:val="Red Numbering"/>
     <w:uiPriority w:val="99"/>
     <w:rsid w:val="00E25988"/>
@@ -13927,7 +13859,7 @@
       </w:numPr>
     </w:pPr>
   </w:style>
-  <w:style w:type="paragraph" w:styleId="Answerline1cm01firstrows" w:customStyle="1">
+  <w:style w:type="paragraph" w:customStyle="1" w:styleId="Answerline1cm01firstrows">
     <w:name w:val="Answer line 1cm 01 first rows"/>
     <w:basedOn w:val="Answerline01firstrows"/>
     <w:rsid w:val="0082531A"/>
@@ -13935,7 +13867,7 @@
       <w:ind w:left="567"/>
     </w:pPr>
   </w:style>
-  <w:style w:type="paragraph" w:styleId="RedBulletTickbox" w:customStyle="1">
+  <w:style w:type="paragraph" w:customStyle="1" w:styleId="RedBulletTickbox">
     <w:name w:val="Red Bullet_Tick box"/>
     <w:basedOn w:val="Normal"/>
     <w:next w:val="Normal"/>
@@ -13950,7 +13882,7 @@
       <w:position w:val="6"/>
     </w:rPr>
   </w:style>
-  <w:style w:type="paragraph" w:styleId="Answerline05cm02lastrow" w:customStyle="1">
+  <w:style w:type="paragraph" w:customStyle="1" w:styleId="Answerline05cm02lastrow">
     <w:name w:val="Answer line 0.5cm 02 last row"/>
     <w:basedOn w:val="Normal"/>
     <w:next w:val="Normal"/>
@@ -13960,7 +13892,7 @@
       <w:ind w:left="284"/>
     </w:pPr>
   </w:style>
-  <w:style w:type="paragraph" w:styleId="ColourBanner1st" w:customStyle="1">
+  <w:style w:type="paragraph" w:customStyle="1" w:styleId="ColourBanner1st">
     <w:name w:val="Colour Banner_1st"/>
     <w:basedOn w:val="Normal"/>
     <w:next w:val="Normal"/>
@@ -13974,7 +13906,7 @@
       <w:b/>
     </w:rPr>
   </w:style>
-  <w:style w:type="paragraph" w:styleId="Colourbanner2" w:customStyle="1">
+  <w:style w:type="paragraph" w:customStyle="1" w:styleId="Colourbanner2">
     <w:name w:val="Colour banner_2+"/>
     <w:basedOn w:val="Normal"/>
     <w:next w:val="Normal"/>
@@ -13988,7 +13920,7 @@
       <w:b/>
     </w:rPr>
   </w:style>
-  <w:style w:type="paragraph" w:styleId="Answerline05cm01firstrow" w:customStyle="1">
+  <w:style w:type="paragraph" w:customStyle="1" w:styleId="Answerline05cm01firstrow">
     <w:name w:val="Answer line 0.5cm 01 first row"/>
     <w:basedOn w:val="Answerline01firstrows"/>
     <w:next w:val="Normal"/>
@@ -13997,7 +13929,7 @@
       <w:ind w:left="284"/>
     </w:pPr>
   </w:style>
-  <w:style w:type="table" w:styleId="TableStyle1" w:customStyle="1">
+  <w:style w:type="table" w:customStyle="1" w:styleId="TableStyle1">
     <w:name w:val="Table Style 1"/>
     <w:basedOn w:val="TableNormal"/>
     <w:uiPriority w:val="99"/>
@@ -14009,12 +13941,12 @@
     <w:tblPr>
       <w:tblStyleRowBandSize w:val="1"/>
       <w:tblBorders>
-        <w:top w:val="single" w:color="auto" w:sz="4" w:space="0"/>
-        <w:left w:val="single" w:color="auto" w:sz="4" w:space="0"/>
-        <w:bottom w:val="single" w:color="auto" w:sz="4" w:space="0"/>
-        <w:right w:val="single" w:color="auto" w:sz="4" w:space="0"/>
-        <w:insideH w:val="single" w:color="auto" w:sz="4" w:space="0"/>
-        <w:insideV w:val="single" w:color="auto" w:sz="4" w:space="0"/>
+        <w:top w:val="single" w:sz="4" w:space="0" w:color="auto"/>
+        <w:left w:val="single" w:sz="4" w:space="0" w:color="auto"/>
+        <w:bottom w:val="single" w:sz="4" w:space="0" w:color="auto"/>
+        <w:right w:val="single" w:sz="4" w:space="0" w:color="auto"/>
+        <w:insideH w:val="single" w:sz="4" w:space="0" w:color="auto"/>
+        <w:insideV w:val="single" w:sz="4" w:space="0" w:color="auto"/>
       </w:tblBorders>
       <w:tblCellMar>
         <w:top w:w="108" w:type="dxa"/>
@@ -14029,8 +13961,8 @@
         <w:wordWrap/>
         <w:adjustRightInd w:val="0"/>
         <w:snapToGrid w:val="0"/>
-        <w:spacing w:before="0" w:beforeLines="0" w:beforeAutospacing="0" w:after="0" w:afterLines="0" w:afterAutospacing="0" w:line="240" w:lineRule="auto"/>
-        <w:ind w:left="0" w:leftChars="0" w:right="0" w:rightChars="0" w:firstLine="0" w:firstLineChars="0"/>
+        <w:spacing w:beforeLines="0" w:before="0" w:beforeAutospacing="0" w:afterLines="0" w:after="0" w:afterAutospacing="0" w:line="240" w:lineRule="auto"/>
+        <w:ind w:leftChars="0" w:left="0" w:rightChars="0" w:right="0" w:firstLineChars="0" w:firstLine="0"/>
         <w:contextualSpacing w:val="0"/>
         <w:mirrorIndents w:val="0"/>
         <w:jc w:val="center"/>
@@ -14065,7 +13997,7 @@
       </w:tcPr>
     </w:tblStylePr>
   </w:style>
-  <w:style w:type="table" w:styleId="TableStyle2" w:customStyle="1">
+  <w:style w:type="table" w:customStyle="1" w:styleId="TableStyle2">
     <w:name w:val="Table Style 2"/>
     <w:basedOn w:val="TableNormal"/>
     <w:uiPriority w:val="99"/>
@@ -14076,12 +14008,12 @@
     </w:rPr>
     <w:tblPr>
       <w:tblBorders>
-        <w:top w:val="single" w:color="auto" w:sz="4" w:space="0"/>
-        <w:left w:val="single" w:color="auto" w:sz="4" w:space="0"/>
-        <w:bottom w:val="single" w:color="auto" w:sz="4" w:space="0"/>
-        <w:right w:val="single" w:color="auto" w:sz="4" w:space="0"/>
-        <w:insideH w:val="single" w:color="auto" w:sz="4" w:space="0"/>
-        <w:insideV w:val="single" w:color="auto" w:sz="4" w:space="0"/>
+        <w:top w:val="single" w:sz="4" w:space="0" w:color="auto"/>
+        <w:left w:val="single" w:sz="4" w:space="0" w:color="auto"/>
+        <w:bottom w:val="single" w:sz="4" w:space="0" w:color="auto"/>
+        <w:right w:val="single" w:sz="4" w:space="0" w:color="auto"/>
+        <w:insideH w:val="single" w:sz="4" w:space="0" w:color="auto"/>
+        <w:insideV w:val="single" w:sz="4" w:space="0" w:color="auto"/>
       </w:tblBorders>
       <w:tblCellMar>
         <w:top w:w="108" w:type="dxa"/>
@@ -14122,7 +14054,7 @@
       </w:tcPr>
     </w:tblStylePr>
   </w:style>
-  <w:style w:type="paragraph" w:styleId="SourceImagecaption" w:customStyle="1">
+  <w:style w:type="paragraph" w:customStyle="1" w:styleId="SourceImagecaption">
     <w:name w:val="Source Image caption"/>
     <w:next w:val="Normal"/>
     <w:qFormat/>
@@ -14136,7 +14068,7 @@
       <w:szCs w:val="19"/>
     </w:rPr>
   </w:style>
-  <w:style w:type="character" w:styleId="Redbodytextbold" w:customStyle="1">
+  <w:style w:type="character" w:customStyle="1" w:styleId="Redbodytextbold">
     <w:name w:val="Red body text_bold"/>
     <w:basedOn w:val="Redbodytext"/>
     <w:uiPriority w:val="1"/>
@@ -14147,7 +14079,7 @@
       <w:color w:val="FF0000"/>
     </w:rPr>
   </w:style>
-  <w:style w:type="character" w:styleId="Redbodytextitalic" w:customStyle="1">
+  <w:style w:type="character" w:customStyle="1" w:styleId="Redbodytextitalic">
     <w:name w:val="Red body text_italic"/>
     <w:basedOn w:val="Redbodytextbold"/>
     <w:uiPriority w:val="1"/>
@@ -14159,7 +14091,7 @@
       <w:color w:val="FF0000"/>
     </w:rPr>
   </w:style>
-  <w:style w:type="character" w:styleId="Redbodytextunderline" w:customStyle="1">
+  <w:style w:type="character" w:customStyle="1" w:styleId="Redbodytextunderline">
     <w:name w:val="Red body text_underline"/>
     <w:basedOn w:val="DefaultParagraphFont"/>
     <w:uiPriority w:val="1"/>
@@ -14173,7 +14105,7 @@
       <w:u w:val="single"/>
     </w:rPr>
   </w:style>
-  <w:style w:type="character" w:styleId="Bodytextunderline" w:customStyle="1">
+  <w:style w:type="character" w:customStyle="1" w:styleId="Bodytextunderline">
     <w:name w:val="Body text_underline"/>
     <w:uiPriority w:val="1"/>
     <w:qFormat/>
@@ -14182,7 +14114,7 @@
       <w:u w:val="single"/>
     </w:rPr>
   </w:style>
-  <w:style w:type="paragraph" w:styleId="WhiteheaderbannerAlignright" w:customStyle="1">
+  <w:style w:type="paragraph" w:customStyle="1" w:styleId="WhiteheaderbannerAlignright">
     <w:name w:val="White header banner Align_right"/>
     <w:basedOn w:val="Normal"/>
     <w:next w:val="Normal"/>
@@ -14193,13 +14125,13 @@
       <w:jc w:val="right"/>
     </w:pPr>
     <w:rPr>
-      <w:rFonts w:ascii="Arial Bold" w:hAnsi="Arial Bold" w:eastAsia="Arial Unicode MS"/>
+      <w:rFonts w:ascii="Arial Bold" w:eastAsia="Arial Unicode MS" w:hAnsi="Arial Bold"/>
       <w:b/>
       <w:color w:val="FFFFFF" w:themeColor="background1"/>
       <w:sz w:val="28"/>
     </w:rPr>
   </w:style>
-  <w:style w:type="character" w:styleId="Redbodytextbolditalic" w:customStyle="1">
+  <w:style w:type="character" w:customStyle="1" w:styleId="Redbodytextbolditalic">
     <w:name w:val="Red body text_bold italic"/>
     <w:basedOn w:val="DefaultParagraphFont"/>
     <w:uiPriority w:val="1"/>
@@ -14211,7 +14143,7 @@
       <w:color w:val="FF0000"/>
     </w:rPr>
   </w:style>
-  <w:style w:type="character" w:styleId="Bodytextgreyitalic" w:customStyle="1">
+  <w:style w:type="character" w:customStyle="1" w:styleId="Bodytextgreyitalic">
     <w:name w:val="Body text_grey italic"/>
     <w:basedOn w:val="DefaultParagraphFont"/>
     <w:uiPriority w:val="1"/>
@@ -14221,7 +14153,7 @@
       <w:color w:val="A6A6A6" w:themeColor="background1" w:themeShade="A6"/>
     </w:rPr>
   </w:style>
-  <w:style w:type="character" w:styleId="Bodytextgreybold" w:customStyle="1">
+  <w:style w:type="character" w:customStyle="1" w:styleId="Bodytextgreybold">
     <w:name w:val="Body text_grey bold"/>
     <w:basedOn w:val="DefaultParagraphFont"/>
     <w:uiPriority w:val="1"/>
@@ -14232,7 +14164,7 @@
       <w:color w:val="A6A6A6" w:themeColor="background1" w:themeShade="A6"/>
     </w:rPr>
   </w:style>
-  <w:style w:type="character" w:styleId="Bodytextgreyunderline" w:customStyle="1">
+  <w:style w:type="character" w:customStyle="1" w:styleId="Bodytextgreyunderline">
     <w:name w:val="Body text_grey underline"/>
     <w:basedOn w:val="DefaultParagraphFont"/>
     <w:uiPriority w:val="1"/>
@@ -14243,7 +14175,7 @@
       <w:u w:val="single"/>
     </w:rPr>
   </w:style>
-  <w:style w:type="paragraph" w:styleId="SourceReference" w:customStyle="1">
+  <w:style w:type="paragraph" w:customStyle="1" w:styleId="SourceReference">
     <w:name w:val="Source Reference"/>
     <w:next w:val="Normal"/>
     <w:qFormat/>
@@ -14257,7 +14189,7 @@
       <w:szCs w:val="16"/>
     </w:rPr>
   </w:style>
-  <w:style w:type="paragraph" w:styleId="SourceAttribution" w:customStyle="1">
+  <w:style w:type="paragraph" w:customStyle="1" w:styleId="SourceAttribution">
     <w:name w:val="Source Attribution"/>
     <w:next w:val="Normal"/>
     <w:qFormat/>
@@ -14268,7 +14200,7 @@
       <w:szCs w:val="12"/>
     </w:rPr>
   </w:style>
-  <w:style w:type="paragraph" w:styleId="SourceContext" w:customStyle="1">
+  <w:style w:type="paragraph" w:customStyle="1" w:styleId="SourceContext">
     <w:name w:val="Source Context"/>
     <w:next w:val="Normal"/>
     <w:qFormat/>
@@ -14277,12 +14209,12 @@
       <w:spacing w:before="120" w:line="300" w:lineRule="atLeast"/>
     </w:pPr>
     <w:rPr>
-      <w:rFonts w:ascii="Arial" w:hAnsi="Arial" w:eastAsia="MS Gothic"/>
+      <w:rFonts w:ascii="Arial" w:eastAsia="MS Gothic" w:hAnsi="Arial"/>
       <w:sz w:val="22"/>
       <w:lang w:eastAsia="en-US"/>
     </w:rPr>
   </w:style>
-  <w:style w:type="paragraph" w:styleId="EffectCauseCentre" w:customStyle="1">
+  <w:style w:type="paragraph" w:customStyle="1" w:styleId="EffectCauseCentre">
     <w:name w:val="Effect/Cause_Centre"/>
     <w:basedOn w:val="Normal"/>
     <w:next w:val="Normal"/>
@@ -14296,7 +14228,7 @@
       <w:sz w:val="22"/>
     </w:rPr>
   </w:style>
-  <w:style w:type="paragraph" w:styleId="EffectCauseLeft" w:customStyle="1">
+  <w:style w:type="paragraph" w:customStyle="1" w:styleId="EffectCauseLeft">
     <w:name w:val="Effect/Cause_Left"/>
     <w:basedOn w:val="Normal"/>
     <w:next w:val="Normal"/>
@@ -14309,7 +14241,7 @@
       <w:sz w:val="22"/>
     </w:rPr>
   </w:style>
-  <w:style w:type="paragraph" w:styleId="Bullet6spaceafter" w:customStyle="1">
+  <w:style w:type="paragraph" w:customStyle="1" w:styleId="Bullet6spaceafter">
     <w:name w:val="Bullet 6 space after"/>
     <w:basedOn w:val="Normal"/>
     <w:rsid w:val="00524742"/>
@@ -14320,7 +14252,7 @@
       <w:ind w:left="284" w:hanging="284"/>
     </w:pPr>
   </w:style>
-  <w:style w:type="paragraph" w:styleId="GTMJA-E9ptfont" w:customStyle="1">
+  <w:style w:type="paragraph" w:customStyle="1" w:styleId="GTMJA-E9ptfont">
     <w:name w:val="GTMJ A-E 9pt font"/>
     <w:basedOn w:val="Normal"/>
     <w:next w:val="Normal"/>
@@ -14339,7 +14271,7 @@
       <w:szCs w:val="18"/>
     </w:rPr>
   </w:style>
-  <w:style w:type="paragraph" w:styleId="Bodytextimages" w:customStyle="1">
+  <w:style w:type="paragraph" w:customStyle="1" w:styleId="Bodytextimages">
     <w:name w:val="Body text_images"/>
     <w:basedOn w:val="Normal"/>
     <w:rsid w:val="00E25988"/>
@@ -14351,7 +14283,7 @@
       <w:noProof/>
     </w:rPr>
   </w:style>
-  <w:style w:type="paragraph" w:styleId="BodyText0spaceCentered" w:customStyle="1">
+  <w:style w:type="paragraph" w:customStyle="1" w:styleId="BodyText0spaceCentered">
     <w:name w:val="Body Text 0 space_Centered"/>
     <w:basedOn w:val="BodyText0ptspace"/>
     <w:rsid w:val="00E25988"/>
@@ -14359,7 +14291,7 @@
       <w:jc w:val="center"/>
     </w:pPr>
   </w:style>
-  <w:style w:type="paragraph" w:styleId="BodyText6ptspaceCentered" w:customStyle="1">
+  <w:style w:type="paragraph" w:customStyle="1" w:styleId="BodyText6ptspaceCentered">
     <w:name w:val="Body Text 6pt space_Centered"/>
     <w:basedOn w:val="BodyText6ptspace"/>
     <w:rsid w:val="00E25988"/>
@@ -14367,7 +14299,7 @@
       <w:jc w:val="center"/>
     </w:pPr>
   </w:style>
-  <w:style w:type="paragraph" w:styleId="Bodytext12ptspaceCentered" w:customStyle="1">
+  <w:style w:type="paragraph" w:customStyle="1" w:styleId="Bodytext12ptspaceCentered">
     <w:name w:val="Body text 12pt space_Centered"/>
     <w:basedOn w:val="BodyText12ptspace"/>
     <w:rsid w:val="00E25988"/>
@@ -14375,7 +14307,7 @@
       <w:jc w:val="center"/>
     </w:pPr>
   </w:style>
-  <w:style w:type="paragraph" w:styleId="Bullet0spaceafter" w:customStyle="1">
+  <w:style w:type="paragraph" w:customStyle="1" w:styleId="Bullet0spaceafter">
     <w:name w:val="Bullet 0 space after"/>
     <w:basedOn w:val="Bullet6spaceafter"/>
     <w:rsid w:val="00E25988"/>
@@ -14386,7 +14318,7 @@
       <w:spacing w:after="0"/>
     </w:pPr>
   </w:style>
-  <w:style w:type="paragraph" w:styleId="Bullet12spaceafter" w:customStyle="1">
+  <w:style w:type="paragraph" w:customStyle="1" w:styleId="Bullet12spaceafter">
     <w:name w:val="Bullet 12 space after"/>
     <w:basedOn w:val="Bullet6spaceafter"/>
     <w:rsid w:val="00524742"/>
@@ -14398,7 +14330,7 @@
       <w:ind w:left="284" w:hanging="284"/>
     </w:pPr>
   </w:style>
-  <w:style w:type="paragraph" w:styleId="BulletIndent6spaceafter" w:customStyle="1">
+  <w:style w:type="paragraph" w:customStyle="1" w:styleId="BulletIndent6spaceafter">
     <w:name w:val="Bullet_Indent 6 space after"/>
     <w:basedOn w:val="Normal"/>
     <w:rsid w:val="00E25988"/>
@@ -14410,7 +14342,7 @@
       <w:contextualSpacing/>
     </w:pPr>
   </w:style>
-  <w:style w:type="paragraph" w:styleId="BulletIndent0spaceafter" w:customStyle="1">
+  <w:style w:type="paragraph" w:customStyle="1" w:styleId="BulletIndent0spaceafter">
     <w:name w:val="Bullet_Indent 0 space after"/>
     <w:basedOn w:val="BulletIndent6spaceafter"/>
     <w:rsid w:val="00E25988"/>
@@ -14422,7 +14354,7 @@
       <w:spacing w:after="0"/>
     </w:pPr>
   </w:style>
-  <w:style w:type="paragraph" w:styleId="BulletIndent12spaceafter" w:customStyle="1">
+  <w:style w:type="paragraph" w:customStyle="1" w:styleId="BulletIndent12spaceafter">
     <w:name w:val="Bullet_Indent 12 space after"/>
     <w:basedOn w:val="BulletIndent6spaceafter"/>
     <w:rsid w:val="00E25988"/>
@@ -14434,7 +14366,7 @@
       <w:spacing w:after="240"/>
     </w:pPr>
   </w:style>
-  <w:style w:type="paragraph" w:styleId="Bulletnumber6spaceafter" w:customStyle="1">
+  <w:style w:type="paragraph" w:customStyle="1" w:styleId="Bulletnumber6spaceafter">
     <w:name w:val="Bullet_number 6 space after"/>
     <w:basedOn w:val="Normal"/>
     <w:rsid w:val="00E25988"/>
@@ -14444,7 +14376,7 @@
       </w:numPr>
     </w:pPr>
   </w:style>
-  <w:style w:type="paragraph" w:styleId="Bulletnumber12spaceafter" w:customStyle="1">
+  <w:style w:type="paragraph" w:customStyle="1" w:styleId="Bulletnumber12spaceafter">
     <w:name w:val="Bullet_number 12 space after"/>
     <w:basedOn w:val="Bulletnumber6spaceafter"/>
     <w:rsid w:val="00E25988"/>
@@ -14452,7 +14384,7 @@
       <w:spacing w:after="240"/>
     </w:pPr>
   </w:style>
-  <w:style w:type="paragraph" w:styleId="BodytextIndent05cm" w:customStyle="1">
+  <w:style w:type="paragraph" w:customStyle="1" w:styleId="BodytextIndent05cm">
     <w:name w:val="Body text Indent 0.5cm"/>
     <w:basedOn w:val="Normal"/>
     <w:rsid w:val="00E25988"/>
@@ -14460,7 +14392,7 @@
       <w:ind w:left="284"/>
     </w:pPr>
   </w:style>
-  <w:style w:type="paragraph" w:styleId="BodytextIndent1cm" w:customStyle="1">
+  <w:style w:type="paragraph" w:customStyle="1" w:styleId="BodytextIndent1cm">
     <w:name w:val="Body text Indent 1cm"/>
     <w:basedOn w:val="Normal"/>
     <w:rsid w:val="00E25988"/>
@@ -14468,7 +14400,7 @@
       <w:ind w:left="567"/>
     </w:pPr>
   </w:style>
-  <w:style w:type="paragraph" w:styleId="Bulletletter6spaceafter" w:customStyle="1">
+  <w:style w:type="paragraph" w:customStyle="1" w:styleId="Bulletletter6spaceafter">
     <w:name w:val="Bullet_letter 6 space after"/>
     <w:basedOn w:val="Normal"/>
     <w:rsid w:val="00E25988"/>
@@ -14480,7 +14412,7 @@
       <w:contextualSpacing/>
     </w:pPr>
   </w:style>
-  <w:style w:type="paragraph" w:styleId="Bulletletter12spaceafter" w:customStyle="1">
+  <w:style w:type="paragraph" w:customStyle="1" w:styleId="Bulletletter12spaceafter">
     <w:name w:val="Bullet_letter 12 space after"/>
     <w:basedOn w:val="Bulletletter6spaceafter"/>
     <w:rsid w:val="00E25988"/>
@@ -14488,7 +14420,7 @@
       <w:spacing w:after="240"/>
     </w:pPr>
   </w:style>
-  <w:style w:type="paragraph" w:styleId="Bulletletter0spaceafter" w:customStyle="1">
+  <w:style w:type="paragraph" w:customStyle="1" w:styleId="Bulletletter0spaceafter">
     <w:name w:val="Bullet_letter 0 space after"/>
     <w:basedOn w:val="Bulletletter6spaceafter"/>
     <w:rsid w:val="00E25988"/>
@@ -14496,7 +14428,7 @@
       <w:spacing w:after="0"/>
     </w:pPr>
   </w:style>
-  <w:style w:type="paragraph" w:styleId="Bulletnumber0spaceafter" w:customStyle="1">
+  <w:style w:type="paragraph" w:customStyle="1" w:styleId="Bulletnumber0spaceafter">
     <w:name w:val="Bullet_number 0 space after"/>
     <w:basedOn w:val="Bulletnumber6spaceafter"/>
     <w:rsid w:val="00E25988"/>
@@ -14504,7 +14436,7 @@
       <w:spacing w:after="0"/>
     </w:pPr>
   </w:style>
-  <w:style w:type="paragraph" w:styleId="RedBullet6spaceafter" w:customStyle="1">
+  <w:style w:type="paragraph" w:customStyle="1" w:styleId="RedBullet6spaceafter">
     <w:name w:val="Red Bullet 6 space after"/>
     <w:basedOn w:val="Bullet6spaceafter"/>
     <w:rsid w:val="00E25988"/>
@@ -14517,7 +14449,7 @@
       <w:color w:val="FF0000"/>
     </w:rPr>
   </w:style>
-  <w:style w:type="paragraph" w:styleId="RedBullet0spaceafter" w:customStyle="1">
+  <w:style w:type="paragraph" w:customStyle="1" w:styleId="RedBullet0spaceafter">
     <w:name w:val="Red Bullet 0 space after"/>
     <w:basedOn w:val="RedBullet6spaceafter"/>
     <w:rsid w:val="00E25988"/>
@@ -14528,7 +14460,7 @@
       <w:spacing w:after="0"/>
     </w:pPr>
   </w:style>
-  <w:style w:type="paragraph" w:styleId="RedBullet12spaceafter" w:customStyle="1">
+  <w:style w:type="paragraph" w:customStyle="1" w:styleId="RedBullet12spaceafter">
     <w:name w:val="Red Bullet 12 space after"/>
     <w:basedOn w:val="RedBullet6spaceafter"/>
     <w:rsid w:val="00E25988"/>
@@ -14539,7 +14471,7 @@
       <w:spacing w:after="240"/>
     </w:pPr>
   </w:style>
-  <w:style w:type="paragraph" w:styleId="RedBulletIndent6spaceafter" w:customStyle="1">
+  <w:style w:type="paragraph" w:customStyle="1" w:styleId="RedBulletIndent6spaceafter">
     <w:name w:val="Red Bullet_Indent 6 space after"/>
     <w:basedOn w:val="Normal"/>
     <w:rsid w:val="00E25988"/>
@@ -14553,7 +14485,7 @@
       <w:color w:val="FF0000"/>
     </w:rPr>
   </w:style>
-  <w:style w:type="paragraph" w:styleId="RedBulletIndent0spaceafter" w:customStyle="1">
+  <w:style w:type="paragraph" w:customStyle="1" w:styleId="RedBulletIndent0spaceafter">
     <w:name w:val="Red Bullet_Indent 0 space after"/>
     <w:basedOn w:val="RedBulletIndent6spaceafter"/>
     <w:rsid w:val="00E25988"/>
@@ -14565,7 +14497,7 @@
       <w:spacing w:after="0"/>
     </w:pPr>
   </w:style>
-  <w:style w:type="paragraph" w:styleId="RedBulletIndent12spaceafter" w:customStyle="1">
+  <w:style w:type="paragraph" w:customStyle="1" w:styleId="RedBulletIndent12spaceafter">
     <w:name w:val="Red Bullet_Indent 12 space after"/>
     <w:basedOn w:val="RedBulletIndent6spaceafter"/>
     <w:rsid w:val="00E25988"/>
@@ -14577,7 +14509,7 @@
       <w:spacing w:after="240"/>
     </w:pPr>
   </w:style>
-  <w:style w:type="paragraph" w:styleId="RedBulletnumber6spaceafter" w:customStyle="1">
+  <w:style w:type="paragraph" w:customStyle="1" w:styleId="RedBulletnumber6spaceafter">
     <w:name w:val="Red Bullet_number 6 space after"/>
     <w:basedOn w:val="Bulletnumber6spaceafter"/>
     <w:rsid w:val="00E25988"/>
@@ -14590,7 +14522,7 @@
       <w:color w:val="FF0000"/>
     </w:rPr>
   </w:style>
-  <w:style w:type="paragraph" w:styleId="RedBulletnumber0spaceafter" w:customStyle="1">
+  <w:style w:type="paragraph" w:customStyle="1" w:styleId="RedBulletnumber0spaceafter">
     <w:name w:val="Red Bullet_number 0 space after"/>
     <w:basedOn w:val="RedBulletnumber6spaceafter"/>
     <w:rsid w:val="00E25988"/>
@@ -14598,7 +14530,7 @@
       <w:spacing w:after="0"/>
     </w:pPr>
   </w:style>
-  <w:style w:type="paragraph" w:styleId="RedBulletnumber12spaceafter" w:customStyle="1">
+  <w:style w:type="paragraph" w:customStyle="1" w:styleId="RedBulletnumber12spaceafter">
     <w:name w:val="Red Bullet_number 12 space after"/>
     <w:basedOn w:val="RedBulletnumber6spaceafter"/>
     <w:rsid w:val="00E25988"/>
@@ -14606,7 +14538,7 @@
       <w:spacing w:after="240"/>
     </w:pPr>
   </w:style>
-  <w:style w:type="paragraph" w:styleId="RedBulletletter6spaceafter" w:customStyle="1">
+  <w:style w:type="paragraph" w:customStyle="1" w:styleId="RedBulletletter6spaceafter">
     <w:name w:val="Red Bullet_letter 6 space after"/>
     <w:basedOn w:val="Bulletletter6spaceafter"/>
     <w:rsid w:val="00E25988"/>
@@ -14619,7 +14551,7 @@
       <w:color w:val="FF0000"/>
     </w:rPr>
   </w:style>
-  <w:style w:type="paragraph" w:styleId="RedBulletletter0spaceafter" w:customStyle="1">
+  <w:style w:type="paragraph" w:customStyle="1" w:styleId="RedBulletletter0spaceafter">
     <w:name w:val="Red Bullet_letter 0 space after"/>
     <w:basedOn w:val="RedBulletletter6spaceafter"/>
     <w:rsid w:val="00E25988"/>
@@ -14627,7 +14559,7 @@
       <w:spacing w:after="0"/>
     </w:pPr>
   </w:style>
-  <w:style w:type="paragraph" w:styleId="RedBulletletter12spaceafter" w:customStyle="1">
+  <w:style w:type="paragraph" w:customStyle="1" w:styleId="RedBulletletter12spaceafter">
     <w:name w:val="Red Bullet_letter 12 space after"/>
     <w:basedOn w:val="RedBulletletter6spaceafter"/>
     <w:rsid w:val="00E25988"/>
@@ -14635,7 +14567,7 @@
       <w:spacing w:after="240"/>
     </w:pPr>
   </w:style>
-  <w:style w:type="paragraph" w:styleId="RedBodytextIndent05cm" w:customStyle="1">
+  <w:style w:type="paragraph" w:customStyle="1" w:styleId="RedBodytextIndent05cm">
     <w:name w:val="Red Body text Indent 0.5cm"/>
     <w:basedOn w:val="BodytextIndent05cm"/>
     <w:rsid w:val="00E25988"/>
@@ -14643,7 +14575,7 @@
       <w:color w:val="FF0000"/>
     </w:rPr>
   </w:style>
-  <w:style w:type="paragraph" w:styleId="RedBodytextIndent1cm" w:customStyle="1">
+  <w:style w:type="paragraph" w:customStyle="1" w:styleId="RedBodytextIndent1cm">
     <w:name w:val="Red Body text Indent 1cm"/>
     <w:basedOn w:val="BodytextIndent1cm"/>
     <w:rsid w:val="00E25988"/>
@@ -14651,7 +14583,7 @@
       <w:color w:val="FF0000"/>
     </w:rPr>
   </w:style>
-  <w:style w:type="paragraph" w:styleId="Bodytext1stRow12spacebefore" w:customStyle="1">
+  <w:style w:type="paragraph" w:customStyle="1" w:styleId="Bodytext1stRow12spacebefore">
     <w:name w:val="Body text 1st Row 12 space before"/>
     <w:basedOn w:val="Normal"/>
     <w:rsid w:val="00E25988"/>
@@ -14659,7 +14591,7 @@
       <w:spacing w:before="240"/>
     </w:pPr>
   </w:style>
-  <w:style w:type="paragraph" w:styleId="Headerbanner" w:customStyle="1">
+  <w:style w:type="paragraph" w:customStyle="1" w:styleId="Headerbanner">
     <w:name w:val="Header banner"/>
     <w:basedOn w:val="Normal"/>
     <w:next w:val="Normal"/>
@@ -14668,14 +14600,14 @@
       <w:spacing w:after="0" w:line="240" w:lineRule="auto"/>
     </w:pPr>
     <w:rPr>
-      <w:rFonts w:ascii="Arial Bold" w:hAnsi="Arial Bold" w:eastAsia="Arial Unicode MS" w:cs="Arial"/>
+      <w:rFonts w:ascii="Arial Bold" w:eastAsia="Arial Unicode MS" w:hAnsi="Arial Bold" w:cs="Arial"/>
       <w:b/>
       <w:sz w:val="28"/>
       <w:szCs w:val="28"/>
       <w:lang w:eastAsia="en-AU"/>
     </w:rPr>
   </w:style>
-  <w:style w:type="paragraph" w:styleId="1ptSmallspace" w:customStyle="1">
+  <w:style w:type="paragraph" w:customStyle="1" w:styleId="1ptSmallspace">
     <w:name w:val="1pt Small space"/>
     <w:basedOn w:val="Normal"/>
     <w:next w:val="BodyText6ptspace"/>
@@ -14687,7 +14619,7 @@
       <w:sz w:val="2"/>
     </w:rPr>
   </w:style>
-  <w:style w:type="paragraph" w:styleId="BlackBannerheading-right" w:customStyle="1">
+  <w:style w:type="paragraph" w:customStyle="1" w:styleId="BlackBannerheading-right">
     <w:name w:val="Black Banner heading - right"/>
     <w:basedOn w:val="Blackheaderbanner"/>
     <w:rsid w:val="00E25988"/>
@@ -14695,7 +14627,7 @@
       <w:jc w:val="right"/>
     </w:pPr>
   </w:style>
-  <w:style w:type="paragraph" w:styleId="BBH-Right14pt" w:customStyle="1">
+  <w:style w:type="paragraph" w:customStyle="1" w:styleId="BBH-Right14pt">
     <w:name w:val="BBH - Right 14pt"/>
     <w:basedOn w:val="BlackBannerheading-right"/>
     <w:rsid w:val="00E25988"/>
@@ -14703,7 +14635,7 @@
       <w:sz w:val="28"/>
     </w:rPr>
   </w:style>
-  <w:style w:type="paragraph" w:styleId="Blackheaderbanner14pt" w:customStyle="1">
+  <w:style w:type="paragraph" w:customStyle="1" w:styleId="Blackheaderbanner14pt">
     <w:name w:val="Black header banner 14pt"/>
     <w:basedOn w:val="Blackheaderbanner"/>
     <w:rsid w:val="00E25988"/>
@@ -14711,7 +14643,7 @@
       <w:sz w:val="28"/>
     </w:rPr>
   </w:style>
-  <w:style w:type="paragraph" w:styleId="Bullet3spaceafter" w:customStyle="1">
+  <w:style w:type="paragraph" w:customStyle="1" w:styleId="Bullet3spaceafter">
     <w:name w:val="Bullet 3 space after"/>
     <w:basedOn w:val="Bullet6spaceafter"/>
     <w:rsid w:val="00E25988"/>
@@ -14719,7 +14651,7 @@
       <w:spacing w:after="60"/>
     </w:pPr>
   </w:style>
-  <w:style w:type="paragraph" w:styleId="BulletTickboxindented05cm" w:customStyle="1">
+  <w:style w:type="paragraph" w:customStyle="1" w:styleId="BulletTickboxindented05cm">
     <w:name w:val="Bullet_Tick box indented 0.5cm"/>
     <w:basedOn w:val="BulletTickbox"/>
     <w:rsid w:val="00E25988"/>
@@ -14727,7 +14659,7 @@
       <w:ind w:left="640" w:hanging="357"/>
     </w:pPr>
   </w:style>
-  <w:style w:type="paragraph" w:styleId="BulletTickboxindented1cm" w:customStyle="1">
+  <w:style w:type="paragraph" w:customStyle="1" w:styleId="BulletTickboxindented1cm">
     <w:name w:val="Bullet_Tick box indented 1cm"/>
     <w:basedOn w:val="BulletTickboxindented05cm"/>
     <w:rsid w:val="00E25988"/>
@@ -14735,7 +14667,7 @@
       <w:ind w:left="924"/>
     </w:pPr>
   </w:style>
-  <w:style w:type="paragraph" w:styleId="ColourbannerDark" w:customStyle="1">
+  <w:style w:type="paragraph" w:customStyle="1" w:styleId="ColourbannerDark">
     <w:name w:val="Colour banner_Dark"/>
     <w:basedOn w:val="Normal"/>
     <w:next w:val="BodyText6ptspace"/>
@@ -14750,7 +14682,7 @@
       <w:b/>
     </w:rPr>
   </w:style>
-  <w:style w:type="table" w:styleId="Drawingboxes" w:customStyle="1">
+  <w:style w:type="table" w:customStyle="1" w:styleId="Drawingboxes">
     <w:name w:val="Drawing boxes"/>
     <w:basedOn w:val="TableNormal"/>
     <w:uiPriority w:val="99"/>
@@ -14761,10 +14693,10 @@
     </w:rPr>
     <w:tblPr>
       <w:tblBorders>
-        <w:top w:val="single" w:color="000000" w:themeColor="text1" w:sz="4" w:space="0"/>
-        <w:left w:val="single" w:color="000000" w:themeColor="text1" w:sz="4" w:space="0"/>
-        <w:bottom w:val="single" w:color="000000" w:themeColor="text1" w:sz="4" w:space="0"/>
-        <w:right w:val="single" w:color="000000" w:themeColor="text1" w:sz="4" w:space="0"/>
+        <w:top w:val="single" w:sz="4" w:space="0" w:color="000000" w:themeColor="text1"/>
+        <w:left w:val="single" w:sz="4" w:space="0" w:color="000000" w:themeColor="text1"/>
+        <w:bottom w:val="single" w:sz="4" w:space="0" w:color="000000" w:themeColor="text1"/>
+        <w:right w:val="single" w:sz="4" w:space="0" w:color="000000" w:themeColor="text1"/>
       </w:tblBorders>
       <w:tblCellMar>
         <w:top w:w="108" w:type="dxa"/>
@@ -14772,7 +14704,7 @@
       </w:tblCellMar>
     </w:tblPr>
   </w:style>
-  <w:style w:type="paragraph" w:styleId="GTMJAssessableelementblack" w:customStyle="1">
+  <w:style w:type="paragraph" w:customStyle="1" w:styleId="GTMJAssessableelementblack">
     <w:name w:val="GTMJ Assessable element black"/>
     <w:basedOn w:val="GTMJAssessableelementwhite"/>
     <w:rsid w:val="00E25988"/>
@@ -14780,7 +14712,7 @@
       <w:color w:val="auto"/>
     </w:rPr>
   </w:style>
-  <w:style w:type="character" w:styleId="Notes" w:customStyle="1">
+  <w:style w:type="character" w:customStyle="1" w:styleId="Notes">
     <w:name w:val="Notes"/>
     <w:uiPriority w:val="1"/>
     <w:rsid w:val="00E25988"/>
@@ -14788,7 +14720,7 @@
       <w:color w:val="FF33CC"/>
     </w:rPr>
   </w:style>
-  <w:style w:type="character" w:styleId="NotesBold" w:customStyle="1">
+  <w:style w:type="character" w:customStyle="1" w:styleId="NotesBold">
     <w:name w:val="Notes Bold"/>
     <w:basedOn w:val="Notes"/>
     <w:uiPriority w:val="1"/>
@@ -14798,7 +14730,7 @@
       <w:color w:val="FF33CC"/>
     </w:rPr>
   </w:style>
-  <w:style w:type="paragraph" w:styleId="RedBullet3spaceafter" w:customStyle="1">
+  <w:style w:type="paragraph" w:customStyle="1" w:styleId="RedBullet3spaceafter">
     <w:name w:val="Red Bullet 3 space after"/>
     <w:basedOn w:val="RedBullet6spaceafter"/>
     <w:rsid w:val="00E25988"/>
@@ -14807,7 +14739,7 @@
       <w:ind w:left="284" w:hanging="284"/>
     </w:pPr>
   </w:style>
-  <w:style w:type="table" w:styleId="ShadedBox" w:customStyle="1">
+  <w:style w:type="table" w:customStyle="1" w:styleId="ShadedBox">
     <w:name w:val="Shaded Box"/>
     <w:basedOn w:val="TableNormal"/>
     <w:uiPriority w:val="99"/>
@@ -14830,7 +14762,7 @@
       <w:shd w:val="clear" w:color="auto" w:fill="EEECE1" w:themeFill="background2"/>
     </w:tcPr>
   </w:style>
-  <w:style w:type="character" w:styleId="White" w:customStyle="1">
+  <w:style w:type="character" w:customStyle="1" w:styleId="White">
     <w:name w:val="White"/>
     <w:basedOn w:val="DefaultParagraphFont"/>
     <w:uiPriority w:val="1"/>
@@ -14839,7 +14771,7 @@
       <w:color w:val="FFFFFF" w:themeColor="background1"/>
     </w:rPr>
   </w:style>
-  <w:style w:type="table" w:styleId="Writinglines" w:customStyle="1">
+  <w:style w:type="table" w:customStyle="1" w:styleId="Writinglines">
     <w:name w:val="Writing lines"/>
     <w:basedOn w:val="TableNormal"/>
     <w:uiPriority w:val="99"/>
@@ -14850,8 +14782,8 @@
     </w:rPr>
     <w:tblPr>
       <w:tblBorders>
-        <w:bottom w:val="single" w:color="000000" w:themeColor="text1" w:sz="4" w:space="0"/>
-        <w:insideH w:val="single" w:color="000000" w:themeColor="text1" w:sz="4" w:space="0"/>
+        <w:bottom w:val="single" w:sz="4" w:space="0" w:color="000000" w:themeColor="text1"/>
+        <w:insideH w:val="single" w:sz="4" w:space="0" w:color="000000" w:themeColor="text1"/>
       </w:tblBorders>
       <w:tblCellMar>
         <w:left w:w="0" w:type="dxa"/>
@@ -14886,7 +14818,7 @@
       <w:contextualSpacing/>
     </w:pPr>
   </w:style>
-  <w:style w:type="paragraph" w:styleId="Tickbox" w:customStyle="1">
+  <w:style w:type="paragraph" w:customStyle="1" w:styleId="Tickbox">
     <w:name w:val="Tick box"/>
     <w:basedOn w:val="Normal"/>
     <w:rsid w:val="00BF43E2"/>
@@ -14903,7 +14835,7 @@
       <w:lang w:eastAsia="en-US"/>
     </w:rPr>
   </w:style>
-  <w:style w:type="table" w:styleId="TableStyle11" w:customStyle="1">
+  <w:style w:type="table" w:customStyle="1" w:styleId="TableStyle11">
     <w:name w:val="Table Style 11"/>
     <w:basedOn w:val="TableNormal"/>
     <w:uiPriority w:val="99"/>
@@ -14915,12 +14847,12 @@
     <w:tblPr>
       <w:tblStyleRowBandSize w:val="1"/>
       <w:tblBorders>
-        <w:top w:val="single" w:color="auto" w:sz="4" w:space="0"/>
-        <w:left w:val="single" w:color="auto" w:sz="4" w:space="0"/>
-        <w:bottom w:val="single" w:color="auto" w:sz="4" w:space="0"/>
-        <w:right w:val="single" w:color="auto" w:sz="4" w:space="0"/>
-        <w:insideH w:val="single" w:color="auto" w:sz="4" w:space="0"/>
-        <w:insideV w:val="single" w:color="auto" w:sz="4" w:space="0"/>
+        <w:top w:val="single" w:sz="4" w:space="0" w:color="auto"/>
+        <w:left w:val="single" w:sz="4" w:space="0" w:color="auto"/>
+        <w:bottom w:val="single" w:sz="4" w:space="0" w:color="auto"/>
+        <w:right w:val="single" w:sz="4" w:space="0" w:color="auto"/>
+        <w:insideH w:val="single" w:sz="4" w:space="0" w:color="auto"/>
+        <w:insideV w:val="single" w:sz="4" w:space="0" w:color="auto"/>
       </w:tblBorders>
       <w:tblCellMar>
         <w:top w:w="108" w:type="dxa"/>
@@ -14935,8 +14867,8 @@
         <w:wordWrap/>
         <w:adjustRightInd w:val="0"/>
         <w:snapToGrid w:val="0"/>
-        <w:spacing w:before="0" w:beforeLines="0" w:beforeAutospacing="0" w:after="0" w:afterLines="0" w:afterAutospacing="0" w:line="240" w:lineRule="auto"/>
-        <w:ind w:left="0" w:leftChars="0" w:right="0" w:rightChars="0" w:firstLine="0" w:firstLineChars="0"/>
+        <w:spacing w:beforeLines="0" w:before="0" w:beforeAutospacing="0" w:afterLines="0" w:after="0" w:afterAutospacing="0" w:line="240" w:lineRule="auto"/>
+        <w:ind w:leftChars="0" w:left="0" w:rightChars="0" w:right="0" w:firstLineChars="0" w:firstLine="0"/>
         <w:contextualSpacing w:val="0"/>
         <w:mirrorIndents w:val="0"/>
         <w:jc w:val="center"/>
@@ -14971,7 +14903,7 @@
       </w:tcPr>
     </w:tblStylePr>
   </w:style>
-  <w:style w:type="paragraph" w:styleId="FooterDoE" w:customStyle="1">
+  <w:style w:type="paragraph" w:customStyle="1" w:styleId="FooterDoE">
     <w:name w:val="FooterDoE"/>
     <w:basedOn w:val="Footer"/>
     <w:link w:val="FooterDoEChar"/>
@@ -14990,40 +14922,30 @@
       <w:szCs w:val="16"/>
     </w:rPr>
   </w:style>
-  <w:style w:type="character" w:styleId="FooterDoEChar" w:customStyle="1">
+  <w:style w:type="character" w:customStyle="1" w:styleId="FooterDoEChar">
     <w:name w:val="FooterDoE Char"/>
     <w:basedOn w:val="FooterChar"/>
     <w:link w:val="FooterDoE"/>
     <w:rsid w:val="00741FFD"/>
     <w:rPr>
-      <w:rFonts w:ascii="Arial" w:hAnsi="Arial" w:eastAsia="SimHei" w:cs="Arial"/>
+      <w:rFonts w:ascii="Arial" w:eastAsia="SimHei" w:hAnsi="Arial" w:cs="Arial"/>
       <w:sz w:val="16"/>
       <w:szCs w:val="16"/>
     </w:rPr>
   </w:style>
-  <w:style xmlns:w14="http://schemas.microsoft.com/office/word/2010/wordml" xmlns:mc="http://schemas.openxmlformats.org/markup-compatibility/2006" xmlns:w="http://schemas.openxmlformats.org/wordprocessingml/2006/main" w:type="table" w:styleId="TableGridLight" mc:Ignorable="w14">
-    <w:name xmlns:w="http://schemas.openxmlformats.org/wordprocessingml/2006/main" w:val="Grid Table Light"/>
-    <w:basedOn xmlns:w="http://schemas.openxmlformats.org/wordprocessingml/2006/main" w:val="TableNormal"/>
-    <w:uiPriority xmlns:w="http://schemas.openxmlformats.org/wordprocessingml/2006/main" w:val="40"/>
-    <w:pPr xmlns:w="http://schemas.openxmlformats.org/wordprocessingml/2006/main">
-      <w:spacing xmlns:w="http://schemas.openxmlformats.org/wordprocessingml/2006/main" w:after="0" w:line="240" w:lineRule="auto"/>
-    </w:pPr>
-    <w:tblPr xmlns:w="http://schemas.openxmlformats.org/wordprocessingml/2006/main">
-      <w:tblInd w:w="0" w:type="dxa"/>
+  <w:style w:type="table" w:styleId="TableGridLight">
+    <w:name w:val="Grid Table Light"/>
+    <w:basedOn w:val="TableNormal"/>
+    <w:uiPriority w:val="40"/>
+    <w:tblPr>
       <w:tblBorders>
-        <w:top w:val="single" w:color="BFBFBF" w:themeColor="background1" w:themeShade="BF" w:sz="4" w:space="0"/>
-        <w:left w:val="single" w:color="BFBFBF" w:themeColor="background1" w:themeShade="BF" w:sz="4" w:space="0"/>
-        <w:bottom w:val="single" w:color="BFBFBF" w:themeColor="background1" w:themeShade="BF" w:sz="4" w:space="0"/>
-        <w:right w:val="single" w:color="BFBFBF" w:themeColor="background1" w:themeShade="BF" w:sz="4" w:space="0"/>
-        <w:insideH w:val="single" w:color="BFBFBF" w:themeColor="background1" w:themeShade="BF" w:sz="4" w:space="0"/>
-        <w:insideV w:val="single" w:color="BFBFBF" w:themeColor="background1" w:themeShade="BF" w:sz="4" w:space="0"/>
+        <w:top w:val="single" w:sz="4" w:space="0" w:color="BFBFBF" w:themeColor="background1" w:themeShade="BF"/>
+        <w:left w:val="single" w:sz="4" w:space="0" w:color="BFBFBF" w:themeColor="background1" w:themeShade="BF"/>
+        <w:bottom w:val="single" w:sz="4" w:space="0" w:color="BFBFBF" w:themeColor="background1" w:themeShade="BF"/>
+        <w:right w:val="single" w:sz="4" w:space="0" w:color="BFBFBF" w:themeColor="background1" w:themeShade="BF"/>
+        <w:insideH w:val="single" w:sz="4" w:space="0" w:color="BFBFBF" w:themeColor="background1" w:themeShade="BF"/>
+        <w:insideV w:val="single" w:sz="4" w:space="0" w:color="BFBFBF" w:themeColor="background1" w:themeShade="BF"/>
       </w:tblBorders>
-      <w:tblCellMar>
-        <w:top w:w="0" w:type="dxa"/>
-        <w:left w:w="108" w:type="dxa"/>
-        <w:bottom w:w="0" w:type="dxa"/>
-        <w:right w:w="108" w:type="dxa"/>
-      </w:tblCellMar>
     </w:tblPr>
   </w:style>
 </w:styles>
@@ -15315,10 +15237,26 @@
 </file>
 
 <file path=customXml/item1.xml><?xml version="1.0" encoding="utf-8"?>
-<b:Sources xmlns:b="http://schemas.openxmlformats.org/officeDocument/2006/bibliography" xmlns="http://schemas.openxmlformats.org/officeDocument/2006/bibliography" SelectedStyle="/APA.XSL" StyleName="APA"/>
+<p:properties xmlns:p="http://schemas.microsoft.com/office/2006/metadata/properties" xmlns:xsi="http://www.w3.org/2001/XMLSchema-instance" xmlns:pc="http://schemas.microsoft.com/office/infopath/2007/PartnerControls">
+  <documentManagement>
+    <TaxCatchAll xmlns="b478141e-1202-47ac-8f5c-97382752b83f" xsi:nil="true"/>
+    <lcf76f155ced4ddcb4097134ff3c332f xmlns="8f97a0a0-4809-426f-b6cf-517cf2206d64">
+      <Terms xmlns="http://schemas.microsoft.com/office/infopath/2007/PartnerControls"/>
+    </lcf76f155ced4ddcb4097134ff3c332f>
+  </documentManagement>
+</p:properties>
 </file>
 
 <file path=customXml/item2.xml><?xml version="1.0" encoding="utf-8"?>
+<?mso-contentType ?>
+<FormTemplates xmlns="http://schemas.microsoft.com/sharepoint/v3/contenttype/forms">
+  <Display>DocumentLibraryForm</Display>
+  <Edit>DocumentLibraryForm</Edit>
+  <New>DocumentLibraryForm</New>
+</FormTemplates>
+</file>
+
+<file path=customXml/item3.xml><?xml version="1.0" encoding="utf-8"?>
 <ct:contentTypeSchema xmlns:ct="http://schemas.microsoft.com/office/2006/metadata/contentType" xmlns:ma="http://schemas.microsoft.com/office/2006/metadata/properties/metaAttributes" ct:_="" ma:_="" ma:contentTypeName="Document" ma:contentTypeID="0x0101008E99BB53D98B8247B7D293C2F733BD12" ma:contentTypeVersion="14" ma:contentTypeDescription="Create a new document." ma:contentTypeScope="" ma:versionID="2cc72ce69752b3fa3773390c46b086ef">
   <xsd:schema xmlns:xsd="http://www.w3.org/2001/XMLSchema" xmlns:xs="http://www.w3.org/2001/XMLSchema" xmlns:p="http://schemas.microsoft.com/office/2006/metadata/properties" xmlns:ns2="8f97a0a0-4809-426f-b6cf-517cf2206d64" xmlns:ns3="b478141e-1202-47ac-8f5c-97382752b83f" targetNamespace="http://schemas.microsoft.com/office/2006/metadata/properties" ma:root="true" ma:fieldsID="1a12196587017c9a8f50b36c17154465" ns2:_="" ns3:_="">
     <xsd:import namespace="8f97a0a0-4809-426f-b6cf-517cf2206d64"/>
@@ -15547,42 +15485,52 @@
 </ct:contentTypeSchema>
 </file>
 
-<file path=customXml/item3.xml><?xml version="1.0" encoding="utf-8"?>
-<?mso-contentType ?>
-<FormTemplates xmlns="http://schemas.microsoft.com/sharepoint/v3/contenttype/forms">
-  <Display>DocumentLibraryForm</Display>
-  <Edit>DocumentLibraryForm</Edit>
-  <New>DocumentLibraryForm</New>
-</FormTemplates>
-</file>
-
 <file path=customXml/item4.xml><?xml version="1.0" encoding="utf-8"?>
-<p:properties xmlns:p="http://schemas.microsoft.com/office/2006/metadata/properties" xmlns:xsi="http://www.w3.org/2001/XMLSchema-instance" xmlns:pc="http://schemas.microsoft.com/office/infopath/2007/PartnerControls">
-  <documentManagement>
-    <TaxCatchAll xmlns="b478141e-1202-47ac-8f5c-97382752b83f" xsi:nil="true"/>
-    <lcf76f155ced4ddcb4097134ff3c332f xmlns="8f97a0a0-4809-426f-b6cf-517cf2206d64">
-      <Terms xmlns="http://schemas.microsoft.com/office/infopath/2007/PartnerControls"/>
-    </lcf76f155ced4ddcb4097134ff3c332f>
-  </documentManagement>
-</p:properties>
+<b:Sources xmlns:b="http://schemas.openxmlformats.org/officeDocument/2006/bibliography" xmlns="http://schemas.openxmlformats.org/officeDocument/2006/bibliography" SelectedStyle="/APA.XSL" StyleName="APA"/>
 </file>
 
 <file path=customXml/itemProps1.xml><?xml version="1.0" encoding="utf-8"?>
+<ds:datastoreItem xmlns:ds="http://schemas.openxmlformats.org/officeDocument/2006/customXml" ds:itemID="{734510CF-420C-4661-ADD8-0192EE0B4EE3}">
+  <ds:schemaRefs>
+    <ds:schemaRef ds:uri="http://schemas.microsoft.com/office/2006/metadata/properties"/>
+    <ds:schemaRef ds:uri="http://schemas.microsoft.com/office/infopath/2007/PartnerControls"/>
+    <ds:schemaRef ds:uri="b478141e-1202-47ac-8f5c-97382752b83f"/>
+    <ds:schemaRef ds:uri="8f97a0a0-4809-426f-b6cf-517cf2206d64"/>
+  </ds:schemaRefs>
+</ds:datastoreItem>
+</file>
+
+<file path=customXml/itemProps2.xml><?xml version="1.0" encoding="utf-8"?>
+<ds:datastoreItem xmlns:ds="http://schemas.openxmlformats.org/officeDocument/2006/customXml" ds:itemID="{05AE3694-1A24-4F7F-9C07-D18A593E8903}">
+  <ds:schemaRefs>
+    <ds:schemaRef ds:uri="http://schemas.microsoft.com/sharepoint/v3/contenttype/forms"/>
+  </ds:schemaRefs>
+</ds:datastoreItem>
+</file>
+
+<file path=customXml/itemProps3.xml><?xml version="1.0" encoding="utf-8"?>
+<ds:datastoreItem xmlns:ds="http://schemas.openxmlformats.org/officeDocument/2006/customXml" ds:itemID="{DDACDD8A-0A57-47A7-98FA-E84292906378}">
+  <ds:schemaRefs>
+    <ds:schemaRef ds:uri="http://schemas.microsoft.com/office/2006/metadata/contentType"/>
+    <ds:schemaRef ds:uri="http://schemas.microsoft.com/office/2006/metadata/properties/metaAttributes"/>
+    <ds:schemaRef ds:uri="http://www.w3.org/2001/XMLSchema"/>
+    <ds:schemaRef ds:uri="http://schemas.microsoft.com/office/2006/metadata/properties"/>
+    <ds:schemaRef ds:uri="8f97a0a0-4809-426f-b6cf-517cf2206d64"/>
+    <ds:schemaRef ds:uri="b478141e-1202-47ac-8f5c-97382752b83f"/>
+    <ds:schemaRef ds:uri="http://schemas.microsoft.com/office/2006/documentManagement/types"/>
+    <ds:schemaRef ds:uri="http://schemas.microsoft.com/office/infopath/2007/PartnerControls"/>
+    <ds:schemaRef ds:uri="http://schemas.openxmlformats.org/package/2006/metadata/core-properties"/>
+    <ds:schemaRef ds:uri="http://purl.org/dc/elements/1.1/"/>
+    <ds:schemaRef ds:uri="http://purl.org/dc/terms/"/>
+    <ds:schemaRef ds:uri="http://schemas.microsoft.com/internal/obd"/>
+  </ds:schemaRefs>
+</ds:datastoreItem>
+</file>
+
+<file path=customXml/itemProps4.xml><?xml version="1.0" encoding="utf-8"?>
 <ds:datastoreItem xmlns:ds="http://schemas.openxmlformats.org/officeDocument/2006/customXml" ds:itemID="{EF416369-F709-40C3-9E85-B77FDA3BFED3}">
   <ds:schemaRefs>
     <ds:schemaRef ds:uri="http://schemas.openxmlformats.org/officeDocument/2006/bibliography"/>
   </ds:schemaRefs>
 </ds:datastoreItem>
-</file>
-
-<file path=customXml/itemProps2.xml><?xml version="1.0" encoding="utf-8"?>
-<ds:datastoreItem xmlns:ds="http://schemas.openxmlformats.org/officeDocument/2006/customXml" ds:itemID="{DDACDD8A-0A57-47A7-98FA-E84292906378}"/>
-</file>
-
-<file path=customXml/itemProps3.xml><?xml version="1.0" encoding="utf-8"?>
-<ds:datastoreItem xmlns:ds="http://schemas.openxmlformats.org/officeDocument/2006/customXml" ds:itemID="{05AE3694-1A24-4F7F-9C07-D18A593E8903}"/>
-</file>
-
-<file path=customXml/itemProps4.xml><?xml version="1.0" encoding="utf-8"?>
-<ds:datastoreItem xmlns:ds="http://schemas.openxmlformats.org/officeDocument/2006/customXml" ds:itemID="{734510CF-420C-4661-ADD8-0192EE0B4EE3}"/>
 </file>